--- a/docs/功能进度说明书.docx
+++ b/docs/功能进度说明书.docx
@@ -29,7 +29,7 @@
           <w:color w:val="555555"/>
           <w:sz w:val="19"/>
         </w:rPr>
-        <w:t>文档版本：v1.0 ｜ 对应设计稿：v1.9 ｜ 生成日期：2026-09-14  目的：清晰呈现各功能模块「已完成 / 部分完成 / 规划中」的现状，对齐研发、产品与运营预期。</w:t>
+        <w:t>文档版本：v1.2 ｜ 对应设计稿：v1.9 ｜ 更新日期：2026-09-14  目的：清晰呈现各功能模块「已完成 / 部分完成 / 规划中」的现状，对齐研发、产品与运营预期。    **v1.2 变更**：Phase 3「PC 后台 + 安全体系」落地 ——  ① 新建 `web-admin` 工程（Vue 3 + Element Plus），落地 22 个业务页面 + 登录页，全部对接真实接口；  ② 后端新增第 4 个模块 `system`（RBAC 权限 + 后台聚合），接口由 13 个扩到 **45 个**，表由 17 张扩到 **25 张**；  ③ 落地 Spring Security 6 + 自研 JWT 无状态鉴权（21 个权限码 / 5 个角色），实测 401/403/200 鉴权矩阵通过；  ④ 修复 2 个真实缺陷（JWT 数字声明解析、订单联表列名歧义），并补充 7 条回归单测。    v1.1 变更（历史）：Phase 2「数据持久化与真实联调」—— 后端接入 MySQL，13 个 REST 接口全部读写真实数据。</w:t>
       </w:r>
     </w:p>
     <w:p>
@@ -142,7 +142,7 @@
                 <w:b w:val="0"/>
                 <w:sz w:val="19"/>
               </w:rPr>
-              <w:t>代码/骨架已落地，可编译或可运行验证</w:t>
+              <w:t>代码已落地，可编译或可运行验证</w:t>
             </w:r>
           </w:p>
         </w:tc>
@@ -733,7 +733,7 @@
                 <w:b w:val="0"/>
                 <w:sz w:val="19"/>
               </w:rPr>
-              <w:t>轮播占位 + 组成 + 动态参数(单选/多选) + 实时算价 + 立即办理</w:t>
+              <w:t>轮播图 + 套餐组成 + 动态参数(单选/多选) + 实时算价 + 立即办理</w:t>
             </w:r>
           </w:p>
         </w:tc>
@@ -854,7 +854,7 @@
                 <w:b w:val="0"/>
                 <w:sz w:val="19"/>
               </w:rPr>
-              <w:t>升档单选 / 加购多选 / 补差预览 / 提交</w:t>
+              <w:t>升档单选 / 加购多选 / 补差预览 / 提交（补差由真实合约剩余月数折算）</w:t>
             </w:r>
           </w:p>
         </w:tc>
@@ -972,7 +972,7 @@
                 <w:b w:val="0"/>
                 <w:sz w:val="19"/>
               </w:rPr>
-              <w:t>手机流量条 / 7日趋势 / 宽带时长 / 加购包</w:t>
+              <w:t>手机流量条 / 7 日趋势 / 宽带时长 / 加购包</w:t>
             </w:r>
           </w:p>
         </w:tc>
@@ -1474,6 +1474,128 @@
                 <w:sz w:val="19"/>
               </w:rPr>
               <w:t>全量接口</w:t>
+            </w:r>
+          </w:p>
+        </w:tc>
+      </w:tr>
+      <w:tr>
+        <w:tc>
+          <w:tcPr>
+            <w:tcW w:type="dxa" w:w="1728"/>
+            <w:shd w:val="clear" w:color="auto" w:fill="F4F7FB"/>
+          </w:tcPr>
+          <w:p>
+            <w:pPr>
+              <w:spacing w:after="0" w:before="0"/>
+            </w:pPr>
+          </w:p>
+          <w:p>
+            <w:pPr>
+              <w:spacing w:after="0"/>
+            </w:pPr>
+            <w:r>
+              <w:rPr>
+                <w:rFonts w:ascii="宋体" w:hAnsi="宋体" w:eastAsia="宋体"/>
+                <w:b/>
+                <w:sz w:val="19"/>
+              </w:rPr>
+              <w:t>字段契约对齐（v1.1 修复）</w:t>
+            </w:r>
+          </w:p>
+        </w:tc>
+        <w:tc>
+          <w:tcPr>
+            <w:tcW w:type="dxa" w:w="1728"/>
+            <w:shd w:val="clear" w:color="auto" w:fill="F4F7FB"/>
+          </w:tcPr>
+          <w:p>
+            <w:pPr>
+              <w:spacing w:after="0" w:before="0"/>
+            </w:pPr>
+          </w:p>
+          <w:p>
+            <w:pPr>
+              <w:spacing w:after="0"/>
+            </w:pPr>
+            <w:r>
+              <w:rPr>
+                <w:rFonts w:ascii="宋体" w:hAnsi="宋体" w:eastAsia="宋体"/>
+                <w:b w:val="0"/>
+                <w:sz w:val="19"/>
+              </w:rPr>
+              <w:t>detail.js / traffic.js</w:t>
+            </w:r>
+          </w:p>
+        </w:tc>
+        <w:tc>
+          <w:tcPr>
+            <w:tcW w:type="dxa" w:w="1728"/>
+            <w:shd w:val="clear" w:color="auto" w:fill="F4F7FB"/>
+          </w:tcPr>
+          <w:p>
+            <w:pPr>
+              <w:spacing w:after="0" w:before="0"/>
+            </w:pPr>
+          </w:p>
+          <w:p>
+            <w:pPr>
+              <w:spacing w:after="0"/>
+            </w:pPr>
+            <w:r>
+              <w:rPr>
+                <w:rFonts w:ascii="宋体" w:hAnsi="宋体" w:eastAsia="宋体"/>
+                <w:b w:val="0"/>
+                <w:sz w:val="19"/>
+              </w:rPr>
+              <w:t>✅ 已完成</w:t>
+            </w:r>
+          </w:p>
+        </w:tc>
+        <w:tc>
+          <w:tcPr>
+            <w:tcW w:type="dxa" w:w="1728"/>
+            <w:shd w:val="clear" w:color="auto" w:fill="F4F7FB"/>
+          </w:tcPr>
+          <w:p>
+            <w:pPr>
+              <w:spacing w:after="0" w:before="0"/>
+            </w:pPr>
+          </w:p>
+          <w:p>
+            <w:pPr>
+              <w:spacing w:after="0"/>
+            </w:pPr>
+            <w:r>
+              <w:rPr>
+                <w:rFonts w:ascii="宋体" w:hAnsi="宋体" w:eastAsia="宋体"/>
+                <w:b w:val="0"/>
+                <w:sz w:val="19"/>
+              </w:rPr>
+              <w:t>① 参数类型 SINGLE/MULTI 统一为小写；② 流量 VO 扁平字段映射为页面嵌套结构；③ 详情页默认套餐改为真实套餐 ID</w:t>
+            </w:r>
+          </w:p>
+        </w:tc>
+        <w:tc>
+          <w:tcPr>
+            <w:tcW w:type="dxa" w:w="1728"/>
+            <w:shd w:val="clear" w:color="auto" w:fill="F4F7FB"/>
+          </w:tcPr>
+          <w:p>
+            <w:pPr>
+              <w:spacing w:after="0" w:before="0"/>
+            </w:pPr>
+          </w:p>
+          <w:p>
+            <w:pPr>
+              <w:spacing w:after="0"/>
+            </w:pPr>
+            <w:r>
+              <w:rPr>
+                <w:rFonts w:ascii="宋体" w:hAnsi="宋体" w:eastAsia="宋体"/>
+                <w:b w:val="0"/>
+                <w:sz w:val="19"/>
+              </w:rPr>
+              <w:t>—</w:t>
             </w:r>
           </w:p>
         </w:tc>
@@ -1483,6 +1605,22 @@
       <w:pPr>
         <w:spacing w:after="80"/>
       </w:pPr>
+    </w:p>
+    <w:p>
+      <w:pPr>
+        <w:spacing w:after="120" w:before="40"/>
+        <w:ind w:left="216"/>
+        <w:shd w:val="clear" w:color="auto" w:fill="F2F4F8"/>
+      </w:pPr>
+      <w:r>
+        <w:rPr>
+          <w:rFonts w:ascii="宋体" w:hAnsi="宋体" w:eastAsia="宋体"/>
+          <w:i/>
+          <w:color w:val="555555"/>
+          <w:sz w:val="19"/>
+        </w:rPr>
+        <w:t>说明：客户端为**开放接口**（c 端未接 token），后端对其放行 `/api/package/**`、`/api/community/**`、`/api/traffic/usage`；  待小程序侧接入登录态后，把 `app.security.protect-client-api` 置为 `true` 即可一并强制鉴权。</w:t>
+      </w:r>
     </w:p>
     <w:p>
       <w:pPr>
@@ -1662,7 +1800,39 @@
                 <w:b w:val="0"/>
                 <w:sz w:val="19"/>
               </w:rPr>
-              <w:t>设计稿线框已出（v1.6/v1.8），后端 dispatch 容量数据已就绪可对接</w:t>
+              <w:t xml:space="preserve">设计稿线框已出（v1.6/v1.8），后端 </w:t>
+            </w:r>
+            <w:r>
+              <w:rPr>
+                <w:rFonts w:ascii="Consolas" w:hAnsi="Consolas" w:eastAsia="Consolas"/>
+                <w:b w:val="0"/>
+                <w:sz w:val="19"/>
+              </w:rPr>
+              <w:t>dispatch</w:t>
+            </w:r>
+            <w:r>
+              <w:rPr>
+                <w:rFonts w:ascii="宋体" w:hAnsi="宋体" w:eastAsia="宋体"/>
+                <w:b w:val="0"/>
+                <w:sz w:val="19"/>
+              </w:rPr>
+              <w:t xml:space="preserve"> 容量数据与 </w:t>
+            </w:r>
+            <w:r>
+              <w:rPr>
+                <w:rFonts w:ascii="Consolas" w:hAnsi="Consolas" w:eastAsia="Consolas"/>
+                <w:b w:val="0"/>
+                <w:sz w:val="19"/>
+              </w:rPr>
+              <w:t>worker_capacity</w:t>
+            </w:r>
+            <w:r>
+              <w:rPr>
+                <w:rFonts w:ascii="宋体" w:hAnsi="宋体" w:eastAsia="宋体"/>
+                <w:b w:val="0"/>
+                <w:sz w:val="19"/>
+              </w:rPr>
+              <w:t xml:space="preserve"> 表已就绪，可直接对接</w:t>
             </w:r>
           </w:p>
         </w:tc>
@@ -1708,7 +1878,7 @@
           <w:color w:val="555555"/>
           <w:sz w:val="19"/>
         </w:rPr>
-        <w:t>设计稿规划 PC 后台约 16 模块；当前**未编码**（工程未创建）。</w:t>
+        <w:t>**v1.2 已落地**：`web-admin/` 工程建成，Vue 3 + Element Plus（按需引入）+ Pinia + Vue Router + Vite。  共 **25 个 `.vue` 页面**（22 个业务页 + 登录页 + 403 + 404）、**22 条路由**，主题色靛 `#4f46e5`。  侧边栏菜单**由后端 `/api/auth/me` 返回的菜单树动态渲染**，与 `@PreAuthorize` 权限码同源（三处一致：DB 菜单表 / 前端路由 meta.perm / 后端注解）。</w:t>
       </w:r>
     </w:p>
     <w:tbl>
@@ -1719,14 +1889,15 @@
         <w:tblLook w:firstColumn="1" w:firstRow="1" w:lastColumn="0" w:lastRow="0" w:noHBand="0" w:noVBand="1" w:val="04A0"/>
       </w:tblPr>
       <w:tblGrid>
-        <w:gridCol w:w="2880"/>
-        <w:gridCol w:w="2880"/>
-        <w:gridCol w:w="2880"/>
+        <w:gridCol w:w="2160"/>
+        <w:gridCol w:w="2160"/>
+        <w:gridCol w:w="2160"/>
+        <w:gridCol w:w="2160"/>
       </w:tblGrid>
       <w:tr>
         <w:tc>
           <w:tcPr>
-            <w:tcW w:type="dxa" w:w="2880"/>
+            <w:tcW w:type="dxa" w:w="2160"/>
             <w:shd w:val="clear" w:color="auto" w:fill="1F4E79"/>
           </w:tcPr>
           <w:p>
@@ -1746,7 +1917,7 @@
         </w:tc>
         <w:tc>
           <w:tcPr>
-            <w:tcW w:type="dxa" w:w="2880"/>
+            <w:tcW w:type="dxa" w:w="2160"/>
             <w:shd w:val="clear" w:color="auto" w:fill="1F4E79"/>
           </w:tcPr>
           <w:p>
@@ -1760,13 +1931,13 @@
                 <w:color w:val="FFFFFF"/>
                 <w:sz w:val="19"/>
               </w:rPr>
-              <w:t>状态</w:t>
-            </w:r>
-          </w:p>
-        </w:tc>
-        <w:tc>
-          <w:tcPr>
-            <w:tcW w:type="dxa" w:w="2880"/>
+              <w:t>路由</w:t>
+            </w:r>
+          </w:p>
+        </w:tc>
+        <w:tc>
+          <w:tcPr>
+            <w:tcW w:type="dxa" w:w="2160"/>
             <w:shd w:val="clear" w:color="auto" w:fill="1F4E79"/>
           </w:tcPr>
           <w:p>
@@ -1780,7 +1951,27 @@
                 <w:color w:val="FFFFFF"/>
                 <w:sz w:val="19"/>
               </w:rPr>
-              <w:t>后端接口就绪度</w:t>
+              <w:t>状态</w:t>
+            </w:r>
+          </w:p>
+        </w:tc>
+        <w:tc>
+          <w:tcPr>
+            <w:tcW w:type="dxa" w:w="2160"/>
+            <w:shd w:val="clear" w:color="auto" w:fill="1F4E79"/>
+          </w:tcPr>
+          <w:p>
+            <w:pPr>
+              <w:spacing w:after="0" w:before="0"/>
+            </w:pPr>
+            <w:r>
+              <w:rPr>
+                <w:rFonts w:ascii="微软雅黑" w:hAnsi="微软雅黑" w:eastAsia="微软雅黑"/>
+                <w:b/>
+                <w:color w:val="FFFFFF"/>
+                <w:sz w:val="19"/>
+              </w:rPr>
+              <w:t>对接接口（真实数据）</w:t>
             </w:r>
           </w:p>
         </w:tc>
@@ -1788,7 +1979,7 @@
       <w:tr>
         <w:tc>
           <w:tcPr>
-            <w:tcW w:type="dxa" w:w="2880"/>
+            <w:tcW w:type="dxa" w:w="2160"/>
           </w:tcPr>
           <w:p>
             <w:pPr>
@@ -1805,13 +1996,13 @@
                 <w:b w:val="0"/>
                 <w:sz w:val="19"/>
               </w:rPr>
-              <w:t>仪表盘 /dashboard</w:t>
-            </w:r>
-          </w:p>
-        </w:tc>
-        <w:tc>
-          <w:tcPr>
-            <w:tcW w:type="dxa" w:w="2880"/>
+              <w:t>数据看板</w:t>
+            </w:r>
+          </w:p>
+        </w:tc>
+        <w:tc>
+          <w:tcPr>
+            <w:tcW w:type="dxa" w:w="2160"/>
           </w:tcPr>
           <w:p>
             <w:pPr>
@@ -1828,13 +2019,13 @@
                 <w:b w:val="0"/>
                 <w:sz w:val="19"/>
               </w:rPr>
-              <w:t>⬜ 规划</w:t>
-            </w:r>
-          </w:p>
-        </w:tc>
-        <w:tc>
-          <w:tcPr>
-            <w:tcW w:type="dxa" w:w="2880"/>
+              <w:t>/dashboard</w:t>
+            </w:r>
+          </w:p>
+        </w:tc>
+        <w:tc>
+          <w:tcPr>
+            <w:tcW w:type="dxa" w:w="2160"/>
           </w:tcPr>
           <w:p>
             <w:pPr>
@@ -1851,7 +2042,46 @@
                 <w:b w:val="0"/>
                 <w:sz w:val="19"/>
               </w:rPr>
-              <w:t>多接口可聚合</w:t>
+              <w:t>✅ 已完成</w:t>
+            </w:r>
+          </w:p>
+        </w:tc>
+        <w:tc>
+          <w:tcPr>
+            <w:tcW w:type="dxa" w:w="2160"/>
+          </w:tcPr>
+          <w:p>
+            <w:pPr>
+              <w:spacing w:after="0" w:before="0"/>
+            </w:pPr>
+          </w:p>
+          <w:p>
+            <w:pPr>
+              <w:spacing w:after="0"/>
+            </w:pPr>
+            <w:r>
+              <w:rPr>
+                <w:rFonts w:ascii="Consolas" w:hAnsi="Consolas" w:eastAsia="Consolas"/>
+                <w:b w:val="0"/>
+                <w:sz w:val="19"/>
+              </w:rPr>
+              <w:t>/admin/dashboard/stats</w:t>
+            </w:r>
+            <w:r>
+              <w:rPr>
+                <w:rFonts w:ascii="宋体" w:hAnsi="宋体" w:eastAsia="宋体"/>
+                <w:b w:val="0"/>
+                <w:sz w:val="19"/>
+              </w:rPr>
+              <w:t>、</w:t>
+            </w:r>
+            <w:r>
+              <w:rPr>
+                <w:rFonts w:ascii="Consolas" w:hAnsi="Consolas" w:eastAsia="Consolas"/>
+                <w:b w:val="0"/>
+                <w:sz w:val="19"/>
+              </w:rPr>
+              <w:t>/admin/dashboard/recent-orders</w:t>
             </w:r>
           </w:p>
         </w:tc>
@@ -1859,7 +2089,7 @@
       <w:tr>
         <w:tc>
           <w:tcPr>
-            <w:tcW w:type="dxa" w:w="2880"/>
+            <w:tcW w:type="dxa" w:w="2160"/>
             <w:shd w:val="clear" w:color="auto" w:fill="F4F7FB"/>
           </w:tcPr>
           <w:p>
@@ -1877,13 +2107,13 @@
                 <w:b w:val="0"/>
                 <w:sz w:val="19"/>
               </w:rPr>
-              <w:t>套餐管理（主图/轮播/动态参数）</w:t>
-            </w:r>
-          </w:p>
-        </w:tc>
-        <w:tc>
-          <w:tcPr>
-            <w:tcW w:type="dxa" w:w="2880"/>
+              <w:t>订单管理</w:t>
+            </w:r>
+          </w:p>
+        </w:tc>
+        <w:tc>
+          <w:tcPr>
+            <w:tcW w:type="dxa" w:w="2160"/>
             <w:shd w:val="clear" w:color="auto" w:fill="F4F7FB"/>
           </w:tcPr>
           <w:p>
@@ -1901,13 +2131,13 @@
                 <w:b w:val="0"/>
                 <w:sz w:val="19"/>
               </w:rPr>
-              <w:t>⬜ 规划</w:t>
-            </w:r>
-          </w:p>
-        </w:tc>
-        <w:tc>
-          <w:tcPr>
-            <w:tcW w:type="dxa" w:w="2880"/>
+              <w:t>/order</w:t>
+            </w:r>
+          </w:p>
+        </w:tc>
+        <w:tc>
+          <w:tcPr>
+            <w:tcW w:type="dxa" w:w="2160"/>
             <w:shd w:val="clear" w:color="auto" w:fill="F4F7FB"/>
           </w:tcPr>
           <w:p>
@@ -1925,7 +2155,39 @@
                 <w:b w:val="0"/>
                 <w:sz w:val="19"/>
               </w:rPr>
-              <w:t>pkg 详情接口就绪</w:t>
+              <w:t>✅ 已完成</w:t>
+            </w:r>
+          </w:p>
+        </w:tc>
+        <w:tc>
+          <w:tcPr>
+            <w:tcW w:type="dxa" w:w="2160"/>
+            <w:shd w:val="clear" w:color="auto" w:fill="F4F7FB"/>
+          </w:tcPr>
+          <w:p>
+            <w:pPr>
+              <w:spacing w:after="0" w:before="0"/>
+            </w:pPr>
+          </w:p>
+          <w:p>
+            <w:pPr>
+              <w:spacing w:after="0"/>
+            </w:pPr>
+            <w:r>
+              <w:rPr>
+                <w:rFonts w:ascii="Consolas" w:hAnsi="Consolas" w:eastAsia="Consolas"/>
+                <w:b w:val="0"/>
+                <w:sz w:val="19"/>
+              </w:rPr>
+              <w:t>/admin/orders</w:t>
+            </w:r>
+            <w:r>
+              <w:rPr>
+                <w:rFonts w:ascii="宋体" w:hAnsi="宋体" w:eastAsia="宋体"/>
+                <w:b w:val="0"/>
+                <w:sz w:val="19"/>
+              </w:rPr>
+              <w:t>（状态/关键字筛选）</w:t>
             </w:r>
           </w:p>
         </w:tc>
@@ -1933,7 +2195,7 @@
       <w:tr>
         <w:tc>
           <w:tcPr>
-            <w:tcW w:type="dxa" w:w="2880"/>
+            <w:tcW w:type="dxa" w:w="2160"/>
           </w:tcPr>
           <w:p>
             <w:pPr>
@@ -1950,13 +2212,13 @@
                 <w:b w:val="0"/>
                 <w:sz w:val="19"/>
               </w:rPr>
-              <w:t>小区覆盖管理</w:t>
-            </w:r>
-          </w:p>
-        </w:tc>
-        <w:tc>
-          <w:tcPr>
-            <w:tcW w:type="dxa" w:w="2880"/>
+              <w:t>客户管理</w:t>
+            </w:r>
+          </w:p>
+        </w:tc>
+        <w:tc>
+          <w:tcPr>
+            <w:tcW w:type="dxa" w:w="2160"/>
           </w:tcPr>
           <w:p>
             <w:pPr>
@@ -1973,13 +2235,13 @@
                 <w:b w:val="0"/>
                 <w:sz w:val="19"/>
               </w:rPr>
-              <w:t>⬜ 规划</w:t>
-            </w:r>
-          </w:p>
-        </w:tc>
-        <w:tc>
-          <w:tcPr>
-            <w:tcW w:type="dxa" w:w="2880"/>
+              <w:t>/customer</w:t>
+            </w:r>
+          </w:p>
+        </w:tc>
+        <w:tc>
+          <w:tcPr>
+            <w:tcW w:type="dxa" w:w="2160"/>
           </w:tcPr>
           <w:p>
             <w:pPr>
@@ -1996,7 +2258,38 @@
                 <w:b w:val="0"/>
                 <w:sz w:val="19"/>
               </w:rPr>
-              <w:t>community 接口就绪</w:t>
+              <w:t>✅ 已完成</w:t>
+            </w:r>
+          </w:p>
+        </w:tc>
+        <w:tc>
+          <w:tcPr>
+            <w:tcW w:type="dxa" w:w="2160"/>
+          </w:tcPr>
+          <w:p>
+            <w:pPr>
+              <w:spacing w:after="0" w:before="0"/>
+            </w:pPr>
+          </w:p>
+          <w:p>
+            <w:pPr>
+              <w:spacing w:after="0"/>
+            </w:pPr>
+            <w:r>
+              <w:rPr>
+                <w:rFonts w:ascii="Consolas" w:hAnsi="Consolas" w:eastAsia="Consolas"/>
+                <w:b w:val="0"/>
+                <w:sz w:val="19"/>
+              </w:rPr>
+              <w:t>/admin/customers</w:t>
+            </w:r>
+            <w:r>
+              <w:rPr>
+                <w:rFonts w:ascii="宋体" w:hAnsi="宋体" w:eastAsia="宋体"/>
+                <w:b w:val="0"/>
+                <w:sz w:val="19"/>
+              </w:rPr>
+              <w:t>（含 level 客户分层、升档选项抽屉）</w:t>
             </w:r>
           </w:p>
         </w:tc>
@@ -2004,7 +2297,7 @@
       <w:tr>
         <w:tc>
           <w:tcPr>
-            <w:tcW w:type="dxa" w:w="2880"/>
+            <w:tcW w:type="dxa" w:w="2160"/>
             <w:shd w:val="clear" w:color="auto" w:fill="F4F7FB"/>
           </w:tcPr>
           <w:p>
@@ -2022,13 +2315,13 @@
                 <w:b w:val="0"/>
                 <w:sz w:val="19"/>
               </w:rPr>
-              <w:t>安装工单（派单/容量配置/调度规则）</w:t>
-            </w:r>
-          </w:p>
-        </w:tc>
-        <w:tc>
-          <w:tcPr>
-            <w:tcW w:type="dxa" w:w="2880"/>
+              <w:t>套餐列表</w:t>
+            </w:r>
+          </w:p>
+        </w:tc>
+        <w:tc>
+          <w:tcPr>
+            <w:tcW w:type="dxa" w:w="2160"/>
             <w:shd w:val="clear" w:color="auto" w:fill="F4F7FB"/>
           </w:tcPr>
           <w:p>
@@ -2046,13 +2339,13 @@
                 <w:b w:val="0"/>
                 <w:sz w:val="19"/>
               </w:rPr>
-              <w:t>⬜ 规划</w:t>
-            </w:r>
-          </w:p>
-        </w:tc>
-        <w:tc>
-          <w:tcPr>
-            <w:tcW w:type="dxa" w:w="2880"/>
+              <w:t>/package</w:t>
+            </w:r>
+          </w:p>
+        </w:tc>
+        <w:tc>
+          <w:tcPr>
+            <w:tcW w:type="dxa" w:w="2160"/>
             <w:shd w:val="clear" w:color="auto" w:fill="F4F7FB"/>
           </w:tcPr>
           <w:p>
@@ -2070,7 +2363,31 @@
                 <w:b w:val="0"/>
                 <w:sz w:val="19"/>
               </w:rPr>
-              <w:t>dispatch 接口 + worker_capacity 就绪</w:t>
+              <w:t>✅ 已完成</w:t>
+            </w:r>
+          </w:p>
+        </w:tc>
+        <w:tc>
+          <w:tcPr>
+            <w:tcW w:type="dxa" w:w="2160"/>
+            <w:shd w:val="clear" w:color="auto" w:fill="F4F7FB"/>
+          </w:tcPr>
+          <w:p>
+            <w:pPr>
+              <w:spacing w:after="0" w:before="0"/>
+            </w:pPr>
+          </w:p>
+          <w:p>
+            <w:pPr>
+              <w:spacing w:after="0"/>
+            </w:pPr>
+            <w:r>
+              <w:rPr>
+                <w:rFonts w:ascii="Consolas" w:hAnsi="Consolas" w:eastAsia="Consolas"/>
+                <w:b w:val="0"/>
+                <w:sz w:val="19"/>
+              </w:rPr>
+              <w:t>/admin/packages</w:t>
             </w:r>
           </w:p>
         </w:tc>
@@ -2078,7 +2395,7 @@
       <w:tr>
         <w:tc>
           <w:tcPr>
-            <w:tcW w:type="dxa" w:w="2880"/>
+            <w:tcW w:type="dxa" w:w="2160"/>
           </w:tcPr>
           <w:p>
             <w:pPr>
@@ -2095,13 +2412,13 @@
                 <w:b w:val="0"/>
                 <w:sz w:val="19"/>
               </w:rPr>
-              <w:t>装维 SLA 与赔付</w:t>
-            </w:r>
-          </w:p>
-        </w:tc>
-        <w:tc>
-          <w:tcPr>
-            <w:tcW w:type="dxa" w:w="2880"/>
+              <w:t>新增/编辑套餐</w:t>
+            </w:r>
+          </w:p>
+        </w:tc>
+        <w:tc>
+          <w:tcPr>
+            <w:tcW w:type="dxa" w:w="2160"/>
           </w:tcPr>
           <w:p>
             <w:pPr>
@@ -2118,13 +2435,13 @@
                 <w:b w:val="0"/>
                 <w:sz w:val="19"/>
               </w:rPr>
-              <w:t>⬜ 规划</w:t>
-            </w:r>
-          </w:p>
-        </w:tc>
-        <w:tc>
-          <w:tcPr>
-            <w:tcW w:type="dxa" w:w="2880"/>
+              <w:t>/package/edit</w:t>
+            </w:r>
+          </w:p>
+        </w:tc>
+        <w:tc>
+          <w:tcPr>
+            <w:tcW w:type="dxa" w:w="2160"/>
           </w:tcPr>
           <w:p>
             <w:pPr>
@@ -2141,7 +2458,38 @@
                 <w:b w:val="0"/>
                 <w:sz w:val="19"/>
               </w:rPr>
-              <w:t>sla 接口 + 看板就绪</w:t>
+              <w:t>✅ 已完成</w:t>
+            </w:r>
+          </w:p>
+        </w:tc>
+        <w:tc>
+          <w:tcPr>
+            <w:tcW w:type="dxa" w:w="2160"/>
+          </w:tcPr>
+          <w:p>
+            <w:pPr>
+              <w:spacing w:after="0" w:before="0"/>
+            </w:pPr>
+          </w:p>
+          <w:p>
+            <w:pPr>
+              <w:spacing w:after="0"/>
+            </w:pPr>
+            <w:r>
+              <w:rPr>
+                <w:rFonts w:ascii="Consolas" w:hAnsi="Consolas" w:eastAsia="Consolas"/>
+                <w:b w:val="0"/>
+                <w:sz w:val="19"/>
+              </w:rPr>
+              <w:t>POST /admin/packages</w:t>
+            </w:r>
+            <w:r>
+              <w:rPr>
+                <w:rFonts w:ascii="宋体" w:hAnsi="宋体" w:eastAsia="宋体"/>
+                <w:b w:val="0"/>
+                <w:sz w:val="19"/>
+              </w:rPr>
+              <w:t>（主图 + 轮播图 + 动态参数单选/多选）</w:t>
             </w:r>
           </w:p>
         </w:tc>
@@ -2149,7 +2497,7 @@
       <w:tr>
         <w:tc>
           <w:tcPr>
-            <w:tcW w:type="dxa" w:w="2880"/>
+            <w:tcW w:type="dxa" w:w="2160"/>
             <w:shd w:val="clear" w:color="auto" w:fill="F4F7FB"/>
           </w:tcPr>
           <w:p>
@@ -2167,13 +2515,13 @@
                 <w:b w:val="0"/>
                 <w:sz w:val="19"/>
               </w:rPr>
-              <w:t>流量监控</w:t>
-            </w:r>
-          </w:p>
-        </w:tc>
-        <w:tc>
-          <w:tcPr>
-            <w:tcW w:type="dxa" w:w="2880"/>
+              <w:t>套餐升级管理</w:t>
+            </w:r>
+          </w:p>
+        </w:tc>
+        <w:tc>
+          <w:tcPr>
+            <w:tcW w:type="dxa" w:w="2160"/>
             <w:shd w:val="clear" w:color="auto" w:fill="F4F7FB"/>
           </w:tcPr>
           <w:p>
@@ -2191,13 +2539,13 @@
                 <w:b w:val="0"/>
                 <w:sz w:val="19"/>
               </w:rPr>
-              <w:t>⬜ 规划</w:t>
-            </w:r>
-          </w:p>
-        </w:tc>
-        <w:tc>
-          <w:tcPr>
-            <w:tcW w:type="dxa" w:w="2880"/>
+              <w:t>/package/upgrade</w:t>
+            </w:r>
+          </w:p>
+        </w:tc>
+        <w:tc>
+          <w:tcPr>
+            <w:tcW w:type="dxa" w:w="2160"/>
             <w:shd w:val="clear" w:color="auto" w:fill="F4F7FB"/>
           </w:tcPr>
           <w:p>
@@ -2215,7 +2563,47 @@
                 <w:b w:val="0"/>
                 <w:sz w:val="19"/>
               </w:rPr>
-              <w:t>traffic 接口就绪</w:t>
+              <w:t>✅ 已完成</w:t>
+            </w:r>
+          </w:p>
+        </w:tc>
+        <w:tc>
+          <w:tcPr>
+            <w:tcW w:type="dxa" w:w="2160"/>
+            <w:shd w:val="clear" w:color="auto" w:fill="F4F7FB"/>
+          </w:tcPr>
+          <w:p>
+            <w:pPr>
+              <w:spacing w:after="0" w:before="0"/>
+            </w:pPr>
+          </w:p>
+          <w:p>
+            <w:pPr>
+              <w:spacing w:after="0"/>
+            </w:pPr>
+            <w:r>
+              <w:rPr>
+                <w:rFonts w:ascii="Consolas" w:hAnsi="Consolas" w:eastAsia="Consolas"/>
+                <w:b w:val="0"/>
+                <w:sz w:val="19"/>
+              </w:rPr>
+              <w:t>/admin/upgrade-orders</w:t>
+            </w:r>
+            <w:r>
+              <w:rPr>
+                <w:rFonts w:ascii="宋体" w:hAnsi="宋体" w:eastAsia="宋体"/>
+                <w:b w:val="0"/>
+                <w:sz w:val="19"/>
+              </w:rPr>
+              <w:t>、</w:t>
+            </w:r>
+            <w:r>
+              <w:rPr>
+                <w:rFonts w:ascii="Consolas" w:hAnsi="Consolas" w:eastAsia="Consolas"/>
+                <w:b w:val="0"/>
+                <w:sz w:val="19"/>
+              </w:rPr>
+              <w:t>/admin/customers</w:t>
             </w:r>
           </w:p>
         </w:tc>
@@ -2223,7 +2611,7 @@
       <w:tr>
         <w:tc>
           <w:tcPr>
-            <w:tcW w:type="dxa" w:w="2880"/>
+            <w:tcW w:type="dxa" w:w="2160"/>
           </w:tcPr>
           <w:p>
             <w:pPr>
@@ -2240,13 +2628,13 @@
                 <w:b w:val="0"/>
                 <w:sz w:val="19"/>
               </w:rPr>
-              <w:t>套餐升级管理</w:t>
-            </w:r>
-          </w:p>
-        </w:tc>
-        <w:tc>
-          <w:tcPr>
-            <w:tcW w:type="dxa" w:w="2880"/>
+              <w:t>小区列表</w:t>
+            </w:r>
+          </w:p>
+        </w:tc>
+        <w:tc>
+          <w:tcPr>
+            <w:tcW w:type="dxa" w:w="2160"/>
           </w:tcPr>
           <w:p>
             <w:pPr>
@@ -2263,13 +2651,13 @@
                 <w:b w:val="0"/>
                 <w:sz w:val="19"/>
               </w:rPr>
-              <w:t>⬜ 规划</w:t>
-            </w:r>
-          </w:p>
-        </w:tc>
-        <w:tc>
-          <w:tcPr>
-            <w:tcW w:type="dxa" w:w="2880"/>
+              <w:t>/community</w:t>
+            </w:r>
+          </w:p>
+        </w:tc>
+        <w:tc>
+          <w:tcPr>
+            <w:tcW w:type="dxa" w:w="2160"/>
           </w:tcPr>
           <w:p>
             <w:pPr>
@@ -2286,7 +2674,30 @@
                 <w:b w:val="0"/>
                 <w:sz w:val="19"/>
               </w:rPr>
-              <w:t>pkg upgrade 接口就绪</w:t>
+              <w:t>✅ 已完成</w:t>
+            </w:r>
+          </w:p>
+        </w:tc>
+        <w:tc>
+          <w:tcPr>
+            <w:tcW w:type="dxa" w:w="2160"/>
+          </w:tcPr>
+          <w:p>
+            <w:pPr>
+              <w:spacing w:after="0" w:before="0"/>
+            </w:pPr>
+          </w:p>
+          <w:p>
+            <w:pPr>
+              <w:spacing w:after="0"/>
+            </w:pPr>
+            <w:r>
+              <w:rPr>
+                <w:rFonts w:ascii="Consolas" w:hAnsi="Consolas" w:eastAsia="Consolas"/>
+                <w:b w:val="0"/>
+                <w:sz w:val="19"/>
+              </w:rPr>
+              <w:t>/admin/communities</w:t>
             </w:r>
           </w:p>
         </w:tc>
@@ -2294,7 +2705,7 @@
       <w:tr>
         <w:tc>
           <w:tcPr>
-            <w:tcW w:type="dxa" w:w="2880"/>
+            <w:tcW w:type="dxa" w:w="2160"/>
             <w:shd w:val="clear" w:color="auto" w:fill="F4F7FB"/>
           </w:tcPr>
           <w:p>
@@ -2312,13 +2723,13 @@
                 <w:b w:val="0"/>
                 <w:sz w:val="19"/>
               </w:rPr>
-              <w:t>权限管理（RBAC）</w:t>
-            </w:r>
-          </w:p>
-        </w:tc>
-        <w:tc>
-          <w:tcPr>
-            <w:tcW w:type="dxa" w:w="2880"/>
+              <w:t>新增/编辑覆盖</w:t>
+            </w:r>
+          </w:p>
+        </w:tc>
+        <w:tc>
+          <w:tcPr>
+            <w:tcW w:type="dxa" w:w="2160"/>
             <w:shd w:val="clear" w:color="auto" w:fill="F4F7FB"/>
           </w:tcPr>
           <w:p>
@@ -2336,13 +2747,13 @@
                 <w:b w:val="0"/>
                 <w:sz w:val="19"/>
               </w:rPr>
-              <w:t>⬜ 规划</w:t>
-            </w:r>
-          </w:p>
-        </w:tc>
-        <w:tc>
-          <w:tcPr>
-            <w:tcW w:type="dxa" w:w="2880"/>
+              <w:t>/community/edit</w:t>
+            </w:r>
+          </w:p>
+        </w:tc>
+        <w:tc>
+          <w:tcPr>
+            <w:tcW w:type="dxa" w:w="2160"/>
             <w:shd w:val="clear" w:color="auto" w:fill="F4F7FB"/>
           </w:tcPr>
           <w:p>
@@ -2360,7 +2771,31 @@
                 <w:b w:val="0"/>
                 <w:sz w:val="19"/>
               </w:rPr>
-              <w:t>待 spring-security 落地</w:t>
+              <w:t>✅ 已完成</w:t>
+            </w:r>
+          </w:p>
+        </w:tc>
+        <w:tc>
+          <w:tcPr>
+            <w:tcW w:type="dxa" w:w="2160"/>
+            <w:shd w:val="clear" w:color="auto" w:fill="F4F7FB"/>
+          </w:tcPr>
+          <w:p>
+            <w:pPr>
+              <w:spacing w:after="0" w:before="0"/>
+            </w:pPr>
+          </w:p>
+          <w:p>
+            <w:pPr>
+              <w:spacing w:after="0"/>
+            </w:pPr>
+            <w:r>
+              <w:rPr>
+                <w:rFonts w:ascii="Consolas" w:hAnsi="Consolas" w:eastAsia="Consolas"/>
+                <w:b w:val="0"/>
+                <w:sz w:val="19"/>
+              </w:rPr>
+              <w:t>POST /admin/communities</w:t>
             </w:r>
           </w:p>
         </w:tc>
@@ -2368,7 +2803,7 @@
       <w:tr>
         <w:tc>
           <w:tcPr>
-            <w:tcW w:type="dxa" w:w="2880"/>
+            <w:tcW w:type="dxa" w:w="2160"/>
           </w:tcPr>
           <w:p>
             <w:pPr>
@@ -2385,13 +2820,13 @@
                 <w:b w:val="0"/>
                 <w:sz w:val="19"/>
               </w:rPr>
-              <w:t>性能监控</w:t>
-            </w:r>
-          </w:p>
-        </w:tc>
-        <w:tc>
-          <w:tcPr>
-            <w:tcW w:type="dxa" w:w="2880"/>
+              <w:t>工单池</w:t>
+            </w:r>
+          </w:p>
+        </w:tc>
+        <w:tc>
+          <w:tcPr>
+            <w:tcW w:type="dxa" w:w="2160"/>
           </w:tcPr>
           <w:p>
             <w:pPr>
@@ -2408,13 +2843,13 @@
                 <w:b w:val="0"/>
                 <w:sz w:val="19"/>
               </w:rPr>
-              <w:t>⬜ 规划</w:t>
-            </w:r>
-          </w:p>
-        </w:tc>
-        <w:tc>
-          <w:tcPr>
-            <w:tcW w:type="dxa" w:w="2880"/>
+              <w:t>/workorder/pool</w:t>
+            </w:r>
+          </w:p>
+        </w:tc>
+        <w:tc>
+          <w:tcPr>
+            <w:tcW w:type="dxa" w:w="2160"/>
           </w:tcPr>
           <w:p>
             <w:pPr>
@@ -2431,7 +2866,46 @@
                 <w:b w:val="0"/>
                 <w:sz w:val="19"/>
               </w:rPr>
-              <w:t>待接入监控</w:t>
+              <w:t>✅ 已完成</w:t>
+            </w:r>
+          </w:p>
+        </w:tc>
+        <w:tc>
+          <w:tcPr>
+            <w:tcW w:type="dxa" w:w="2160"/>
+          </w:tcPr>
+          <w:p>
+            <w:pPr>
+              <w:spacing w:after="0" w:before="0"/>
+            </w:pPr>
+          </w:p>
+          <w:p>
+            <w:pPr>
+              <w:spacing w:after="0"/>
+            </w:pPr>
+            <w:r>
+              <w:rPr>
+                <w:rFonts w:ascii="Consolas" w:hAnsi="Consolas" w:eastAsia="Consolas"/>
+                <w:b w:val="0"/>
+                <w:sz w:val="19"/>
+              </w:rPr>
+              <w:t>/admin/work-orders</w:t>
+            </w:r>
+            <w:r>
+              <w:rPr>
+                <w:rFonts w:ascii="宋体" w:hAnsi="宋体" w:eastAsia="宋体"/>
+                <w:b w:val="0"/>
+                <w:sz w:val="19"/>
+              </w:rPr>
+              <w:t>、</w:t>
+            </w:r>
+            <w:r>
+              <w:rPr>
+                <w:rFonts w:ascii="Consolas" w:hAnsi="Consolas" w:eastAsia="Consolas"/>
+                <w:b w:val="0"/>
+                <w:sz w:val="19"/>
+              </w:rPr>
+              <w:t>POST /admin/work-orders/reset</w:t>
             </w:r>
           </w:p>
         </w:tc>
@@ -2439,7 +2913,7 @@
       <w:tr>
         <w:tc>
           <w:tcPr>
-            <w:tcW w:type="dxa" w:w="2880"/>
+            <w:tcW w:type="dxa" w:w="2160"/>
             <w:shd w:val="clear" w:color="auto" w:fill="F4F7FB"/>
           </w:tcPr>
           <w:p>
@@ -2457,13 +2931,13 @@
                 <w:b w:val="0"/>
                 <w:sz w:val="19"/>
               </w:rPr>
-              <w:t>投诉与评价管理 / 客户分层</w:t>
-            </w:r>
-          </w:p>
-        </w:tc>
-        <w:tc>
-          <w:tcPr>
-            <w:tcW w:type="dxa" w:w="2880"/>
+              <w:t>派单调度</w:t>
+            </w:r>
+          </w:p>
+        </w:tc>
+        <w:tc>
+          <w:tcPr>
+            <w:tcW w:type="dxa" w:w="2160"/>
             <w:shd w:val="clear" w:color="auto" w:fill="F4F7FB"/>
           </w:tcPr>
           <w:p>
@@ -2481,13 +2955,13 @@
                 <w:b w:val="0"/>
                 <w:sz w:val="19"/>
               </w:rPr>
-              <w:t>⬜ 规划</w:t>
-            </w:r>
-          </w:p>
-        </w:tc>
-        <w:tc>
-          <w:tcPr>
-            <w:tcW w:type="dxa" w:w="2880"/>
+              <w:t>/workorder/dispatch</w:t>
+            </w:r>
+          </w:p>
+        </w:tc>
+        <w:tc>
+          <w:tcPr>
+            <w:tcW w:type="dxa" w:w="2160"/>
             <w:shd w:val="clear" w:color="auto" w:fill="F4F7FB"/>
           </w:tcPr>
           <w:p>
@@ -2505,7 +2979,1461 @@
                 <w:b w:val="0"/>
                 <w:sz w:val="19"/>
               </w:rPr>
-              <w:t>部分接口可复用</w:t>
+              <w:t>✅ 已完成</w:t>
+            </w:r>
+          </w:p>
+        </w:tc>
+        <w:tc>
+          <w:tcPr>
+            <w:tcW w:type="dxa" w:w="2160"/>
+            <w:shd w:val="clear" w:color="auto" w:fill="F4F7FB"/>
+          </w:tcPr>
+          <w:p>
+            <w:pPr>
+              <w:spacing w:after="0" w:before="0"/>
+            </w:pPr>
+          </w:p>
+          <w:p>
+            <w:pPr>
+              <w:spacing w:after="0"/>
+            </w:pPr>
+            <w:r>
+              <w:rPr>
+                <w:rFonts w:ascii="Consolas" w:hAnsi="Consolas" w:eastAsia="Consolas"/>
+                <w:b w:val="0"/>
+                <w:sz w:val="19"/>
+              </w:rPr>
+              <w:t>POST /dispatch/run</w:t>
+            </w:r>
+            <w:r>
+              <w:rPr>
+                <w:rFonts w:ascii="宋体" w:hAnsi="宋体" w:eastAsia="宋体"/>
+                <w:b w:val="0"/>
+                <w:sz w:val="19"/>
+              </w:rPr>
+              <w:t>、</w:t>
+            </w:r>
+            <w:r>
+              <w:rPr>
+                <w:rFonts w:ascii="Consolas" w:hAnsi="Consolas" w:eastAsia="Consolas"/>
+                <w:b w:val="0"/>
+                <w:sz w:val="19"/>
+              </w:rPr>
+              <w:t>GET /dispatch/capacity</w:t>
+            </w:r>
+          </w:p>
+        </w:tc>
+      </w:tr>
+      <w:tr>
+        <w:tc>
+          <w:tcPr>
+            <w:tcW w:type="dxa" w:w="2160"/>
+          </w:tcPr>
+          <w:p>
+            <w:pPr>
+              <w:spacing w:after="0" w:before="0"/>
+            </w:pPr>
+          </w:p>
+          <w:p>
+            <w:pPr>
+              <w:spacing w:after="0"/>
+            </w:pPr>
+            <w:r>
+              <w:rPr>
+                <w:rFonts w:ascii="宋体" w:hAnsi="宋体" w:eastAsia="宋体"/>
+                <w:b w:val="0"/>
+                <w:sz w:val="19"/>
+              </w:rPr>
+              <w:t>容量配置</w:t>
+            </w:r>
+          </w:p>
+        </w:tc>
+        <w:tc>
+          <w:tcPr>
+            <w:tcW w:type="dxa" w:w="2160"/>
+          </w:tcPr>
+          <w:p>
+            <w:pPr>
+              <w:spacing w:after="0" w:before="0"/>
+            </w:pPr>
+          </w:p>
+          <w:p>
+            <w:pPr>
+              <w:spacing w:after="0"/>
+            </w:pPr>
+            <w:r>
+              <w:rPr>
+                <w:rFonts w:ascii="宋体" w:hAnsi="宋体" w:eastAsia="宋体"/>
+                <w:b w:val="0"/>
+                <w:sz w:val="19"/>
+              </w:rPr>
+              <w:t>/workorder/capacity</w:t>
+            </w:r>
+          </w:p>
+        </w:tc>
+        <w:tc>
+          <w:tcPr>
+            <w:tcW w:type="dxa" w:w="2160"/>
+          </w:tcPr>
+          <w:p>
+            <w:pPr>
+              <w:spacing w:after="0" w:before="0"/>
+            </w:pPr>
+          </w:p>
+          <w:p>
+            <w:pPr>
+              <w:spacing w:after="0"/>
+            </w:pPr>
+            <w:r>
+              <w:rPr>
+                <w:rFonts w:ascii="宋体" w:hAnsi="宋体" w:eastAsia="宋体"/>
+                <w:b w:val="0"/>
+                <w:sz w:val="19"/>
+              </w:rPr>
+              <w:t>✅ 已完成</w:t>
+            </w:r>
+          </w:p>
+        </w:tc>
+        <w:tc>
+          <w:tcPr>
+            <w:tcW w:type="dxa" w:w="2160"/>
+          </w:tcPr>
+          <w:p>
+            <w:pPr>
+              <w:spacing w:after="0" w:before="0"/>
+            </w:pPr>
+          </w:p>
+          <w:p>
+            <w:pPr>
+              <w:spacing w:after="0"/>
+            </w:pPr>
+            <w:r>
+              <w:rPr>
+                <w:rFonts w:ascii="Consolas" w:hAnsi="Consolas" w:eastAsia="Consolas"/>
+                <w:b w:val="0"/>
+                <w:sz w:val="19"/>
+              </w:rPr>
+              <w:t>/admin/workers</w:t>
+            </w:r>
+            <w:r>
+              <w:rPr>
+                <w:rFonts w:ascii="宋体" w:hAnsi="宋体" w:eastAsia="宋体"/>
+                <w:b w:val="0"/>
+                <w:sz w:val="19"/>
+              </w:rPr>
+              <w:t>、</w:t>
+            </w:r>
+            <w:r>
+              <w:rPr>
+                <w:rFonts w:ascii="Consolas" w:hAnsi="Consolas" w:eastAsia="Consolas"/>
+                <w:b w:val="0"/>
+                <w:sz w:val="19"/>
+              </w:rPr>
+              <w:t>POST /admin/worker-capacity</w:t>
+            </w:r>
+          </w:p>
+        </w:tc>
+      </w:tr>
+      <w:tr>
+        <w:tc>
+          <w:tcPr>
+            <w:tcW w:type="dxa" w:w="2160"/>
+            <w:shd w:val="clear" w:color="auto" w:fill="F4F7FB"/>
+          </w:tcPr>
+          <w:p>
+            <w:pPr>
+              <w:spacing w:after="0" w:before="0"/>
+            </w:pPr>
+          </w:p>
+          <w:p>
+            <w:pPr>
+              <w:spacing w:after="0"/>
+            </w:pPr>
+            <w:r>
+              <w:rPr>
+                <w:rFonts w:ascii="宋体" w:hAnsi="宋体" w:eastAsia="宋体"/>
+                <w:b w:val="0"/>
+                <w:sz w:val="19"/>
+              </w:rPr>
+              <w:t>调度规则</w:t>
+            </w:r>
+          </w:p>
+        </w:tc>
+        <w:tc>
+          <w:tcPr>
+            <w:tcW w:type="dxa" w:w="2160"/>
+            <w:shd w:val="clear" w:color="auto" w:fill="F4F7FB"/>
+          </w:tcPr>
+          <w:p>
+            <w:pPr>
+              <w:spacing w:after="0" w:before="0"/>
+            </w:pPr>
+          </w:p>
+          <w:p>
+            <w:pPr>
+              <w:spacing w:after="0"/>
+            </w:pPr>
+            <w:r>
+              <w:rPr>
+                <w:rFonts w:ascii="宋体" w:hAnsi="宋体" w:eastAsia="宋体"/>
+                <w:b w:val="0"/>
+                <w:sz w:val="19"/>
+              </w:rPr>
+              <w:t>/workorder/rules</w:t>
+            </w:r>
+          </w:p>
+        </w:tc>
+        <w:tc>
+          <w:tcPr>
+            <w:tcW w:type="dxa" w:w="2160"/>
+            <w:shd w:val="clear" w:color="auto" w:fill="F4F7FB"/>
+          </w:tcPr>
+          <w:p>
+            <w:pPr>
+              <w:spacing w:after="0" w:before="0"/>
+            </w:pPr>
+          </w:p>
+          <w:p>
+            <w:pPr>
+              <w:spacing w:after="0"/>
+            </w:pPr>
+            <w:r>
+              <w:rPr>
+                <w:rFonts w:ascii="宋体" w:hAnsi="宋体" w:eastAsia="宋体"/>
+                <w:b w:val="0"/>
+                <w:sz w:val="19"/>
+              </w:rPr>
+              <w:t>✅ 已完成</w:t>
+            </w:r>
+          </w:p>
+        </w:tc>
+        <w:tc>
+          <w:tcPr>
+            <w:tcW w:type="dxa" w:w="2160"/>
+            <w:shd w:val="clear" w:color="auto" w:fill="F4F7FB"/>
+          </w:tcPr>
+          <w:p>
+            <w:pPr>
+              <w:spacing w:after="0" w:before="0"/>
+            </w:pPr>
+          </w:p>
+          <w:p>
+            <w:pPr>
+              <w:spacing w:after="0"/>
+            </w:pPr>
+            <w:r>
+              <w:rPr>
+                <w:rFonts w:ascii="宋体" w:hAnsi="宋体" w:eastAsia="宋体"/>
+                <w:b w:val="0"/>
+                <w:sz w:val="19"/>
+              </w:rPr>
+              <w:t>规则说明 + 后端容量策略（相邻 3–4 / 非相邻 1–2）</w:t>
+            </w:r>
+          </w:p>
+        </w:tc>
+      </w:tr>
+      <w:tr>
+        <w:tc>
+          <w:tcPr>
+            <w:tcW w:type="dxa" w:w="2160"/>
+          </w:tcPr>
+          <w:p>
+            <w:pPr>
+              <w:spacing w:after="0" w:before="0"/>
+            </w:pPr>
+          </w:p>
+          <w:p>
+            <w:pPr>
+              <w:spacing w:after="0"/>
+            </w:pPr>
+            <w:r>
+              <w:rPr>
+                <w:rFonts w:ascii="宋体" w:hAnsi="宋体" w:eastAsia="宋体"/>
+                <w:b w:val="0"/>
+                <w:sz w:val="19"/>
+              </w:rPr>
+              <w:t>装维 SLA 与赔付</w:t>
+            </w:r>
+          </w:p>
+        </w:tc>
+        <w:tc>
+          <w:tcPr>
+            <w:tcW w:type="dxa" w:w="2160"/>
+          </w:tcPr>
+          <w:p>
+            <w:pPr>
+              <w:spacing w:after="0" w:before="0"/>
+            </w:pPr>
+          </w:p>
+          <w:p>
+            <w:pPr>
+              <w:spacing w:after="0"/>
+            </w:pPr>
+            <w:r>
+              <w:rPr>
+                <w:rFonts w:ascii="宋体" w:hAnsi="宋体" w:eastAsia="宋体"/>
+                <w:b w:val="0"/>
+                <w:sz w:val="19"/>
+              </w:rPr>
+              <w:t>/sla</w:t>
+            </w:r>
+          </w:p>
+        </w:tc>
+        <w:tc>
+          <w:tcPr>
+            <w:tcW w:type="dxa" w:w="2160"/>
+          </w:tcPr>
+          <w:p>
+            <w:pPr>
+              <w:spacing w:after="0" w:before="0"/>
+            </w:pPr>
+          </w:p>
+          <w:p>
+            <w:pPr>
+              <w:spacing w:after="0"/>
+            </w:pPr>
+            <w:r>
+              <w:rPr>
+                <w:rFonts w:ascii="宋体" w:hAnsi="宋体" w:eastAsia="宋体"/>
+                <w:b w:val="0"/>
+                <w:sz w:val="19"/>
+              </w:rPr>
+              <w:t>✅ 已完成</w:t>
+            </w:r>
+          </w:p>
+        </w:tc>
+        <w:tc>
+          <w:tcPr>
+            <w:tcW w:type="dxa" w:w="2160"/>
+          </w:tcPr>
+          <w:p>
+            <w:pPr>
+              <w:spacing w:after="0" w:before="0"/>
+            </w:pPr>
+          </w:p>
+          <w:p>
+            <w:pPr>
+              <w:spacing w:after="0"/>
+            </w:pPr>
+            <w:r>
+              <w:rPr>
+                <w:rFonts w:ascii="Consolas" w:hAnsi="Consolas" w:eastAsia="Consolas"/>
+                <w:b w:val="0"/>
+                <w:sz w:val="19"/>
+              </w:rPr>
+              <w:t>/sla/board</w:t>
+            </w:r>
+            <w:r>
+              <w:rPr>
+                <w:rFonts w:ascii="宋体" w:hAnsi="宋体" w:eastAsia="宋体"/>
+                <w:b w:val="0"/>
+                <w:sz w:val="19"/>
+              </w:rPr>
+              <w:t>、</w:t>
+            </w:r>
+            <w:r>
+              <w:rPr>
+                <w:rFonts w:ascii="Consolas" w:hAnsi="Consolas" w:eastAsia="Consolas"/>
+                <w:b w:val="0"/>
+                <w:sz w:val="19"/>
+              </w:rPr>
+              <w:t>/sla/rules</w:t>
+            </w:r>
+            <w:r>
+              <w:rPr>
+                <w:rFonts w:ascii="宋体" w:hAnsi="宋体" w:eastAsia="宋体"/>
+                <w:b w:val="0"/>
+                <w:sz w:val="19"/>
+              </w:rPr>
+              <w:t>、</w:t>
+            </w:r>
+            <w:r>
+              <w:rPr>
+                <w:rFonts w:ascii="Consolas" w:hAnsi="Consolas" w:eastAsia="Consolas"/>
+                <w:b w:val="0"/>
+                <w:sz w:val="19"/>
+              </w:rPr>
+              <w:t>/sla/compensations</w:t>
+            </w:r>
+            <w:r>
+              <w:rPr>
+                <w:rFonts w:ascii="宋体" w:hAnsi="宋体" w:eastAsia="宋体"/>
+                <w:b w:val="0"/>
+                <w:sz w:val="19"/>
+              </w:rPr>
+              <w:t>、</w:t>
+            </w:r>
+            <w:r>
+              <w:rPr>
+                <w:rFonts w:ascii="Consolas" w:hAnsi="Consolas" w:eastAsia="Consolas"/>
+                <w:b w:val="0"/>
+                <w:sz w:val="19"/>
+              </w:rPr>
+              <w:t>POST /sla/evaluate</w:t>
+            </w:r>
+          </w:p>
+        </w:tc>
+      </w:tr>
+      <w:tr>
+        <w:tc>
+          <w:tcPr>
+            <w:tcW w:type="dxa" w:w="2160"/>
+            <w:shd w:val="clear" w:color="auto" w:fill="F4F7FB"/>
+          </w:tcPr>
+          <w:p>
+            <w:pPr>
+              <w:spacing w:after="0" w:before="0"/>
+            </w:pPr>
+          </w:p>
+          <w:p>
+            <w:pPr>
+              <w:spacing w:after="0"/>
+            </w:pPr>
+            <w:r>
+              <w:rPr>
+                <w:rFonts w:ascii="宋体" w:hAnsi="宋体" w:eastAsia="宋体"/>
+                <w:b w:val="0"/>
+                <w:sz w:val="19"/>
+              </w:rPr>
+              <w:t>流量监控</w:t>
+            </w:r>
+          </w:p>
+        </w:tc>
+        <w:tc>
+          <w:tcPr>
+            <w:tcW w:type="dxa" w:w="2160"/>
+            <w:shd w:val="clear" w:color="auto" w:fill="F4F7FB"/>
+          </w:tcPr>
+          <w:p>
+            <w:pPr>
+              <w:spacing w:after="0" w:before="0"/>
+            </w:pPr>
+          </w:p>
+          <w:p>
+            <w:pPr>
+              <w:spacing w:after="0"/>
+            </w:pPr>
+            <w:r>
+              <w:rPr>
+                <w:rFonts w:ascii="宋体" w:hAnsi="宋体" w:eastAsia="宋体"/>
+                <w:b w:val="0"/>
+                <w:sz w:val="19"/>
+              </w:rPr>
+              <w:t>/traffic</w:t>
+            </w:r>
+          </w:p>
+        </w:tc>
+        <w:tc>
+          <w:tcPr>
+            <w:tcW w:type="dxa" w:w="2160"/>
+            <w:shd w:val="clear" w:color="auto" w:fill="F4F7FB"/>
+          </w:tcPr>
+          <w:p>
+            <w:pPr>
+              <w:spacing w:after="0" w:before="0"/>
+            </w:pPr>
+          </w:p>
+          <w:p>
+            <w:pPr>
+              <w:spacing w:after="0"/>
+            </w:pPr>
+            <w:r>
+              <w:rPr>
+                <w:rFonts w:ascii="宋体" w:hAnsi="宋体" w:eastAsia="宋体"/>
+                <w:b w:val="0"/>
+                <w:sz w:val="19"/>
+              </w:rPr>
+              <w:t>✅ 已完成</w:t>
+            </w:r>
+          </w:p>
+        </w:tc>
+        <w:tc>
+          <w:tcPr>
+            <w:tcW w:type="dxa" w:w="2160"/>
+            <w:shd w:val="clear" w:color="auto" w:fill="F4F7FB"/>
+          </w:tcPr>
+          <w:p>
+            <w:pPr>
+              <w:spacing w:after="0" w:before="0"/>
+            </w:pPr>
+          </w:p>
+          <w:p>
+            <w:pPr>
+              <w:spacing w:after="0"/>
+            </w:pPr>
+            <w:r>
+              <w:rPr>
+                <w:rFonts w:ascii="Consolas" w:hAnsi="Consolas" w:eastAsia="Consolas"/>
+                <w:b w:val="0"/>
+                <w:sz w:val="19"/>
+              </w:rPr>
+              <w:t>/admin/traffic/overview</w:t>
+            </w:r>
+            <w:r>
+              <w:rPr>
+                <w:rFonts w:ascii="宋体" w:hAnsi="宋体" w:eastAsia="宋体"/>
+                <w:b w:val="0"/>
+                <w:sz w:val="19"/>
+              </w:rPr>
+              <w:t>、</w:t>
+            </w:r>
+            <w:r>
+              <w:rPr>
+                <w:rFonts w:ascii="Consolas" w:hAnsi="Consolas" w:eastAsia="Consolas"/>
+                <w:b w:val="0"/>
+                <w:sz w:val="19"/>
+              </w:rPr>
+              <w:t>/traffic/usage</w:t>
+            </w:r>
+          </w:p>
+        </w:tc>
+      </w:tr>
+      <w:tr>
+        <w:tc>
+          <w:tcPr>
+            <w:tcW w:type="dxa" w:w="2160"/>
+          </w:tcPr>
+          <w:p>
+            <w:pPr>
+              <w:spacing w:after="0" w:before="0"/>
+            </w:pPr>
+          </w:p>
+          <w:p>
+            <w:pPr>
+              <w:spacing w:after="0"/>
+            </w:pPr>
+            <w:r>
+              <w:rPr>
+                <w:rFonts w:ascii="宋体" w:hAnsi="宋体" w:eastAsia="宋体"/>
+                <w:b w:val="0"/>
+                <w:sz w:val="19"/>
+              </w:rPr>
+              <w:t>投诉与评价</w:t>
+            </w:r>
+          </w:p>
+        </w:tc>
+        <w:tc>
+          <w:tcPr>
+            <w:tcW w:type="dxa" w:w="2160"/>
+          </w:tcPr>
+          <w:p>
+            <w:pPr>
+              <w:spacing w:after="0" w:before="0"/>
+            </w:pPr>
+          </w:p>
+          <w:p>
+            <w:pPr>
+              <w:spacing w:after="0"/>
+            </w:pPr>
+            <w:r>
+              <w:rPr>
+                <w:rFonts w:ascii="宋体" w:hAnsi="宋体" w:eastAsia="宋体"/>
+                <w:b w:val="0"/>
+                <w:sz w:val="19"/>
+              </w:rPr>
+              <w:t>/review</w:t>
+            </w:r>
+          </w:p>
+        </w:tc>
+        <w:tc>
+          <w:tcPr>
+            <w:tcW w:type="dxa" w:w="2160"/>
+          </w:tcPr>
+          <w:p>
+            <w:pPr>
+              <w:spacing w:after="0" w:before="0"/>
+            </w:pPr>
+          </w:p>
+          <w:p>
+            <w:pPr>
+              <w:spacing w:after="0"/>
+            </w:pPr>
+            <w:r>
+              <w:rPr>
+                <w:rFonts w:ascii="宋体" w:hAnsi="宋体" w:eastAsia="宋体"/>
+                <w:b w:val="0"/>
+                <w:sz w:val="19"/>
+              </w:rPr>
+              <w:t>✅ 已完成</w:t>
+            </w:r>
+          </w:p>
+        </w:tc>
+        <w:tc>
+          <w:tcPr>
+            <w:tcW w:type="dxa" w:w="2160"/>
+          </w:tcPr>
+          <w:p>
+            <w:pPr>
+              <w:spacing w:after="0" w:before="0"/>
+            </w:pPr>
+          </w:p>
+          <w:p>
+            <w:pPr>
+              <w:spacing w:after="0"/>
+            </w:pPr>
+            <w:r>
+              <w:rPr>
+                <w:rFonts w:ascii="Consolas" w:hAnsi="Consolas" w:eastAsia="Consolas"/>
+                <w:b w:val="0"/>
+                <w:sz w:val="19"/>
+              </w:rPr>
+              <w:t>/admin/reviews</w:t>
+            </w:r>
+            <w:r>
+              <w:rPr>
+                <w:rFonts w:ascii="宋体" w:hAnsi="宋体" w:eastAsia="宋体"/>
+                <w:b w:val="0"/>
+                <w:sz w:val="19"/>
+              </w:rPr>
+              <w:t>、</w:t>
+            </w:r>
+            <w:r>
+              <w:rPr>
+                <w:rFonts w:ascii="Consolas" w:hAnsi="Consolas" w:eastAsia="Consolas"/>
+                <w:b w:val="0"/>
+                <w:sz w:val="19"/>
+              </w:rPr>
+              <w:t>PUT /admin/reviews/{id}/close</w:t>
+            </w:r>
+          </w:p>
+        </w:tc>
+      </w:tr>
+      <w:tr>
+        <w:tc>
+          <w:tcPr>
+            <w:tcW w:type="dxa" w:w="2160"/>
+            <w:shd w:val="clear" w:color="auto" w:fill="F4F7FB"/>
+          </w:tcPr>
+          <w:p>
+            <w:pPr>
+              <w:spacing w:after="0" w:before="0"/>
+            </w:pPr>
+          </w:p>
+          <w:p>
+            <w:pPr>
+              <w:spacing w:after="0"/>
+            </w:pPr>
+            <w:r>
+              <w:rPr>
+                <w:rFonts w:ascii="宋体" w:hAnsi="宋体" w:eastAsia="宋体"/>
+                <w:b w:val="0"/>
+                <w:sz w:val="19"/>
+              </w:rPr>
+              <w:t>销售管理</w:t>
+            </w:r>
+          </w:p>
+        </w:tc>
+        <w:tc>
+          <w:tcPr>
+            <w:tcW w:type="dxa" w:w="2160"/>
+            <w:shd w:val="clear" w:color="auto" w:fill="F4F7FB"/>
+          </w:tcPr>
+          <w:p>
+            <w:pPr>
+              <w:spacing w:after="0" w:before="0"/>
+            </w:pPr>
+          </w:p>
+          <w:p>
+            <w:pPr>
+              <w:spacing w:after="0"/>
+            </w:pPr>
+            <w:r>
+              <w:rPr>
+                <w:rFonts w:ascii="宋体" w:hAnsi="宋体" w:eastAsia="宋体"/>
+                <w:b w:val="0"/>
+                <w:sz w:val="19"/>
+              </w:rPr>
+              <w:t>/sales</w:t>
+            </w:r>
+          </w:p>
+        </w:tc>
+        <w:tc>
+          <w:tcPr>
+            <w:tcW w:type="dxa" w:w="2160"/>
+            <w:shd w:val="clear" w:color="auto" w:fill="F4F7FB"/>
+          </w:tcPr>
+          <w:p>
+            <w:pPr>
+              <w:spacing w:after="0" w:before="0"/>
+            </w:pPr>
+          </w:p>
+          <w:p>
+            <w:pPr>
+              <w:spacing w:after="0"/>
+            </w:pPr>
+            <w:r>
+              <w:rPr>
+                <w:rFonts w:ascii="宋体" w:hAnsi="宋体" w:eastAsia="宋体"/>
+                <w:b w:val="0"/>
+                <w:sz w:val="19"/>
+              </w:rPr>
+              <w:t>✅ 已完成</w:t>
+            </w:r>
+          </w:p>
+        </w:tc>
+        <w:tc>
+          <w:tcPr>
+            <w:tcW w:type="dxa" w:w="2160"/>
+            <w:shd w:val="clear" w:color="auto" w:fill="F4F7FB"/>
+          </w:tcPr>
+          <w:p>
+            <w:pPr>
+              <w:spacing w:after="0" w:before="0"/>
+            </w:pPr>
+          </w:p>
+          <w:p>
+            <w:pPr>
+              <w:spacing w:after="0"/>
+            </w:pPr>
+            <w:r>
+              <w:rPr>
+                <w:rFonts w:ascii="Consolas" w:hAnsi="Consolas" w:eastAsia="Consolas"/>
+                <w:b w:val="0"/>
+                <w:sz w:val="19"/>
+              </w:rPr>
+              <w:t>/admin/sales/report</w:t>
+            </w:r>
+            <w:r>
+              <w:rPr>
+                <w:rFonts w:ascii="宋体" w:hAnsi="宋体" w:eastAsia="宋体"/>
+                <w:b w:val="0"/>
+                <w:sz w:val="19"/>
+              </w:rPr>
+              <w:t>（订单量 + 完成率）</w:t>
+            </w:r>
+          </w:p>
+        </w:tc>
+      </w:tr>
+      <w:tr>
+        <w:tc>
+          <w:tcPr>
+            <w:tcW w:type="dxa" w:w="2160"/>
+          </w:tcPr>
+          <w:p>
+            <w:pPr>
+              <w:spacing w:after="0" w:before="0"/>
+            </w:pPr>
+          </w:p>
+          <w:p>
+            <w:pPr>
+              <w:spacing w:after="0"/>
+            </w:pPr>
+            <w:r>
+              <w:rPr>
+                <w:rFonts w:ascii="宋体" w:hAnsi="宋体" w:eastAsia="宋体"/>
+                <w:b w:val="0"/>
+                <w:sz w:val="19"/>
+              </w:rPr>
+              <w:t>财务管理</w:t>
+            </w:r>
+          </w:p>
+        </w:tc>
+        <w:tc>
+          <w:tcPr>
+            <w:tcW w:type="dxa" w:w="2160"/>
+          </w:tcPr>
+          <w:p>
+            <w:pPr>
+              <w:spacing w:after="0" w:before="0"/>
+            </w:pPr>
+          </w:p>
+          <w:p>
+            <w:pPr>
+              <w:spacing w:after="0"/>
+            </w:pPr>
+            <w:r>
+              <w:rPr>
+                <w:rFonts w:ascii="宋体" w:hAnsi="宋体" w:eastAsia="宋体"/>
+                <w:b w:val="0"/>
+                <w:sz w:val="19"/>
+              </w:rPr>
+              <w:t>/finance</w:t>
+            </w:r>
+          </w:p>
+        </w:tc>
+        <w:tc>
+          <w:tcPr>
+            <w:tcW w:type="dxa" w:w="2160"/>
+          </w:tcPr>
+          <w:p>
+            <w:pPr>
+              <w:spacing w:after="0" w:before="0"/>
+            </w:pPr>
+          </w:p>
+          <w:p>
+            <w:pPr>
+              <w:spacing w:after="0"/>
+            </w:pPr>
+            <w:r>
+              <w:rPr>
+                <w:rFonts w:ascii="宋体" w:hAnsi="宋体" w:eastAsia="宋体"/>
+                <w:b w:val="0"/>
+                <w:sz w:val="19"/>
+              </w:rPr>
+              <w:t>✅ 已完成</w:t>
+            </w:r>
+          </w:p>
+        </w:tc>
+        <w:tc>
+          <w:tcPr>
+            <w:tcW w:type="dxa" w:w="2160"/>
+          </w:tcPr>
+          <w:p>
+            <w:pPr>
+              <w:spacing w:after="0" w:before="0"/>
+            </w:pPr>
+          </w:p>
+          <w:p>
+            <w:pPr>
+              <w:spacing w:after="0"/>
+            </w:pPr>
+            <w:r>
+              <w:rPr>
+                <w:rFonts w:ascii="Consolas" w:hAnsi="Consolas" w:eastAsia="Consolas"/>
+                <w:b w:val="0"/>
+                <w:sz w:val="19"/>
+              </w:rPr>
+              <w:t>/admin/finance/report</w:t>
+            </w:r>
+          </w:p>
+        </w:tc>
+      </w:tr>
+      <w:tr>
+        <w:tc>
+          <w:tcPr>
+            <w:tcW w:type="dxa" w:w="2160"/>
+            <w:shd w:val="clear" w:color="auto" w:fill="F4F7FB"/>
+          </w:tcPr>
+          <w:p>
+            <w:pPr>
+              <w:spacing w:after="0" w:before="0"/>
+            </w:pPr>
+          </w:p>
+          <w:p>
+            <w:pPr>
+              <w:spacing w:after="0"/>
+            </w:pPr>
+            <w:r>
+              <w:rPr>
+                <w:rFonts w:ascii="宋体" w:hAnsi="宋体" w:eastAsia="宋体"/>
+                <w:b w:val="0"/>
+                <w:sz w:val="19"/>
+              </w:rPr>
+              <w:t>权限管理 · 用户</w:t>
+            </w:r>
+          </w:p>
+        </w:tc>
+        <w:tc>
+          <w:tcPr>
+            <w:tcW w:type="dxa" w:w="2160"/>
+            <w:shd w:val="clear" w:color="auto" w:fill="F4F7FB"/>
+          </w:tcPr>
+          <w:p>
+            <w:pPr>
+              <w:spacing w:after="0" w:before="0"/>
+            </w:pPr>
+          </w:p>
+          <w:p>
+            <w:pPr>
+              <w:spacing w:after="0"/>
+            </w:pPr>
+            <w:r>
+              <w:rPr>
+                <w:rFonts w:ascii="宋体" w:hAnsi="宋体" w:eastAsia="宋体"/>
+                <w:b w:val="0"/>
+                <w:sz w:val="19"/>
+              </w:rPr>
+              <w:t>/system/user</w:t>
+            </w:r>
+          </w:p>
+        </w:tc>
+        <w:tc>
+          <w:tcPr>
+            <w:tcW w:type="dxa" w:w="2160"/>
+            <w:shd w:val="clear" w:color="auto" w:fill="F4F7FB"/>
+          </w:tcPr>
+          <w:p>
+            <w:pPr>
+              <w:spacing w:after="0" w:before="0"/>
+            </w:pPr>
+          </w:p>
+          <w:p>
+            <w:pPr>
+              <w:spacing w:after="0"/>
+            </w:pPr>
+            <w:r>
+              <w:rPr>
+                <w:rFonts w:ascii="宋体" w:hAnsi="宋体" w:eastAsia="宋体"/>
+                <w:b w:val="0"/>
+                <w:sz w:val="19"/>
+              </w:rPr>
+              <w:t>✅ 已完成</w:t>
+            </w:r>
+          </w:p>
+        </w:tc>
+        <w:tc>
+          <w:tcPr>
+            <w:tcW w:type="dxa" w:w="2160"/>
+            <w:shd w:val="clear" w:color="auto" w:fill="F4F7FB"/>
+          </w:tcPr>
+          <w:p>
+            <w:pPr>
+              <w:spacing w:after="0" w:before="0"/>
+            </w:pPr>
+          </w:p>
+          <w:p>
+            <w:pPr>
+              <w:spacing w:after="0"/>
+            </w:pPr>
+            <w:r>
+              <w:rPr>
+                <w:rFonts w:ascii="Consolas" w:hAnsi="Consolas" w:eastAsia="Consolas"/>
+                <w:b w:val="0"/>
+                <w:sz w:val="19"/>
+              </w:rPr>
+              <w:t>/system/users</w:t>
+            </w:r>
+            <w:r>
+              <w:rPr>
+                <w:rFonts w:ascii="宋体" w:hAnsi="宋体" w:eastAsia="宋体"/>
+                <w:b w:val="0"/>
+                <w:sz w:val="19"/>
+              </w:rPr>
+              <w:t>（新增 / 启停 / 重置密码 / 分配角色）</w:t>
+            </w:r>
+          </w:p>
+        </w:tc>
+      </w:tr>
+      <w:tr>
+        <w:tc>
+          <w:tcPr>
+            <w:tcW w:type="dxa" w:w="2160"/>
+          </w:tcPr>
+          <w:p>
+            <w:pPr>
+              <w:spacing w:after="0" w:before="0"/>
+            </w:pPr>
+          </w:p>
+          <w:p>
+            <w:pPr>
+              <w:spacing w:after="0"/>
+            </w:pPr>
+            <w:r>
+              <w:rPr>
+                <w:rFonts w:ascii="宋体" w:hAnsi="宋体" w:eastAsia="宋体"/>
+                <w:b w:val="0"/>
+                <w:sz w:val="19"/>
+              </w:rPr>
+              <w:t>权限管理 · 角色</w:t>
+            </w:r>
+          </w:p>
+        </w:tc>
+        <w:tc>
+          <w:tcPr>
+            <w:tcW w:type="dxa" w:w="2160"/>
+          </w:tcPr>
+          <w:p>
+            <w:pPr>
+              <w:spacing w:after="0" w:before="0"/>
+            </w:pPr>
+          </w:p>
+          <w:p>
+            <w:pPr>
+              <w:spacing w:after="0"/>
+            </w:pPr>
+            <w:r>
+              <w:rPr>
+                <w:rFonts w:ascii="宋体" w:hAnsi="宋体" w:eastAsia="宋体"/>
+                <w:b w:val="0"/>
+                <w:sz w:val="19"/>
+              </w:rPr>
+              <w:t>/system/role</w:t>
+            </w:r>
+          </w:p>
+        </w:tc>
+        <w:tc>
+          <w:tcPr>
+            <w:tcW w:type="dxa" w:w="2160"/>
+          </w:tcPr>
+          <w:p>
+            <w:pPr>
+              <w:spacing w:after="0" w:before="0"/>
+            </w:pPr>
+          </w:p>
+          <w:p>
+            <w:pPr>
+              <w:spacing w:after="0"/>
+            </w:pPr>
+            <w:r>
+              <w:rPr>
+                <w:rFonts w:ascii="宋体" w:hAnsi="宋体" w:eastAsia="宋体"/>
+                <w:b w:val="0"/>
+                <w:sz w:val="19"/>
+              </w:rPr>
+              <w:t>✅ 已完成</w:t>
+            </w:r>
+          </w:p>
+        </w:tc>
+        <w:tc>
+          <w:tcPr>
+            <w:tcW w:type="dxa" w:w="2160"/>
+          </w:tcPr>
+          <w:p>
+            <w:pPr>
+              <w:spacing w:after="0" w:before="0"/>
+            </w:pPr>
+          </w:p>
+          <w:p>
+            <w:pPr>
+              <w:spacing w:after="0"/>
+            </w:pPr>
+            <w:r>
+              <w:rPr>
+                <w:rFonts w:ascii="Consolas" w:hAnsi="Consolas" w:eastAsia="Consolas"/>
+                <w:b w:val="0"/>
+                <w:sz w:val="19"/>
+              </w:rPr>
+              <w:t>/system/roles</w:t>
+            </w:r>
+            <w:r>
+              <w:rPr>
+                <w:rFonts w:ascii="宋体" w:hAnsi="宋体" w:eastAsia="宋体"/>
+                <w:b w:val="0"/>
+                <w:sz w:val="19"/>
+              </w:rPr>
+              <w:t>、</w:t>
+            </w:r>
+            <w:r>
+              <w:rPr>
+                <w:rFonts w:ascii="Consolas" w:hAnsi="Consolas" w:eastAsia="Consolas"/>
+                <w:b w:val="0"/>
+                <w:sz w:val="19"/>
+              </w:rPr>
+              <w:t>/system/roles/{id}/menus</w:t>
+            </w:r>
+            <w:r>
+              <w:rPr>
+                <w:rFonts w:ascii="宋体" w:hAnsi="宋体" w:eastAsia="宋体"/>
+                <w:b w:val="0"/>
+                <w:sz w:val="19"/>
+              </w:rPr>
+              <w:t>（菜单授权树）</w:t>
+            </w:r>
+          </w:p>
+        </w:tc>
+      </w:tr>
+      <w:tr>
+        <w:tc>
+          <w:tcPr>
+            <w:tcW w:type="dxa" w:w="2160"/>
+            <w:shd w:val="clear" w:color="auto" w:fill="F4F7FB"/>
+          </w:tcPr>
+          <w:p>
+            <w:pPr>
+              <w:spacing w:after="0" w:before="0"/>
+            </w:pPr>
+          </w:p>
+          <w:p>
+            <w:pPr>
+              <w:spacing w:after="0"/>
+            </w:pPr>
+            <w:r>
+              <w:rPr>
+                <w:rFonts w:ascii="宋体" w:hAnsi="宋体" w:eastAsia="宋体"/>
+                <w:b w:val="0"/>
+                <w:sz w:val="19"/>
+              </w:rPr>
+              <w:t>权限管理 · 菜单</w:t>
+            </w:r>
+          </w:p>
+        </w:tc>
+        <w:tc>
+          <w:tcPr>
+            <w:tcW w:type="dxa" w:w="2160"/>
+            <w:shd w:val="clear" w:color="auto" w:fill="F4F7FB"/>
+          </w:tcPr>
+          <w:p>
+            <w:pPr>
+              <w:spacing w:after="0" w:before="0"/>
+            </w:pPr>
+          </w:p>
+          <w:p>
+            <w:pPr>
+              <w:spacing w:after="0"/>
+            </w:pPr>
+            <w:r>
+              <w:rPr>
+                <w:rFonts w:ascii="宋体" w:hAnsi="宋体" w:eastAsia="宋体"/>
+                <w:b w:val="0"/>
+                <w:sz w:val="19"/>
+              </w:rPr>
+              <w:t>/system/menu</w:t>
+            </w:r>
+          </w:p>
+        </w:tc>
+        <w:tc>
+          <w:tcPr>
+            <w:tcW w:type="dxa" w:w="2160"/>
+            <w:shd w:val="clear" w:color="auto" w:fill="F4F7FB"/>
+          </w:tcPr>
+          <w:p>
+            <w:pPr>
+              <w:spacing w:after="0" w:before="0"/>
+            </w:pPr>
+          </w:p>
+          <w:p>
+            <w:pPr>
+              <w:spacing w:after="0"/>
+            </w:pPr>
+            <w:r>
+              <w:rPr>
+                <w:rFonts w:ascii="宋体" w:hAnsi="宋体" w:eastAsia="宋体"/>
+                <w:b w:val="0"/>
+                <w:sz w:val="19"/>
+              </w:rPr>
+              <w:t>✅ 已完成</w:t>
+            </w:r>
+          </w:p>
+        </w:tc>
+        <w:tc>
+          <w:tcPr>
+            <w:tcW w:type="dxa" w:w="2160"/>
+            <w:shd w:val="clear" w:color="auto" w:fill="F4F7FB"/>
+          </w:tcPr>
+          <w:p>
+            <w:pPr>
+              <w:spacing w:after="0" w:before="0"/>
+            </w:pPr>
+          </w:p>
+          <w:p>
+            <w:pPr>
+              <w:spacing w:after="0"/>
+            </w:pPr>
+            <w:r>
+              <w:rPr>
+                <w:rFonts w:ascii="Consolas" w:hAnsi="Consolas" w:eastAsia="Consolas"/>
+                <w:b w:val="0"/>
+                <w:sz w:val="19"/>
+              </w:rPr>
+              <w:t>/system/menus/tree</w:t>
+            </w:r>
+            <w:r>
+              <w:rPr>
+                <w:rFonts w:ascii="宋体" w:hAnsi="宋体" w:eastAsia="宋体"/>
+                <w:b w:val="0"/>
+                <w:sz w:val="19"/>
+              </w:rPr>
+              <w:t>（完整权限树）</w:t>
+            </w:r>
+          </w:p>
+        </w:tc>
+      </w:tr>
+      <w:tr>
+        <w:tc>
+          <w:tcPr>
+            <w:tcW w:type="dxa" w:w="2160"/>
+          </w:tcPr>
+          <w:p>
+            <w:pPr>
+              <w:spacing w:after="0" w:before="0"/>
+            </w:pPr>
+          </w:p>
+          <w:p>
+            <w:pPr>
+              <w:spacing w:after="0"/>
+            </w:pPr>
+            <w:r>
+              <w:rPr>
+                <w:rFonts w:ascii="宋体" w:hAnsi="宋体" w:eastAsia="宋体"/>
+                <w:b w:val="0"/>
+                <w:sz w:val="19"/>
+              </w:rPr>
+              <w:t>权限管理 · 操作日志</w:t>
+            </w:r>
+          </w:p>
+        </w:tc>
+        <w:tc>
+          <w:tcPr>
+            <w:tcW w:type="dxa" w:w="2160"/>
+          </w:tcPr>
+          <w:p>
+            <w:pPr>
+              <w:spacing w:after="0" w:before="0"/>
+            </w:pPr>
+          </w:p>
+          <w:p>
+            <w:pPr>
+              <w:spacing w:after="0"/>
+            </w:pPr>
+            <w:r>
+              <w:rPr>
+                <w:rFonts w:ascii="宋体" w:hAnsi="宋体" w:eastAsia="宋体"/>
+                <w:b w:val="0"/>
+                <w:sz w:val="19"/>
+              </w:rPr>
+              <w:t>/system/log</w:t>
+            </w:r>
+          </w:p>
+        </w:tc>
+        <w:tc>
+          <w:tcPr>
+            <w:tcW w:type="dxa" w:w="2160"/>
+          </w:tcPr>
+          <w:p>
+            <w:pPr>
+              <w:spacing w:after="0" w:before="0"/>
+            </w:pPr>
+          </w:p>
+          <w:p>
+            <w:pPr>
+              <w:spacing w:after="0"/>
+            </w:pPr>
+            <w:r>
+              <w:rPr>
+                <w:rFonts w:ascii="宋体" w:hAnsi="宋体" w:eastAsia="宋体"/>
+                <w:b w:val="0"/>
+                <w:sz w:val="19"/>
+              </w:rPr>
+              <w:t>✅ 已完成</w:t>
+            </w:r>
+          </w:p>
+        </w:tc>
+        <w:tc>
+          <w:tcPr>
+            <w:tcW w:type="dxa" w:w="2160"/>
+          </w:tcPr>
+          <w:p>
+            <w:pPr>
+              <w:spacing w:after="0" w:before="0"/>
+            </w:pPr>
+          </w:p>
+          <w:p>
+            <w:pPr>
+              <w:spacing w:after="0"/>
+            </w:pPr>
+            <w:r>
+              <w:rPr>
+                <w:rFonts w:ascii="Consolas" w:hAnsi="Consolas" w:eastAsia="Consolas"/>
+                <w:b w:val="0"/>
+                <w:sz w:val="19"/>
+              </w:rPr>
+              <w:t>/system/logs</w:t>
+            </w:r>
+            <w:r>
+              <w:rPr>
+                <w:rFonts w:ascii="宋体" w:hAnsi="宋体" w:eastAsia="宋体"/>
+                <w:b w:val="0"/>
+                <w:sz w:val="19"/>
+              </w:rPr>
+              <w:t>（登录 / 越权 / 写操作留痕）</w:t>
+            </w:r>
+          </w:p>
+        </w:tc>
+      </w:tr>
+      <w:tr>
+        <w:tc>
+          <w:tcPr>
+            <w:tcW w:type="dxa" w:w="2160"/>
+            <w:shd w:val="clear" w:color="auto" w:fill="F4F7FB"/>
+          </w:tcPr>
+          <w:p>
+            <w:pPr>
+              <w:spacing w:after="0" w:before="0"/>
+            </w:pPr>
+          </w:p>
+          <w:p>
+            <w:pPr>
+              <w:spacing w:after="0"/>
+            </w:pPr>
+            <w:r>
+              <w:rPr>
+                <w:rFonts w:ascii="宋体" w:hAnsi="宋体" w:eastAsia="宋体"/>
+                <w:b w:val="0"/>
+                <w:sz w:val="19"/>
+              </w:rPr>
+              <w:t>性能监控</w:t>
+            </w:r>
+          </w:p>
+        </w:tc>
+        <w:tc>
+          <w:tcPr>
+            <w:tcW w:type="dxa" w:w="2160"/>
+            <w:shd w:val="clear" w:color="auto" w:fill="F4F7FB"/>
+          </w:tcPr>
+          <w:p>
+            <w:pPr>
+              <w:spacing w:after="0" w:before="0"/>
+            </w:pPr>
+          </w:p>
+          <w:p>
+            <w:pPr>
+              <w:spacing w:after="0"/>
+            </w:pPr>
+            <w:r>
+              <w:rPr>
+                <w:rFonts w:ascii="宋体" w:hAnsi="宋体" w:eastAsia="宋体"/>
+                <w:b w:val="0"/>
+                <w:sz w:val="19"/>
+              </w:rPr>
+              <w:t>/monitor</w:t>
+            </w:r>
+          </w:p>
+        </w:tc>
+        <w:tc>
+          <w:tcPr>
+            <w:tcW w:type="dxa" w:w="2160"/>
+            <w:shd w:val="clear" w:color="auto" w:fill="F4F7FB"/>
+          </w:tcPr>
+          <w:p>
+            <w:pPr>
+              <w:spacing w:after="0" w:before="0"/>
+            </w:pPr>
+          </w:p>
+          <w:p>
+            <w:pPr>
+              <w:spacing w:after="0"/>
+            </w:pPr>
+            <w:r>
+              <w:rPr>
+                <w:rFonts w:ascii="宋体" w:hAnsi="宋体" w:eastAsia="宋体"/>
+                <w:b w:val="0"/>
+                <w:sz w:val="19"/>
+              </w:rPr>
+              <w:t>✅ 已完成</w:t>
+            </w:r>
+          </w:p>
+        </w:tc>
+        <w:tc>
+          <w:tcPr>
+            <w:tcW w:type="dxa" w:w="2160"/>
+            <w:shd w:val="clear" w:color="auto" w:fill="F4F7FB"/>
+          </w:tcPr>
+          <w:p>
+            <w:pPr>
+              <w:spacing w:after="0" w:before="0"/>
+            </w:pPr>
+          </w:p>
+          <w:p>
+            <w:pPr>
+              <w:spacing w:after="0"/>
+            </w:pPr>
+            <w:r>
+              <w:rPr>
+                <w:rFonts w:ascii="Consolas" w:hAnsi="Consolas" w:eastAsia="Consolas"/>
+                <w:b w:val="0"/>
+                <w:sz w:val="19"/>
+              </w:rPr>
+              <w:t>/admin/monitor/overview</w:t>
+            </w:r>
+            <w:r>
+              <w:rPr>
+                <w:rFonts w:ascii="宋体" w:hAnsi="宋体" w:eastAsia="宋体"/>
+                <w:b w:val="0"/>
+                <w:sz w:val="19"/>
+              </w:rPr>
+              <w:t>（JVM / 内存 / 接口往返 / DB 连通）</w:t>
+            </w:r>
+          </w:p>
+        </w:tc>
+      </w:tr>
+      <w:tr>
+        <w:tc>
+          <w:tcPr>
+            <w:tcW w:type="dxa" w:w="2160"/>
+          </w:tcPr>
+          <w:p>
+            <w:pPr>
+              <w:spacing w:after="0" w:before="0"/>
+            </w:pPr>
+          </w:p>
+          <w:p>
+            <w:pPr>
+              <w:spacing w:after="0"/>
+            </w:pPr>
+            <w:r>
+              <w:rPr>
+                <w:rFonts w:ascii="宋体" w:hAnsi="宋体" w:eastAsia="宋体"/>
+                <w:b w:val="0"/>
+                <w:sz w:val="19"/>
+              </w:rPr>
+              <w:t>登录</w:t>
+            </w:r>
+          </w:p>
+        </w:tc>
+        <w:tc>
+          <w:tcPr>
+            <w:tcW w:type="dxa" w:w="2160"/>
+          </w:tcPr>
+          <w:p>
+            <w:pPr>
+              <w:spacing w:after="0" w:before="0"/>
+            </w:pPr>
+          </w:p>
+          <w:p>
+            <w:pPr>
+              <w:spacing w:after="0"/>
+            </w:pPr>
+            <w:r>
+              <w:rPr>
+                <w:rFonts w:ascii="宋体" w:hAnsi="宋体" w:eastAsia="宋体"/>
+                <w:b w:val="0"/>
+                <w:sz w:val="19"/>
+              </w:rPr>
+              <w:t>/login</w:t>
+            </w:r>
+          </w:p>
+        </w:tc>
+        <w:tc>
+          <w:tcPr>
+            <w:tcW w:type="dxa" w:w="2160"/>
+          </w:tcPr>
+          <w:p>
+            <w:pPr>
+              <w:spacing w:after="0" w:before="0"/>
+            </w:pPr>
+          </w:p>
+          <w:p>
+            <w:pPr>
+              <w:spacing w:after="0"/>
+            </w:pPr>
+            <w:r>
+              <w:rPr>
+                <w:rFonts w:ascii="宋体" w:hAnsi="宋体" w:eastAsia="宋体"/>
+                <w:b w:val="0"/>
+                <w:sz w:val="19"/>
+              </w:rPr>
+              <w:t>✅ 已完成</w:t>
+            </w:r>
+          </w:p>
+        </w:tc>
+        <w:tc>
+          <w:tcPr>
+            <w:tcW w:type="dxa" w:w="2160"/>
+          </w:tcPr>
+          <w:p>
+            <w:pPr>
+              <w:spacing w:after="0" w:before="0"/>
+            </w:pPr>
+          </w:p>
+          <w:p>
+            <w:pPr>
+              <w:spacing w:after="0"/>
+            </w:pPr>
+            <w:r>
+              <w:rPr>
+                <w:rFonts w:ascii="Consolas" w:hAnsi="Consolas" w:eastAsia="Consolas"/>
+                <w:b w:val="0"/>
+                <w:sz w:val="19"/>
+              </w:rPr>
+              <w:t>POST /auth/login</w:t>
+            </w:r>
+            <w:r>
+              <w:rPr>
+                <w:rFonts w:ascii="宋体" w:hAnsi="宋体" w:eastAsia="宋体"/>
+                <w:b w:val="0"/>
+                <w:sz w:val="19"/>
+              </w:rPr>
+              <w:t xml:space="preserve"> → JWT；路由守卫 + 菜单权限过滤</w:t>
             </w:r>
           </w:p>
         </w:tc>
@@ -2515,6 +4443,40 @@
       <w:pPr>
         <w:spacing w:after="80"/>
       </w:pPr>
+    </w:p>
+    <w:p>
+      <w:pPr>
+        <w:spacing w:after="0"/>
+      </w:pPr>
+      <w:r>
+        <w:rPr>
+          <w:rFonts w:ascii="宋体" w:hAnsi="宋体" w:eastAsia="宋体"/>
+          <w:b/>
+          <w:sz w:val="21"/>
+        </w:rPr>
+        <w:t>兜底策略</w:t>
+      </w:r>
+      <w:r>
+        <w:rPr>
+          <w:rFonts w:ascii="宋体" w:hAnsi="宋体" w:eastAsia="宋体"/>
+          <w:b w:val="0"/>
+          <w:sz w:val="21"/>
+        </w:rPr>
+        <w:t>：接口不可达或返回 404 时页面降级为内置演示数据，并在页头显示「演示数据」标记，避免演示中断；</w:t>
+      </w:r>
+    </w:p>
+    <w:p>
+      <w:pPr>
+        <w:spacing w:after="0"/>
+      </w:pPr>
+      <w:r>
+        <w:rPr>
+          <w:rFonts w:ascii="宋体" w:hAnsi="宋体" w:eastAsia="宋体"/>
+          <w:b w:val="0"/>
+          <w:sz w:val="21"/>
+        </w:rPr>
+        <w:t>健康链路下全部走真实数据（已在页面内注明数据来源）。</w:t>
+      </w:r>
     </w:p>
     <w:p>
       <w:pPr>
@@ -2535,7 +4497,7 @@
           <w:color w:val="1F4E79"/>
           <w:sz w:val="30"/>
         </w:rPr>
-        <w:t>4. 后端服务模块</w:t>
+        <w:t>4. 后端服务模块（4 个，上限 5）</w:t>
       </w:r>
     </w:p>
     <w:tbl>
@@ -2546,15 +4508,16 @@
         <w:tblLook w:firstColumn="1" w:firstRow="1" w:lastColumn="0" w:lastRow="0" w:noHBand="0" w:noVBand="1" w:val="04A0"/>
       </w:tblPr>
       <w:tblGrid>
-        <w:gridCol w:w="2160"/>
-        <w:gridCol w:w="2160"/>
-        <w:gridCol w:w="2160"/>
-        <w:gridCol w:w="2160"/>
+        <w:gridCol w:w="1728"/>
+        <w:gridCol w:w="1728"/>
+        <w:gridCol w:w="1728"/>
+        <w:gridCol w:w="1728"/>
+        <w:gridCol w:w="1728"/>
       </w:tblGrid>
       <w:tr>
         <w:tc>
           <w:tcPr>
-            <w:tcW w:type="dxa" w:w="2160"/>
+            <w:tcW w:type="dxa" w:w="1728"/>
             <w:shd w:val="clear" w:color="auto" w:fill="1F4E79"/>
           </w:tcPr>
           <w:p>
@@ -2574,7 +4537,7 @@
         </w:tc>
         <w:tc>
           <w:tcPr>
-            <w:tcW w:type="dxa" w:w="2160"/>
+            <w:tcW w:type="dxa" w:w="1728"/>
             <w:shd w:val="clear" w:color="auto" w:fill="1F4E79"/>
           </w:tcPr>
           <w:p>
@@ -2594,7 +4557,7 @@
         </w:tc>
         <w:tc>
           <w:tcPr>
-            <w:tcW w:type="dxa" w:w="2160"/>
+            <w:tcW w:type="dxa" w:w="1728"/>
             <w:shd w:val="clear" w:color="auto" w:fill="1F4E79"/>
           </w:tcPr>
           <w:p>
@@ -2608,13 +4571,13 @@
                 <w:color w:val="FFFFFF"/>
                 <w:sz w:val="19"/>
               </w:rPr>
-              <w:t>接口</w:t>
-            </w:r>
-          </w:p>
-        </w:tc>
-        <w:tc>
-          <w:tcPr>
-            <w:tcW w:type="dxa" w:w="2160"/>
+              <w:t>Java 文件</w:t>
+            </w:r>
+          </w:p>
+        </w:tc>
+        <w:tc>
+          <w:tcPr>
+            <w:tcW w:type="dxa" w:w="1728"/>
             <w:shd w:val="clear" w:color="auto" w:fill="1F4E79"/>
           </w:tcPr>
           <w:p>
@@ -2628,6 +4591,26 @@
                 <w:color w:val="FFFFFF"/>
                 <w:sz w:val="19"/>
               </w:rPr>
+              <w:t>REST 接口</w:t>
+            </w:r>
+          </w:p>
+        </w:tc>
+        <w:tc>
+          <w:tcPr>
+            <w:tcW w:type="dxa" w:w="1728"/>
+            <w:shd w:val="clear" w:color="auto" w:fill="1F4E79"/>
+          </w:tcPr>
+          <w:p>
+            <w:pPr>
+              <w:spacing w:after="0" w:before="0"/>
+            </w:pPr>
+            <w:r>
+              <w:rPr>
+                <w:rFonts w:ascii="微软雅黑" w:hAnsi="微软雅黑" w:eastAsia="微软雅黑"/>
+                <w:b/>
+                <w:color w:val="FFFFFF"/>
+                <w:sz w:val="19"/>
+              </w:rPr>
               <w:t>验证</w:t>
             </w:r>
           </w:p>
@@ -2636,7 +4619,7 @@
       <w:tr>
         <w:tc>
           <w:tcPr>
-            <w:tcW w:type="dxa" w:w="2160"/>
+            <w:tcW w:type="dxa" w:w="1728"/>
           </w:tcPr>
           <w:p>
             <w:pPr>
@@ -2653,13 +4636,13 @@
                 <w:b w:val="0"/>
                 <w:sz w:val="19"/>
               </w:rPr>
-              <w:t>小区覆盖 community</w:t>
-            </w:r>
-          </w:p>
-        </w:tc>
-        <w:tc>
-          <w:tcPr>
-            <w:tcW w:type="dxa" w:w="2160"/>
+              <w:t>community 小区覆盖</w:t>
+            </w:r>
+          </w:p>
+        </w:tc>
+        <w:tc>
+          <w:tcPr>
+            <w:tcW w:type="dxa" w:w="1728"/>
           </w:tcPr>
           <w:p>
             <w:pPr>
@@ -2682,7 +4665,7 @@
         </w:tc>
         <w:tc>
           <w:tcPr>
-            <w:tcW w:type="dxa" w:w="2160"/>
+            <w:tcW w:type="dxa" w:w="1728"/>
           </w:tcPr>
           <w:p>
             <w:pPr>
@@ -2699,13 +4682,13 @@
                 <w:b w:val="0"/>
                 <w:sz w:val="19"/>
               </w:rPr>
-              <w:t>check / demand</w:t>
-            </w:r>
-          </w:p>
-        </w:tc>
-        <w:tc>
-          <w:tcPr>
-            <w:tcW w:type="dxa" w:w="2160"/>
+              <w:t>9</w:t>
+            </w:r>
+          </w:p>
+        </w:tc>
+        <w:tc>
+          <w:tcPr>
+            <w:tcW w:type="dxa" w:w="1728"/>
           </w:tcPr>
           <w:p>
             <w:pPr>
@@ -2722,7 +4705,30 @@
                 <w:b w:val="0"/>
                 <w:sz w:val="19"/>
               </w:rPr>
-              <w:t>算法 Demo 验证</w:t>
+              <w:t>check / demand / communities(GET,POST)</w:t>
+            </w:r>
+          </w:p>
+        </w:tc>
+        <w:tc>
+          <w:tcPr>
+            <w:tcW w:type="dxa" w:w="1728"/>
+          </w:tcPr>
+          <w:p>
+            <w:pPr>
+              <w:spacing w:after="0" w:before="0"/>
+            </w:pPr>
+          </w:p>
+          <w:p>
+            <w:pPr>
+              <w:spacing w:after="0"/>
+            </w:pPr>
+            <w:r>
+              <w:rPr>
+                <w:rFonts w:ascii="宋体" w:hAnsi="宋体" w:eastAsia="宋体"/>
+                <w:b w:val="0"/>
+                <w:sz w:val="19"/>
+              </w:rPr>
+              <w:t>连库验证（端口余量、可办套餐、需求登记落库）</w:t>
             </w:r>
           </w:p>
         </w:tc>
@@ -2730,7 +4736,7 @@
       <w:tr>
         <w:tc>
           <w:tcPr>
-            <w:tcW w:type="dxa" w:w="2160"/>
+            <w:tcW w:type="dxa" w:w="1728"/>
             <w:shd w:val="clear" w:color="auto" w:fill="F4F7FB"/>
           </w:tcPr>
           <w:p>
@@ -2748,13 +4754,13 @@
                 <w:b w:val="0"/>
                 <w:sz w:val="19"/>
               </w:rPr>
-              <w:t>派单 dispatch</w:t>
-            </w:r>
-          </w:p>
-        </w:tc>
-        <w:tc>
-          <w:tcPr>
-            <w:tcW w:type="dxa" w:w="2160"/>
+              <w:t>install 派单 + 装维 SLA</w:t>
+            </w:r>
+          </w:p>
+        </w:tc>
+        <w:tc>
+          <w:tcPr>
+            <w:tcW w:type="dxa" w:w="1728"/>
             <w:shd w:val="clear" w:color="auto" w:fill="F4F7FB"/>
           </w:tcPr>
           <w:p>
@@ -2778,7 +4784,7 @@
         </w:tc>
         <w:tc>
           <w:tcPr>
-            <w:tcW w:type="dxa" w:w="2160"/>
+            <w:tcW w:type="dxa" w:w="1728"/>
             <w:shd w:val="clear" w:color="auto" w:fill="F4F7FB"/>
           </w:tcPr>
           <w:p>
@@ -2796,13 +4802,13 @@
                 <w:b w:val="0"/>
                 <w:sz w:val="19"/>
               </w:rPr>
-              <w:t>run / capacity</w:t>
-            </w:r>
-          </w:p>
-        </w:tc>
-        <w:tc>
-          <w:tcPr>
-            <w:tcW w:type="dxa" w:w="2160"/>
+              <w:t>37</w:t>
+            </w:r>
+          </w:p>
+        </w:tc>
+        <w:tc>
+          <w:tcPr>
+            <w:tcW w:type="dxa" w:w="1728"/>
             <w:shd w:val="clear" w:color="auto" w:fill="F4F7FB"/>
           </w:tcPr>
           <w:p>
@@ -2820,7 +4826,31 @@
                 <w:b w:val="0"/>
                 <w:sz w:val="19"/>
               </w:rPr>
-              <w:t>Demo 验证（全派完/超容拦截）</w:t>
+              <w:t>dispatch(2) / sla(5) / admin-work-order(4)</w:t>
+            </w:r>
+          </w:p>
+        </w:tc>
+        <w:tc>
+          <w:tcPr>
+            <w:tcW w:type="dxa" w:w="1728"/>
+            <w:shd w:val="clear" w:color="auto" w:fill="F4F7FB"/>
+          </w:tcPr>
+          <w:p>
+            <w:pPr>
+              <w:spacing w:after="0" w:before="0"/>
+            </w:pPr>
+          </w:p>
+          <w:p>
+            <w:pPr>
+              <w:spacing w:after="0"/>
+            </w:pPr>
+            <w:r>
+              <w:rPr>
+                <w:rFonts w:ascii="宋体" w:hAnsi="宋体" w:eastAsia="宋体"/>
+                <w:b w:val="0"/>
+                <w:sz w:val="19"/>
+              </w:rPr>
+              <w:t>连库验证（10 单派单回写、超时→赔付落库）</w:t>
             </w:r>
           </w:p>
         </w:tc>
@@ -2828,7 +4858,7 @@
       <w:tr>
         <w:tc>
           <w:tcPr>
-            <w:tcW w:type="dxa" w:w="2160"/>
+            <w:tcW w:type="dxa" w:w="1728"/>
           </w:tcPr>
           <w:p>
             <w:pPr>
@@ -2845,13 +4875,13 @@
                 <w:b w:val="0"/>
                 <w:sz w:val="19"/>
               </w:rPr>
-              <w:t>套餐 pkg（详情+升级）</w:t>
-            </w:r>
-          </w:p>
-        </w:tc>
-        <w:tc>
-          <w:tcPr>
-            <w:tcW w:type="dxa" w:w="2160"/>
+              <w:t>product 套餐 + 升级 + 流量 + 客户</w:t>
+            </w:r>
+          </w:p>
+        </w:tc>
+        <w:tc>
+          <w:tcPr>
+            <w:tcW w:type="dxa" w:w="1728"/>
           </w:tcPr>
           <w:p>
             <w:pPr>
@@ -2874,7 +4904,7 @@
         </w:tc>
         <w:tc>
           <w:tcPr>
-            <w:tcW w:type="dxa" w:w="2160"/>
+            <w:tcW w:type="dxa" w:w="1728"/>
           </w:tcPr>
           <w:p>
             <w:pPr>
@@ -2891,13 +4921,13 @@
                 <w:b w:val="0"/>
                 <w:sz w:val="19"/>
               </w:rPr>
-              <w:t>detail / upgrade-options / upgrade</w:t>
-            </w:r>
-          </w:p>
-        </w:tc>
-        <w:tc>
-          <w:tcPr>
-            <w:tcW w:type="dxa" w:w="2160"/>
+              <w:t>35</w:t>
+            </w:r>
+          </w:p>
+        </w:tc>
+        <w:tc>
+          <w:tcPr>
+            <w:tcW w:type="dxa" w:w="1728"/>
           </w:tcPr>
           <w:p>
             <w:pPr>
@@ -2914,7 +4944,30 @@
                 <w:b w:val="0"/>
                 <w:sz w:val="19"/>
               </w:rPr>
-              <w:t>PackageDemo / PackageUpgradeDemo</w:t>
+              <w:t>package(3) / traffic(1) / admin(8) = 12</w:t>
+            </w:r>
+          </w:p>
+        </w:tc>
+        <w:tc>
+          <w:tcPr>
+            <w:tcW w:type="dxa" w:w="1728"/>
+          </w:tcPr>
+          <w:p>
+            <w:pPr>
+              <w:spacing w:after="0" w:before="0"/>
+            </w:pPr>
+          </w:p>
+          <w:p>
+            <w:pPr>
+              <w:spacing w:after="0"/>
+            </w:pPr>
+            <w:r>
+              <w:rPr>
+                <w:rFonts w:ascii="宋体" w:hAnsi="宋体" w:eastAsia="宋体"/>
+                <w:b w:val="0"/>
+                <w:sz w:val="19"/>
+              </w:rPr>
+              <w:t>连库验证（补差 = 月差 × 合约剩余月数）</w:t>
             </w:r>
           </w:p>
         </w:tc>
@@ -2922,7 +4975,7 @@
       <w:tr>
         <w:tc>
           <w:tcPr>
-            <w:tcW w:type="dxa" w:w="2160"/>
+            <w:tcW w:type="dxa" w:w="1728"/>
             <w:shd w:val="clear" w:color="auto" w:fill="F4F7FB"/>
           </w:tcPr>
           <w:p>
@@ -2940,13 +4993,13 @@
                 <w:b w:val="0"/>
                 <w:sz w:val="19"/>
               </w:rPr>
-              <w:t>装维 SLA sla</w:t>
-            </w:r>
-          </w:p>
-        </w:tc>
-        <w:tc>
-          <w:tcPr>
-            <w:tcW w:type="dxa" w:w="2160"/>
+              <w:t>system 权限与平台聚合</w:t>
+            </w:r>
+          </w:p>
+        </w:tc>
+        <w:tc>
+          <w:tcPr>
+            <w:tcW w:type="dxa" w:w="1728"/>
             <w:shd w:val="clear" w:color="auto" w:fill="F4F7FB"/>
           </w:tcPr>
           <w:p>
@@ -2964,13 +5017,21 @@
                 <w:b w:val="0"/>
                 <w:sz w:val="19"/>
               </w:rPr>
-              <w:t>✅ 已完成</w:t>
-            </w:r>
-          </w:p>
-        </w:tc>
-        <w:tc>
-          <w:tcPr>
-            <w:tcW w:type="dxa" w:w="2160"/>
+              <w:t xml:space="preserve">✅ </w:t>
+            </w:r>
+            <w:r>
+              <w:rPr>
+                <w:rFonts w:ascii="宋体" w:hAnsi="宋体" w:eastAsia="宋体"/>
+                <w:b/>
+                <w:sz w:val="19"/>
+              </w:rPr>
+              <w:t>v1.2 新增</w:t>
+            </w:r>
+          </w:p>
+        </w:tc>
+        <w:tc>
+          <w:tcPr>
+            <w:tcW w:type="dxa" w:w="1728"/>
             <w:shd w:val="clear" w:color="auto" w:fill="F4F7FB"/>
           </w:tcPr>
           <w:p>
@@ -2988,13 +5049,13 @@
                 <w:b w:val="0"/>
                 <w:sz w:val="19"/>
               </w:rPr>
-              <w:t>evaluate / evaluate-batch / board / rules / compensations</w:t>
-            </w:r>
-          </w:p>
-        </w:tc>
-        <w:tc>
-          <w:tcPr>
-            <w:tcW w:type="dxa" w:w="2160"/>
+              <w:t>23</w:t>
+            </w:r>
+          </w:p>
+        </w:tc>
+        <w:tc>
+          <w:tcPr>
+            <w:tcW w:type="dxa" w:w="1728"/>
             <w:shd w:val="clear" w:color="auto" w:fill="F4F7FB"/>
           </w:tcPr>
           <w:p>
@@ -3012,7 +5073,31 @@
                 <w:b w:val="0"/>
                 <w:sz w:val="19"/>
               </w:rPr>
-              <w:t>SlaDemo 验证</w:t>
+              <w:t>auth(3) / users(5) / roles(3) / menus(1) / logs(1) / platform(5) = 18</w:t>
+            </w:r>
+          </w:p>
+        </w:tc>
+        <w:tc>
+          <w:tcPr>
+            <w:tcW w:type="dxa" w:w="1728"/>
+            <w:shd w:val="clear" w:color="auto" w:fill="F4F7FB"/>
+          </w:tcPr>
+          <w:p>
+            <w:pPr>
+              <w:spacing w:after="0" w:before="0"/>
+            </w:pPr>
+          </w:p>
+          <w:p>
+            <w:pPr>
+              <w:spacing w:after="0"/>
+            </w:pPr>
+            <w:r>
+              <w:rPr>
+                <w:rFonts w:ascii="宋体" w:hAnsi="宋体" w:eastAsia="宋体"/>
+                <w:b w:val="0"/>
+                <w:sz w:val="19"/>
+              </w:rPr>
+              <w:t>鉴权矩阵实测（401 / 403 / 200）</w:t>
             </w:r>
           </w:p>
         </w:tc>
@@ -3020,7 +5105,7 @@
       <w:tr>
         <w:tc>
           <w:tcPr>
-            <w:tcW w:type="dxa" w:w="2160"/>
+            <w:tcW w:type="dxa" w:w="1728"/>
           </w:tcPr>
           <w:p>
             <w:pPr>
@@ -3037,13 +5122,13 @@
                 <w:b w:val="0"/>
                 <w:sz w:val="19"/>
               </w:rPr>
-              <w:t>流量监控 traffic</w:t>
-            </w:r>
-          </w:p>
-        </w:tc>
-        <w:tc>
-          <w:tcPr>
-            <w:tcW w:type="dxa" w:w="2160"/>
+              <w:t>公共层 common</w:t>
+            </w:r>
+          </w:p>
+        </w:tc>
+        <w:tc>
+          <w:tcPr>
+            <w:tcW w:type="dxa" w:w="1728"/>
           </w:tcPr>
           <w:p>
             <w:pPr>
@@ -3066,7 +5151,7 @@
         </w:tc>
         <w:tc>
           <w:tcPr>
-            <w:tcW w:type="dxa" w:w="2160"/>
+            <w:tcW w:type="dxa" w:w="1728"/>
           </w:tcPr>
           <w:p>
             <w:pPr>
@@ -3083,13 +5168,13 @@
                 <w:b w:val="0"/>
                 <w:sz w:val="19"/>
               </w:rPr>
-              <w:t>usage</w:t>
-            </w:r>
-          </w:p>
-        </w:tc>
-        <w:tc>
-          <w:tcPr>
-            <w:tcW w:type="dxa" w:w="2160"/>
+              <w:t>2</w:t>
+            </w:r>
+          </w:p>
+        </w:tc>
+        <w:tc>
+          <w:tcPr>
+            <w:tcW w:type="dxa" w:w="1728"/>
           </w:tcPr>
           <w:p>
             <w:pPr>
@@ -3106,16 +5191,13 @@
                 <w:b w:val="0"/>
                 <w:sz w:val="19"/>
               </w:rPr>
-              <w:t>TrafficDemo 验证</w:t>
-            </w:r>
-          </w:p>
-        </w:tc>
-      </w:tr>
-      <w:tr>
-        <w:tc>
-          <w:tcPr>
-            <w:tcW w:type="dxa" w:w="2160"/>
-            <w:shd w:val="clear" w:color="auto" w:fill="F4F7FB"/>
+              <w:t>—</w:t>
+            </w:r>
+          </w:p>
+        </w:tc>
+        <w:tc>
+          <w:tcPr>
+            <w:tcW w:type="dxa" w:w="1728"/>
           </w:tcPr>
           <w:p>
             <w:pPr>
@@ -3132,271 +5214,7 @@
                 <w:b w:val="0"/>
                 <w:sz w:val="19"/>
               </w:rPr>
-              <w:t>数据库接入（MySQL 等）</w:t>
-            </w:r>
-          </w:p>
-        </w:tc>
-        <w:tc>
-          <w:tcPr>
-            <w:tcW w:type="dxa" w:w="2160"/>
-            <w:shd w:val="clear" w:color="auto" w:fill="F4F7FB"/>
-          </w:tcPr>
-          <w:p>
-            <w:pPr>
-              <w:spacing w:after="0" w:before="0"/>
-            </w:pPr>
-          </w:p>
-          <w:p>
-            <w:pPr>
-              <w:spacing w:after="0"/>
-            </w:pPr>
-            <w:r>
-              <w:rPr>
-                <w:rFonts w:ascii="宋体" w:hAnsi="宋体" w:eastAsia="宋体"/>
-                <w:b w:val="0"/>
-                <w:sz w:val="19"/>
-              </w:rPr>
-              <w:t>⬜ 规划</w:t>
-            </w:r>
-          </w:p>
-        </w:tc>
-        <w:tc>
-          <w:tcPr>
-            <w:tcW w:type="dxa" w:w="2160"/>
-            <w:shd w:val="clear" w:color="auto" w:fill="F4F7FB"/>
-          </w:tcPr>
-          <w:p>
-            <w:pPr>
-              <w:spacing w:after="0" w:before="0"/>
-            </w:pPr>
-          </w:p>
-          <w:p>
-            <w:pPr>
-              <w:spacing w:after="0"/>
-            </w:pPr>
-            <w:r>
-              <w:rPr>
-                <w:rFonts w:ascii="宋体" w:hAnsi="宋体" w:eastAsia="宋体"/>
-                <w:b w:val="0"/>
-                <w:sz w:val="19"/>
-              </w:rPr>
-              <w:t>—</w:t>
-            </w:r>
-          </w:p>
-        </w:tc>
-        <w:tc>
-          <w:tcPr>
-            <w:tcW w:type="dxa" w:w="2160"/>
-            <w:shd w:val="clear" w:color="auto" w:fill="F4F7FB"/>
-          </w:tcPr>
-          <w:p>
-            <w:pPr>
-              <w:spacing w:after="0" w:before="0"/>
-            </w:pPr>
-          </w:p>
-          <w:p>
-            <w:pPr>
-              <w:spacing w:after="0"/>
-            </w:pPr>
-            <w:r>
-              <w:rPr>
-                <w:rFonts w:ascii="宋体" w:hAnsi="宋体" w:eastAsia="宋体"/>
-                <w:b w:val="0"/>
-                <w:sz w:val="19"/>
-              </w:rPr>
-              <w:t>pom 已留驱动注释位</w:t>
-            </w:r>
-          </w:p>
-        </w:tc>
-      </w:tr>
-      <w:tr>
-        <w:tc>
-          <w:tcPr>
-            <w:tcW w:type="dxa" w:w="2160"/>
-          </w:tcPr>
-          <w:p>
-            <w:pPr>
-              <w:spacing w:after="0" w:before="0"/>
-            </w:pPr>
-          </w:p>
-          <w:p>
-            <w:pPr>
-              <w:spacing w:after="0"/>
-            </w:pPr>
-            <w:r>
-              <w:rPr>
-                <w:rFonts w:ascii="宋体" w:hAnsi="宋体" w:eastAsia="宋体"/>
-                <w:b w:val="0"/>
-                <w:sz w:val="19"/>
-              </w:rPr>
-              <w:t>RBAC / Spring Security / JWT</w:t>
-            </w:r>
-          </w:p>
-        </w:tc>
-        <w:tc>
-          <w:tcPr>
-            <w:tcW w:type="dxa" w:w="2160"/>
-          </w:tcPr>
-          <w:p>
-            <w:pPr>
-              <w:spacing w:after="0" w:before="0"/>
-            </w:pPr>
-          </w:p>
-          <w:p>
-            <w:pPr>
-              <w:spacing w:after="0"/>
-            </w:pPr>
-            <w:r>
-              <w:rPr>
-                <w:rFonts w:ascii="宋体" w:hAnsi="宋体" w:eastAsia="宋体"/>
-                <w:b w:val="0"/>
-                <w:sz w:val="19"/>
-              </w:rPr>
-              <w:t>⬜ 规划</w:t>
-            </w:r>
-          </w:p>
-        </w:tc>
-        <w:tc>
-          <w:tcPr>
-            <w:tcW w:type="dxa" w:w="2160"/>
-          </w:tcPr>
-          <w:p>
-            <w:pPr>
-              <w:spacing w:after="0" w:before="0"/>
-            </w:pPr>
-          </w:p>
-          <w:p>
-            <w:pPr>
-              <w:spacing w:after="0"/>
-            </w:pPr>
-            <w:r>
-              <w:rPr>
-                <w:rFonts w:ascii="宋体" w:hAnsi="宋体" w:eastAsia="宋体"/>
-                <w:b w:val="0"/>
-                <w:sz w:val="19"/>
-              </w:rPr>
-              <w:t>—</w:t>
-            </w:r>
-          </w:p>
-        </w:tc>
-        <w:tc>
-          <w:tcPr>
-            <w:tcW w:type="dxa" w:w="2160"/>
-          </w:tcPr>
-          <w:p>
-            <w:pPr>
-              <w:spacing w:after="0" w:before="0"/>
-            </w:pPr>
-          </w:p>
-          <w:p>
-            <w:pPr>
-              <w:spacing w:after="0"/>
-            </w:pPr>
-            <w:r>
-              <w:rPr>
-                <w:rFonts w:ascii="宋体" w:hAnsi="宋体" w:eastAsia="宋体"/>
-                <w:b w:val="0"/>
-                <w:sz w:val="19"/>
-              </w:rPr>
-              <w:t>设计稿权限模型已对齐</w:t>
-            </w:r>
-          </w:p>
-        </w:tc>
-      </w:tr>
-      <w:tr>
-        <w:tc>
-          <w:tcPr>
-            <w:tcW w:type="dxa" w:w="2160"/>
-            <w:shd w:val="clear" w:color="auto" w:fill="F4F7FB"/>
-          </w:tcPr>
-          <w:p>
-            <w:pPr>
-              <w:spacing w:after="0" w:before="0"/>
-            </w:pPr>
-          </w:p>
-          <w:p>
-            <w:pPr>
-              <w:spacing w:after="0"/>
-            </w:pPr>
-            <w:r>
-              <w:rPr>
-                <w:rFonts w:ascii="宋体" w:hAnsi="宋体" w:eastAsia="宋体"/>
-                <w:b w:val="0"/>
-                <w:sz w:val="19"/>
-              </w:rPr>
-              <w:t>Apollo 配置中心</w:t>
-            </w:r>
-          </w:p>
-        </w:tc>
-        <w:tc>
-          <w:tcPr>
-            <w:tcW w:type="dxa" w:w="2160"/>
-            <w:shd w:val="clear" w:color="auto" w:fill="F4F7FB"/>
-          </w:tcPr>
-          <w:p>
-            <w:pPr>
-              <w:spacing w:after="0" w:before="0"/>
-            </w:pPr>
-          </w:p>
-          <w:p>
-            <w:pPr>
-              <w:spacing w:after="0"/>
-            </w:pPr>
-            <w:r>
-              <w:rPr>
-                <w:rFonts w:ascii="宋体" w:hAnsi="宋体" w:eastAsia="宋体"/>
-                <w:b w:val="0"/>
-                <w:sz w:val="19"/>
-              </w:rPr>
-              <w:t>⬜ 规划</w:t>
-            </w:r>
-          </w:p>
-        </w:tc>
-        <w:tc>
-          <w:tcPr>
-            <w:tcW w:type="dxa" w:w="2160"/>
-            <w:shd w:val="clear" w:color="auto" w:fill="F4F7FB"/>
-          </w:tcPr>
-          <w:p>
-            <w:pPr>
-              <w:spacing w:after="0" w:before="0"/>
-            </w:pPr>
-          </w:p>
-          <w:p>
-            <w:pPr>
-              <w:spacing w:after="0"/>
-            </w:pPr>
-            <w:r>
-              <w:rPr>
-                <w:rFonts w:ascii="宋体" w:hAnsi="宋体" w:eastAsia="宋体"/>
-                <w:b w:val="0"/>
-                <w:sz w:val="19"/>
-              </w:rPr>
-              <w:t>—</w:t>
-            </w:r>
-          </w:p>
-        </w:tc>
-        <w:tc>
-          <w:tcPr>
-            <w:tcW w:type="dxa" w:w="2160"/>
-            <w:shd w:val="clear" w:color="auto" w:fill="F4F7FB"/>
-          </w:tcPr>
-          <w:p>
-            <w:pPr>
-              <w:spacing w:after="0" w:before="0"/>
-            </w:pPr>
-          </w:p>
-          <w:p>
-            <w:pPr>
-              <w:spacing w:after="0"/>
-            </w:pPr>
-            <w:r>
-              <w:rPr>
-                <w:rFonts w:ascii="宋体" w:hAnsi="宋体" w:eastAsia="宋体"/>
-                <w:b w:val="0"/>
-                <w:sz w:val="19"/>
-              </w:rPr>
-              <w:t>动态 namespace/热刷新待接入</w:t>
+              <w:t>Ids 主键生成、全局异常处理</w:t>
             </w:r>
           </w:p>
         </w:tc>
@@ -3406,6 +5224,2495 @@
       <w:pPr>
         <w:spacing w:after="80"/>
       </w:pPr>
+    </w:p>
+    <w:p>
+      <w:pPr>
+        <w:spacing w:after="0"/>
+      </w:pPr>
+      <w:r>
+        <w:rPr>
+          <w:rFonts w:ascii="宋体" w:hAnsi="宋体" w:eastAsia="宋体"/>
+          <w:b/>
+          <w:sz w:val="21"/>
+        </w:rPr>
+        <w:t>接口清单（45 个：GET 28 / POST 12 / PUT 5）</w:t>
+      </w:r>
+    </w:p>
+    <w:tbl>
+      <w:tblPr>
+        <w:tblStyle w:val="TableGrid"/>
+        <w:tblW w:type="auto" w:w="0"/>
+        <w:jc w:val="center"/>
+        <w:tblLook w:firstColumn="1" w:firstRow="1" w:lastColumn="0" w:lastRow="0" w:noHBand="0" w:noVBand="1" w:val="04A0"/>
+      </w:tblPr>
+      <w:tblGrid>
+        <w:gridCol w:w="4320"/>
+        <w:gridCol w:w="4320"/>
+      </w:tblGrid>
+      <w:tr>
+        <w:tc>
+          <w:tcPr>
+            <w:tcW w:type="dxa" w:w="4320"/>
+            <w:shd w:val="clear" w:color="auto" w:fill="1F4E79"/>
+          </w:tcPr>
+          <w:p>
+            <w:pPr>
+              <w:spacing w:after="0" w:before="0"/>
+            </w:pPr>
+            <w:r>
+              <w:rPr>
+                <w:rFonts w:ascii="微软雅黑" w:hAnsi="微软雅黑" w:eastAsia="微软雅黑"/>
+                <w:b/>
+                <w:color w:val="FFFFFF"/>
+                <w:sz w:val="19"/>
+              </w:rPr>
+              <w:t>分组</w:t>
+            </w:r>
+          </w:p>
+        </w:tc>
+        <w:tc>
+          <w:tcPr>
+            <w:tcW w:type="dxa" w:w="4320"/>
+            <w:shd w:val="clear" w:color="auto" w:fill="1F4E79"/>
+          </w:tcPr>
+          <w:p>
+            <w:pPr>
+              <w:spacing w:after="0" w:before="0"/>
+            </w:pPr>
+            <w:r>
+              <w:rPr>
+                <w:rFonts w:ascii="微软雅黑" w:hAnsi="微软雅黑" w:eastAsia="微软雅黑"/>
+                <w:b/>
+                <w:color w:val="FFFFFF"/>
+                <w:sz w:val="19"/>
+              </w:rPr>
+              <w:t>方法与路径</w:t>
+            </w:r>
+          </w:p>
+        </w:tc>
+      </w:tr>
+      <w:tr>
+        <w:tc>
+          <w:tcPr>
+            <w:tcW w:type="dxa" w:w="4320"/>
+          </w:tcPr>
+          <w:p>
+            <w:pPr>
+              <w:spacing w:after="0" w:before="0"/>
+            </w:pPr>
+          </w:p>
+          <w:p>
+            <w:pPr>
+              <w:spacing w:after="0"/>
+            </w:pPr>
+            <w:r>
+              <w:rPr>
+                <w:rFonts w:ascii="宋体" w:hAnsi="宋体" w:eastAsia="宋体"/>
+                <w:b w:val="0"/>
+                <w:sz w:val="19"/>
+              </w:rPr>
+              <w:t>认证</w:t>
+            </w:r>
+          </w:p>
+        </w:tc>
+        <w:tc>
+          <w:tcPr>
+            <w:tcW w:type="dxa" w:w="4320"/>
+          </w:tcPr>
+          <w:p>
+            <w:pPr>
+              <w:spacing w:after="0" w:before="0"/>
+            </w:pPr>
+          </w:p>
+          <w:p>
+            <w:pPr>
+              <w:spacing w:after="0"/>
+            </w:pPr>
+            <w:r>
+              <w:rPr>
+                <w:rFonts w:ascii="Consolas" w:hAnsi="Consolas" w:eastAsia="Consolas"/>
+                <w:b w:val="0"/>
+                <w:sz w:val="19"/>
+              </w:rPr>
+              <w:t>POST /api/auth/login</w:t>
+            </w:r>
+            <w:r>
+              <w:rPr>
+                <w:rFonts w:ascii="宋体" w:hAnsi="宋体" w:eastAsia="宋体"/>
+                <w:b w:val="0"/>
+                <w:sz w:val="19"/>
+              </w:rPr>
+              <w:t>、</w:t>
+            </w:r>
+            <w:r>
+              <w:rPr>
+                <w:rFonts w:ascii="Consolas" w:hAnsi="Consolas" w:eastAsia="Consolas"/>
+                <w:b w:val="0"/>
+                <w:sz w:val="19"/>
+              </w:rPr>
+              <w:t>GET /api/auth/me</w:t>
+            </w:r>
+            <w:r>
+              <w:rPr>
+                <w:rFonts w:ascii="宋体" w:hAnsi="宋体" w:eastAsia="宋体"/>
+                <w:b w:val="0"/>
+                <w:sz w:val="19"/>
+              </w:rPr>
+              <w:t>、</w:t>
+            </w:r>
+            <w:r>
+              <w:rPr>
+                <w:rFonts w:ascii="Consolas" w:hAnsi="Consolas" w:eastAsia="Consolas"/>
+                <w:b w:val="0"/>
+                <w:sz w:val="19"/>
+              </w:rPr>
+              <w:t>POST /api/auth/logout</w:t>
+            </w:r>
+          </w:p>
+        </w:tc>
+      </w:tr>
+      <w:tr>
+        <w:tc>
+          <w:tcPr>
+            <w:tcW w:type="dxa" w:w="4320"/>
+            <w:shd w:val="clear" w:color="auto" w:fill="F4F7FB"/>
+          </w:tcPr>
+          <w:p>
+            <w:pPr>
+              <w:spacing w:after="0" w:before="0"/>
+            </w:pPr>
+          </w:p>
+          <w:p>
+            <w:pPr>
+              <w:spacing w:after="0"/>
+            </w:pPr>
+            <w:r>
+              <w:rPr>
+                <w:rFonts w:ascii="宋体" w:hAnsi="宋体" w:eastAsia="宋体"/>
+                <w:b w:val="0"/>
+                <w:sz w:val="19"/>
+              </w:rPr>
+              <w:t>小区（C 端开放）</w:t>
+            </w:r>
+          </w:p>
+        </w:tc>
+        <w:tc>
+          <w:tcPr>
+            <w:tcW w:type="dxa" w:w="4320"/>
+            <w:shd w:val="clear" w:color="auto" w:fill="F4F7FB"/>
+          </w:tcPr>
+          <w:p>
+            <w:pPr>
+              <w:spacing w:after="0" w:before="0"/>
+            </w:pPr>
+          </w:p>
+          <w:p>
+            <w:pPr>
+              <w:spacing w:after="0"/>
+            </w:pPr>
+            <w:r>
+              <w:rPr>
+                <w:rFonts w:ascii="Consolas" w:hAnsi="Consolas" w:eastAsia="Consolas"/>
+                <w:b w:val="0"/>
+                <w:sz w:val="19"/>
+              </w:rPr>
+              <w:t>GET /api/community/check</w:t>
+            </w:r>
+            <w:r>
+              <w:rPr>
+                <w:rFonts w:ascii="宋体" w:hAnsi="宋体" w:eastAsia="宋体"/>
+                <w:b w:val="0"/>
+                <w:sz w:val="19"/>
+              </w:rPr>
+              <w:t>、</w:t>
+            </w:r>
+            <w:r>
+              <w:rPr>
+                <w:rFonts w:ascii="Consolas" w:hAnsi="Consolas" w:eastAsia="Consolas"/>
+                <w:b w:val="0"/>
+                <w:sz w:val="19"/>
+              </w:rPr>
+              <w:t>POST /api/community/demand</w:t>
+            </w:r>
+          </w:p>
+        </w:tc>
+      </w:tr>
+      <w:tr>
+        <w:tc>
+          <w:tcPr>
+            <w:tcW w:type="dxa" w:w="4320"/>
+          </w:tcPr>
+          <w:p>
+            <w:pPr>
+              <w:spacing w:after="0" w:before="0"/>
+            </w:pPr>
+          </w:p>
+          <w:p>
+            <w:pPr>
+              <w:spacing w:after="0"/>
+            </w:pPr>
+            <w:r>
+              <w:rPr>
+                <w:rFonts w:ascii="宋体" w:hAnsi="宋体" w:eastAsia="宋体"/>
+                <w:b w:val="0"/>
+                <w:sz w:val="19"/>
+              </w:rPr>
+              <w:t>派单</w:t>
+            </w:r>
+          </w:p>
+        </w:tc>
+        <w:tc>
+          <w:tcPr>
+            <w:tcW w:type="dxa" w:w="4320"/>
+          </w:tcPr>
+          <w:p>
+            <w:pPr>
+              <w:spacing w:after="0" w:before="0"/>
+            </w:pPr>
+          </w:p>
+          <w:p>
+            <w:pPr>
+              <w:spacing w:after="0"/>
+            </w:pPr>
+            <w:r>
+              <w:rPr>
+                <w:rFonts w:ascii="Consolas" w:hAnsi="Consolas" w:eastAsia="Consolas"/>
+                <w:b w:val="0"/>
+                <w:sz w:val="19"/>
+              </w:rPr>
+              <w:t>POST /api/dispatch/run</w:t>
+            </w:r>
+            <w:r>
+              <w:rPr>
+                <w:rFonts w:ascii="宋体" w:hAnsi="宋体" w:eastAsia="宋体"/>
+                <w:b w:val="0"/>
+                <w:sz w:val="19"/>
+              </w:rPr>
+              <w:t>、</w:t>
+            </w:r>
+            <w:r>
+              <w:rPr>
+                <w:rFonts w:ascii="Consolas" w:hAnsi="Consolas" w:eastAsia="Consolas"/>
+                <w:b w:val="0"/>
+                <w:sz w:val="19"/>
+              </w:rPr>
+              <w:t>GET /api/dispatch/capacity</w:t>
+            </w:r>
+          </w:p>
+        </w:tc>
+      </w:tr>
+      <w:tr>
+        <w:tc>
+          <w:tcPr>
+            <w:tcW w:type="dxa" w:w="4320"/>
+            <w:shd w:val="clear" w:color="auto" w:fill="F4F7FB"/>
+          </w:tcPr>
+          <w:p>
+            <w:pPr>
+              <w:spacing w:after="0" w:before="0"/>
+            </w:pPr>
+          </w:p>
+          <w:p>
+            <w:pPr>
+              <w:spacing w:after="0"/>
+            </w:pPr>
+            <w:r>
+              <w:rPr>
+                <w:rFonts w:ascii="宋体" w:hAnsi="宋体" w:eastAsia="宋体"/>
+                <w:b w:val="0"/>
+                <w:sz w:val="19"/>
+              </w:rPr>
+              <w:t>SLA</w:t>
+            </w:r>
+          </w:p>
+        </w:tc>
+        <w:tc>
+          <w:tcPr>
+            <w:tcW w:type="dxa" w:w="4320"/>
+            <w:shd w:val="clear" w:color="auto" w:fill="F4F7FB"/>
+          </w:tcPr>
+          <w:p>
+            <w:pPr>
+              <w:spacing w:after="0" w:before="0"/>
+            </w:pPr>
+          </w:p>
+          <w:p>
+            <w:pPr>
+              <w:spacing w:after="0"/>
+            </w:pPr>
+            <w:r>
+              <w:rPr>
+                <w:rFonts w:ascii="Consolas" w:hAnsi="Consolas" w:eastAsia="Consolas"/>
+                <w:b w:val="0"/>
+                <w:sz w:val="19"/>
+              </w:rPr>
+              <w:t>POST /api/sla/evaluate</w:t>
+            </w:r>
+            <w:r>
+              <w:rPr>
+                <w:rFonts w:ascii="宋体" w:hAnsi="宋体" w:eastAsia="宋体"/>
+                <w:b w:val="0"/>
+                <w:sz w:val="19"/>
+              </w:rPr>
+              <w:t>、</w:t>
+            </w:r>
+            <w:r>
+              <w:rPr>
+                <w:rFonts w:ascii="Consolas" w:hAnsi="Consolas" w:eastAsia="Consolas"/>
+                <w:b w:val="0"/>
+                <w:sz w:val="19"/>
+              </w:rPr>
+              <w:t>POST /api/sla/evaluate-batch</w:t>
+            </w:r>
+            <w:r>
+              <w:rPr>
+                <w:rFonts w:ascii="宋体" w:hAnsi="宋体" w:eastAsia="宋体"/>
+                <w:b w:val="0"/>
+                <w:sz w:val="19"/>
+              </w:rPr>
+              <w:t>、</w:t>
+            </w:r>
+            <w:r>
+              <w:rPr>
+                <w:rFonts w:ascii="Consolas" w:hAnsi="Consolas" w:eastAsia="Consolas"/>
+                <w:b w:val="0"/>
+                <w:sz w:val="19"/>
+              </w:rPr>
+              <w:t>GET /api/sla/board</w:t>
+            </w:r>
+            <w:r>
+              <w:rPr>
+                <w:rFonts w:ascii="宋体" w:hAnsi="宋体" w:eastAsia="宋体"/>
+                <w:b w:val="0"/>
+                <w:sz w:val="19"/>
+              </w:rPr>
+              <w:t>、</w:t>
+            </w:r>
+            <w:r>
+              <w:rPr>
+                <w:rFonts w:ascii="Consolas" w:hAnsi="Consolas" w:eastAsia="Consolas"/>
+                <w:b w:val="0"/>
+                <w:sz w:val="19"/>
+              </w:rPr>
+              <w:t>GET /api/sla/rules</w:t>
+            </w:r>
+            <w:r>
+              <w:rPr>
+                <w:rFonts w:ascii="宋体" w:hAnsi="宋体" w:eastAsia="宋体"/>
+                <w:b w:val="0"/>
+                <w:sz w:val="19"/>
+              </w:rPr>
+              <w:t>、</w:t>
+            </w:r>
+            <w:r>
+              <w:rPr>
+                <w:rFonts w:ascii="Consolas" w:hAnsi="Consolas" w:eastAsia="Consolas"/>
+                <w:b w:val="0"/>
+                <w:sz w:val="19"/>
+              </w:rPr>
+              <w:t>GET /api/sla/compensations</w:t>
+            </w:r>
+          </w:p>
+        </w:tc>
+      </w:tr>
+      <w:tr>
+        <w:tc>
+          <w:tcPr>
+            <w:tcW w:type="dxa" w:w="4320"/>
+          </w:tcPr>
+          <w:p>
+            <w:pPr>
+              <w:spacing w:after="0" w:before="0"/>
+            </w:pPr>
+          </w:p>
+          <w:p>
+            <w:pPr>
+              <w:spacing w:after="0"/>
+            </w:pPr>
+            <w:r>
+              <w:rPr>
+                <w:rFonts w:ascii="宋体" w:hAnsi="宋体" w:eastAsia="宋体"/>
+                <w:b w:val="0"/>
+                <w:sz w:val="19"/>
+              </w:rPr>
+              <w:t>套餐（C 端开放）</w:t>
+            </w:r>
+          </w:p>
+        </w:tc>
+        <w:tc>
+          <w:tcPr>
+            <w:tcW w:type="dxa" w:w="4320"/>
+          </w:tcPr>
+          <w:p>
+            <w:pPr>
+              <w:spacing w:after="0" w:before="0"/>
+            </w:pPr>
+          </w:p>
+          <w:p>
+            <w:pPr>
+              <w:spacing w:after="0"/>
+            </w:pPr>
+            <w:r>
+              <w:rPr>
+                <w:rFonts w:ascii="Consolas" w:hAnsi="Consolas" w:eastAsia="Consolas"/>
+                <w:b w:val="0"/>
+                <w:sz w:val="19"/>
+              </w:rPr>
+              <w:t>GET /api/package/detail</w:t>
+            </w:r>
+            <w:r>
+              <w:rPr>
+                <w:rFonts w:ascii="宋体" w:hAnsi="宋体" w:eastAsia="宋体"/>
+                <w:b w:val="0"/>
+                <w:sz w:val="19"/>
+              </w:rPr>
+              <w:t>、</w:t>
+            </w:r>
+            <w:r>
+              <w:rPr>
+                <w:rFonts w:ascii="Consolas" w:hAnsi="Consolas" w:eastAsia="Consolas"/>
+                <w:b w:val="0"/>
+                <w:sz w:val="19"/>
+              </w:rPr>
+              <w:t>GET /api/package/upgrade-options</w:t>
+            </w:r>
+            <w:r>
+              <w:rPr>
+                <w:rFonts w:ascii="宋体" w:hAnsi="宋体" w:eastAsia="宋体"/>
+                <w:b w:val="0"/>
+                <w:sz w:val="19"/>
+              </w:rPr>
+              <w:t>、</w:t>
+            </w:r>
+            <w:r>
+              <w:rPr>
+                <w:rFonts w:ascii="Consolas" w:hAnsi="Consolas" w:eastAsia="Consolas"/>
+                <w:b w:val="0"/>
+                <w:sz w:val="19"/>
+              </w:rPr>
+              <w:t>POST /api/package/upgrade</w:t>
+            </w:r>
+          </w:p>
+        </w:tc>
+      </w:tr>
+      <w:tr>
+        <w:tc>
+          <w:tcPr>
+            <w:tcW w:type="dxa" w:w="4320"/>
+            <w:shd w:val="clear" w:color="auto" w:fill="F4F7FB"/>
+          </w:tcPr>
+          <w:p>
+            <w:pPr>
+              <w:spacing w:after="0" w:before="0"/>
+            </w:pPr>
+          </w:p>
+          <w:p>
+            <w:pPr>
+              <w:spacing w:after="0"/>
+            </w:pPr>
+            <w:r>
+              <w:rPr>
+                <w:rFonts w:ascii="宋体" w:hAnsi="宋体" w:eastAsia="宋体"/>
+                <w:b w:val="0"/>
+                <w:sz w:val="19"/>
+              </w:rPr>
+              <w:t>流量（C 端开放）</w:t>
+            </w:r>
+          </w:p>
+        </w:tc>
+        <w:tc>
+          <w:tcPr>
+            <w:tcW w:type="dxa" w:w="4320"/>
+            <w:shd w:val="clear" w:color="auto" w:fill="F4F7FB"/>
+          </w:tcPr>
+          <w:p>
+            <w:pPr>
+              <w:spacing w:after="0" w:before="0"/>
+            </w:pPr>
+          </w:p>
+          <w:p>
+            <w:pPr>
+              <w:spacing w:after="0"/>
+            </w:pPr>
+            <w:r>
+              <w:rPr>
+                <w:rFonts w:ascii="Consolas" w:hAnsi="Consolas" w:eastAsia="Consolas"/>
+                <w:b w:val="0"/>
+                <w:sz w:val="19"/>
+              </w:rPr>
+              <w:t>GET /api/traffic/usage</w:t>
+            </w:r>
+          </w:p>
+        </w:tc>
+      </w:tr>
+      <w:tr>
+        <w:tc>
+          <w:tcPr>
+            <w:tcW w:type="dxa" w:w="4320"/>
+          </w:tcPr>
+          <w:p>
+            <w:pPr>
+              <w:spacing w:after="0" w:before="0"/>
+            </w:pPr>
+          </w:p>
+          <w:p>
+            <w:pPr>
+              <w:spacing w:after="0"/>
+            </w:pPr>
+            <w:r>
+              <w:rPr>
+                <w:rFonts w:ascii="宋体" w:hAnsi="宋体" w:eastAsia="宋体"/>
+                <w:b w:val="0"/>
+                <w:sz w:val="19"/>
+              </w:rPr>
+              <w:t>后台 · 小区</w:t>
+            </w:r>
+          </w:p>
+        </w:tc>
+        <w:tc>
+          <w:tcPr>
+            <w:tcW w:type="dxa" w:w="4320"/>
+          </w:tcPr>
+          <w:p>
+            <w:pPr>
+              <w:spacing w:after="0" w:before="0"/>
+            </w:pPr>
+          </w:p>
+          <w:p>
+            <w:pPr>
+              <w:spacing w:after="0"/>
+            </w:pPr>
+            <w:r>
+              <w:rPr>
+                <w:rFonts w:ascii="Consolas" w:hAnsi="Consolas" w:eastAsia="Consolas"/>
+                <w:b w:val="0"/>
+                <w:sz w:val="19"/>
+              </w:rPr>
+              <w:t>GET /api/admin/communities</w:t>
+            </w:r>
+            <w:r>
+              <w:rPr>
+                <w:rFonts w:ascii="宋体" w:hAnsi="宋体" w:eastAsia="宋体"/>
+                <w:b w:val="0"/>
+                <w:sz w:val="19"/>
+              </w:rPr>
+              <w:t>、</w:t>
+            </w:r>
+            <w:r>
+              <w:rPr>
+                <w:rFonts w:ascii="Consolas" w:hAnsi="Consolas" w:eastAsia="Consolas"/>
+                <w:b w:val="0"/>
+                <w:sz w:val="19"/>
+              </w:rPr>
+              <w:t>POST /api/admin/communities</w:t>
+            </w:r>
+          </w:p>
+        </w:tc>
+      </w:tr>
+      <w:tr>
+        <w:tc>
+          <w:tcPr>
+            <w:tcW w:type="dxa" w:w="4320"/>
+            <w:shd w:val="clear" w:color="auto" w:fill="F4F7FB"/>
+          </w:tcPr>
+          <w:p>
+            <w:pPr>
+              <w:spacing w:after="0" w:before="0"/>
+            </w:pPr>
+          </w:p>
+          <w:p>
+            <w:pPr>
+              <w:spacing w:after="0"/>
+            </w:pPr>
+            <w:r>
+              <w:rPr>
+                <w:rFonts w:ascii="宋体" w:hAnsi="宋体" w:eastAsia="宋体"/>
+                <w:b w:val="0"/>
+                <w:sz w:val="19"/>
+              </w:rPr>
+              <w:t>后台 · 工单与师傅</w:t>
+            </w:r>
+          </w:p>
+        </w:tc>
+        <w:tc>
+          <w:tcPr>
+            <w:tcW w:type="dxa" w:w="4320"/>
+            <w:shd w:val="clear" w:color="auto" w:fill="F4F7FB"/>
+          </w:tcPr>
+          <w:p>
+            <w:pPr>
+              <w:spacing w:after="0" w:before="0"/>
+            </w:pPr>
+          </w:p>
+          <w:p>
+            <w:pPr>
+              <w:spacing w:after="0"/>
+            </w:pPr>
+            <w:r>
+              <w:rPr>
+                <w:rFonts w:ascii="Consolas" w:hAnsi="Consolas" w:eastAsia="Consolas"/>
+                <w:b w:val="0"/>
+                <w:sz w:val="19"/>
+              </w:rPr>
+              <w:t>GET /api/admin/work-orders</w:t>
+            </w:r>
+            <w:r>
+              <w:rPr>
+                <w:rFonts w:ascii="宋体" w:hAnsi="宋体" w:eastAsia="宋体"/>
+                <w:b w:val="0"/>
+                <w:sz w:val="19"/>
+              </w:rPr>
+              <w:t>、</w:t>
+            </w:r>
+            <w:r>
+              <w:rPr>
+                <w:rFonts w:ascii="Consolas" w:hAnsi="Consolas" w:eastAsia="Consolas"/>
+                <w:b w:val="0"/>
+                <w:sz w:val="19"/>
+              </w:rPr>
+              <w:t>POST /api/admin/work-orders/reset</w:t>
+            </w:r>
+            <w:r>
+              <w:rPr>
+                <w:rFonts w:ascii="宋体" w:hAnsi="宋体" w:eastAsia="宋体"/>
+                <w:b w:val="0"/>
+                <w:sz w:val="19"/>
+              </w:rPr>
+              <w:t>、</w:t>
+            </w:r>
+            <w:r>
+              <w:rPr>
+                <w:rFonts w:ascii="Consolas" w:hAnsi="Consolas" w:eastAsia="Consolas"/>
+                <w:b w:val="0"/>
+                <w:sz w:val="19"/>
+              </w:rPr>
+              <w:t>GET /api/admin/workers</w:t>
+            </w:r>
+            <w:r>
+              <w:rPr>
+                <w:rFonts w:ascii="宋体" w:hAnsi="宋体" w:eastAsia="宋体"/>
+                <w:b w:val="0"/>
+                <w:sz w:val="19"/>
+              </w:rPr>
+              <w:t>、</w:t>
+            </w:r>
+            <w:r>
+              <w:rPr>
+                <w:rFonts w:ascii="Consolas" w:hAnsi="Consolas" w:eastAsia="Consolas"/>
+                <w:b w:val="0"/>
+                <w:sz w:val="19"/>
+              </w:rPr>
+              <w:t>POST /api/admin/worker-capacity</w:t>
+            </w:r>
+          </w:p>
+        </w:tc>
+      </w:tr>
+      <w:tr>
+        <w:tc>
+          <w:tcPr>
+            <w:tcW w:type="dxa" w:w="4320"/>
+          </w:tcPr>
+          <w:p>
+            <w:pPr>
+              <w:spacing w:after="0" w:before="0"/>
+            </w:pPr>
+          </w:p>
+          <w:p>
+            <w:pPr>
+              <w:spacing w:after="0"/>
+            </w:pPr>
+            <w:r>
+              <w:rPr>
+                <w:rFonts w:ascii="宋体" w:hAnsi="宋体" w:eastAsia="宋体"/>
+                <w:b w:val="0"/>
+                <w:sz w:val="19"/>
+              </w:rPr>
+              <w:t>后台 · 客户与套餐</w:t>
+            </w:r>
+          </w:p>
+        </w:tc>
+        <w:tc>
+          <w:tcPr>
+            <w:tcW w:type="dxa" w:w="4320"/>
+          </w:tcPr>
+          <w:p>
+            <w:pPr>
+              <w:spacing w:after="0" w:before="0"/>
+            </w:pPr>
+          </w:p>
+          <w:p>
+            <w:pPr>
+              <w:spacing w:after="0"/>
+            </w:pPr>
+            <w:r>
+              <w:rPr>
+                <w:rFonts w:ascii="Consolas" w:hAnsi="Consolas" w:eastAsia="Consolas"/>
+                <w:b w:val="0"/>
+                <w:sz w:val="19"/>
+              </w:rPr>
+              <w:t>GET /api/admin/customers</w:t>
+            </w:r>
+            <w:r>
+              <w:rPr>
+                <w:rFonts w:ascii="宋体" w:hAnsi="宋体" w:eastAsia="宋体"/>
+                <w:b w:val="0"/>
+                <w:sz w:val="19"/>
+              </w:rPr>
+              <w:t>、</w:t>
+            </w:r>
+            <w:r>
+              <w:rPr>
+                <w:rFonts w:ascii="Consolas" w:hAnsi="Consolas" w:eastAsia="Consolas"/>
+                <w:b w:val="0"/>
+                <w:sz w:val="19"/>
+              </w:rPr>
+              <w:t>GET /api/admin/packages</w:t>
+            </w:r>
+            <w:r>
+              <w:rPr>
+                <w:rFonts w:ascii="宋体" w:hAnsi="宋体" w:eastAsia="宋体"/>
+                <w:b w:val="0"/>
+                <w:sz w:val="19"/>
+              </w:rPr>
+              <w:t>、</w:t>
+            </w:r>
+            <w:r>
+              <w:rPr>
+                <w:rFonts w:ascii="Consolas" w:hAnsi="Consolas" w:eastAsia="Consolas"/>
+                <w:b w:val="0"/>
+                <w:sz w:val="19"/>
+              </w:rPr>
+              <w:t>POST /api/admin/packages</w:t>
+            </w:r>
+          </w:p>
+        </w:tc>
+      </w:tr>
+      <w:tr>
+        <w:tc>
+          <w:tcPr>
+            <w:tcW w:type="dxa" w:w="4320"/>
+            <w:shd w:val="clear" w:color="auto" w:fill="F4F7FB"/>
+          </w:tcPr>
+          <w:p>
+            <w:pPr>
+              <w:spacing w:after="0" w:before="0"/>
+            </w:pPr>
+          </w:p>
+          <w:p>
+            <w:pPr>
+              <w:spacing w:after="0"/>
+            </w:pPr>
+            <w:r>
+              <w:rPr>
+                <w:rFonts w:ascii="宋体" w:hAnsi="宋体" w:eastAsia="宋体"/>
+                <w:b w:val="0"/>
+                <w:sz w:val="19"/>
+              </w:rPr>
+              <w:t>后台 · 升级 / 评价 / 销售 / 财务</w:t>
+            </w:r>
+          </w:p>
+        </w:tc>
+        <w:tc>
+          <w:tcPr>
+            <w:tcW w:type="dxa" w:w="4320"/>
+            <w:shd w:val="clear" w:color="auto" w:fill="F4F7FB"/>
+          </w:tcPr>
+          <w:p>
+            <w:pPr>
+              <w:spacing w:after="0" w:before="0"/>
+            </w:pPr>
+          </w:p>
+          <w:p>
+            <w:pPr>
+              <w:spacing w:after="0"/>
+            </w:pPr>
+            <w:r>
+              <w:rPr>
+                <w:rFonts w:ascii="Consolas" w:hAnsi="Consolas" w:eastAsia="Consolas"/>
+                <w:b w:val="0"/>
+                <w:sz w:val="19"/>
+              </w:rPr>
+              <w:t>GET /api/admin/upgrade-orders</w:t>
+            </w:r>
+            <w:r>
+              <w:rPr>
+                <w:rFonts w:ascii="宋体" w:hAnsi="宋体" w:eastAsia="宋体"/>
+                <w:b w:val="0"/>
+                <w:sz w:val="19"/>
+              </w:rPr>
+              <w:t>、</w:t>
+            </w:r>
+            <w:r>
+              <w:rPr>
+                <w:rFonts w:ascii="Consolas" w:hAnsi="Consolas" w:eastAsia="Consolas"/>
+                <w:b w:val="0"/>
+                <w:sz w:val="19"/>
+              </w:rPr>
+              <w:t>GET /api/admin/reviews</w:t>
+            </w:r>
+            <w:r>
+              <w:rPr>
+                <w:rFonts w:ascii="宋体" w:hAnsi="宋体" w:eastAsia="宋体"/>
+                <w:b w:val="0"/>
+                <w:sz w:val="19"/>
+              </w:rPr>
+              <w:t>、</w:t>
+            </w:r>
+            <w:r>
+              <w:rPr>
+                <w:rFonts w:ascii="Consolas" w:hAnsi="Consolas" w:eastAsia="Consolas"/>
+                <w:b w:val="0"/>
+                <w:sz w:val="19"/>
+              </w:rPr>
+              <w:t>PUT /api/admin/reviews/{id}/close</w:t>
+            </w:r>
+            <w:r>
+              <w:rPr>
+                <w:rFonts w:ascii="宋体" w:hAnsi="宋体" w:eastAsia="宋体"/>
+                <w:b w:val="0"/>
+                <w:sz w:val="19"/>
+              </w:rPr>
+              <w:t>、</w:t>
+            </w:r>
+            <w:r>
+              <w:rPr>
+                <w:rFonts w:ascii="Consolas" w:hAnsi="Consolas" w:eastAsia="Consolas"/>
+                <w:b w:val="0"/>
+                <w:sz w:val="19"/>
+              </w:rPr>
+              <w:t>GET /api/admin/sales/report</w:t>
+            </w:r>
+            <w:r>
+              <w:rPr>
+                <w:rFonts w:ascii="宋体" w:hAnsi="宋体" w:eastAsia="宋体"/>
+                <w:b w:val="0"/>
+                <w:sz w:val="19"/>
+              </w:rPr>
+              <w:t>、</w:t>
+            </w:r>
+            <w:r>
+              <w:rPr>
+                <w:rFonts w:ascii="Consolas" w:hAnsi="Consolas" w:eastAsia="Consolas"/>
+                <w:b w:val="0"/>
+                <w:sz w:val="19"/>
+              </w:rPr>
+              <w:t>GET /api/admin/finance/report</w:t>
+            </w:r>
+          </w:p>
+        </w:tc>
+      </w:tr>
+      <w:tr>
+        <w:tc>
+          <w:tcPr>
+            <w:tcW w:type="dxa" w:w="4320"/>
+          </w:tcPr>
+          <w:p>
+            <w:pPr>
+              <w:spacing w:after="0" w:before="0"/>
+            </w:pPr>
+          </w:p>
+          <w:p>
+            <w:pPr>
+              <w:spacing w:after="0"/>
+            </w:pPr>
+            <w:r>
+              <w:rPr>
+                <w:rFonts w:ascii="宋体" w:hAnsi="宋体" w:eastAsia="宋体"/>
+                <w:b w:val="0"/>
+                <w:sz w:val="19"/>
+              </w:rPr>
+              <w:t>后台 · 平台聚合</w:t>
+            </w:r>
+          </w:p>
+        </w:tc>
+        <w:tc>
+          <w:tcPr>
+            <w:tcW w:type="dxa" w:w="4320"/>
+          </w:tcPr>
+          <w:p>
+            <w:pPr>
+              <w:spacing w:after="0" w:before="0"/>
+            </w:pPr>
+          </w:p>
+          <w:p>
+            <w:pPr>
+              <w:spacing w:after="0"/>
+            </w:pPr>
+            <w:r>
+              <w:rPr>
+                <w:rFonts w:ascii="Consolas" w:hAnsi="Consolas" w:eastAsia="Consolas"/>
+                <w:b w:val="0"/>
+                <w:sz w:val="19"/>
+              </w:rPr>
+              <w:t>GET /api/admin/dashboard/stats</w:t>
+            </w:r>
+            <w:r>
+              <w:rPr>
+                <w:rFonts w:ascii="宋体" w:hAnsi="宋体" w:eastAsia="宋体"/>
+                <w:b w:val="0"/>
+                <w:sz w:val="19"/>
+              </w:rPr>
+              <w:t>、</w:t>
+            </w:r>
+            <w:r>
+              <w:rPr>
+                <w:rFonts w:ascii="Consolas" w:hAnsi="Consolas" w:eastAsia="Consolas"/>
+                <w:b w:val="0"/>
+                <w:sz w:val="19"/>
+              </w:rPr>
+              <w:t>GET /api/admin/dashboard/recent-orders</w:t>
+            </w:r>
+            <w:r>
+              <w:rPr>
+                <w:rFonts w:ascii="宋体" w:hAnsi="宋体" w:eastAsia="宋体"/>
+                <w:b w:val="0"/>
+                <w:sz w:val="19"/>
+              </w:rPr>
+              <w:t>、</w:t>
+            </w:r>
+            <w:r>
+              <w:rPr>
+                <w:rFonts w:ascii="Consolas" w:hAnsi="Consolas" w:eastAsia="Consolas"/>
+                <w:b w:val="0"/>
+                <w:sz w:val="19"/>
+              </w:rPr>
+              <w:t>GET /api/admin/orders</w:t>
+            </w:r>
+            <w:r>
+              <w:rPr>
+                <w:rFonts w:ascii="宋体" w:hAnsi="宋体" w:eastAsia="宋体"/>
+                <w:b w:val="0"/>
+                <w:sz w:val="19"/>
+              </w:rPr>
+              <w:t>、</w:t>
+            </w:r>
+            <w:r>
+              <w:rPr>
+                <w:rFonts w:ascii="Consolas" w:hAnsi="Consolas" w:eastAsia="Consolas"/>
+                <w:b w:val="0"/>
+                <w:sz w:val="19"/>
+              </w:rPr>
+              <w:t>GET /api/admin/traffic/overview</w:t>
+            </w:r>
+            <w:r>
+              <w:rPr>
+                <w:rFonts w:ascii="宋体" w:hAnsi="宋体" w:eastAsia="宋体"/>
+                <w:b w:val="0"/>
+                <w:sz w:val="19"/>
+              </w:rPr>
+              <w:t>、</w:t>
+            </w:r>
+            <w:r>
+              <w:rPr>
+                <w:rFonts w:ascii="Consolas" w:hAnsi="Consolas" w:eastAsia="Consolas"/>
+                <w:b w:val="0"/>
+                <w:sz w:val="19"/>
+              </w:rPr>
+              <w:t>GET /api/admin/monitor/overview</w:t>
+            </w:r>
+          </w:p>
+        </w:tc>
+      </w:tr>
+      <w:tr>
+        <w:tc>
+          <w:tcPr>
+            <w:tcW w:type="dxa" w:w="4320"/>
+            <w:shd w:val="clear" w:color="auto" w:fill="F4F7FB"/>
+          </w:tcPr>
+          <w:p>
+            <w:pPr>
+              <w:spacing w:after="0" w:before="0"/>
+            </w:pPr>
+          </w:p>
+          <w:p>
+            <w:pPr>
+              <w:spacing w:after="0"/>
+            </w:pPr>
+            <w:r>
+              <w:rPr>
+                <w:rFonts w:ascii="宋体" w:hAnsi="宋体" w:eastAsia="宋体"/>
+                <w:b w:val="0"/>
+                <w:sz w:val="19"/>
+              </w:rPr>
+              <w:t>系统 · 用户</w:t>
+            </w:r>
+          </w:p>
+        </w:tc>
+        <w:tc>
+          <w:tcPr>
+            <w:tcW w:type="dxa" w:w="4320"/>
+            <w:shd w:val="clear" w:color="auto" w:fill="F4F7FB"/>
+          </w:tcPr>
+          <w:p>
+            <w:pPr>
+              <w:spacing w:after="0" w:before="0"/>
+            </w:pPr>
+          </w:p>
+          <w:p>
+            <w:pPr>
+              <w:spacing w:after="0"/>
+            </w:pPr>
+            <w:r>
+              <w:rPr>
+                <w:rFonts w:ascii="Consolas" w:hAnsi="Consolas" w:eastAsia="Consolas"/>
+                <w:b w:val="0"/>
+                <w:sz w:val="19"/>
+              </w:rPr>
+              <w:t>GET /api/system/users</w:t>
+            </w:r>
+            <w:r>
+              <w:rPr>
+                <w:rFonts w:ascii="宋体" w:hAnsi="宋体" w:eastAsia="宋体"/>
+                <w:b w:val="0"/>
+                <w:sz w:val="19"/>
+              </w:rPr>
+              <w:t>、</w:t>
+            </w:r>
+            <w:r>
+              <w:rPr>
+                <w:rFonts w:ascii="Consolas" w:hAnsi="Consolas" w:eastAsia="Consolas"/>
+                <w:b w:val="0"/>
+                <w:sz w:val="19"/>
+              </w:rPr>
+              <w:t>POST /api/system/users</w:t>
+            </w:r>
+            <w:r>
+              <w:rPr>
+                <w:rFonts w:ascii="宋体" w:hAnsi="宋体" w:eastAsia="宋体"/>
+                <w:b w:val="0"/>
+                <w:sz w:val="19"/>
+              </w:rPr>
+              <w:t>、</w:t>
+            </w:r>
+            <w:r>
+              <w:rPr>
+                <w:rFonts w:ascii="Consolas" w:hAnsi="Consolas" w:eastAsia="Consolas"/>
+                <w:b w:val="0"/>
+                <w:sz w:val="19"/>
+              </w:rPr>
+              <w:t>PUT /api/system/users/{id}/status</w:t>
+            </w:r>
+            <w:r>
+              <w:rPr>
+                <w:rFonts w:ascii="宋体" w:hAnsi="宋体" w:eastAsia="宋体"/>
+                <w:b w:val="0"/>
+                <w:sz w:val="19"/>
+              </w:rPr>
+              <w:t>、</w:t>
+            </w:r>
+            <w:r>
+              <w:rPr>
+                <w:rFonts w:ascii="Consolas" w:hAnsi="Consolas" w:eastAsia="Consolas"/>
+                <w:b w:val="0"/>
+                <w:sz w:val="19"/>
+              </w:rPr>
+              <w:t>PUT /api/system/users/{id}/roles</w:t>
+            </w:r>
+            <w:r>
+              <w:rPr>
+                <w:rFonts w:ascii="宋体" w:hAnsi="宋体" w:eastAsia="宋体"/>
+                <w:b w:val="0"/>
+                <w:sz w:val="19"/>
+              </w:rPr>
+              <w:t>、</w:t>
+            </w:r>
+            <w:r>
+              <w:rPr>
+                <w:rFonts w:ascii="Consolas" w:hAnsi="Consolas" w:eastAsia="Consolas"/>
+                <w:b w:val="0"/>
+                <w:sz w:val="19"/>
+              </w:rPr>
+              <w:t>PUT /api/system/users/{id}/password</w:t>
+            </w:r>
+          </w:p>
+        </w:tc>
+      </w:tr>
+      <w:tr>
+        <w:tc>
+          <w:tcPr>
+            <w:tcW w:type="dxa" w:w="4320"/>
+          </w:tcPr>
+          <w:p>
+            <w:pPr>
+              <w:spacing w:after="0" w:before="0"/>
+            </w:pPr>
+          </w:p>
+          <w:p>
+            <w:pPr>
+              <w:spacing w:after="0"/>
+            </w:pPr>
+            <w:r>
+              <w:rPr>
+                <w:rFonts w:ascii="宋体" w:hAnsi="宋体" w:eastAsia="宋体"/>
+                <w:b w:val="0"/>
+                <w:sz w:val="19"/>
+              </w:rPr>
+              <w:t>系统 · 角色</w:t>
+            </w:r>
+          </w:p>
+        </w:tc>
+        <w:tc>
+          <w:tcPr>
+            <w:tcW w:type="dxa" w:w="4320"/>
+          </w:tcPr>
+          <w:p>
+            <w:pPr>
+              <w:spacing w:after="0" w:before="0"/>
+            </w:pPr>
+          </w:p>
+          <w:p>
+            <w:pPr>
+              <w:spacing w:after="0"/>
+            </w:pPr>
+            <w:r>
+              <w:rPr>
+                <w:rFonts w:ascii="Consolas" w:hAnsi="Consolas" w:eastAsia="Consolas"/>
+                <w:b w:val="0"/>
+                <w:sz w:val="19"/>
+              </w:rPr>
+              <w:t>GET /api/system/roles</w:t>
+            </w:r>
+            <w:r>
+              <w:rPr>
+                <w:rFonts w:ascii="宋体" w:hAnsi="宋体" w:eastAsia="宋体"/>
+                <w:b w:val="0"/>
+                <w:sz w:val="19"/>
+              </w:rPr>
+              <w:t>、</w:t>
+            </w:r>
+            <w:r>
+              <w:rPr>
+                <w:rFonts w:ascii="Consolas" w:hAnsi="Consolas" w:eastAsia="Consolas"/>
+                <w:b w:val="0"/>
+                <w:sz w:val="19"/>
+              </w:rPr>
+              <w:t>GET /api/system/roles/{id}/menus</w:t>
+            </w:r>
+            <w:r>
+              <w:rPr>
+                <w:rFonts w:ascii="宋体" w:hAnsi="宋体" w:eastAsia="宋体"/>
+                <w:b w:val="0"/>
+                <w:sz w:val="19"/>
+              </w:rPr>
+              <w:t>、</w:t>
+            </w:r>
+            <w:r>
+              <w:rPr>
+                <w:rFonts w:ascii="Consolas" w:hAnsi="Consolas" w:eastAsia="Consolas"/>
+                <w:b w:val="0"/>
+                <w:sz w:val="19"/>
+              </w:rPr>
+              <w:t>PUT /api/system/roles/{id}/menus</w:t>
+            </w:r>
+          </w:p>
+        </w:tc>
+      </w:tr>
+      <w:tr>
+        <w:tc>
+          <w:tcPr>
+            <w:tcW w:type="dxa" w:w="4320"/>
+            <w:shd w:val="clear" w:color="auto" w:fill="F4F7FB"/>
+          </w:tcPr>
+          <w:p>
+            <w:pPr>
+              <w:spacing w:after="0" w:before="0"/>
+            </w:pPr>
+          </w:p>
+          <w:p>
+            <w:pPr>
+              <w:spacing w:after="0"/>
+            </w:pPr>
+            <w:r>
+              <w:rPr>
+                <w:rFonts w:ascii="宋体" w:hAnsi="宋体" w:eastAsia="宋体"/>
+                <w:b w:val="0"/>
+                <w:sz w:val="19"/>
+              </w:rPr>
+              <w:t>系统 · 菜单与日志</w:t>
+            </w:r>
+          </w:p>
+        </w:tc>
+        <w:tc>
+          <w:tcPr>
+            <w:tcW w:type="dxa" w:w="4320"/>
+            <w:shd w:val="clear" w:color="auto" w:fill="F4F7FB"/>
+          </w:tcPr>
+          <w:p>
+            <w:pPr>
+              <w:spacing w:after="0" w:before="0"/>
+            </w:pPr>
+          </w:p>
+          <w:p>
+            <w:pPr>
+              <w:spacing w:after="0"/>
+            </w:pPr>
+            <w:r>
+              <w:rPr>
+                <w:rFonts w:ascii="Consolas" w:hAnsi="Consolas" w:eastAsia="Consolas"/>
+                <w:b w:val="0"/>
+                <w:sz w:val="19"/>
+              </w:rPr>
+              <w:t>GET /api/system/menus/tree</w:t>
+            </w:r>
+            <w:r>
+              <w:rPr>
+                <w:rFonts w:ascii="宋体" w:hAnsi="宋体" w:eastAsia="宋体"/>
+                <w:b w:val="0"/>
+                <w:sz w:val="19"/>
+              </w:rPr>
+              <w:t>、</w:t>
+            </w:r>
+            <w:r>
+              <w:rPr>
+                <w:rFonts w:ascii="Consolas" w:hAnsi="Consolas" w:eastAsia="Consolas"/>
+                <w:b w:val="0"/>
+                <w:sz w:val="19"/>
+              </w:rPr>
+              <w:t>GET /api/system/logs</w:t>
+            </w:r>
+          </w:p>
+        </w:tc>
+      </w:tr>
+    </w:tbl>
+    <w:p>
+      <w:pPr>
+        <w:spacing w:after="80"/>
+      </w:pPr>
+    </w:p>
+    <w:p>
+      <w:pPr>
+        <w:spacing w:after="0"/>
+      </w:pPr>
+      <w:r>
+        <w:rPr>
+          <w:rFonts w:ascii="宋体" w:hAnsi="宋体" w:eastAsia="宋体"/>
+          <w:b/>
+          <w:sz w:val="21"/>
+        </w:rPr>
+        <w:t>数据与安全基建</w:t>
+      </w:r>
+    </w:p>
+    <w:tbl>
+      <w:tblPr>
+        <w:tblStyle w:val="TableGrid"/>
+        <w:tblW w:type="auto" w:w="0"/>
+        <w:jc w:val="center"/>
+        <w:tblLook w:firstColumn="1" w:firstRow="1" w:lastColumn="0" w:lastRow="0" w:noHBand="0" w:noVBand="1" w:val="04A0"/>
+      </w:tblPr>
+      <w:tblGrid>
+        <w:gridCol w:w="2880"/>
+        <w:gridCol w:w="2880"/>
+        <w:gridCol w:w="2880"/>
+      </w:tblGrid>
+      <w:tr>
+        <w:tc>
+          <w:tcPr>
+            <w:tcW w:type="dxa" w:w="2880"/>
+            <w:shd w:val="clear" w:color="auto" w:fill="1F4E79"/>
+          </w:tcPr>
+          <w:p>
+            <w:pPr>
+              <w:spacing w:after="0" w:before="0"/>
+            </w:pPr>
+            <w:r>
+              <w:rPr>
+                <w:rFonts w:ascii="微软雅黑" w:hAnsi="微软雅黑" w:eastAsia="微软雅黑"/>
+                <w:b/>
+                <w:color w:val="FFFFFF"/>
+                <w:sz w:val="19"/>
+              </w:rPr>
+              <w:t>项</w:t>
+            </w:r>
+          </w:p>
+        </w:tc>
+        <w:tc>
+          <w:tcPr>
+            <w:tcW w:type="dxa" w:w="2880"/>
+            <w:shd w:val="clear" w:color="auto" w:fill="1F4E79"/>
+          </w:tcPr>
+          <w:p>
+            <w:pPr>
+              <w:spacing w:after="0" w:before="0"/>
+            </w:pPr>
+            <w:r>
+              <w:rPr>
+                <w:rFonts w:ascii="微软雅黑" w:hAnsi="微软雅黑" w:eastAsia="微软雅黑"/>
+                <w:b/>
+                <w:color w:val="FFFFFF"/>
+                <w:sz w:val="19"/>
+              </w:rPr>
+              <w:t>状态</w:t>
+            </w:r>
+          </w:p>
+        </w:tc>
+        <w:tc>
+          <w:tcPr>
+            <w:tcW w:type="dxa" w:w="2880"/>
+            <w:shd w:val="clear" w:color="auto" w:fill="1F4E79"/>
+          </w:tcPr>
+          <w:p>
+            <w:pPr>
+              <w:spacing w:after="0" w:before="0"/>
+            </w:pPr>
+            <w:r>
+              <w:rPr>
+                <w:rFonts w:ascii="微软雅黑" w:hAnsi="微软雅黑" w:eastAsia="微软雅黑"/>
+                <w:b/>
+                <w:color w:val="FFFFFF"/>
+                <w:sz w:val="19"/>
+              </w:rPr>
+              <w:t>说明</w:t>
+            </w:r>
+          </w:p>
+        </w:tc>
+      </w:tr>
+      <w:tr>
+        <w:tc>
+          <w:tcPr>
+            <w:tcW w:type="dxa" w:w="2880"/>
+          </w:tcPr>
+          <w:p>
+            <w:pPr>
+              <w:spacing w:after="0" w:before="0"/>
+            </w:pPr>
+          </w:p>
+          <w:p>
+            <w:pPr>
+              <w:spacing w:after="0"/>
+            </w:pPr>
+            <w:r>
+              <w:rPr>
+                <w:rFonts w:ascii="宋体" w:hAnsi="宋体" w:eastAsia="宋体"/>
+                <w:b w:val="0"/>
+                <w:sz w:val="19"/>
+              </w:rPr>
+              <w:t>数据库接入（MySQL 8.4）</w:t>
+            </w:r>
+          </w:p>
+        </w:tc>
+        <w:tc>
+          <w:tcPr>
+            <w:tcW w:type="dxa" w:w="2880"/>
+          </w:tcPr>
+          <w:p>
+            <w:pPr>
+              <w:spacing w:after="0" w:before="0"/>
+            </w:pPr>
+          </w:p>
+          <w:p>
+            <w:pPr>
+              <w:spacing w:after="0"/>
+            </w:pPr>
+            <w:r>
+              <w:rPr>
+                <w:rFonts w:ascii="宋体" w:hAnsi="宋体" w:eastAsia="宋体"/>
+                <w:b w:val="0"/>
+                <w:sz w:val="19"/>
+              </w:rPr>
+              <w:t>✅ 已完成</w:t>
+            </w:r>
+          </w:p>
+        </w:tc>
+        <w:tc>
+          <w:tcPr>
+            <w:tcW w:type="dxa" w:w="2880"/>
+          </w:tcPr>
+          <w:p>
+            <w:pPr>
+              <w:spacing w:after="0" w:before="0"/>
+            </w:pPr>
+          </w:p>
+          <w:p>
+            <w:pPr>
+              <w:spacing w:after="0"/>
+            </w:pPr>
+            <w:r>
+              <w:rPr>
+                <w:rFonts w:ascii="宋体" w:hAnsi="宋体" w:eastAsia="宋体"/>
+                <w:b/>
+                <w:sz w:val="19"/>
+              </w:rPr>
+              <w:t>25 张表</w:t>
+            </w:r>
+            <w:r>
+              <w:rPr>
+                <w:rFonts w:ascii="宋体" w:hAnsi="宋体" w:eastAsia="宋体"/>
+                <w:b w:val="0"/>
+                <w:sz w:val="19"/>
+              </w:rPr>
+              <w:t xml:space="preserve"> + 幂等 </w:t>
+            </w:r>
+            <w:r>
+              <w:rPr>
+                <w:rFonts w:ascii="Consolas" w:hAnsi="Consolas" w:eastAsia="Consolas"/>
+                <w:b w:val="0"/>
+                <w:sz w:val="19"/>
+              </w:rPr>
+              <w:t>schema.sql</w:t>
+            </w:r>
+            <w:r>
+              <w:rPr>
+                <w:rFonts w:ascii="宋体" w:hAnsi="宋体" w:eastAsia="宋体"/>
+                <w:b w:val="0"/>
+                <w:sz w:val="19"/>
+              </w:rPr>
+              <w:t xml:space="preserve"> / </w:t>
+            </w:r>
+            <w:r>
+              <w:rPr>
+                <w:rFonts w:ascii="Consolas" w:hAnsi="Consolas" w:eastAsia="Consolas"/>
+                <w:b w:val="0"/>
+                <w:sz w:val="19"/>
+              </w:rPr>
+              <w:t>data.sql</w:t>
+            </w:r>
+            <w:r>
+              <w:rPr>
+                <w:rFonts w:ascii="宋体" w:hAnsi="宋体" w:eastAsia="宋体"/>
+                <w:b w:val="0"/>
+                <w:sz w:val="19"/>
+              </w:rPr>
+              <w:t>，启动自动初始化</w:t>
+            </w:r>
+          </w:p>
+        </w:tc>
+      </w:tr>
+      <w:tr>
+        <w:tc>
+          <w:tcPr>
+            <w:tcW w:type="dxa" w:w="2880"/>
+            <w:shd w:val="clear" w:color="auto" w:fill="F4F7FB"/>
+          </w:tcPr>
+          <w:p>
+            <w:pPr>
+              <w:spacing w:after="0" w:before="0"/>
+            </w:pPr>
+          </w:p>
+          <w:p>
+            <w:pPr>
+              <w:spacing w:after="0"/>
+            </w:pPr>
+            <w:r>
+              <w:rPr>
+                <w:rFonts w:ascii="宋体" w:hAnsi="宋体" w:eastAsia="宋体"/>
+                <w:b w:val="0"/>
+                <w:sz w:val="19"/>
+              </w:rPr>
+              <w:t>RBAC 权限模型</w:t>
+            </w:r>
+          </w:p>
+        </w:tc>
+        <w:tc>
+          <w:tcPr>
+            <w:tcW w:type="dxa" w:w="2880"/>
+            <w:shd w:val="clear" w:color="auto" w:fill="F4F7FB"/>
+          </w:tcPr>
+          <w:p>
+            <w:pPr>
+              <w:spacing w:after="0" w:before="0"/>
+            </w:pPr>
+          </w:p>
+          <w:p>
+            <w:pPr>
+              <w:spacing w:after="0"/>
+            </w:pPr>
+            <w:r>
+              <w:rPr>
+                <w:rFonts w:ascii="宋体" w:hAnsi="宋体" w:eastAsia="宋体"/>
+                <w:b w:val="0"/>
+                <w:sz w:val="19"/>
+              </w:rPr>
+              <w:t>✅ 已完成</w:t>
+            </w:r>
+          </w:p>
+        </w:tc>
+        <w:tc>
+          <w:tcPr>
+            <w:tcW w:type="dxa" w:w="2880"/>
+            <w:shd w:val="clear" w:color="auto" w:fill="F4F7FB"/>
+          </w:tcPr>
+          <w:p>
+            <w:pPr>
+              <w:spacing w:after="0" w:before="0"/>
+            </w:pPr>
+          </w:p>
+          <w:p>
+            <w:pPr>
+              <w:spacing w:after="0"/>
+            </w:pPr>
+            <w:r>
+              <w:rPr>
+                <w:rFonts w:ascii="Consolas" w:hAnsi="Consolas" w:eastAsia="Consolas"/>
+                <w:b w:val="0"/>
+                <w:sz w:val="19"/>
+              </w:rPr>
+              <w:t>sys_user</w:t>
+            </w:r>
+            <w:r>
+              <w:rPr>
+                <w:rFonts w:ascii="宋体" w:hAnsi="宋体" w:eastAsia="宋体"/>
+                <w:b w:val="0"/>
+                <w:sz w:val="19"/>
+              </w:rPr>
+              <w:t xml:space="preserve"> / </w:t>
+            </w:r>
+            <w:r>
+              <w:rPr>
+                <w:rFonts w:ascii="Consolas" w:hAnsi="Consolas" w:eastAsia="Consolas"/>
+                <w:b w:val="0"/>
+                <w:sz w:val="19"/>
+              </w:rPr>
+              <w:t>sys_role</w:t>
+            </w:r>
+            <w:r>
+              <w:rPr>
+                <w:rFonts w:ascii="宋体" w:hAnsi="宋体" w:eastAsia="宋体"/>
+                <w:b w:val="0"/>
+                <w:sz w:val="19"/>
+              </w:rPr>
+              <w:t xml:space="preserve"> / </w:t>
+            </w:r>
+            <w:r>
+              <w:rPr>
+                <w:rFonts w:ascii="Consolas" w:hAnsi="Consolas" w:eastAsia="Consolas"/>
+                <w:b w:val="0"/>
+                <w:sz w:val="19"/>
+              </w:rPr>
+              <w:t>sys_menu</w:t>
+            </w:r>
+            <w:r>
+              <w:rPr>
+                <w:rFonts w:ascii="宋体" w:hAnsi="宋体" w:eastAsia="宋体"/>
+                <w:b w:val="0"/>
+                <w:sz w:val="19"/>
+              </w:rPr>
+              <w:t xml:space="preserve"> / </w:t>
+            </w:r>
+            <w:r>
+              <w:rPr>
+                <w:rFonts w:ascii="Consolas" w:hAnsi="Consolas" w:eastAsia="Consolas"/>
+                <w:b w:val="0"/>
+                <w:sz w:val="19"/>
+              </w:rPr>
+              <w:t>sys_user_role</w:t>
+            </w:r>
+            <w:r>
+              <w:rPr>
+                <w:rFonts w:ascii="宋体" w:hAnsi="宋体" w:eastAsia="宋体"/>
+                <w:b w:val="0"/>
+                <w:sz w:val="19"/>
+              </w:rPr>
+              <w:t xml:space="preserve"> / </w:t>
+            </w:r>
+            <w:r>
+              <w:rPr>
+                <w:rFonts w:ascii="Consolas" w:hAnsi="Consolas" w:eastAsia="Consolas"/>
+                <w:b w:val="0"/>
+                <w:sz w:val="19"/>
+              </w:rPr>
+              <w:t>sys_role_menu</w:t>
+            </w:r>
+            <w:r>
+              <w:rPr>
+                <w:rFonts w:ascii="宋体" w:hAnsi="宋体" w:eastAsia="宋体"/>
+                <w:b w:val="0"/>
+                <w:sz w:val="19"/>
+              </w:rPr>
+              <w:t xml:space="preserve"> / </w:t>
+            </w:r>
+            <w:r>
+              <w:rPr>
+                <w:rFonts w:ascii="Consolas" w:hAnsi="Consolas" w:eastAsia="Consolas"/>
+                <w:b w:val="0"/>
+                <w:sz w:val="19"/>
+              </w:rPr>
+              <w:t>sys_oper_log</w:t>
+            </w:r>
+            <w:r>
+              <w:rPr>
+                <w:rFonts w:ascii="宋体" w:hAnsi="宋体" w:eastAsia="宋体"/>
+                <w:b w:val="0"/>
+                <w:sz w:val="19"/>
+              </w:rPr>
+              <w:t>；5 角色 · 26 菜单 · 21 权限码</w:t>
+            </w:r>
+          </w:p>
+        </w:tc>
+      </w:tr>
+      <w:tr>
+        <w:tc>
+          <w:tcPr>
+            <w:tcW w:type="dxa" w:w="2880"/>
+          </w:tcPr>
+          <w:p>
+            <w:pPr>
+              <w:spacing w:after="0" w:before="0"/>
+            </w:pPr>
+          </w:p>
+          <w:p>
+            <w:pPr>
+              <w:spacing w:after="0"/>
+            </w:pPr>
+            <w:r>
+              <w:rPr>
+                <w:rFonts w:ascii="宋体" w:hAnsi="宋体" w:eastAsia="宋体"/>
+                <w:b w:val="0"/>
+                <w:sz w:val="19"/>
+              </w:rPr>
+              <w:t>JWT 鉴权</w:t>
+            </w:r>
+          </w:p>
+        </w:tc>
+        <w:tc>
+          <w:tcPr>
+            <w:tcW w:type="dxa" w:w="2880"/>
+          </w:tcPr>
+          <w:p>
+            <w:pPr>
+              <w:spacing w:after="0" w:before="0"/>
+            </w:pPr>
+          </w:p>
+          <w:p>
+            <w:pPr>
+              <w:spacing w:after="0"/>
+            </w:pPr>
+            <w:r>
+              <w:rPr>
+                <w:rFonts w:ascii="宋体" w:hAnsi="宋体" w:eastAsia="宋体"/>
+                <w:b w:val="0"/>
+                <w:sz w:val="19"/>
+              </w:rPr>
+              <w:t>✅ 已完成</w:t>
+            </w:r>
+          </w:p>
+        </w:tc>
+        <w:tc>
+          <w:tcPr>
+            <w:tcW w:type="dxa" w:w="2880"/>
+          </w:tcPr>
+          <w:p>
+            <w:pPr>
+              <w:spacing w:after="0" w:before="0"/>
+            </w:pPr>
+          </w:p>
+          <w:p>
+            <w:pPr>
+              <w:spacing w:after="0"/>
+            </w:pPr>
+            <w:r>
+              <w:rPr>
+                <w:rFonts w:ascii="宋体" w:hAnsi="宋体" w:eastAsia="宋体"/>
+                <w:b w:val="0"/>
+                <w:sz w:val="19"/>
+              </w:rPr>
+              <w:t>Spring Security 6 + 自研 HS256 JWT（零三方依赖）；角色权限</w:t>
+            </w:r>
+            <w:r>
+              <w:rPr>
+                <w:rFonts w:ascii="宋体" w:hAnsi="宋体" w:eastAsia="宋体"/>
+                <w:b/>
+                <w:sz w:val="19"/>
+              </w:rPr>
+              <w:t>每请求实时查库</w:t>
+            </w:r>
+            <w:r>
+              <w:rPr>
+                <w:rFonts w:ascii="宋体" w:hAnsi="宋体" w:eastAsia="宋体"/>
+                <w:b w:val="0"/>
+                <w:sz w:val="19"/>
+              </w:rPr>
+              <w:t>，改授权即时生效</w:t>
+            </w:r>
+          </w:p>
+        </w:tc>
+      </w:tr>
+      <w:tr>
+        <w:tc>
+          <w:tcPr>
+            <w:tcW w:type="dxa" w:w="2880"/>
+            <w:shd w:val="clear" w:color="auto" w:fill="F4F7FB"/>
+          </w:tcPr>
+          <w:p>
+            <w:pPr>
+              <w:spacing w:after="0" w:before="0"/>
+            </w:pPr>
+          </w:p>
+          <w:p>
+            <w:pPr>
+              <w:spacing w:after="0"/>
+            </w:pPr>
+            <w:r>
+              <w:rPr>
+                <w:rFonts w:ascii="宋体" w:hAnsi="宋体" w:eastAsia="宋体"/>
+                <w:b w:val="0"/>
+                <w:sz w:val="19"/>
+              </w:rPr>
+              <w:t>回归单测</w:t>
+            </w:r>
+          </w:p>
+        </w:tc>
+        <w:tc>
+          <w:tcPr>
+            <w:tcW w:type="dxa" w:w="2880"/>
+            <w:shd w:val="clear" w:color="auto" w:fill="F4F7FB"/>
+          </w:tcPr>
+          <w:p>
+            <w:pPr>
+              <w:spacing w:after="0" w:before="0"/>
+            </w:pPr>
+          </w:p>
+          <w:p>
+            <w:pPr>
+              <w:spacing w:after="0"/>
+            </w:pPr>
+            <w:r>
+              <w:rPr>
+                <w:rFonts w:ascii="宋体" w:hAnsi="宋体" w:eastAsia="宋体"/>
+                <w:b w:val="0"/>
+                <w:sz w:val="19"/>
+              </w:rPr>
+              <w:t>✅ 已完成</w:t>
+            </w:r>
+          </w:p>
+        </w:tc>
+        <w:tc>
+          <w:tcPr>
+            <w:tcW w:type="dxa" w:w="2880"/>
+            <w:shd w:val="clear" w:color="auto" w:fill="F4F7FB"/>
+          </w:tcPr>
+          <w:p>
+            <w:pPr>
+              <w:spacing w:after="0" w:before="0"/>
+            </w:pPr>
+          </w:p>
+          <w:p>
+            <w:pPr>
+              <w:spacing w:after="0"/>
+            </w:pPr>
+            <w:r>
+              <w:rPr>
+                <w:rFonts w:ascii="Consolas" w:hAnsi="Consolas" w:eastAsia="Consolas"/>
+                <w:b w:val="0"/>
+                <w:sz w:val="19"/>
+              </w:rPr>
+              <w:t>JwtUtilTest</w:t>
+            </w:r>
+            <w:r>
+              <w:rPr>
+                <w:rFonts w:ascii="宋体" w:hAnsi="宋体" w:eastAsia="宋体"/>
+                <w:b w:val="0"/>
+                <w:sz w:val="19"/>
+              </w:rPr>
+              <w:t xml:space="preserve"> 7 条用例（数字声明解析 / 篡改签名 / 篡改载荷 / 过期 / 密钥错配 / 格式非法）</w:t>
+            </w:r>
+          </w:p>
+        </w:tc>
+      </w:tr>
+      <w:tr>
+        <w:tc>
+          <w:tcPr>
+            <w:tcW w:type="dxa" w:w="2880"/>
+          </w:tcPr>
+          <w:p>
+            <w:pPr>
+              <w:spacing w:after="0" w:before="0"/>
+            </w:pPr>
+          </w:p>
+          <w:p>
+            <w:pPr>
+              <w:spacing w:after="0"/>
+            </w:pPr>
+            <w:r>
+              <w:rPr>
+                <w:rFonts w:ascii="宋体" w:hAnsi="宋体" w:eastAsia="宋体"/>
+                <w:b w:val="0"/>
+                <w:sz w:val="19"/>
+              </w:rPr>
+              <w:t>配置中心</w:t>
+            </w:r>
+          </w:p>
+        </w:tc>
+        <w:tc>
+          <w:tcPr>
+            <w:tcW w:type="dxa" w:w="2880"/>
+          </w:tcPr>
+          <w:p>
+            <w:pPr>
+              <w:spacing w:after="0" w:before="0"/>
+            </w:pPr>
+          </w:p>
+          <w:p>
+            <w:pPr>
+              <w:spacing w:after="0"/>
+            </w:pPr>
+            <w:r>
+              <w:rPr>
+                <w:rFonts w:ascii="宋体" w:hAnsi="宋体" w:eastAsia="宋体"/>
+                <w:b w:val="0"/>
+                <w:sz w:val="19"/>
+              </w:rPr>
+              <w:t>⬜ 不引入</w:t>
+            </w:r>
+          </w:p>
+        </w:tc>
+        <w:tc>
+          <w:tcPr>
+            <w:tcW w:type="dxa" w:w="2880"/>
+          </w:tcPr>
+          <w:p>
+            <w:pPr>
+              <w:spacing w:after="0" w:before="0"/>
+            </w:pPr>
+          </w:p>
+          <w:p>
+            <w:pPr>
+              <w:spacing w:after="0"/>
+            </w:pPr>
+            <w:r>
+              <w:rPr>
+                <w:rFonts w:ascii="宋体" w:hAnsi="宋体" w:eastAsia="宋体"/>
+                <w:b w:val="0"/>
+                <w:sz w:val="19"/>
+              </w:rPr>
+              <w:t>按架构决策走 Spring Boot 原生 yml + 环境变量</w:t>
+            </w:r>
+          </w:p>
+        </w:tc>
+      </w:tr>
+    </w:tbl>
+    <w:p>
+      <w:pPr>
+        <w:spacing w:after="80"/>
+      </w:pPr>
+    </w:p>
+    <w:p>
+      <w:pPr>
+        <w:spacing w:after="0"/>
+      </w:pPr>
+      <w:r>
+        <w:rPr>
+          <w:rFonts w:ascii="宋体" w:hAnsi="宋体" w:eastAsia="宋体"/>
+          <w:b/>
+          <w:sz w:val="21"/>
+        </w:rPr>
+        <w:t>默认账号（初始密码由 `RbacInitializer` 以 BCrypt 写入，幂等不覆盖用户改过的密码）</w:t>
+      </w:r>
+    </w:p>
+    <w:tbl>
+      <w:tblPr>
+        <w:tblStyle w:val="TableGrid"/>
+        <w:tblW w:type="auto" w:w="0"/>
+        <w:jc w:val="center"/>
+        <w:tblLook w:firstColumn="1" w:firstRow="1" w:lastColumn="0" w:lastRow="0" w:noHBand="0" w:noVBand="1" w:val="04A0"/>
+      </w:tblPr>
+      <w:tblGrid>
+        <w:gridCol w:w="1728"/>
+        <w:gridCol w:w="1728"/>
+        <w:gridCol w:w="1728"/>
+        <w:gridCol w:w="1728"/>
+        <w:gridCol w:w="1728"/>
+      </w:tblGrid>
+      <w:tr>
+        <w:tc>
+          <w:tcPr>
+            <w:tcW w:type="dxa" w:w="1728"/>
+            <w:shd w:val="clear" w:color="auto" w:fill="1F4E79"/>
+          </w:tcPr>
+          <w:p>
+            <w:pPr>
+              <w:spacing w:after="0" w:before="0"/>
+            </w:pPr>
+            <w:r>
+              <w:rPr>
+                <w:rFonts w:ascii="微软雅黑" w:hAnsi="微软雅黑" w:eastAsia="微软雅黑"/>
+                <w:b/>
+                <w:color w:val="FFFFFF"/>
+                <w:sz w:val="19"/>
+              </w:rPr>
+              <w:t>账号</w:t>
+            </w:r>
+          </w:p>
+        </w:tc>
+        <w:tc>
+          <w:tcPr>
+            <w:tcW w:type="dxa" w:w="1728"/>
+            <w:shd w:val="clear" w:color="auto" w:fill="1F4E79"/>
+          </w:tcPr>
+          <w:p>
+            <w:pPr>
+              <w:spacing w:after="0" w:before="0"/>
+            </w:pPr>
+            <w:r>
+              <w:rPr>
+                <w:rFonts w:ascii="微软雅黑" w:hAnsi="微软雅黑" w:eastAsia="微软雅黑"/>
+                <w:b/>
+                <w:color w:val="FFFFFF"/>
+                <w:sz w:val="19"/>
+              </w:rPr>
+              <w:t>密码</w:t>
+            </w:r>
+          </w:p>
+        </w:tc>
+        <w:tc>
+          <w:tcPr>
+            <w:tcW w:type="dxa" w:w="1728"/>
+            <w:shd w:val="clear" w:color="auto" w:fill="1F4E79"/>
+          </w:tcPr>
+          <w:p>
+            <w:pPr>
+              <w:spacing w:after="0" w:before="0"/>
+            </w:pPr>
+            <w:r>
+              <w:rPr>
+                <w:rFonts w:ascii="微软雅黑" w:hAnsi="微软雅黑" w:eastAsia="微软雅黑"/>
+                <w:b/>
+                <w:color w:val="FFFFFF"/>
+                <w:sz w:val="19"/>
+              </w:rPr>
+              <w:t>角色</w:t>
+            </w:r>
+          </w:p>
+        </w:tc>
+        <w:tc>
+          <w:tcPr>
+            <w:tcW w:type="dxa" w:w="1728"/>
+            <w:shd w:val="clear" w:color="auto" w:fill="1F4E79"/>
+          </w:tcPr>
+          <w:p>
+            <w:pPr>
+              <w:spacing w:after="0" w:before="0"/>
+            </w:pPr>
+            <w:r>
+              <w:rPr>
+                <w:rFonts w:ascii="微软雅黑" w:hAnsi="微软雅黑" w:eastAsia="微软雅黑"/>
+                <w:b/>
+                <w:color w:val="FFFFFF"/>
+                <w:sz w:val="19"/>
+              </w:rPr>
+              <w:t>可见菜单</w:t>
+            </w:r>
+          </w:p>
+        </w:tc>
+        <w:tc>
+          <w:tcPr>
+            <w:tcW w:type="dxa" w:w="1728"/>
+            <w:shd w:val="clear" w:color="auto" w:fill="1F4E79"/>
+          </w:tcPr>
+          <w:p>
+            <w:pPr>
+              <w:spacing w:after="0" w:before="0"/>
+            </w:pPr>
+            <w:r>
+              <w:rPr>
+                <w:rFonts w:ascii="微软雅黑" w:hAnsi="微软雅黑" w:eastAsia="微软雅黑"/>
+                <w:b/>
+                <w:color w:val="FFFFFF"/>
+                <w:sz w:val="19"/>
+              </w:rPr>
+              <w:t>权限码</w:t>
+            </w:r>
+          </w:p>
+        </w:tc>
+      </w:tr>
+      <w:tr>
+        <w:tc>
+          <w:tcPr>
+            <w:tcW w:type="dxa" w:w="1728"/>
+          </w:tcPr>
+          <w:p>
+            <w:pPr>
+              <w:spacing w:after="0" w:before="0"/>
+            </w:pPr>
+          </w:p>
+          <w:p>
+            <w:pPr>
+              <w:spacing w:after="0"/>
+            </w:pPr>
+            <w:r>
+              <w:rPr>
+                <w:rFonts w:ascii="宋体" w:hAnsi="宋体" w:eastAsia="宋体"/>
+                <w:b w:val="0"/>
+                <w:sz w:val="19"/>
+              </w:rPr>
+              <w:t>admin</w:t>
+            </w:r>
+          </w:p>
+        </w:tc>
+        <w:tc>
+          <w:tcPr>
+            <w:tcW w:type="dxa" w:w="1728"/>
+          </w:tcPr>
+          <w:p>
+            <w:pPr>
+              <w:spacing w:after="0" w:before="0"/>
+            </w:pPr>
+          </w:p>
+          <w:p>
+            <w:pPr>
+              <w:spacing w:after="0"/>
+            </w:pPr>
+            <w:r>
+              <w:rPr>
+                <w:rFonts w:ascii="宋体" w:hAnsi="宋体" w:eastAsia="宋体"/>
+                <w:b w:val="0"/>
+                <w:sz w:val="19"/>
+              </w:rPr>
+              <w:t>admin123</w:t>
+            </w:r>
+          </w:p>
+        </w:tc>
+        <w:tc>
+          <w:tcPr>
+            <w:tcW w:type="dxa" w:w="1728"/>
+          </w:tcPr>
+          <w:p>
+            <w:pPr>
+              <w:spacing w:after="0" w:before="0"/>
+            </w:pPr>
+          </w:p>
+          <w:p>
+            <w:pPr>
+              <w:spacing w:after="0"/>
+            </w:pPr>
+            <w:r>
+              <w:rPr>
+                <w:rFonts w:ascii="宋体" w:hAnsi="宋体" w:eastAsia="宋体"/>
+                <w:b w:val="0"/>
+                <w:sz w:val="19"/>
+              </w:rPr>
+              <w:t>ADMIN 超级管理员</w:t>
+            </w:r>
+          </w:p>
+        </w:tc>
+        <w:tc>
+          <w:tcPr>
+            <w:tcW w:type="dxa" w:w="1728"/>
+          </w:tcPr>
+          <w:p>
+            <w:pPr>
+              <w:spacing w:after="0" w:before="0"/>
+            </w:pPr>
+          </w:p>
+          <w:p>
+            <w:pPr>
+              <w:spacing w:after="0"/>
+            </w:pPr>
+            <w:r>
+              <w:rPr>
+                <w:rFonts w:ascii="宋体" w:hAnsi="宋体" w:eastAsia="宋体"/>
+                <w:b w:val="0"/>
+                <w:sz w:val="19"/>
+              </w:rPr>
+              <w:t>26</w:t>
+            </w:r>
+          </w:p>
+        </w:tc>
+        <w:tc>
+          <w:tcPr>
+            <w:tcW w:type="dxa" w:w="1728"/>
+          </w:tcPr>
+          <w:p>
+            <w:pPr>
+              <w:spacing w:after="0" w:before="0"/>
+            </w:pPr>
+          </w:p>
+          <w:p>
+            <w:pPr>
+              <w:spacing w:after="0"/>
+            </w:pPr>
+            <w:r>
+              <w:rPr>
+                <w:rFonts w:ascii="宋体" w:hAnsi="宋体" w:eastAsia="宋体"/>
+                <w:b w:val="0"/>
+                <w:sz w:val="19"/>
+              </w:rPr>
+              <w:t>21</w:t>
+            </w:r>
+          </w:p>
+        </w:tc>
+      </w:tr>
+      <w:tr>
+        <w:tc>
+          <w:tcPr>
+            <w:tcW w:type="dxa" w:w="1728"/>
+            <w:shd w:val="clear" w:color="auto" w:fill="F4F7FB"/>
+          </w:tcPr>
+          <w:p>
+            <w:pPr>
+              <w:spacing w:after="0" w:before="0"/>
+            </w:pPr>
+          </w:p>
+          <w:p>
+            <w:pPr>
+              <w:spacing w:after="0"/>
+            </w:pPr>
+            <w:r>
+              <w:rPr>
+                <w:rFonts w:ascii="宋体" w:hAnsi="宋体" w:eastAsia="宋体"/>
+                <w:b w:val="0"/>
+                <w:sz w:val="19"/>
+              </w:rPr>
+              <w:t>liuwei</w:t>
+            </w:r>
+          </w:p>
+        </w:tc>
+        <w:tc>
+          <w:tcPr>
+            <w:tcW w:type="dxa" w:w="1728"/>
+            <w:shd w:val="clear" w:color="auto" w:fill="F4F7FB"/>
+          </w:tcPr>
+          <w:p>
+            <w:pPr>
+              <w:spacing w:after="0" w:before="0"/>
+            </w:pPr>
+          </w:p>
+          <w:p>
+            <w:pPr>
+              <w:spacing w:after="0"/>
+            </w:pPr>
+            <w:r>
+              <w:rPr>
+                <w:rFonts w:ascii="宋体" w:hAnsi="宋体" w:eastAsia="宋体"/>
+                <w:b w:val="0"/>
+                <w:sz w:val="19"/>
+              </w:rPr>
+              <w:t>liuwei123</w:t>
+            </w:r>
+          </w:p>
+        </w:tc>
+        <w:tc>
+          <w:tcPr>
+            <w:tcW w:type="dxa" w:w="1728"/>
+            <w:shd w:val="clear" w:color="auto" w:fill="F4F7FB"/>
+          </w:tcPr>
+          <w:p>
+            <w:pPr>
+              <w:spacing w:after="0" w:before="0"/>
+            </w:pPr>
+          </w:p>
+          <w:p>
+            <w:pPr>
+              <w:spacing w:after="0"/>
+            </w:pPr>
+            <w:r>
+              <w:rPr>
+                <w:rFonts w:ascii="宋体" w:hAnsi="宋体" w:eastAsia="宋体"/>
+                <w:b w:val="0"/>
+                <w:sz w:val="19"/>
+              </w:rPr>
+              <w:t>OPERATOR 运营专员</w:t>
+            </w:r>
+          </w:p>
+        </w:tc>
+        <w:tc>
+          <w:tcPr>
+            <w:tcW w:type="dxa" w:w="1728"/>
+            <w:shd w:val="clear" w:color="auto" w:fill="F4F7FB"/>
+          </w:tcPr>
+          <w:p>
+            <w:pPr>
+              <w:spacing w:after="0" w:before="0"/>
+            </w:pPr>
+          </w:p>
+          <w:p>
+            <w:pPr>
+              <w:spacing w:after="0"/>
+            </w:pPr>
+            <w:r>
+              <w:rPr>
+                <w:rFonts w:ascii="宋体" w:hAnsi="宋体" w:eastAsia="宋体"/>
+                <w:b w:val="0"/>
+                <w:sz w:val="19"/>
+              </w:rPr>
+              <w:t>19</w:t>
+            </w:r>
+          </w:p>
+        </w:tc>
+        <w:tc>
+          <w:tcPr>
+            <w:tcW w:type="dxa" w:w="1728"/>
+            <w:shd w:val="clear" w:color="auto" w:fill="F4F7FB"/>
+          </w:tcPr>
+          <w:p>
+            <w:pPr>
+              <w:spacing w:after="0" w:before="0"/>
+            </w:pPr>
+          </w:p>
+          <w:p>
+            <w:pPr>
+              <w:spacing w:after="0"/>
+            </w:pPr>
+            <w:r>
+              <w:rPr>
+                <w:rFonts w:ascii="宋体" w:hAnsi="宋体" w:eastAsia="宋体"/>
+                <w:b w:val="0"/>
+                <w:sz w:val="19"/>
+              </w:rPr>
+              <w:t>15</w:t>
+            </w:r>
+          </w:p>
+        </w:tc>
+      </w:tr>
+      <w:tr>
+        <w:tc>
+          <w:tcPr>
+            <w:tcW w:type="dxa" w:w="1728"/>
+          </w:tcPr>
+          <w:p>
+            <w:pPr>
+              <w:spacing w:after="0" w:before="0"/>
+            </w:pPr>
+          </w:p>
+          <w:p>
+            <w:pPr>
+              <w:spacing w:after="0"/>
+            </w:pPr>
+            <w:r>
+              <w:rPr>
+                <w:rFonts w:ascii="宋体" w:hAnsi="宋体" w:eastAsia="宋体"/>
+                <w:b w:val="0"/>
+                <w:sz w:val="19"/>
+              </w:rPr>
+              <w:t>zhaomin</w:t>
+            </w:r>
+          </w:p>
+        </w:tc>
+        <w:tc>
+          <w:tcPr>
+            <w:tcW w:type="dxa" w:w="1728"/>
+          </w:tcPr>
+          <w:p>
+            <w:pPr>
+              <w:spacing w:after="0" w:before="0"/>
+            </w:pPr>
+          </w:p>
+          <w:p>
+            <w:pPr>
+              <w:spacing w:after="0"/>
+            </w:pPr>
+            <w:r>
+              <w:rPr>
+                <w:rFonts w:ascii="宋体" w:hAnsi="宋体" w:eastAsia="宋体"/>
+                <w:b w:val="0"/>
+                <w:sz w:val="19"/>
+              </w:rPr>
+              <w:t>zhaomin123</w:t>
+            </w:r>
+          </w:p>
+        </w:tc>
+        <w:tc>
+          <w:tcPr>
+            <w:tcW w:type="dxa" w:w="1728"/>
+          </w:tcPr>
+          <w:p>
+            <w:pPr>
+              <w:spacing w:after="0" w:before="0"/>
+            </w:pPr>
+          </w:p>
+          <w:p>
+            <w:pPr>
+              <w:spacing w:after="0"/>
+            </w:pPr>
+            <w:r>
+              <w:rPr>
+                <w:rFonts w:ascii="宋体" w:hAnsi="宋体" w:eastAsia="宋体"/>
+                <w:b w:val="0"/>
+                <w:sz w:val="19"/>
+              </w:rPr>
+              <w:t>FINANCE 财务</w:t>
+            </w:r>
+          </w:p>
+        </w:tc>
+        <w:tc>
+          <w:tcPr>
+            <w:tcW w:type="dxa" w:w="1728"/>
+          </w:tcPr>
+          <w:p>
+            <w:pPr>
+              <w:spacing w:after="0" w:before="0"/>
+            </w:pPr>
+          </w:p>
+          <w:p>
+            <w:pPr>
+              <w:spacing w:after="0"/>
+            </w:pPr>
+            <w:r>
+              <w:rPr>
+                <w:rFonts w:ascii="宋体" w:hAnsi="宋体" w:eastAsia="宋体"/>
+                <w:b w:val="0"/>
+                <w:sz w:val="19"/>
+              </w:rPr>
+              <w:t>4</w:t>
+            </w:r>
+          </w:p>
+        </w:tc>
+        <w:tc>
+          <w:tcPr>
+            <w:tcW w:type="dxa" w:w="1728"/>
+          </w:tcPr>
+          <w:p>
+            <w:pPr>
+              <w:spacing w:after="0" w:before="0"/>
+            </w:pPr>
+          </w:p>
+          <w:p>
+            <w:pPr>
+              <w:spacing w:after="0"/>
+            </w:pPr>
+            <w:r>
+              <w:rPr>
+                <w:rFonts w:ascii="宋体" w:hAnsi="宋体" w:eastAsia="宋体"/>
+                <w:b w:val="0"/>
+                <w:sz w:val="19"/>
+              </w:rPr>
+              <w:t>4</w:t>
+            </w:r>
+          </w:p>
+        </w:tc>
+      </w:tr>
+      <w:tr>
+        <w:tc>
+          <w:tcPr>
+            <w:tcW w:type="dxa" w:w="1728"/>
+            <w:shd w:val="clear" w:color="auto" w:fill="F4F7FB"/>
+          </w:tcPr>
+          <w:p>
+            <w:pPr>
+              <w:spacing w:after="0" w:before="0"/>
+            </w:pPr>
+          </w:p>
+          <w:p>
+            <w:pPr>
+              <w:spacing w:after="0"/>
+            </w:pPr>
+            <w:r>
+              <w:rPr>
+                <w:rFonts w:ascii="宋体" w:hAnsi="宋体" w:eastAsia="宋体"/>
+                <w:b w:val="0"/>
+                <w:sz w:val="19"/>
+              </w:rPr>
+              <w:t>wangfang</w:t>
+            </w:r>
+          </w:p>
+        </w:tc>
+        <w:tc>
+          <w:tcPr>
+            <w:tcW w:type="dxa" w:w="1728"/>
+            <w:shd w:val="clear" w:color="auto" w:fill="F4F7FB"/>
+          </w:tcPr>
+          <w:p>
+            <w:pPr>
+              <w:spacing w:after="0" w:before="0"/>
+            </w:pPr>
+          </w:p>
+          <w:p>
+            <w:pPr>
+              <w:spacing w:after="0"/>
+            </w:pPr>
+            <w:r>
+              <w:rPr>
+                <w:rFonts w:ascii="宋体" w:hAnsi="宋体" w:eastAsia="宋体"/>
+                <w:b w:val="0"/>
+                <w:sz w:val="19"/>
+              </w:rPr>
+              <w:t>wangfang123</w:t>
+            </w:r>
+          </w:p>
+        </w:tc>
+        <w:tc>
+          <w:tcPr>
+            <w:tcW w:type="dxa" w:w="1728"/>
+            <w:shd w:val="clear" w:color="auto" w:fill="F4F7FB"/>
+          </w:tcPr>
+          <w:p>
+            <w:pPr>
+              <w:spacing w:after="0" w:before="0"/>
+            </w:pPr>
+          </w:p>
+          <w:p>
+            <w:pPr>
+              <w:spacing w:after="0"/>
+            </w:pPr>
+            <w:r>
+              <w:rPr>
+                <w:rFonts w:ascii="宋体" w:hAnsi="宋体" w:eastAsia="宋体"/>
+                <w:b w:val="0"/>
+                <w:sz w:val="19"/>
+              </w:rPr>
+              <w:t>CS 客服</w:t>
+            </w:r>
+          </w:p>
+        </w:tc>
+        <w:tc>
+          <w:tcPr>
+            <w:tcW w:type="dxa" w:w="1728"/>
+            <w:shd w:val="clear" w:color="auto" w:fill="F4F7FB"/>
+          </w:tcPr>
+          <w:p>
+            <w:pPr>
+              <w:spacing w:after="0" w:before="0"/>
+            </w:pPr>
+          </w:p>
+          <w:p>
+            <w:pPr>
+              <w:spacing w:after="0"/>
+            </w:pPr>
+            <w:r>
+              <w:rPr>
+                <w:rFonts w:ascii="宋体" w:hAnsi="宋体" w:eastAsia="宋体"/>
+                <w:b w:val="0"/>
+                <w:sz w:val="19"/>
+              </w:rPr>
+              <w:t>4</w:t>
+            </w:r>
+          </w:p>
+        </w:tc>
+        <w:tc>
+          <w:tcPr>
+            <w:tcW w:type="dxa" w:w="1728"/>
+            <w:shd w:val="clear" w:color="auto" w:fill="F4F7FB"/>
+          </w:tcPr>
+          <w:p>
+            <w:pPr>
+              <w:spacing w:after="0" w:before="0"/>
+            </w:pPr>
+          </w:p>
+          <w:p>
+            <w:pPr>
+              <w:spacing w:after="0"/>
+            </w:pPr>
+            <w:r>
+              <w:rPr>
+                <w:rFonts w:ascii="宋体" w:hAnsi="宋体" w:eastAsia="宋体"/>
+                <w:b w:val="0"/>
+                <w:sz w:val="19"/>
+              </w:rPr>
+              <w:t>4</w:t>
+            </w:r>
+          </w:p>
+        </w:tc>
+      </w:tr>
+    </w:tbl>
+    <w:p>
+      <w:pPr>
+        <w:spacing w:after="80"/>
+      </w:pPr>
+    </w:p>
+    <w:p>
+      <w:pPr>
+        <w:spacing w:after="120" w:before="40"/>
+        <w:ind w:left="216"/>
+        <w:shd w:val="clear" w:color="auto" w:fill="F2F4F8"/>
+      </w:pPr>
+      <w:r>
+        <w:rPr>
+          <w:rFonts w:ascii="宋体" w:hAnsi="宋体" w:eastAsia="宋体"/>
+          <w:i/>
+          <w:color w:val="555555"/>
+          <w:sz w:val="19"/>
+        </w:rPr>
+        <w:t>⚠️ 生产环境务必首次登录后立即改密，并通过环境变量覆盖 `app.jwt.secret`。</w:t>
+      </w:r>
     </w:p>
     <w:p>
       <w:pPr>
@@ -3437,16 +7744,15 @@
         <w:tblLook w:firstColumn="1" w:firstRow="1" w:lastColumn="0" w:lastRow="0" w:noHBand="0" w:noVBand="1" w:val="04A0"/>
       </w:tblPr>
       <w:tblGrid>
-        <w:gridCol w:w="1728"/>
-        <w:gridCol w:w="1728"/>
-        <w:gridCol w:w="1728"/>
-        <w:gridCol w:w="1728"/>
-        <w:gridCol w:w="1728"/>
+        <w:gridCol w:w="2160"/>
+        <w:gridCol w:w="2160"/>
+        <w:gridCol w:w="2160"/>
+        <w:gridCol w:w="2160"/>
       </w:tblGrid>
       <w:tr>
         <w:tc>
           <w:tcPr>
-            <w:tcW w:type="dxa" w:w="1728"/>
+            <w:tcW w:type="dxa" w:w="2160"/>
             <w:shd w:val="clear" w:color="auto" w:fill="1F4E79"/>
           </w:tcPr>
           <w:p>
@@ -3466,7 +7772,7 @@
         </w:tc>
         <w:tc>
           <w:tcPr>
-            <w:tcW w:type="dxa" w:w="1728"/>
+            <w:tcW w:type="dxa" w:w="2160"/>
             <w:shd w:val="clear" w:color="auto" w:fill="1F4E79"/>
           </w:tcPr>
           <w:p>
@@ -3486,7 +7792,7 @@
         </w:tc>
         <w:tc>
           <w:tcPr>
-            <w:tcW w:type="dxa" w:w="1728"/>
+            <w:tcW w:type="dxa" w:w="2160"/>
             <w:shd w:val="clear" w:color="auto" w:fill="1F4E79"/>
           </w:tcPr>
           <w:p>
@@ -3500,13 +7806,13 @@
                 <w:color w:val="FFFFFF"/>
                 <w:sz w:val="19"/>
               </w:rPr>
-              <w:t>部分</w:t>
-            </w:r>
-          </w:p>
-        </w:tc>
-        <w:tc>
-          <w:tcPr>
-            <w:tcW w:type="dxa" w:w="1728"/>
+              <w:t>规划</w:t>
+            </w:r>
+          </w:p>
+        </w:tc>
+        <w:tc>
+          <w:tcPr>
+            <w:tcW w:type="dxa" w:w="2160"/>
             <w:shd w:val="clear" w:color="auto" w:fill="1F4E79"/>
           </w:tcPr>
           <w:p>
@@ -3520,27 +7826,7 @@
                 <w:color w:val="FFFFFF"/>
                 <w:sz w:val="19"/>
               </w:rPr>
-              <w:t>规划</w:t>
-            </w:r>
-          </w:p>
-        </w:tc>
-        <w:tc>
-          <w:tcPr>
-            <w:tcW w:type="dxa" w:w="1728"/>
-            <w:shd w:val="clear" w:color="auto" w:fill="1F4E79"/>
-          </w:tcPr>
-          <w:p>
-            <w:pPr>
-              <w:spacing w:after="0" w:before="0"/>
-            </w:pPr>
-            <w:r>
-              <w:rPr>
-                <w:rFonts w:ascii="微软雅黑" w:hAnsi="微软雅黑" w:eastAsia="微软雅黑"/>
-                <w:b/>
-                <w:color w:val="FFFFFF"/>
-                <w:sz w:val="19"/>
-              </w:rPr>
-              <w:t>覆盖率(已落地/总数)</w:t>
+              <w:t>覆盖率</w:t>
             </w:r>
           </w:p>
         </w:tc>
@@ -3548,7 +7834,7 @@
       <w:tr>
         <w:tc>
           <w:tcPr>
-            <w:tcW w:type="dxa" w:w="1728"/>
+            <w:tcW w:type="dxa" w:w="2160"/>
           </w:tcPr>
           <w:p>
             <w:pPr>
@@ -3571,7 +7857,7 @@
         </w:tc>
         <w:tc>
           <w:tcPr>
-            <w:tcW w:type="dxa" w:w="1728"/>
+            <w:tcW w:type="dxa" w:w="2160"/>
           </w:tcPr>
           <w:p>
             <w:pPr>
@@ -3588,13 +7874,13 @@
                 <w:b w:val="0"/>
                 <w:sz w:val="19"/>
               </w:rPr>
-              <w:t>5/5</w:t>
-            </w:r>
-          </w:p>
-        </w:tc>
-        <w:tc>
-          <w:tcPr>
-            <w:tcW w:type="dxa" w:w="1728"/>
+              <w:t>4（+1 公共层）</w:t>
+            </w:r>
+          </w:p>
+        </w:tc>
+        <w:tc>
+          <w:tcPr>
+            <w:tcW w:type="dxa" w:w="2160"/>
           </w:tcPr>
           <w:p>
             <w:pPr>
@@ -3611,13 +7897,13 @@
                 <w:b w:val="0"/>
                 <w:sz w:val="19"/>
               </w:rPr>
-              <w:t>0</w:t>
-            </w:r>
-          </w:p>
-        </w:tc>
-        <w:tc>
-          <w:tcPr>
-            <w:tcW w:type="dxa" w:w="1728"/>
+              <w:t>上限 5</w:t>
+            </w:r>
+          </w:p>
+        </w:tc>
+        <w:tc>
+          <w:tcPr>
+            <w:tcW w:type="dxa" w:w="2160"/>
           </w:tcPr>
           <w:p>
             <w:pPr>
@@ -3634,30 +7920,7 @@
                 <w:b w:val="0"/>
                 <w:sz w:val="19"/>
               </w:rPr>
-              <w:t>0（核心算法均落地）</w:t>
-            </w:r>
-          </w:p>
-        </w:tc>
-        <w:tc>
-          <w:tcPr>
-            <w:tcW w:type="dxa" w:w="1728"/>
-          </w:tcPr>
-          <w:p>
-            <w:pPr>
-              <w:spacing w:after="0" w:before="0"/>
-            </w:pPr>
-          </w:p>
-          <w:p>
-            <w:pPr>
-              <w:spacing w:after="0"/>
-            </w:pPr>
-            <w:r>
-              <w:rPr>
-                <w:rFonts w:ascii="宋体" w:hAnsi="宋体" w:eastAsia="宋体"/>
-                <w:b w:val="0"/>
-                <w:sz w:val="19"/>
-              </w:rPr>
-              <w:t>100%（核心）</w:t>
+              <w:t>100%</w:t>
             </w:r>
           </w:p>
         </w:tc>
@@ -3665,7 +7928,7 @@
       <w:tr>
         <w:tc>
           <w:tcPr>
-            <w:tcW w:type="dxa" w:w="1728"/>
+            <w:tcW w:type="dxa" w:w="2160"/>
             <w:shd w:val="clear" w:color="auto" w:fill="F4F7FB"/>
           </w:tcPr>
           <w:p>
@@ -3689,7 +7952,7 @@
         </w:tc>
         <w:tc>
           <w:tcPr>
-            <w:tcW w:type="dxa" w:w="1728"/>
+            <w:tcW w:type="dxa" w:w="2160"/>
             <w:shd w:val="clear" w:color="auto" w:fill="F4F7FB"/>
           </w:tcPr>
           <w:p>
@@ -3707,13 +7970,13 @@
                 <w:b w:val="0"/>
                 <w:sz w:val="19"/>
               </w:rPr>
-              <w:t>14/14</w:t>
-            </w:r>
-          </w:p>
-        </w:tc>
-        <w:tc>
-          <w:tcPr>
-            <w:tcW w:type="dxa" w:w="1728"/>
+              <w:t>45（GET 28 / POST 12 / PUT 5，全部连库可用）</w:t>
+            </w:r>
+          </w:p>
+        </w:tc>
+        <w:tc>
+          <w:tcPr>
+            <w:tcW w:type="dxa" w:w="2160"/>
             <w:shd w:val="clear" w:color="auto" w:fill="F4F7FB"/>
           </w:tcPr>
           <w:p>
@@ -3737,7 +8000,7 @@
         </w:tc>
         <w:tc>
           <w:tcPr>
-            <w:tcW w:type="dxa" w:w="1728"/>
+            <w:tcW w:type="dxa" w:w="2160"/>
             <w:shd w:val="clear" w:color="auto" w:fill="F4F7FB"/>
           </w:tcPr>
           <w:p>
@@ -3755,31 +8018,7 @@
                 <w:b w:val="0"/>
                 <w:sz w:val="19"/>
               </w:rPr>
-              <w:t>0</w:t>
-            </w:r>
-          </w:p>
-        </w:tc>
-        <w:tc>
-          <w:tcPr>
-            <w:tcW w:type="dxa" w:w="1728"/>
-            <w:shd w:val="clear" w:color="auto" w:fill="F4F7FB"/>
-          </w:tcPr>
-          <w:p>
-            <w:pPr>
-              <w:spacing w:after="0" w:before="0"/>
-            </w:pPr>
-          </w:p>
-          <w:p>
-            <w:pPr>
-              <w:spacing w:after="0"/>
-            </w:pPr>
-            <w:r>
-              <w:rPr>
-                <w:rFonts w:ascii="宋体" w:hAnsi="宋体" w:eastAsia="宋体"/>
-                <w:b w:val="0"/>
-                <w:sz w:val="19"/>
-              </w:rPr>
-              <w:t>100%（已定义）</w:t>
+              <w:t>100%</w:t>
             </w:r>
           </w:p>
         </w:tc>
@@ -3787,7 +8026,7 @@
       <w:tr>
         <w:tc>
           <w:tcPr>
-            <w:tcW w:type="dxa" w:w="1728"/>
+            <w:tcW w:type="dxa" w:w="2160"/>
           </w:tcPr>
           <w:p>
             <w:pPr>
@@ -3804,13 +8043,13 @@
                 <w:b w:val="0"/>
                 <w:sz w:val="19"/>
               </w:rPr>
-              <w:t>客户端小程序页</w:t>
-            </w:r>
-          </w:p>
-        </w:tc>
-        <w:tc>
-          <w:tcPr>
-            <w:tcW w:type="dxa" w:w="1728"/>
+              <w:t>数据库表</w:t>
+            </w:r>
+          </w:p>
+        </w:tc>
+        <w:tc>
+          <w:tcPr>
+            <w:tcW w:type="dxa" w:w="2160"/>
           </w:tcPr>
           <w:p>
             <w:pPr>
@@ -3827,13 +8066,13 @@
                 <w:b w:val="0"/>
                 <w:sz w:val="19"/>
               </w:rPr>
-              <w:t>7</w:t>
-            </w:r>
-          </w:p>
-        </w:tc>
-        <w:tc>
-          <w:tcPr>
-            <w:tcW w:type="dxa" w:w="1728"/>
+              <w:t>25 张 + 种子数据</w:t>
+            </w:r>
+          </w:p>
+        </w:tc>
+        <w:tc>
+          <w:tcPr>
+            <w:tcW w:type="dxa" w:w="2160"/>
           </w:tcPr>
           <w:p>
             <w:pPr>
@@ -3856,7 +8095,7 @@
         </w:tc>
         <w:tc>
           <w:tcPr>
-            <w:tcW w:type="dxa" w:w="1728"/>
+            <w:tcW w:type="dxa" w:w="2160"/>
           </w:tcPr>
           <w:p>
             <w:pPr>
@@ -3873,30 +8112,7 @@
                 <w:b w:val="0"/>
                 <w:sz w:val="19"/>
               </w:rPr>
-              <w:t>~13（设计稿其余页）</w:t>
-            </w:r>
-          </w:p>
-        </w:tc>
-        <w:tc>
-          <w:tcPr>
-            <w:tcW w:type="dxa" w:w="1728"/>
-          </w:tcPr>
-          <w:p>
-            <w:pPr>
-              <w:spacing w:after="0" w:before="0"/>
-            </w:pPr>
-          </w:p>
-          <w:p>
-            <w:pPr>
-              <w:spacing w:after="0"/>
-            </w:pPr>
-            <w:r>
-              <w:rPr>
-                <w:rFonts w:ascii="宋体" w:hAnsi="宋体" w:eastAsia="宋体"/>
-                <w:b w:val="0"/>
-                <w:sz w:val="19"/>
-              </w:rPr>
-              <w:t>35%</w:t>
+              <w:t>100%</w:t>
             </w:r>
           </w:p>
         </w:tc>
@@ -3904,7 +8120,7 @@
       <w:tr>
         <w:tc>
           <w:tcPr>
-            <w:tcW w:type="dxa" w:w="1728"/>
+            <w:tcW w:type="dxa" w:w="2160"/>
             <w:shd w:val="clear" w:color="auto" w:fill="F4F7FB"/>
           </w:tcPr>
           <w:p>
@@ -3922,13 +8138,13 @@
                 <w:b w:val="0"/>
                 <w:sz w:val="19"/>
               </w:rPr>
-              <w:t>PC 后台模块</w:t>
-            </w:r>
-          </w:p>
-        </w:tc>
-        <w:tc>
-          <w:tcPr>
-            <w:tcW w:type="dxa" w:w="1728"/>
+              <w:t>安全 RBAC</w:t>
+            </w:r>
+          </w:p>
+        </w:tc>
+        <w:tc>
+          <w:tcPr>
+            <w:tcW w:type="dxa" w:w="2160"/>
             <w:shd w:val="clear" w:color="auto" w:fill="F4F7FB"/>
           </w:tcPr>
           <w:p>
@@ -3946,13 +8162,37 @@
                 <w:b w:val="0"/>
                 <w:sz w:val="19"/>
               </w:rPr>
+              <w:t>5 角色 / 26 菜单 / 21 权限码</w:t>
+            </w:r>
+          </w:p>
+        </w:tc>
+        <w:tc>
+          <w:tcPr>
+            <w:tcW w:type="dxa" w:w="2160"/>
+            <w:shd w:val="clear" w:color="auto" w:fill="F4F7FB"/>
+          </w:tcPr>
+          <w:p>
+            <w:pPr>
+              <w:spacing w:after="0" w:before="0"/>
+            </w:pPr>
+          </w:p>
+          <w:p>
+            <w:pPr>
+              <w:spacing w:after="0"/>
+            </w:pPr>
+            <w:r>
+              <w:rPr>
+                <w:rFonts w:ascii="宋体" w:hAnsi="宋体" w:eastAsia="宋体"/>
+                <w:b w:val="0"/>
+                <w:sz w:val="19"/>
+              </w:rPr>
               <w:t>0</w:t>
             </w:r>
           </w:p>
         </w:tc>
         <w:tc>
           <w:tcPr>
-            <w:tcW w:type="dxa" w:w="1728"/>
+            <w:tcW w:type="dxa" w:w="2160"/>
             <w:shd w:val="clear" w:color="auto" w:fill="F4F7FB"/>
           </w:tcPr>
           <w:p>
@@ -3970,55 +8210,7 @@
                 <w:b w:val="0"/>
                 <w:sz w:val="19"/>
               </w:rPr>
-              <w:t>0</w:t>
-            </w:r>
-          </w:p>
-        </w:tc>
-        <w:tc>
-          <w:tcPr>
-            <w:tcW w:type="dxa" w:w="1728"/>
-            <w:shd w:val="clear" w:color="auto" w:fill="F4F7FB"/>
-          </w:tcPr>
-          <w:p>
-            <w:pPr>
-              <w:spacing w:after="0" w:before="0"/>
-            </w:pPr>
-          </w:p>
-          <w:p>
-            <w:pPr>
-              <w:spacing w:after="0"/>
-            </w:pPr>
-            <w:r>
-              <w:rPr>
-                <w:rFonts w:ascii="宋体" w:hAnsi="宋体" w:eastAsia="宋体"/>
-                <w:b w:val="0"/>
-                <w:sz w:val="19"/>
-              </w:rPr>
-              <w:t>16</w:t>
-            </w:r>
-          </w:p>
-        </w:tc>
-        <w:tc>
-          <w:tcPr>
-            <w:tcW w:type="dxa" w:w="1728"/>
-            <w:shd w:val="clear" w:color="auto" w:fill="F4F7FB"/>
-          </w:tcPr>
-          <w:p>
-            <w:pPr>
-              <w:spacing w:after="0" w:before="0"/>
-            </w:pPr>
-          </w:p>
-          <w:p>
-            <w:pPr>
-              <w:spacing w:after="0"/>
-            </w:pPr>
-            <w:r>
-              <w:rPr>
-                <w:rFonts w:ascii="宋体" w:hAnsi="宋体" w:eastAsia="宋体"/>
-                <w:b w:val="0"/>
-                <w:sz w:val="19"/>
-              </w:rPr>
-              <w:t>0%（待建工程）</w:t>
+              <w:t>100%（Phase 3 达成）</w:t>
             </w:r>
           </w:p>
         </w:tc>
@@ -4026,7 +8218,7 @@
       <w:tr>
         <w:tc>
           <w:tcPr>
-            <w:tcW w:type="dxa" w:w="1728"/>
+            <w:tcW w:type="dxa" w:w="2160"/>
           </w:tcPr>
           <w:p>
             <w:pPr>
@@ -4043,13 +8235,13 @@
                 <w:b w:val="0"/>
                 <w:sz w:val="19"/>
               </w:rPr>
-              <w:t>数据库/安全/配置</w:t>
-            </w:r>
-          </w:p>
-        </w:tc>
-        <w:tc>
-          <w:tcPr>
-            <w:tcW w:type="dxa" w:w="1728"/>
+              <w:t>PC 后台模块</w:t>
+            </w:r>
+          </w:p>
+        </w:tc>
+        <w:tc>
+          <w:tcPr>
+            <w:tcW w:type="dxa" w:w="2160"/>
           </w:tcPr>
           <w:p>
             <w:pPr>
@@ -4066,13 +8258,205 @@
                 <w:b w:val="0"/>
                 <w:sz w:val="19"/>
               </w:rPr>
+              <w:t>22 个业务页 / 22 条路由</w:t>
+            </w:r>
+          </w:p>
+        </w:tc>
+        <w:tc>
+          <w:tcPr>
+            <w:tcW w:type="dxa" w:w="2160"/>
+          </w:tcPr>
+          <w:p>
+            <w:pPr>
+              <w:spacing w:after="0" w:before="0"/>
+            </w:pPr>
+          </w:p>
+          <w:p>
+            <w:pPr>
+              <w:spacing w:after="0"/>
+            </w:pPr>
+            <w:r>
+              <w:rPr>
+                <w:rFonts w:ascii="宋体" w:hAnsi="宋体" w:eastAsia="宋体"/>
+                <w:b w:val="0"/>
+                <w:sz w:val="19"/>
+              </w:rPr>
+              <w:t>0（设计稿 16 模块全覆盖）</w:t>
+            </w:r>
+          </w:p>
+        </w:tc>
+        <w:tc>
+          <w:tcPr>
+            <w:tcW w:type="dxa" w:w="2160"/>
+          </w:tcPr>
+          <w:p>
+            <w:pPr>
+              <w:spacing w:after="0" w:before="0"/>
+            </w:pPr>
+          </w:p>
+          <w:p>
+            <w:pPr>
+              <w:spacing w:after="0"/>
+            </w:pPr>
+            <w:r>
+              <w:rPr>
+                <w:rFonts w:ascii="宋体" w:hAnsi="宋体" w:eastAsia="宋体"/>
+                <w:b w:val="0"/>
+                <w:sz w:val="19"/>
+              </w:rPr>
+              <w:t>100%（Phase 3 达成）</w:t>
+            </w:r>
+          </w:p>
+        </w:tc>
+      </w:tr>
+      <w:tr>
+        <w:tc>
+          <w:tcPr>
+            <w:tcW w:type="dxa" w:w="2160"/>
+            <w:shd w:val="clear" w:color="auto" w:fill="F4F7FB"/>
+          </w:tcPr>
+          <w:p>
+            <w:pPr>
+              <w:spacing w:after="0" w:before="0"/>
+            </w:pPr>
+          </w:p>
+          <w:p>
+            <w:pPr>
+              <w:spacing w:after="0"/>
+            </w:pPr>
+            <w:r>
+              <w:rPr>
+                <w:rFonts w:ascii="宋体" w:hAnsi="宋体" w:eastAsia="宋体"/>
+                <w:b w:val="0"/>
+                <w:sz w:val="19"/>
+              </w:rPr>
+              <w:t>客户端小程序页</w:t>
+            </w:r>
+          </w:p>
+        </w:tc>
+        <w:tc>
+          <w:tcPr>
+            <w:tcW w:type="dxa" w:w="2160"/>
+            <w:shd w:val="clear" w:color="auto" w:fill="F4F7FB"/>
+          </w:tcPr>
+          <w:p>
+            <w:pPr>
+              <w:spacing w:after="0" w:before="0"/>
+            </w:pPr>
+          </w:p>
+          <w:p>
+            <w:pPr>
+              <w:spacing w:after="0"/>
+            </w:pPr>
+            <w:r>
+              <w:rPr>
+                <w:rFonts w:ascii="宋体" w:hAnsi="宋体" w:eastAsia="宋体"/>
+                <w:b w:val="0"/>
+                <w:sz w:val="19"/>
+              </w:rPr>
+              <w:t>7</w:t>
+            </w:r>
+          </w:p>
+        </w:tc>
+        <w:tc>
+          <w:tcPr>
+            <w:tcW w:type="dxa" w:w="2160"/>
+            <w:shd w:val="clear" w:color="auto" w:fill="F4F7FB"/>
+          </w:tcPr>
+          <w:p>
+            <w:pPr>
+              <w:spacing w:after="0" w:before="0"/>
+            </w:pPr>
+          </w:p>
+          <w:p>
+            <w:pPr>
+              <w:spacing w:after="0"/>
+            </w:pPr>
+            <w:r>
+              <w:rPr>
+                <w:rFonts w:ascii="宋体" w:hAnsi="宋体" w:eastAsia="宋体"/>
+                <w:b w:val="0"/>
+                <w:sz w:val="19"/>
+              </w:rPr>
+              <w:t>~13</w:t>
+            </w:r>
+          </w:p>
+        </w:tc>
+        <w:tc>
+          <w:tcPr>
+            <w:tcW w:type="dxa" w:w="2160"/>
+            <w:shd w:val="clear" w:color="auto" w:fill="F4F7FB"/>
+          </w:tcPr>
+          <w:p>
+            <w:pPr>
+              <w:spacing w:after="0" w:before="0"/>
+            </w:pPr>
+          </w:p>
+          <w:p>
+            <w:pPr>
+              <w:spacing w:after="0"/>
+            </w:pPr>
+            <w:r>
+              <w:rPr>
+                <w:rFonts w:ascii="宋体" w:hAnsi="宋体" w:eastAsia="宋体"/>
+                <w:b w:val="0"/>
+                <w:sz w:val="19"/>
+              </w:rPr>
+              <w:t>35%</w:t>
+            </w:r>
+          </w:p>
+        </w:tc>
+      </w:tr>
+      <w:tr>
+        <w:tc>
+          <w:tcPr>
+            <w:tcW w:type="dxa" w:w="2160"/>
+          </w:tcPr>
+          <w:p>
+            <w:pPr>
+              <w:spacing w:after="0" w:before="0"/>
+            </w:pPr>
+          </w:p>
+          <w:p>
+            <w:pPr>
+              <w:spacing w:after="0"/>
+            </w:pPr>
+            <w:r>
+              <w:rPr>
+                <w:rFonts w:ascii="宋体" w:hAnsi="宋体" w:eastAsia="宋体"/>
+                <w:b w:val="0"/>
+                <w:sz w:val="19"/>
+              </w:rPr>
+              <w:t>师傅端小程序页</w:t>
+            </w:r>
+          </w:p>
+        </w:tc>
+        <w:tc>
+          <w:tcPr>
+            <w:tcW w:type="dxa" w:w="2160"/>
+          </w:tcPr>
+          <w:p>
+            <w:pPr>
+              <w:spacing w:after="0" w:before="0"/>
+            </w:pPr>
+          </w:p>
+          <w:p>
+            <w:pPr>
+              <w:spacing w:after="0"/>
+            </w:pPr>
+            <w:r>
+              <w:rPr>
+                <w:rFonts w:ascii="宋体" w:hAnsi="宋体" w:eastAsia="宋体"/>
+                <w:b w:val="0"/>
+                <w:sz w:val="19"/>
+              </w:rPr>
               <w:t>0</w:t>
             </w:r>
           </w:p>
         </w:tc>
         <w:tc>
           <w:tcPr>
-            <w:tcW w:type="dxa" w:w="1728"/>
+            <w:tcW w:type="dxa" w:w="2160"/>
           </w:tcPr>
           <w:p>
             <w:pPr>
@@ -4089,13 +8473,13 @@
                 <w:b w:val="0"/>
                 <w:sz w:val="19"/>
               </w:rPr>
-              <w:t>0</w:t>
-            </w:r>
-          </w:p>
-        </w:tc>
-        <w:tc>
-          <w:tcPr>
-            <w:tcW w:type="dxa" w:w="1728"/>
+              <w:t>8</w:t>
+            </w:r>
+          </w:p>
+        </w:tc>
+        <w:tc>
+          <w:tcPr>
+            <w:tcW w:type="dxa" w:w="2160"/>
           </w:tcPr>
           <w:p>
             <w:pPr>
@@ -4112,30 +8496,7 @@
                 <w:b w:val="0"/>
                 <w:sz w:val="19"/>
               </w:rPr>
-              <w:t>3 类</w:t>
-            </w:r>
-          </w:p>
-        </w:tc>
-        <w:tc>
-          <w:tcPr>
-            <w:tcW w:type="dxa" w:w="1728"/>
-          </w:tcPr>
-          <w:p>
-            <w:pPr>
-              <w:spacing w:after="0" w:before="0"/>
-            </w:pPr>
-          </w:p>
-          <w:p>
-            <w:pPr>
-              <w:spacing w:after="0"/>
-            </w:pPr>
-            <w:r>
-              <w:rPr>
-                <w:rFonts w:ascii="宋体" w:hAnsi="宋体" w:eastAsia="宋体"/>
-                <w:b w:val="0"/>
-                <w:sz w:val="19"/>
-              </w:rPr>
-              <w:t>0%（规划）</w:t>
+              <w:t>0%</w:t>
             </w:r>
           </w:p>
         </w:tc>
@@ -4159,7 +8520,7 @@
           <w:color w:val="555555"/>
           <w:sz w:val="19"/>
         </w:rPr>
-        <w:t>说明：后端「核心算法 + 接口契约」已 100% 落地并验证，是系统的稳定底座；前端呈现层（尤其 PC 后台）与基础设施（DB/安全/配置）为下一阶段重点。</w:t>
+        <w:t>说明：后端「算法 + 接口 + 持久化 + 鉴权」与 PC 后台已全链路打通；  端到端链路为 **web-admin(Vue3) → Vite/Nginx → Spring Boot(:8082) → MySQL**，已用 curl 经 Vite 代理实测。  剩余缺口集中在**小程序侧页面**（客户端 13 页 + 师傅端 8 页）。</w:t>
       </w:r>
     </w:p>
     <w:p>
@@ -4350,7 +8711,7 @@
                 <w:b w:val="0"/>
                 <w:sz w:val="19"/>
               </w:rPr>
-              <w:t>M2 后端核心算法+接口</w:t>
+              <w:t>M2 后端核心算法 + 接口</w:t>
             </w:r>
           </w:p>
         </w:tc>
@@ -4519,7 +8880,7 @@
                 <w:b w:val="0"/>
                 <w:sz w:val="19"/>
               </w:rPr>
-              <w:t>⬜</w:t>
+              <w:t>✅</w:t>
             </w:r>
           </w:p>
         </w:tc>
@@ -4543,7 +8904,7 @@
                 <w:b w:val="0"/>
                 <w:sz w:val="19"/>
               </w:rPr>
-              <w:t>建表 + 数据源 + 接口真数据</w:t>
+              <w:t>MySQL 17 表 + 幂等初始化 + 13 接口真实数据 + 端到端验证</w:t>
             </w:r>
           </w:p>
         </w:tc>
@@ -4565,7 +8926,7 @@
             <w:r>
               <w:rPr>
                 <w:rFonts w:ascii="宋体" w:hAnsi="宋体" w:eastAsia="宋体"/>
-                <w:b w:val="0"/>
+                <w:b/>
                 <w:sz w:val="19"/>
               </w:rPr>
               <w:t>M5 PC 后台落地</w:t>
@@ -4591,7 +8952,15 @@
                 <w:b w:val="0"/>
                 <w:sz w:val="19"/>
               </w:rPr>
-              <w:t>⬜</w:t>
+              <w:t xml:space="preserve">✅ </w:t>
+            </w:r>
+            <w:r>
+              <w:rPr>
+                <w:rFonts w:ascii="宋体" w:hAnsi="宋体" w:eastAsia="宋体"/>
+                <w:b/>
+                <w:sz w:val="19"/>
+              </w:rPr>
+              <w:t>已完成</w:t>
             </w:r>
           </w:p>
         </w:tc>
@@ -4611,10 +8980,10 @@
             <w:r>
               <w:rPr>
                 <w:rFonts w:ascii="宋体" w:hAnsi="宋体" w:eastAsia="宋体"/>
-                <w:b w:val="0"/>
-                <w:sz w:val="19"/>
-              </w:rPr>
-              <w:t>web-admin 工程 + 16 模块</w:t>
+                <w:b/>
+                <w:sz w:val="19"/>
+              </w:rPr>
+              <w:t>web-admin 工程 + 22 业务页 + 22 路由 + 全量对接真实接口</w:t>
             </w:r>
           </w:p>
         </w:tc>
@@ -4637,10 +9006,10 @@
             <w:r>
               <w:rPr>
                 <w:rFonts w:ascii="宋体" w:hAnsi="宋体" w:eastAsia="宋体"/>
-                <w:b w:val="0"/>
-                <w:sz w:val="19"/>
-              </w:rPr>
-              <w:t>M6 安全/配置/监控</w:t>
+                <w:b/>
+                <w:sz w:val="19"/>
+              </w:rPr>
+              <w:t>M6 安全体系</w:t>
             </w:r>
           </w:p>
         </w:tc>
@@ -4664,7 +9033,15 @@
                 <w:b w:val="0"/>
                 <w:sz w:val="19"/>
               </w:rPr>
-              <w:t>⬜</w:t>
+              <w:t xml:space="preserve">✅ </w:t>
+            </w:r>
+            <w:r>
+              <w:rPr>
+                <w:rFonts w:ascii="宋体" w:hAnsi="宋体" w:eastAsia="宋体"/>
+                <w:b/>
+                <w:sz w:val="19"/>
+              </w:rPr>
+              <w:t>已完成</w:t>
             </w:r>
           </w:p>
         </w:tc>
@@ -4685,10 +9062,155 @@
             <w:r>
               <w:rPr>
                 <w:rFonts w:ascii="宋体" w:hAnsi="宋体" w:eastAsia="宋体"/>
-                <w:b w:val="0"/>
-                <w:sz w:val="19"/>
-              </w:rPr>
-              <w:t>RBAC + Apollo + 监控</w:t>
+                <w:b/>
+                <w:sz w:val="19"/>
+              </w:rPr>
+              <w:t>Spring Security 6 + JWT + RBAC（5 角色 / 21 权限码）+ 鉴权矩阵实测 + 7 条单测</w:t>
+            </w:r>
+          </w:p>
+        </w:tc>
+      </w:tr>
+      <w:tr>
+        <w:tc>
+          <w:tcPr>
+            <w:tcW w:type="dxa" w:w="2880"/>
+          </w:tcPr>
+          <w:p>
+            <w:pPr>
+              <w:spacing w:after="0" w:before="0"/>
+            </w:pPr>
+          </w:p>
+          <w:p>
+            <w:pPr>
+              <w:spacing w:after="0"/>
+            </w:pPr>
+            <w:r>
+              <w:rPr>
+                <w:rFonts w:ascii="宋体" w:hAnsi="宋体" w:eastAsia="宋体"/>
+                <w:b w:val="0"/>
+                <w:sz w:val="19"/>
+              </w:rPr>
+              <w:t>M7 小程序补页</w:t>
+            </w:r>
+          </w:p>
+        </w:tc>
+        <w:tc>
+          <w:tcPr>
+            <w:tcW w:type="dxa" w:w="2880"/>
+          </w:tcPr>
+          <w:p>
+            <w:pPr>
+              <w:spacing w:after="0" w:before="0"/>
+            </w:pPr>
+          </w:p>
+          <w:p>
+            <w:pPr>
+              <w:spacing w:after="0"/>
+            </w:pPr>
+            <w:r>
+              <w:rPr>
+                <w:rFonts w:ascii="宋体" w:hAnsi="宋体" w:eastAsia="宋体"/>
+                <w:b w:val="0"/>
+                <w:sz w:val="19"/>
+              </w:rPr>
+              <w:t>⬜</w:t>
+            </w:r>
+          </w:p>
+        </w:tc>
+        <w:tc>
+          <w:tcPr>
+            <w:tcW w:type="dxa" w:w="2880"/>
+          </w:tcPr>
+          <w:p>
+            <w:pPr>
+              <w:spacing w:after="0" w:before="0"/>
+            </w:pPr>
+          </w:p>
+          <w:p>
+            <w:pPr>
+              <w:spacing w:after="0"/>
+            </w:pPr>
+            <w:r>
+              <w:rPr>
+                <w:rFonts w:ascii="宋体" w:hAnsi="宋体" w:eastAsia="宋体"/>
+                <w:b w:val="0"/>
+                <w:sz w:val="19"/>
+              </w:rPr>
+              <w:t>客户端剩余 13 页 + 师傅端 8 页</w:t>
+            </w:r>
+          </w:p>
+        </w:tc>
+      </w:tr>
+      <w:tr>
+        <w:tc>
+          <w:tcPr>
+            <w:tcW w:type="dxa" w:w="2880"/>
+            <w:shd w:val="clear" w:color="auto" w:fill="F4F7FB"/>
+          </w:tcPr>
+          <w:p>
+            <w:pPr>
+              <w:spacing w:after="0" w:before="0"/>
+            </w:pPr>
+          </w:p>
+          <w:p>
+            <w:pPr>
+              <w:spacing w:after="0"/>
+            </w:pPr>
+            <w:r>
+              <w:rPr>
+                <w:rFonts w:ascii="宋体" w:hAnsi="宋体" w:eastAsia="宋体"/>
+                <w:b w:val="0"/>
+                <w:sz w:val="19"/>
+              </w:rPr>
+              <w:t>M8 交付增强</w:t>
+            </w:r>
+          </w:p>
+        </w:tc>
+        <w:tc>
+          <w:tcPr>
+            <w:tcW w:type="dxa" w:w="2880"/>
+            <w:shd w:val="clear" w:color="auto" w:fill="F4F7FB"/>
+          </w:tcPr>
+          <w:p>
+            <w:pPr>
+              <w:spacing w:after="0" w:before="0"/>
+            </w:pPr>
+          </w:p>
+          <w:p>
+            <w:pPr>
+              <w:spacing w:after="0"/>
+            </w:pPr>
+            <w:r>
+              <w:rPr>
+                <w:rFonts w:ascii="宋体" w:hAnsi="宋体" w:eastAsia="宋体"/>
+                <w:b w:val="0"/>
+                <w:sz w:val="19"/>
+              </w:rPr>
+              <w:t>⬜</w:t>
+            </w:r>
+          </w:p>
+        </w:tc>
+        <w:tc>
+          <w:tcPr>
+            <w:tcW w:type="dxa" w:w="2880"/>
+            <w:shd w:val="clear" w:color="auto" w:fill="F4F7FB"/>
+          </w:tcPr>
+          <w:p>
+            <w:pPr>
+              <w:spacing w:after="0" w:before="0"/>
+            </w:pPr>
+          </w:p>
+          <w:p>
+            <w:pPr>
+              <w:spacing w:after="0"/>
+            </w:pPr>
+            <w:r>
+              <w:rPr>
+                <w:rFonts w:ascii="宋体" w:hAnsi="宋体" w:eastAsia="宋体"/>
+                <w:b w:val="0"/>
+                <w:sz w:val="19"/>
+              </w:rPr>
+              <w:t>性能监控深化、配置治理、文档版式、CI</w:t>
             </w:r>
           </w:p>
         </w:tc>
@@ -4698,6 +9220,671 @@
       <w:pPr>
         <w:spacing w:after="80"/>
       </w:pPr>
+    </w:p>
+    <w:p>
+      <w:pPr>
+        <w:spacing w:after="40" w:before="40"/>
+        <w:pBdr>
+          <w:bottom w:val="single" w:sz="6" w:space="1" w:color="BFBFBF"/>
+        </w:pBdr>
+      </w:pPr>
+    </w:p>
+    <w:p>
+      <w:pPr>
+        <w:pStyle w:val="Heading1"/>
+      </w:pPr>
+      <w:r>
+        <w:rPr>
+          <w:rFonts w:ascii="微软雅黑" w:hAnsi="微软雅黑" w:eastAsia="微软雅黑"/>
+          <w:b/>
+          <w:color w:val="1F4E79"/>
+          <w:sz w:val="30"/>
+        </w:rPr>
+        <w:t>7. 本版修复的真实缺陷（可追溯）</w:t>
+      </w:r>
+    </w:p>
+    <w:tbl>
+      <w:tblPr>
+        <w:tblStyle w:val="TableGrid"/>
+        <w:tblW w:type="auto" w:w="0"/>
+        <w:jc w:val="center"/>
+        <w:tblLook w:firstColumn="1" w:firstRow="1" w:lastColumn="0" w:lastRow="0" w:noHBand="0" w:noVBand="1" w:val="04A0"/>
+      </w:tblPr>
+      <w:tblGrid>
+        <w:gridCol w:w="2160"/>
+        <w:gridCol w:w="2160"/>
+        <w:gridCol w:w="2160"/>
+        <w:gridCol w:w="2160"/>
+      </w:tblGrid>
+      <w:tr>
+        <w:tc>
+          <w:tcPr>
+            <w:tcW w:type="dxa" w:w="2160"/>
+            <w:shd w:val="clear" w:color="auto" w:fill="1F4E79"/>
+          </w:tcPr>
+          <w:p>
+            <w:pPr>
+              <w:spacing w:after="0" w:before="0"/>
+            </w:pPr>
+            <w:r>
+              <w:rPr>
+                <w:rFonts w:ascii="微软雅黑" w:hAnsi="微软雅黑" w:eastAsia="微软雅黑"/>
+                <w:b/>
+                <w:color w:val="FFFFFF"/>
+                <w:sz w:val="19"/>
+              </w:rPr>
+              <w:t>#</w:t>
+            </w:r>
+          </w:p>
+        </w:tc>
+        <w:tc>
+          <w:tcPr>
+            <w:tcW w:type="dxa" w:w="2160"/>
+            <w:shd w:val="clear" w:color="auto" w:fill="1F4E79"/>
+          </w:tcPr>
+          <w:p>
+            <w:pPr>
+              <w:spacing w:after="0" w:before="0"/>
+            </w:pPr>
+            <w:r>
+              <w:rPr>
+                <w:rFonts w:ascii="微软雅黑" w:hAnsi="微软雅黑" w:eastAsia="微软雅黑"/>
+                <w:b/>
+                <w:color w:val="FFFFFF"/>
+                <w:sz w:val="19"/>
+              </w:rPr>
+              <w:t>现象</w:t>
+            </w:r>
+          </w:p>
+        </w:tc>
+        <w:tc>
+          <w:tcPr>
+            <w:tcW w:type="dxa" w:w="2160"/>
+            <w:shd w:val="clear" w:color="auto" w:fill="1F4E79"/>
+          </w:tcPr>
+          <w:p>
+            <w:pPr>
+              <w:spacing w:after="0" w:before="0"/>
+            </w:pPr>
+            <w:r>
+              <w:rPr>
+                <w:rFonts w:ascii="微软雅黑" w:hAnsi="微软雅黑" w:eastAsia="微软雅黑"/>
+                <w:b/>
+                <w:color w:val="FFFFFF"/>
+                <w:sz w:val="19"/>
+              </w:rPr>
+              <w:t>根因</w:t>
+            </w:r>
+          </w:p>
+        </w:tc>
+        <w:tc>
+          <w:tcPr>
+            <w:tcW w:type="dxa" w:w="2160"/>
+            <w:shd w:val="clear" w:color="auto" w:fill="1F4E79"/>
+          </w:tcPr>
+          <w:p>
+            <w:pPr>
+              <w:spacing w:after="0" w:before="0"/>
+            </w:pPr>
+            <w:r>
+              <w:rPr>
+                <w:rFonts w:ascii="微软雅黑" w:hAnsi="微软雅黑" w:eastAsia="微软雅黑"/>
+                <w:b/>
+                <w:color w:val="FFFFFF"/>
+                <w:sz w:val="19"/>
+              </w:rPr>
+              <w:t>修复</w:t>
+            </w:r>
+          </w:p>
+        </w:tc>
+      </w:tr>
+      <w:tr>
+        <w:tc>
+          <w:tcPr>
+            <w:tcW w:type="dxa" w:w="2160"/>
+          </w:tcPr>
+          <w:p>
+            <w:pPr>
+              <w:spacing w:after="0" w:before="0"/>
+            </w:pPr>
+          </w:p>
+          <w:p>
+            <w:pPr>
+              <w:spacing w:after="0"/>
+            </w:pPr>
+            <w:r>
+              <w:rPr>
+                <w:rFonts w:ascii="宋体" w:hAnsi="宋体" w:eastAsia="宋体"/>
+                <w:b w:val="0"/>
+                <w:sz w:val="19"/>
+              </w:rPr>
+              <w:t>1</w:t>
+            </w:r>
+          </w:p>
+        </w:tc>
+        <w:tc>
+          <w:tcPr>
+            <w:tcW w:type="dxa" w:w="2160"/>
+          </w:tcPr>
+          <w:p>
+            <w:pPr>
+              <w:spacing w:after="0" w:before="0"/>
+            </w:pPr>
+          </w:p>
+          <w:p>
+            <w:pPr>
+              <w:spacing w:after="0"/>
+            </w:pPr>
+            <w:r>
+              <w:rPr>
+                <w:rFonts w:ascii="宋体" w:hAnsi="宋体" w:eastAsia="宋体"/>
+                <w:b w:val="0"/>
+                <w:sz w:val="19"/>
+              </w:rPr>
+              <w:t>登录成功、token 完全正确，但</w:t>
+            </w:r>
+            <w:r>
+              <w:rPr>
+                <w:rFonts w:ascii="宋体" w:hAnsi="宋体" w:eastAsia="宋体"/>
+                <w:b/>
+                <w:sz w:val="19"/>
+              </w:rPr>
+              <w:t>所有受保护接口一律 401</w:t>
+            </w:r>
+          </w:p>
+        </w:tc>
+        <w:tc>
+          <w:tcPr>
+            <w:tcW w:type="dxa" w:w="2160"/>
+          </w:tcPr>
+          <w:p>
+            <w:pPr>
+              <w:spacing w:after="0" w:before="0"/>
+            </w:pPr>
+          </w:p>
+          <w:p>
+            <w:pPr>
+              <w:spacing w:after="0"/>
+            </w:pPr>
+            <w:r>
+              <w:rPr>
+                <w:rFonts w:ascii="Consolas" w:hAnsi="Consolas" w:eastAsia="Consolas"/>
+                <w:b w:val="0"/>
+                <w:sz w:val="19"/>
+              </w:rPr>
+              <w:t>JwtUtil</w:t>
+            </w:r>
+            <w:r>
+              <w:rPr>
+                <w:rFonts w:ascii="宋体" w:hAnsi="宋体" w:eastAsia="宋体"/>
+                <w:b w:val="0"/>
+                <w:sz w:val="19"/>
+              </w:rPr>
+              <w:t xml:space="preserve"> 数字字面量扫描误写为 </w:t>
+            </w:r>
+            <w:r>
+              <w:rPr>
+                <w:rFonts w:ascii="Consolas" w:hAnsi="Consolas" w:eastAsia="Consolas"/>
+                <w:b w:val="0"/>
+                <w:sz w:val="19"/>
+              </w:rPr>
+              <w:t>"-+.0-9eE".indexOf(c)</w:t>
+            </w:r>
+            <w:r>
+              <w:rPr>
+                <w:rFonts w:ascii="宋体" w:hAnsi="宋体" w:eastAsia="宋体"/>
+                <w:b w:val="0"/>
+                <w:sz w:val="19"/>
+              </w:rPr>
+              <w:t xml:space="preserve">，实际只放行字符 </w:t>
+            </w:r>
+            <w:r>
+              <w:rPr>
+                <w:rFonts w:ascii="Consolas" w:hAnsi="Consolas" w:eastAsia="Consolas"/>
+                <w:b w:val="0"/>
+                <w:sz w:val="19"/>
+              </w:rPr>
+              <w:t>0</w:t>
+            </w:r>
+            <w:r>
+              <w:rPr>
+                <w:rFonts w:ascii="宋体" w:hAnsi="宋体" w:eastAsia="宋体"/>
+                <w:b w:val="0"/>
+                <w:sz w:val="19"/>
+              </w:rPr>
+              <w:t>/</w:t>
+            </w:r>
+            <w:r>
+              <w:rPr>
+                <w:rFonts w:ascii="Consolas" w:hAnsi="Consolas" w:eastAsia="Consolas"/>
+                <w:b w:val="0"/>
+                <w:sz w:val="19"/>
+              </w:rPr>
+              <w:t>9</w:t>
+            </w:r>
+            <w:r>
+              <w:rPr>
+                <w:rFonts w:ascii="宋体" w:hAnsi="宋体" w:eastAsia="宋体"/>
+                <w:b w:val="0"/>
+                <w:sz w:val="19"/>
+              </w:rPr>
+              <w:t xml:space="preserve">，导致 </w:t>
+            </w:r>
+            <w:r>
+              <w:rPr>
+                <w:rFonts w:ascii="Consolas" w:hAnsi="Consolas" w:eastAsia="Consolas"/>
+                <w:b w:val="0"/>
+                <w:sz w:val="19"/>
+              </w:rPr>
+              <w:t>iat</w:t>
+            </w:r>
+            <w:r>
+              <w:rPr>
+                <w:rFonts w:ascii="宋体" w:hAnsi="宋体" w:eastAsia="宋体"/>
+                <w:b w:val="0"/>
+                <w:sz w:val="19"/>
+              </w:rPr>
+              <w:t>/</w:t>
+            </w:r>
+            <w:r>
+              <w:rPr>
+                <w:rFonts w:ascii="Consolas" w:hAnsi="Consolas" w:eastAsia="Consolas"/>
+                <w:b w:val="0"/>
+                <w:sz w:val="19"/>
+              </w:rPr>
+              <w:t>exp</w:t>
+            </w:r>
+            <w:r>
+              <w:rPr>
+                <w:rFonts w:ascii="宋体" w:hAnsi="宋体" w:eastAsia="宋体"/>
+                <w:b w:val="0"/>
+                <w:sz w:val="19"/>
+              </w:rPr>
+              <w:t xml:space="preserve"> 解析失败；过滤器又</w:t>
+            </w:r>
+            <w:r>
+              <w:rPr>
+                <w:rFonts w:ascii="宋体" w:hAnsi="宋体" w:eastAsia="宋体"/>
+                <w:b/>
+                <w:sz w:val="19"/>
+              </w:rPr>
+              <w:t>静默吞异常</w:t>
+            </w:r>
+            <w:r>
+              <w:rPr>
+                <w:rFonts w:ascii="宋体" w:hAnsi="宋体" w:eastAsia="宋体"/>
+                <w:b w:val="0"/>
+                <w:sz w:val="19"/>
+              </w:rPr>
+              <w:t>，无任何日志</w:t>
+            </w:r>
+          </w:p>
+        </w:tc>
+        <w:tc>
+          <w:tcPr>
+            <w:tcW w:type="dxa" w:w="2160"/>
+          </w:tcPr>
+          <w:p>
+            <w:pPr>
+              <w:spacing w:after="0" w:before="0"/>
+            </w:pPr>
+          </w:p>
+          <w:p>
+            <w:pPr>
+              <w:spacing w:after="0"/>
+            </w:pPr>
+            <w:r>
+              <w:rPr>
+                <w:rFonts w:ascii="宋体" w:hAnsi="宋体" w:eastAsia="宋体"/>
+                <w:b w:val="0"/>
+                <w:sz w:val="19"/>
+              </w:rPr>
+              <w:t xml:space="preserve">改为 </w:t>
+            </w:r>
+            <w:r>
+              <w:rPr>
+                <w:rFonts w:ascii="Consolas" w:hAnsi="Consolas" w:eastAsia="Consolas"/>
+                <w:b w:val="0"/>
+                <w:sz w:val="19"/>
+              </w:rPr>
+              <w:t>Character.isDigit</w:t>
+            </w:r>
+            <w:r>
+              <w:rPr>
+                <w:rFonts w:ascii="宋体" w:hAnsi="宋体" w:eastAsia="宋体"/>
+                <w:b w:val="0"/>
+                <w:sz w:val="19"/>
+              </w:rPr>
+              <w:t xml:space="preserve"> 判定的 </w:t>
+            </w:r>
+            <w:r>
+              <w:rPr>
+                <w:rFonts w:ascii="Consolas" w:hAnsi="Consolas" w:eastAsia="Consolas"/>
+                <w:b w:val="0"/>
+                <w:sz w:val="19"/>
+              </w:rPr>
+              <w:t>isNumberChar()</w:t>
+            </w:r>
+            <w:r>
+              <w:rPr>
+                <w:rFonts w:ascii="宋体" w:hAnsi="宋体" w:eastAsia="宋体"/>
+                <w:b w:val="0"/>
+                <w:sz w:val="19"/>
+              </w:rPr>
+              <w:t>；过滤器 catch 补 WARN 日志；新增 7 条单测锁死行为</w:t>
+            </w:r>
+          </w:p>
+        </w:tc>
+      </w:tr>
+      <w:tr>
+        <w:tc>
+          <w:tcPr>
+            <w:tcW w:type="dxa" w:w="2160"/>
+            <w:shd w:val="clear" w:color="auto" w:fill="F4F7FB"/>
+          </w:tcPr>
+          <w:p>
+            <w:pPr>
+              <w:spacing w:after="0" w:before="0"/>
+            </w:pPr>
+          </w:p>
+          <w:p>
+            <w:pPr>
+              <w:spacing w:after="0"/>
+            </w:pPr>
+            <w:r>
+              <w:rPr>
+                <w:rFonts w:ascii="宋体" w:hAnsi="宋体" w:eastAsia="宋体"/>
+                <w:b w:val="0"/>
+                <w:sz w:val="19"/>
+              </w:rPr>
+              <w:t>2</w:t>
+            </w:r>
+          </w:p>
+        </w:tc>
+        <w:tc>
+          <w:tcPr>
+            <w:tcW w:type="dxa" w:w="2160"/>
+            <w:shd w:val="clear" w:color="auto" w:fill="F4F7FB"/>
+          </w:tcPr>
+          <w:p>
+            <w:pPr>
+              <w:spacing w:after="0" w:before="0"/>
+            </w:pPr>
+          </w:p>
+          <w:p>
+            <w:pPr>
+              <w:spacing w:after="0"/>
+            </w:pPr>
+            <w:r>
+              <w:rPr>
+                <w:rFonts w:ascii="Consolas" w:hAnsi="Consolas" w:eastAsia="Consolas"/>
+                <w:b w:val="0"/>
+                <w:sz w:val="19"/>
+              </w:rPr>
+              <w:t>GET /api/admin/orders</w:t>
+            </w:r>
+            <w:r>
+              <w:rPr>
+                <w:rFonts w:ascii="宋体" w:hAnsi="宋体" w:eastAsia="宋体"/>
+                <w:b w:val="0"/>
+                <w:sz w:val="19"/>
+              </w:rPr>
+              <w:t xml:space="preserve"> 返回 500</w:t>
+            </w:r>
+          </w:p>
+        </w:tc>
+        <w:tc>
+          <w:tcPr>
+            <w:tcW w:type="dxa" w:w="2160"/>
+            <w:shd w:val="clear" w:color="auto" w:fill="F4F7FB"/>
+          </w:tcPr>
+          <w:p>
+            <w:pPr>
+              <w:spacing w:after="0" w:before="0"/>
+            </w:pPr>
+          </w:p>
+          <w:p>
+            <w:pPr>
+              <w:spacing w:after="0"/>
+            </w:pPr>
+            <w:r>
+              <w:rPr>
+                <w:rFonts w:ascii="宋体" w:hAnsi="宋体" w:eastAsia="宋体"/>
+                <w:b w:val="0"/>
+                <w:sz w:val="19"/>
+              </w:rPr>
+              <w:t xml:space="preserve">联表 </w:t>
+            </w:r>
+            <w:r>
+              <w:rPr>
+                <w:rFonts w:ascii="Consolas" w:hAnsi="Consolas" w:eastAsia="Consolas"/>
+                <w:b w:val="0"/>
+                <w:sz w:val="19"/>
+              </w:rPr>
+              <w:t>biz_order o LEFT JOIN package_info pkg</w:t>
+            </w:r>
+            <w:r>
+              <w:rPr>
+                <w:rFonts w:ascii="宋体" w:hAnsi="宋体" w:eastAsia="宋体"/>
+                <w:b w:val="0"/>
+                <w:sz w:val="19"/>
+              </w:rPr>
+              <w:t xml:space="preserve"> 时 </w:t>
+            </w:r>
+            <w:r>
+              <w:rPr>
+                <w:rFonts w:ascii="Consolas" w:hAnsi="Consolas" w:eastAsia="Consolas"/>
+                <w:b w:val="0"/>
+                <w:sz w:val="19"/>
+              </w:rPr>
+              <w:t>SELECT id</w:t>
+            </w:r>
+            <w:r>
+              <w:rPr>
+                <w:rFonts w:ascii="宋体" w:hAnsi="宋体" w:eastAsia="宋体"/>
+                <w:b w:val="0"/>
+                <w:sz w:val="19"/>
+              </w:rPr>
+              <w:t xml:space="preserve"> 未加表别名 → </w:t>
+            </w:r>
+            <w:r>
+              <w:rPr>
+                <w:rFonts w:ascii="Consolas" w:hAnsi="Consolas" w:eastAsia="Consolas"/>
+                <w:b w:val="0"/>
+                <w:sz w:val="19"/>
+              </w:rPr>
+              <w:t>Column 'id' in field list is ambiguous</w:t>
+            </w:r>
+          </w:p>
+        </w:tc>
+        <w:tc>
+          <w:tcPr>
+            <w:tcW w:type="dxa" w:w="2160"/>
+            <w:shd w:val="clear" w:color="auto" w:fill="F4F7FB"/>
+          </w:tcPr>
+          <w:p>
+            <w:pPr>
+              <w:spacing w:after="0" w:before="0"/>
+            </w:pPr>
+          </w:p>
+          <w:p>
+            <w:pPr>
+              <w:spacing w:after="0"/>
+            </w:pPr>
+            <w:r>
+              <w:rPr>
+                <w:rFonts w:ascii="宋体" w:hAnsi="宋体" w:eastAsia="宋体"/>
+                <w:b w:val="0"/>
+                <w:sz w:val="19"/>
+              </w:rPr>
+              <w:t xml:space="preserve">全部列加 </w:t>
+            </w:r>
+            <w:r>
+              <w:rPr>
+                <w:rFonts w:ascii="Consolas" w:hAnsi="Consolas" w:eastAsia="Consolas"/>
+                <w:b w:val="0"/>
+                <w:sz w:val="19"/>
+              </w:rPr>
+              <w:t>o.</w:t>
+            </w:r>
+            <w:r>
+              <w:rPr>
+                <w:rFonts w:ascii="宋体" w:hAnsi="宋体" w:eastAsia="宋体"/>
+                <w:b w:val="0"/>
+                <w:sz w:val="19"/>
+              </w:rPr>
+              <w:t xml:space="preserve"> 前缀（订单列表 + 看板最近订单两处）</w:t>
+            </w:r>
+          </w:p>
+        </w:tc>
+      </w:tr>
+      <w:tr>
+        <w:tc>
+          <w:tcPr>
+            <w:tcW w:type="dxa" w:w="2160"/>
+          </w:tcPr>
+          <w:p>
+            <w:pPr>
+              <w:spacing w:after="0" w:before="0"/>
+            </w:pPr>
+          </w:p>
+          <w:p>
+            <w:pPr>
+              <w:spacing w:after="0"/>
+            </w:pPr>
+            <w:r>
+              <w:rPr>
+                <w:rFonts w:ascii="宋体" w:hAnsi="宋体" w:eastAsia="宋体"/>
+                <w:b w:val="0"/>
+                <w:sz w:val="19"/>
+              </w:rPr>
+              <w:t>3</w:t>
+            </w:r>
+          </w:p>
+        </w:tc>
+        <w:tc>
+          <w:tcPr>
+            <w:tcW w:type="dxa" w:w="2160"/>
+          </w:tcPr>
+          <w:p>
+            <w:pPr>
+              <w:spacing w:after="0" w:before="0"/>
+            </w:pPr>
+          </w:p>
+          <w:p>
+            <w:pPr>
+              <w:spacing w:after="0"/>
+            </w:pPr>
+            <w:r>
+              <w:rPr>
+                <w:rFonts w:ascii="Consolas" w:hAnsi="Consolas" w:eastAsia="Consolas"/>
+                <w:b w:val="0"/>
+                <w:sz w:val="19"/>
+              </w:rPr>
+              <w:t>SlaEvaluation.summary</w:t>
+            </w:r>
+            <w:r>
+              <w:rPr>
+                <w:rFonts w:ascii="宋体" w:hAnsi="宋体" w:eastAsia="宋体"/>
+                <w:b w:val="0"/>
+                <w:sz w:val="19"/>
+              </w:rPr>
+              <w:t xml:space="preserve"> 输出 </w:t>
+            </w:r>
+            <w:r>
+              <w:rPr>
+                <w:rFonts w:ascii="Consolas" w:hAnsi="Consolas" w:eastAsia="Consolas"/>
+                <w:b w:val="0"/>
+                <w:sz w:val="19"/>
+              </w:rPr>
+              <w:t>[null]</w:t>
+            </w:r>
+          </w:p>
+        </w:tc>
+        <w:tc>
+          <w:tcPr>
+            <w:tcW w:type="dxa" w:w="2160"/>
+          </w:tcPr>
+          <w:p>
+            <w:pPr>
+              <w:spacing w:after="0" w:before="0"/>
+            </w:pPr>
+          </w:p>
+          <w:p>
+            <w:pPr>
+              <w:spacing w:after="0"/>
+            </w:pPr>
+            <w:r>
+              <w:rPr>
+                <w:rFonts w:ascii="宋体" w:hAnsi="宋体" w:eastAsia="宋体"/>
+                <w:b w:val="0"/>
+                <w:sz w:val="19"/>
+              </w:rPr>
+              <w:t>主键在评估之后才生成，</w:t>
+            </w:r>
+            <w:r>
+              <w:rPr>
+                <w:rFonts w:ascii="Consolas" w:hAnsi="Consolas" w:eastAsia="Consolas"/>
+                <w:b w:val="0"/>
+                <w:sz w:val="19"/>
+              </w:rPr>
+              <w:t>describe()</w:t>
+            </w:r>
+            <w:r>
+              <w:rPr>
+                <w:rFonts w:ascii="宋体" w:hAnsi="宋体" w:eastAsia="宋体"/>
+                <w:b w:val="0"/>
+                <w:sz w:val="19"/>
+              </w:rPr>
+              <w:t xml:space="preserve"> 读到空 id</w:t>
+            </w:r>
+          </w:p>
+        </w:tc>
+        <w:tc>
+          <w:tcPr>
+            <w:tcW w:type="dxa" w:w="2160"/>
+          </w:tcPr>
+          <w:p>
+            <w:pPr>
+              <w:spacing w:after="0" w:before="0"/>
+            </w:pPr>
+          </w:p>
+          <w:p>
+            <w:pPr>
+              <w:spacing w:after="0"/>
+            </w:pPr>
+            <w:r>
+              <w:rPr>
+                <w:rFonts w:ascii="宋体" w:hAnsi="宋体" w:eastAsia="宋体"/>
+                <w:b w:val="0"/>
+                <w:sz w:val="19"/>
+              </w:rPr>
+              <w:t>主键改为在评估前生成</w:t>
+            </w:r>
+          </w:p>
+        </w:tc>
+      </w:tr>
+    </w:tbl>
+    <w:p>
+      <w:pPr>
+        <w:spacing w:after="80"/>
+      </w:pPr>
+    </w:p>
+    <w:p>
+      <w:pPr>
+        <w:spacing w:after="120" w:before="40"/>
+        <w:ind w:left="216"/>
+        <w:shd w:val="clear" w:color="auto" w:fill="F2F4F8"/>
+      </w:pPr>
+      <w:r>
+        <w:rPr>
+          <w:rFonts w:ascii="宋体" w:hAnsi="宋体" w:eastAsia="宋体"/>
+          <w:i/>
+          <w:color w:val="555555"/>
+          <w:sz w:val="19"/>
+        </w:rPr>
+        <w:t>三者均已回归验证；第 1 条尤其值得记录——它证明「静默 catch」会把一个 3 行的解析 Bug 放大成整个鉴权体系失效。</w:t>
+      </w:r>
     </w:p>
     <w:sectPr>
       <w:pgSz w:w="12240" w:h="15840"/>

--- a/docs/功能进度说明书.docx
+++ b/docs/功能进度说明书.docx
@@ -29,7 +29,7 @@
           <w:color w:val="555555"/>
           <w:sz w:val="19"/>
         </w:rPr>
-        <w:t>文档版本：v1.2 ｜ 对应设计稿：v1.9 ｜ 更新日期：2026-09-14  目的：清晰呈现各功能模块「已完成 / 部分完成 / 规划中」的现状，对齐研发、产品与运营预期。    **v1.2 变更**：Phase 3「PC 后台 + 安全体系」落地 ——  ① 新建 `web-admin` 工程（Vue 3 + Element Plus），落地 22 个业务页面 + 登录页，全部对接真实接口；  ② 后端新增第 4 个模块 `system`（RBAC 权限 + 后台聚合），接口由 13 个扩到 **45 个**，表由 17 张扩到 **25 张**；  ③ 落地 Spring Security 6 + 自研 JWT 无状态鉴权（21 个权限码 / 5 个角色），实测 401/403/200 鉴权矩阵通过；  ④ 修复 2 个真实缺陷（JWT 数字声明解析、订单联表列名歧义），并补充 7 条回归单测。    v1.1 变更（历史）：Phase 2「数据持久化与真实联调」—— 后端接入 MySQL，13 个 REST 接口全部读写真实数据。</w:t>
+        <w:t>文档版本：v1.3 ｜ 对应设计稿：v1.9 ｜ 更新日期：2026-09-14  目的：清晰呈现各功能模块「已完成 / 部分完成 / 规划中」的现状，对齐研发、产品与运营预期。    **v1.3 变更**：小程序补页（M7）落地 ——  ① 客户端 `broadband-miniapp` 由 7 页扩到 **20 页**（含登录页），其余 13 页全部建页并接入登录态骨架；  ② 新建师傅端 `broadband-worker`（独立小程序，橙 `#ea580c`），落地 **8 页**（含登录页）+ 登录态；  ③ 两端统一请求封装（`utils/api.js`）注入 Bearer token，`utils/auth.js` 提供 `isLogin/requireLogin`，`profile` 页 `onShow` 登录门禁；  ④ c 端接口仍属开放层（后端 `protect-client-api=false`），登录态到位后由一处开关收口鉴权。    **v1.2 变更**：Phase 3「PC 后台 + 安全体系」落地 ——  ① 新建 `web-admin` 工程（Vue 3 + Element Plus），落地 22 个业务页面 + 登录页，全部对接真实接口；  ② 后端新增第 4 个模块 `system`（RBAC 权限 + 后台聚合），接口由 13 个扩到 **45 个**，表由 17 张扩到 **25 张**；  ③ 落地 Spring Security 6 + 自研 JWT 无状态鉴权（21 个权限码 / 5 个角色），实测 401/403/200 鉴权矩阵通过；  ④ 修复 2 个真实缺陷（JWT 数字声明解析、订单联表列名歧义），并补充 7 条回归单测。    v1.1 变更（历史）：Phase 2「数据持久化与真实联调」—— 后端接入 MySQL，13 个 REST 接口全部读写真实数据。</w:t>
       </w:r>
     </w:p>
     <w:p>
@@ -270,7 +270,7 @@
           <w:color w:val="1F4E79"/>
           <w:sz w:val="30"/>
         </w:rPr>
-        <w:t>1. 客户端小程序（微信原生）</w:t>
+        <w:t>1. 客户端小程序（微信原生）· `broadband-miniapp`</w:t>
       </w:r>
     </w:p>
     <w:p>
@@ -286,7 +286,7 @@
           <w:color w:val="555555"/>
           <w:sz w:val="19"/>
         </w:rPr>
-        <w:t>设计稿规划客户端约 20 页；当前已注册并落骨架 **7 页**。</w:t>
+        <w:t>设计稿规划客户端 **20 页**；**v1.3 已全部落页**（蓝 `#2563eb`，含登录态）。  页面全部为真实可预览的微信原生页（WXML/WXSS/JS/JSON），登录态骨架就绪（见第 9 节）。</w:t>
       </w:r>
     </w:p>
     <w:tbl>
@@ -340,7 +340,7 @@
                 <w:color w:val="FFFFFF"/>
                 <w:sz w:val="19"/>
               </w:rPr>
-              <w:t>页面/入口</w:t>
+              <w:t>页面</w:t>
             </w:r>
           </w:p>
         </w:tc>
@@ -494,7 +494,7 @@
                 <w:b w:val="0"/>
                 <w:sz w:val="19"/>
               </w:rPr>
-              <w:t>Tab 容器骨架</w:t>
+              <w:t>Tab 首页（Banner + 快捷入口）</w:t>
             </w:r>
           </w:p>
         </w:tc>
@@ -615,7 +615,7 @@
                 <w:b w:val="0"/>
                 <w:sz w:val="19"/>
               </w:rPr>
-              <w:t>九宫格，含「套餐升级」「流量监控」导航</w:t>
+              <w:t>九宫格，含「套餐升级」「流量监控」「移机/报修…」导航</w:t>
             </w:r>
           </w:p>
         </w:tc>
@@ -782,7 +782,7 @@
                 <w:b w:val="0"/>
                 <w:sz w:val="19"/>
               </w:rPr>
-              <w:t>套餐升级</w:t>
+              <w:t>套餐列表</w:t>
             </w:r>
           </w:p>
         </w:tc>
@@ -806,7 +806,7 @@
                 <w:b w:val="0"/>
                 <w:sz w:val="19"/>
               </w:rPr>
-              <w:t>pages/package/upgrade</w:t>
+              <w:t>pages/package/list</w:t>
             </w:r>
           </w:p>
         </w:tc>
@@ -854,7 +854,7 @@
                 <w:b w:val="0"/>
                 <w:sz w:val="19"/>
               </w:rPr>
-              <w:t>升档单选 / 加购多选 / 补差预览 / 提交（补差由真实合约剩余月数折算）</w:t>
+              <w:t>融合套餐卡片列表，点进详情</w:t>
             </w:r>
           </w:p>
         </w:tc>
@@ -878,7 +878,7 @@
                 <w:b w:val="0"/>
                 <w:sz w:val="19"/>
               </w:rPr>
-              <w:t>GET /upgrade-options · POST /upgrade</w:t>
+              <w:t>GET /api/package/list</w:t>
             </w:r>
           </w:p>
         </w:tc>
@@ -903,7 +903,7 @@
                 <w:b w:val="0"/>
                 <w:sz w:val="19"/>
               </w:rPr>
-              <w:t>流量监控</w:t>
+              <w:t>套餐升级</w:t>
             </w:r>
           </w:p>
         </w:tc>
@@ -926,7 +926,7 @@
                 <w:b w:val="0"/>
                 <w:sz w:val="19"/>
               </w:rPr>
-              <w:t>pages/traffic</w:t>
+              <w:t>pages/package/upgrade · pages/upgrade</w:t>
             </w:r>
           </w:p>
         </w:tc>
@@ -972,7 +972,7 @@
                 <w:b w:val="0"/>
                 <w:sz w:val="19"/>
               </w:rPr>
-              <w:t>手机流量条 / 7 日趋势 / 宽带时长 / 加购包</w:t>
+              <w:t>升档单选 / 加购多选 / 补差预览 / 提交（补差由真实合约剩余月数折算）</w:t>
             </w:r>
           </w:p>
         </w:tc>
@@ -995,7 +995,7 @@
                 <w:b w:val="0"/>
                 <w:sz w:val="19"/>
               </w:rPr>
-              <w:t>GET /api/traffic/usage</w:t>
+              <w:t>GET /upgrade-options · POST /upgrade</w:t>
             </w:r>
           </w:p>
         </w:tc>
@@ -1021,7 +1021,7 @@
                 <w:b w:val="0"/>
                 <w:sz w:val="19"/>
               </w:rPr>
-              <w:t>可安装小区查询</w:t>
+              <w:t>流量监控</w:t>
             </w:r>
           </w:p>
         </w:tc>
@@ -1045,7 +1045,7 @@
                 <w:b w:val="0"/>
                 <w:sz w:val="19"/>
               </w:rPr>
-              <w:t>pages/community/query</w:t>
+              <w:t>pages/traffic</w:t>
             </w:r>
           </w:p>
         </w:tc>
@@ -1093,7 +1093,7 @@
                 <w:b w:val="0"/>
                 <w:sz w:val="19"/>
               </w:rPr>
-              <w:t>输入→校验→可装跳详情/未覆盖登记/热门标签</w:t>
+              <w:t>手机流量条 / 7 日趋势 / 宽带时长 / 加购包</w:t>
             </w:r>
           </w:p>
         </w:tc>
@@ -1117,7 +1117,7 @@
                 <w:b w:val="0"/>
                 <w:sz w:val="19"/>
               </w:rPr>
-              <w:t>GET /api/community/check · POST /demand</w:t>
+              <w:t>GET /api/traffic/usage</w:t>
             </w:r>
           </w:p>
         </w:tc>
@@ -1142,7 +1142,7 @@
                 <w:b w:val="0"/>
                 <w:sz w:val="19"/>
               </w:rPr>
-              <w:t>填写安装地址(联动)</w:t>
+              <w:t>可安装小区查询</w:t>
             </w:r>
           </w:p>
         </w:tc>
@@ -1165,7 +1165,7 @@
                 <w:b w:val="0"/>
                 <w:sz w:val="19"/>
               </w:rPr>
-              <w:t>pages/order/address</w:t>
+              <w:t>pages/community/query</w:t>
             </w:r>
           </w:p>
         </w:tc>
@@ -1211,7 +1211,7 @@
                 <w:b w:val="0"/>
                 <w:sz w:val="19"/>
               </w:rPr>
-              <w:t>复用 check 实时校验，不可装拦截+换小区</w:t>
+              <w:t>输入→校验→可装跳详情/未覆盖登记/热门标签</w:t>
             </w:r>
           </w:p>
         </w:tc>
@@ -1234,7 +1234,7 @@
                 <w:b w:val="0"/>
                 <w:sz w:val="19"/>
               </w:rPr>
-              <w:t>GET /api/community/check</w:t>
+              <w:t>GET /api/community/check · POST /demand</w:t>
             </w:r>
           </w:p>
         </w:tc>
@@ -1260,7 +1260,7 @@
                 <w:b w:val="0"/>
                 <w:sz w:val="19"/>
               </w:rPr>
-              <w:t>新装宽带 / 移机 / 续费 / 提速 / 报修 / 智慧家庭 / 自助服务 / 评价投诉</w:t>
+              <w:t>安装地址填写(联动)</w:t>
             </w:r>
           </w:p>
         </w:tc>
@@ -1284,7 +1284,7 @@
                 <w:b w:val="0"/>
                 <w:sz w:val="19"/>
               </w:rPr>
-              <w:t>—</w:t>
+              <w:t>pages/order/address</w:t>
             </w:r>
           </w:p>
         </w:tc>
@@ -1308,7 +1308,7 @@
                 <w:b w:val="0"/>
                 <w:sz w:val="19"/>
               </w:rPr>
-              <w:t>⬜ 规划中</w:t>
+              <w:t>✅ 已完成</w:t>
             </w:r>
           </w:p>
         </w:tc>
@@ -1332,7 +1332,7 @@
                 <w:b w:val="0"/>
                 <w:sz w:val="19"/>
               </w:rPr>
-              <w:t>设计稿已定义交互，待建页</w:t>
+              <w:t>复用 check 实时校验，不可装拦截+换小区</w:t>
             </w:r>
           </w:p>
         </w:tc>
@@ -1356,7 +1356,7 @@
                 <w:b w:val="0"/>
                 <w:sz w:val="19"/>
               </w:rPr>
-              <w:t>对应后端接口部分就绪</w:t>
+              <w:t>GET /api/community/check</w:t>
             </w:r>
           </w:p>
         </w:tc>
@@ -1381,7 +1381,7 @@
                 <w:b w:val="0"/>
                 <w:sz w:val="19"/>
               </w:rPr>
-              <w:t>统一请求封装</w:t>
+              <w:t>新装宽带</w:t>
             </w:r>
           </w:p>
         </w:tc>
@@ -1404,7 +1404,7 @@
                 <w:b w:val="0"/>
                 <w:sz w:val="19"/>
               </w:rPr>
-              <w:t>utils/api.js</w:t>
+              <w:t>pages/move（新装入口复用）· pages/order/confirm</w:t>
             </w:r>
           </w:p>
         </w:tc>
@@ -1450,7 +1450,7 @@
                 <w:b w:val="0"/>
                 <w:sz w:val="19"/>
               </w:rPr>
-              <w:t>接口对齐 + 后端不可达走 mock</w:t>
+              <w:t>选套餐→填地址→确认下单</w:t>
             </w:r>
           </w:p>
         </w:tc>
@@ -1473,7 +1473,7 @@
                 <w:b w:val="0"/>
                 <w:sz w:val="19"/>
               </w:rPr>
-              <w:t>全量接口</w:t>
+              <w:t>订单类接口（规划）</w:t>
             </w:r>
           </w:p>
         </w:tc>
@@ -1496,10 +1496,10 @@
             <w:r>
               <w:rPr>
                 <w:rFonts w:ascii="宋体" w:hAnsi="宋体" w:eastAsia="宋体"/>
-                <w:b/>
-                <w:sz w:val="19"/>
-              </w:rPr>
-              <w:t>字段契约对齐（v1.1 修复）</w:t>
+                <w:b w:val="0"/>
+                <w:sz w:val="19"/>
+              </w:rPr>
+              <w:t>移机</w:t>
             </w:r>
           </w:p>
         </w:tc>
@@ -1523,7 +1523,7 @@
                 <w:b w:val="0"/>
                 <w:sz w:val="19"/>
               </w:rPr>
-              <w:t>detail.js / traffic.js</w:t>
+              <w:t>pages/move</w:t>
             </w:r>
           </w:p>
         </w:tc>
@@ -1571,7 +1571,7 @@
                 <w:b w:val="0"/>
                 <w:sz w:val="19"/>
               </w:rPr>
-              <w:t>① 参数类型 SINGLE/MULTI 统一为小写；② 流量 VO 扁平字段映射为页面嵌套结构；③ 详情页默认套餐改为真实套餐 ID</w:t>
+              <w:t>移机申请表单</w:t>
             </w:r>
           </w:p>
         </w:tc>
@@ -1595,7 +1595,1497 @@
                 <w:b w:val="0"/>
                 <w:sz w:val="19"/>
               </w:rPr>
+              <w:t>订单类接口（规划）</w:t>
+            </w:r>
+          </w:p>
+        </w:tc>
+      </w:tr>
+      <w:tr>
+        <w:tc>
+          <w:tcPr>
+            <w:tcW w:type="dxa" w:w="1728"/>
+          </w:tcPr>
+          <w:p>
+            <w:pPr>
+              <w:spacing w:after="0" w:before="0"/>
+            </w:pPr>
+          </w:p>
+          <w:p>
+            <w:pPr>
+              <w:spacing w:after="0"/>
+            </w:pPr>
+            <w:r>
+              <w:rPr>
+                <w:rFonts w:ascii="宋体" w:hAnsi="宋体" w:eastAsia="宋体"/>
+                <w:b w:val="0"/>
+                <w:sz w:val="19"/>
+              </w:rPr>
+              <w:t>续费 / 提速</w:t>
+            </w:r>
+          </w:p>
+        </w:tc>
+        <w:tc>
+          <w:tcPr>
+            <w:tcW w:type="dxa" w:w="1728"/>
+          </w:tcPr>
+          <w:p>
+            <w:pPr>
+              <w:spacing w:after="0" w:before="0"/>
+            </w:pPr>
+          </w:p>
+          <w:p>
+            <w:pPr>
+              <w:spacing w:after="0"/>
+            </w:pPr>
+            <w:r>
+              <w:rPr>
+                <w:rFonts w:ascii="宋体" w:hAnsi="宋体" w:eastAsia="宋体"/>
+                <w:b w:val="0"/>
+                <w:sz w:val="19"/>
+              </w:rPr>
+              <w:t>pages/self</w:t>
+            </w:r>
+          </w:p>
+        </w:tc>
+        <w:tc>
+          <w:tcPr>
+            <w:tcW w:type="dxa" w:w="1728"/>
+          </w:tcPr>
+          <w:p>
+            <w:pPr>
+              <w:spacing w:after="0" w:before="0"/>
+            </w:pPr>
+          </w:p>
+          <w:p>
+            <w:pPr>
+              <w:spacing w:after="0"/>
+            </w:pPr>
+            <w:r>
+              <w:rPr>
+                <w:rFonts w:ascii="宋体" w:hAnsi="宋体" w:eastAsia="宋体"/>
+                <w:b w:val="0"/>
+                <w:sz w:val="19"/>
+              </w:rPr>
+              <w:t>✅ 已完成</w:t>
+            </w:r>
+          </w:p>
+        </w:tc>
+        <w:tc>
+          <w:tcPr>
+            <w:tcW w:type="dxa" w:w="1728"/>
+          </w:tcPr>
+          <w:p>
+            <w:pPr>
+              <w:spacing w:after="0" w:before="0"/>
+            </w:pPr>
+          </w:p>
+          <w:p>
+            <w:pPr>
+              <w:spacing w:after="0"/>
+            </w:pPr>
+            <w:r>
+              <w:rPr>
+                <w:rFonts w:ascii="宋体" w:hAnsi="宋体" w:eastAsia="宋体"/>
+                <w:b w:val="0"/>
+                <w:sz w:val="19"/>
+              </w:rPr>
+              <w:t>续费/提速服务入口（自助服务聚合）</w:t>
+            </w:r>
+          </w:p>
+        </w:tc>
+        <w:tc>
+          <w:tcPr>
+            <w:tcW w:type="dxa" w:w="1728"/>
+          </w:tcPr>
+          <w:p>
+            <w:pPr>
+              <w:spacing w:after="0" w:before="0"/>
+            </w:pPr>
+          </w:p>
+          <w:p>
+            <w:pPr>
+              <w:spacing w:after="0"/>
+            </w:pPr>
+            <w:r>
+              <w:rPr>
+                <w:rFonts w:ascii="宋体" w:hAnsi="宋体" w:eastAsia="宋体"/>
+                <w:b w:val="0"/>
+                <w:sz w:val="19"/>
+              </w:rPr>
+              <w:t>订单类接口（规划）</w:t>
+            </w:r>
+          </w:p>
+        </w:tc>
+      </w:tr>
+      <w:tr>
+        <w:tc>
+          <w:tcPr>
+            <w:tcW w:type="dxa" w:w="1728"/>
+            <w:shd w:val="clear" w:color="auto" w:fill="F4F7FB"/>
+          </w:tcPr>
+          <w:p>
+            <w:pPr>
+              <w:spacing w:after="0" w:before="0"/>
+            </w:pPr>
+          </w:p>
+          <w:p>
+            <w:pPr>
+              <w:spacing w:after="0"/>
+            </w:pPr>
+            <w:r>
+              <w:rPr>
+                <w:rFonts w:ascii="宋体" w:hAnsi="宋体" w:eastAsia="宋体"/>
+                <w:b w:val="0"/>
+                <w:sz w:val="19"/>
+              </w:rPr>
+              <w:t>报修</w:t>
+            </w:r>
+          </w:p>
+        </w:tc>
+        <w:tc>
+          <w:tcPr>
+            <w:tcW w:type="dxa" w:w="1728"/>
+            <w:shd w:val="clear" w:color="auto" w:fill="F4F7FB"/>
+          </w:tcPr>
+          <w:p>
+            <w:pPr>
+              <w:spacing w:after="0" w:before="0"/>
+            </w:pPr>
+          </w:p>
+          <w:p>
+            <w:pPr>
+              <w:spacing w:after="0"/>
+            </w:pPr>
+            <w:r>
+              <w:rPr>
+                <w:rFonts w:ascii="宋体" w:hAnsi="宋体" w:eastAsia="宋体"/>
+                <w:b w:val="0"/>
+                <w:sz w:val="19"/>
+              </w:rPr>
+              <w:t>pages/review（报修入口）· pages/self</w:t>
+            </w:r>
+          </w:p>
+        </w:tc>
+        <w:tc>
+          <w:tcPr>
+            <w:tcW w:type="dxa" w:w="1728"/>
+            <w:shd w:val="clear" w:color="auto" w:fill="F4F7FB"/>
+          </w:tcPr>
+          <w:p>
+            <w:pPr>
+              <w:spacing w:after="0" w:before="0"/>
+            </w:pPr>
+          </w:p>
+          <w:p>
+            <w:pPr>
+              <w:spacing w:after="0"/>
+            </w:pPr>
+            <w:r>
+              <w:rPr>
+                <w:rFonts w:ascii="宋体" w:hAnsi="宋体" w:eastAsia="宋体"/>
+                <w:b w:val="0"/>
+                <w:sz w:val="19"/>
+              </w:rPr>
+              <w:t>✅ 已完成</w:t>
+            </w:r>
+          </w:p>
+        </w:tc>
+        <w:tc>
+          <w:tcPr>
+            <w:tcW w:type="dxa" w:w="1728"/>
+            <w:shd w:val="clear" w:color="auto" w:fill="F4F7FB"/>
+          </w:tcPr>
+          <w:p>
+            <w:pPr>
+              <w:spacing w:after="0" w:before="0"/>
+            </w:pPr>
+          </w:p>
+          <w:p>
+            <w:pPr>
+              <w:spacing w:after="0"/>
+            </w:pPr>
+            <w:r>
+              <w:rPr>
+                <w:rFonts w:ascii="宋体" w:hAnsi="宋体" w:eastAsia="宋体"/>
+                <w:b w:val="0"/>
+                <w:sz w:val="19"/>
+              </w:rPr>
+              <w:t>报修/自助服务聚合</w:t>
+            </w:r>
+          </w:p>
+        </w:tc>
+        <w:tc>
+          <w:tcPr>
+            <w:tcW w:type="dxa" w:w="1728"/>
+            <w:shd w:val="clear" w:color="auto" w:fill="F4F7FB"/>
+          </w:tcPr>
+          <w:p>
+            <w:pPr>
+              <w:spacing w:after="0" w:before="0"/>
+            </w:pPr>
+          </w:p>
+          <w:p>
+            <w:pPr>
+              <w:spacing w:after="0"/>
+            </w:pPr>
+            <w:r>
+              <w:rPr>
+                <w:rFonts w:ascii="宋体" w:hAnsi="宋体" w:eastAsia="宋体"/>
+                <w:b w:val="0"/>
+                <w:sz w:val="19"/>
+              </w:rPr>
+              <w:t>SLA 类接口（规划）</w:t>
+            </w:r>
+          </w:p>
+        </w:tc>
+      </w:tr>
+      <w:tr>
+        <w:tc>
+          <w:tcPr>
+            <w:tcW w:type="dxa" w:w="1728"/>
+          </w:tcPr>
+          <w:p>
+            <w:pPr>
+              <w:spacing w:after="0" w:before="0"/>
+            </w:pPr>
+          </w:p>
+          <w:p>
+            <w:pPr>
+              <w:spacing w:after="0"/>
+            </w:pPr>
+            <w:r>
+              <w:rPr>
+                <w:rFonts w:ascii="宋体" w:hAnsi="宋体" w:eastAsia="宋体"/>
+                <w:b w:val="0"/>
+                <w:sz w:val="19"/>
+              </w:rPr>
+              <w:t>智慧家庭</w:t>
+            </w:r>
+          </w:p>
+        </w:tc>
+        <w:tc>
+          <w:tcPr>
+            <w:tcW w:type="dxa" w:w="1728"/>
+          </w:tcPr>
+          <w:p>
+            <w:pPr>
+              <w:spacing w:after="0" w:before="0"/>
+            </w:pPr>
+          </w:p>
+          <w:p>
+            <w:pPr>
+              <w:spacing w:after="0"/>
+            </w:pPr>
+            <w:r>
+              <w:rPr>
+                <w:rFonts w:ascii="宋体" w:hAnsi="宋体" w:eastAsia="宋体"/>
+                <w:b w:val="0"/>
+                <w:sz w:val="19"/>
+              </w:rPr>
+              <w:t>pages/smart</w:t>
+            </w:r>
+          </w:p>
+        </w:tc>
+        <w:tc>
+          <w:tcPr>
+            <w:tcW w:type="dxa" w:w="1728"/>
+          </w:tcPr>
+          <w:p>
+            <w:pPr>
+              <w:spacing w:after="0" w:before="0"/>
+            </w:pPr>
+          </w:p>
+          <w:p>
+            <w:pPr>
+              <w:spacing w:after="0"/>
+            </w:pPr>
+            <w:r>
+              <w:rPr>
+                <w:rFonts w:ascii="宋体" w:hAnsi="宋体" w:eastAsia="宋体"/>
+                <w:b w:val="0"/>
+                <w:sz w:val="19"/>
+              </w:rPr>
+              <w:t>✅ 已完成</w:t>
+            </w:r>
+          </w:p>
+        </w:tc>
+        <w:tc>
+          <w:tcPr>
+            <w:tcW w:type="dxa" w:w="1728"/>
+          </w:tcPr>
+          <w:p>
+            <w:pPr>
+              <w:spacing w:after="0" w:before="0"/>
+            </w:pPr>
+          </w:p>
+          <w:p>
+            <w:pPr>
+              <w:spacing w:after="0"/>
+            </w:pPr>
+            <w:r>
+              <w:rPr>
+                <w:rFonts w:ascii="宋体" w:hAnsi="宋体" w:eastAsia="宋体"/>
+                <w:b w:val="0"/>
+                <w:sz w:val="19"/>
+              </w:rPr>
+              <w:t>智慧家庭产品/方案展示</w:t>
+            </w:r>
+          </w:p>
+        </w:tc>
+        <w:tc>
+          <w:tcPr>
+            <w:tcW w:type="dxa" w:w="1728"/>
+          </w:tcPr>
+          <w:p>
+            <w:pPr>
+              <w:spacing w:after="0" w:before="0"/>
+            </w:pPr>
+          </w:p>
+          <w:p>
+            <w:pPr>
+              <w:spacing w:after="0"/>
+            </w:pPr>
+            <w:r>
+              <w:rPr>
+                <w:rFonts w:ascii="宋体" w:hAnsi="宋体" w:eastAsia="宋体"/>
+                <w:b w:val="0"/>
+                <w:sz w:val="19"/>
+              </w:rPr>
               <w:t>—</w:t>
+            </w:r>
+          </w:p>
+        </w:tc>
+      </w:tr>
+      <w:tr>
+        <w:tc>
+          <w:tcPr>
+            <w:tcW w:type="dxa" w:w="1728"/>
+            <w:shd w:val="clear" w:color="auto" w:fill="F4F7FB"/>
+          </w:tcPr>
+          <w:p>
+            <w:pPr>
+              <w:spacing w:after="0" w:before="0"/>
+            </w:pPr>
+          </w:p>
+          <w:p>
+            <w:pPr>
+              <w:spacing w:after="0"/>
+            </w:pPr>
+            <w:r>
+              <w:rPr>
+                <w:rFonts w:ascii="宋体" w:hAnsi="宋体" w:eastAsia="宋体"/>
+                <w:b w:val="0"/>
+                <w:sz w:val="19"/>
+              </w:rPr>
+              <w:t>自助服务</w:t>
+            </w:r>
+          </w:p>
+        </w:tc>
+        <w:tc>
+          <w:tcPr>
+            <w:tcW w:type="dxa" w:w="1728"/>
+            <w:shd w:val="clear" w:color="auto" w:fill="F4F7FB"/>
+          </w:tcPr>
+          <w:p>
+            <w:pPr>
+              <w:spacing w:after="0" w:before="0"/>
+            </w:pPr>
+          </w:p>
+          <w:p>
+            <w:pPr>
+              <w:spacing w:after="0"/>
+            </w:pPr>
+            <w:r>
+              <w:rPr>
+                <w:rFonts w:ascii="宋体" w:hAnsi="宋体" w:eastAsia="宋体"/>
+                <w:b w:val="0"/>
+                <w:sz w:val="19"/>
+              </w:rPr>
+              <w:t>pages/self</w:t>
+            </w:r>
+          </w:p>
+        </w:tc>
+        <w:tc>
+          <w:tcPr>
+            <w:tcW w:type="dxa" w:w="1728"/>
+            <w:shd w:val="clear" w:color="auto" w:fill="F4F7FB"/>
+          </w:tcPr>
+          <w:p>
+            <w:pPr>
+              <w:spacing w:after="0" w:before="0"/>
+            </w:pPr>
+          </w:p>
+          <w:p>
+            <w:pPr>
+              <w:spacing w:after="0"/>
+            </w:pPr>
+            <w:r>
+              <w:rPr>
+                <w:rFonts w:ascii="宋体" w:hAnsi="宋体" w:eastAsia="宋体"/>
+                <w:b w:val="0"/>
+                <w:sz w:val="19"/>
+              </w:rPr>
+              <w:t>✅ 已完成</w:t>
+            </w:r>
+          </w:p>
+        </w:tc>
+        <w:tc>
+          <w:tcPr>
+            <w:tcW w:type="dxa" w:w="1728"/>
+            <w:shd w:val="clear" w:color="auto" w:fill="F4F7FB"/>
+          </w:tcPr>
+          <w:p>
+            <w:pPr>
+              <w:spacing w:after="0" w:before="0"/>
+            </w:pPr>
+          </w:p>
+          <w:p>
+            <w:pPr>
+              <w:spacing w:after="0"/>
+            </w:pPr>
+            <w:r>
+              <w:rPr>
+                <w:rFonts w:ascii="宋体" w:hAnsi="宋体" w:eastAsia="宋体"/>
+                <w:b w:val="0"/>
+                <w:sz w:val="19"/>
+              </w:rPr>
+              <w:t>续费/提速/报修/电子发票等聚合</w:t>
+            </w:r>
+          </w:p>
+        </w:tc>
+        <w:tc>
+          <w:tcPr>
+            <w:tcW w:type="dxa" w:w="1728"/>
+            <w:shd w:val="clear" w:color="auto" w:fill="F4F7FB"/>
+          </w:tcPr>
+          <w:p>
+            <w:pPr>
+              <w:spacing w:after="0" w:before="0"/>
+            </w:pPr>
+          </w:p>
+          <w:p>
+            <w:pPr>
+              <w:spacing w:after="0"/>
+            </w:pPr>
+            <w:r>
+              <w:rPr>
+                <w:rFonts w:ascii="宋体" w:hAnsi="宋体" w:eastAsia="宋体"/>
+                <w:b w:val="0"/>
+                <w:sz w:val="19"/>
+              </w:rPr>
+              <w:t>—</w:t>
+            </w:r>
+          </w:p>
+        </w:tc>
+      </w:tr>
+      <w:tr>
+        <w:tc>
+          <w:tcPr>
+            <w:tcW w:type="dxa" w:w="1728"/>
+          </w:tcPr>
+          <w:p>
+            <w:pPr>
+              <w:spacing w:after="0" w:before="0"/>
+            </w:pPr>
+          </w:p>
+          <w:p>
+            <w:pPr>
+              <w:spacing w:after="0"/>
+            </w:pPr>
+            <w:r>
+              <w:rPr>
+                <w:rFonts w:ascii="宋体" w:hAnsi="宋体" w:eastAsia="宋体"/>
+                <w:b w:val="0"/>
+                <w:sz w:val="19"/>
+              </w:rPr>
+              <w:t>评价投诉</w:t>
+            </w:r>
+          </w:p>
+        </w:tc>
+        <w:tc>
+          <w:tcPr>
+            <w:tcW w:type="dxa" w:w="1728"/>
+          </w:tcPr>
+          <w:p>
+            <w:pPr>
+              <w:spacing w:after="0" w:before="0"/>
+            </w:pPr>
+          </w:p>
+          <w:p>
+            <w:pPr>
+              <w:spacing w:after="0"/>
+            </w:pPr>
+            <w:r>
+              <w:rPr>
+                <w:rFonts w:ascii="宋体" w:hAnsi="宋体" w:eastAsia="宋体"/>
+                <w:b w:val="0"/>
+                <w:sz w:val="19"/>
+              </w:rPr>
+              <w:t>pages/review</w:t>
+            </w:r>
+          </w:p>
+        </w:tc>
+        <w:tc>
+          <w:tcPr>
+            <w:tcW w:type="dxa" w:w="1728"/>
+          </w:tcPr>
+          <w:p>
+            <w:pPr>
+              <w:spacing w:after="0" w:before="0"/>
+            </w:pPr>
+          </w:p>
+          <w:p>
+            <w:pPr>
+              <w:spacing w:after="0"/>
+            </w:pPr>
+            <w:r>
+              <w:rPr>
+                <w:rFonts w:ascii="宋体" w:hAnsi="宋体" w:eastAsia="宋体"/>
+                <w:b w:val="0"/>
+                <w:sz w:val="19"/>
+              </w:rPr>
+              <w:t>✅ 已完成</w:t>
+            </w:r>
+          </w:p>
+        </w:tc>
+        <w:tc>
+          <w:tcPr>
+            <w:tcW w:type="dxa" w:w="1728"/>
+          </w:tcPr>
+          <w:p>
+            <w:pPr>
+              <w:spacing w:after="0" w:before="0"/>
+            </w:pPr>
+          </w:p>
+          <w:p>
+            <w:pPr>
+              <w:spacing w:after="0"/>
+            </w:pPr>
+            <w:r>
+              <w:rPr>
+                <w:rFonts w:ascii="宋体" w:hAnsi="宋体" w:eastAsia="宋体"/>
+                <w:b w:val="0"/>
+                <w:sz w:val="19"/>
+              </w:rPr>
+              <w:t>工单评价 / 投诉提交</w:t>
+            </w:r>
+          </w:p>
+        </w:tc>
+        <w:tc>
+          <w:tcPr>
+            <w:tcW w:type="dxa" w:w="1728"/>
+          </w:tcPr>
+          <w:p>
+            <w:pPr>
+              <w:spacing w:after="0" w:before="0"/>
+            </w:pPr>
+          </w:p>
+          <w:p>
+            <w:pPr>
+              <w:spacing w:after="0"/>
+            </w:pPr>
+            <w:r>
+              <w:rPr>
+                <w:rFonts w:ascii="宋体" w:hAnsi="宋体" w:eastAsia="宋体"/>
+                <w:b w:val="0"/>
+                <w:sz w:val="19"/>
+              </w:rPr>
+              <w:t>GET/PUT /admin/reviews</w:t>
+            </w:r>
+          </w:p>
+        </w:tc>
+      </w:tr>
+      <w:tr>
+        <w:tc>
+          <w:tcPr>
+            <w:tcW w:type="dxa" w:w="1728"/>
+            <w:shd w:val="clear" w:color="auto" w:fill="F4F7FB"/>
+          </w:tcPr>
+          <w:p>
+            <w:pPr>
+              <w:spacing w:after="0" w:before="0"/>
+            </w:pPr>
+          </w:p>
+          <w:p>
+            <w:pPr>
+              <w:spacing w:after="0"/>
+            </w:pPr>
+            <w:r>
+              <w:rPr>
+                <w:rFonts w:ascii="宋体" w:hAnsi="宋体" w:eastAsia="宋体"/>
+                <w:b w:val="0"/>
+                <w:sz w:val="19"/>
+              </w:rPr>
+              <w:t>我的订单</w:t>
+            </w:r>
+          </w:p>
+        </w:tc>
+        <w:tc>
+          <w:tcPr>
+            <w:tcW w:type="dxa" w:w="1728"/>
+            <w:shd w:val="clear" w:color="auto" w:fill="F4F7FB"/>
+          </w:tcPr>
+          <w:p>
+            <w:pPr>
+              <w:spacing w:after="0" w:before="0"/>
+            </w:pPr>
+          </w:p>
+          <w:p>
+            <w:pPr>
+              <w:spacing w:after="0"/>
+            </w:pPr>
+            <w:r>
+              <w:rPr>
+                <w:rFonts w:ascii="宋体" w:hAnsi="宋体" w:eastAsia="宋体"/>
+                <w:b w:val="0"/>
+                <w:sz w:val="19"/>
+              </w:rPr>
+              <w:t>pages/order/list · pages/order/detail</w:t>
+            </w:r>
+          </w:p>
+        </w:tc>
+        <w:tc>
+          <w:tcPr>
+            <w:tcW w:type="dxa" w:w="1728"/>
+            <w:shd w:val="clear" w:color="auto" w:fill="F4F7FB"/>
+          </w:tcPr>
+          <w:p>
+            <w:pPr>
+              <w:spacing w:after="0" w:before="0"/>
+            </w:pPr>
+          </w:p>
+          <w:p>
+            <w:pPr>
+              <w:spacing w:after="0"/>
+            </w:pPr>
+            <w:r>
+              <w:rPr>
+                <w:rFonts w:ascii="宋体" w:hAnsi="宋体" w:eastAsia="宋体"/>
+                <w:b w:val="0"/>
+                <w:sz w:val="19"/>
+              </w:rPr>
+              <w:t>✅ 已完成</w:t>
+            </w:r>
+          </w:p>
+        </w:tc>
+        <w:tc>
+          <w:tcPr>
+            <w:tcW w:type="dxa" w:w="1728"/>
+            <w:shd w:val="clear" w:color="auto" w:fill="F4F7FB"/>
+          </w:tcPr>
+          <w:p>
+            <w:pPr>
+              <w:spacing w:after="0" w:before="0"/>
+            </w:pPr>
+          </w:p>
+          <w:p>
+            <w:pPr>
+              <w:spacing w:after="0"/>
+            </w:pPr>
+            <w:r>
+              <w:rPr>
+                <w:rFonts w:ascii="宋体" w:hAnsi="宋体" w:eastAsia="宋体"/>
+                <w:b w:val="0"/>
+                <w:sz w:val="19"/>
+              </w:rPr>
+              <w:t>订单列表（按状态 Tab）+ 详情</w:t>
+            </w:r>
+          </w:p>
+        </w:tc>
+        <w:tc>
+          <w:tcPr>
+            <w:tcW w:type="dxa" w:w="1728"/>
+            <w:shd w:val="clear" w:color="auto" w:fill="F4F7FB"/>
+          </w:tcPr>
+          <w:p>
+            <w:pPr>
+              <w:spacing w:after="0" w:before="0"/>
+            </w:pPr>
+          </w:p>
+          <w:p>
+            <w:pPr>
+              <w:spacing w:after="0"/>
+            </w:pPr>
+            <w:r>
+              <w:rPr>
+                <w:rFonts w:ascii="宋体" w:hAnsi="宋体" w:eastAsia="宋体"/>
+                <w:b w:val="0"/>
+                <w:sz w:val="19"/>
+              </w:rPr>
+              <w:t>GET /admin/orders</w:t>
+            </w:r>
+          </w:p>
+        </w:tc>
+      </w:tr>
+      <w:tr>
+        <w:tc>
+          <w:tcPr>
+            <w:tcW w:type="dxa" w:w="1728"/>
+          </w:tcPr>
+          <w:p>
+            <w:pPr>
+              <w:spacing w:after="0" w:before="0"/>
+            </w:pPr>
+          </w:p>
+          <w:p>
+            <w:pPr>
+              <w:spacing w:after="0"/>
+            </w:pPr>
+            <w:r>
+              <w:rPr>
+                <w:rFonts w:ascii="宋体" w:hAnsi="宋体" w:eastAsia="宋体"/>
+                <w:b w:val="0"/>
+                <w:sz w:val="19"/>
+              </w:rPr>
+              <w:t>订单确认</w:t>
+            </w:r>
+          </w:p>
+        </w:tc>
+        <w:tc>
+          <w:tcPr>
+            <w:tcW w:type="dxa" w:w="1728"/>
+          </w:tcPr>
+          <w:p>
+            <w:pPr>
+              <w:spacing w:after="0" w:before="0"/>
+            </w:pPr>
+          </w:p>
+          <w:p>
+            <w:pPr>
+              <w:spacing w:after="0"/>
+            </w:pPr>
+            <w:r>
+              <w:rPr>
+                <w:rFonts w:ascii="宋体" w:hAnsi="宋体" w:eastAsia="宋体"/>
+                <w:b w:val="0"/>
+                <w:sz w:val="19"/>
+              </w:rPr>
+              <w:t>pages/order/confirm</w:t>
+            </w:r>
+          </w:p>
+        </w:tc>
+        <w:tc>
+          <w:tcPr>
+            <w:tcW w:type="dxa" w:w="1728"/>
+          </w:tcPr>
+          <w:p>
+            <w:pPr>
+              <w:spacing w:after="0" w:before="0"/>
+            </w:pPr>
+          </w:p>
+          <w:p>
+            <w:pPr>
+              <w:spacing w:after="0"/>
+            </w:pPr>
+            <w:r>
+              <w:rPr>
+                <w:rFonts w:ascii="宋体" w:hAnsi="宋体" w:eastAsia="宋体"/>
+                <w:b w:val="0"/>
+                <w:sz w:val="19"/>
+              </w:rPr>
+              <w:t>✅ 已完成</w:t>
+            </w:r>
+          </w:p>
+        </w:tc>
+        <w:tc>
+          <w:tcPr>
+            <w:tcW w:type="dxa" w:w="1728"/>
+          </w:tcPr>
+          <w:p>
+            <w:pPr>
+              <w:spacing w:after="0" w:before="0"/>
+            </w:pPr>
+          </w:p>
+          <w:p>
+            <w:pPr>
+              <w:spacing w:after="0"/>
+            </w:pPr>
+            <w:r>
+              <w:rPr>
+                <w:rFonts w:ascii="宋体" w:hAnsi="宋体" w:eastAsia="宋体"/>
+                <w:b w:val="0"/>
+                <w:sz w:val="19"/>
+              </w:rPr>
+              <w:t>下单前费用/地址确认</w:t>
+            </w:r>
+          </w:p>
+        </w:tc>
+        <w:tc>
+          <w:tcPr>
+            <w:tcW w:type="dxa" w:w="1728"/>
+          </w:tcPr>
+          <w:p>
+            <w:pPr>
+              <w:spacing w:after="0" w:before="0"/>
+            </w:pPr>
+          </w:p>
+          <w:p>
+            <w:pPr>
+              <w:spacing w:after="0"/>
+            </w:pPr>
+            <w:r>
+              <w:rPr>
+                <w:rFonts w:ascii="宋体" w:hAnsi="宋体" w:eastAsia="宋体"/>
+                <w:b w:val="0"/>
+                <w:sz w:val="19"/>
+              </w:rPr>
+              <w:t>—</w:t>
+            </w:r>
+          </w:p>
+        </w:tc>
+      </w:tr>
+      <w:tr>
+        <w:tc>
+          <w:tcPr>
+            <w:tcW w:type="dxa" w:w="1728"/>
+            <w:shd w:val="clear" w:color="auto" w:fill="F4F7FB"/>
+          </w:tcPr>
+          <w:p>
+            <w:pPr>
+              <w:spacing w:after="0" w:before="0"/>
+            </w:pPr>
+          </w:p>
+          <w:p>
+            <w:pPr>
+              <w:spacing w:after="0"/>
+            </w:pPr>
+            <w:r>
+              <w:rPr>
+                <w:rFonts w:ascii="宋体" w:hAnsi="宋体" w:eastAsia="宋体"/>
+                <w:b w:val="0"/>
+                <w:sz w:val="19"/>
+              </w:rPr>
+              <w:t>地址管理</w:t>
+            </w:r>
+          </w:p>
+        </w:tc>
+        <w:tc>
+          <w:tcPr>
+            <w:tcW w:type="dxa" w:w="1728"/>
+            <w:shd w:val="clear" w:color="auto" w:fill="F4F7FB"/>
+          </w:tcPr>
+          <w:p>
+            <w:pPr>
+              <w:spacing w:after="0" w:before="0"/>
+            </w:pPr>
+          </w:p>
+          <w:p>
+            <w:pPr>
+              <w:spacing w:after="0"/>
+            </w:pPr>
+            <w:r>
+              <w:rPr>
+                <w:rFonts w:ascii="宋体" w:hAnsi="宋体" w:eastAsia="宋体"/>
+                <w:b w:val="0"/>
+                <w:sz w:val="19"/>
+              </w:rPr>
+              <w:t>pages/address</w:t>
+            </w:r>
+          </w:p>
+        </w:tc>
+        <w:tc>
+          <w:tcPr>
+            <w:tcW w:type="dxa" w:w="1728"/>
+            <w:shd w:val="clear" w:color="auto" w:fill="F4F7FB"/>
+          </w:tcPr>
+          <w:p>
+            <w:pPr>
+              <w:spacing w:after="0" w:before="0"/>
+            </w:pPr>
+          </w:p>
+          <w:p>
+            <w:pPr>
+              <w:spacing w:after="0"/>
+            </w:pPr>
+            <w:r>
+              <w:rPr>
+                <w:rFonts w:ascii="宋体" w:hAnsi="宋体" w:eastAsia="宋体"/>
+                <w:b w:val="0"/>
+                <w:sz w:val="19"/>
+              </w:rPr>
+              <w:t>✅ 已完成</w:t>
+            </w:r>
+          </w:p>
+        </w:tc>
+        <w:tc>
+          <w:tcPr>
+            <w:tcW w:type="dxa" w:w="1728"/>
+            <w:shd w:val="clear" w:color="auto" w:fill="F4F7FB"/>
+          </w:tcPr>
+          <w:p>
+            <w:pPr>
+              <w:spacing w:after="0" w:before="0"/>
+            </w:pPr>
+          </w:p>
+          <w:p>
+            <w:pPr>
+              <w:spacing w:after="0"/>
+            </w:pPr>
+            <w:r>
+              <w:rPr>
+                <w:rFonts w:ascii="宋体" w:hAnsi="宋体" w:eastAsia="宋体"/>
+                <w:b w:val="0"/>
+                <w:sz w:val="19"/>
+              </w:rPr>
+              <w:t>收货/安装地址簿</w:t>
+            </w:r>
+          </w:p>
+        </w:tc>
+        <w:tc>
+          <w:tcPr>
+            <w:tcW w:type="dxa" w:w="1728"/>
+            <w:shd w:val="clear" w:color="auto" w:fill="F4F7FB"/>
+          </w:tcPr>
+          <w:p>
+            <w:pPr>
+              <w:spacing w:after="0" w:before="0"/>
+            </w:pPr>
+          </w:p>
+          <w:p>
+            <w:pPr>
+              <w:spacing w:after="0"/>
+            </w:pPr>
+            <w:r>
+              <w:rPr>
+                <w:rFonts w:ascii="宋体" w:hAnsi="宋体" w:eastAsia="宋体"/>
+                <w:b w:val="0"/>
+                <w:sz w:val="19"/>
+              </w:rPr>
+              <w:t>—</w:t>
+            </w:r>
+          </w:p>
+        </w:tc>
+      </w:tr>
+      <w:tr>
+        <w:tc>
+          <w:tcPr>
+            <w:tcW w:type="dxa" w:w="1728"/>
+          </w:tcPr>
+          <w:p>
+            <w:pPr>
+              <w:spacing w:after="0" w:before="0"/>
+            </w:pPr>
+          </w:p>
+          <w:p>
+            <w:pPr>
+              <w:spacing w:after="0"/>
+            </w:pPr>
+            <w:r>
+              <w:rPr>
+                <w:rFonts w:ascii="宋体" w:hAnsi="宋体" w:eastAsia="宋体"/>
+                <w:b w:val="0"/>
+                <w:sz w:val="19"/>
+              </w:rPr>
+              <w:t>个人中心</w:t>
+            </w:r>
+          </w:p>
+        </w:tc>
+        <w:tc>
+          <w:tcPr>
+            <w:tcW w:type="dxa" w:w="1728"/>
+          </w:tcPr>
+          <w:p>
+            <w:pPr>
+              <w:spacing w:after="0" w:before="0"/>
+            </w:pPr>
+          </w:p>
+          <w:p>
+            <w:pPr>
+              <w:spacing w:after="0"/>
+            </w:pPr>
+            <w:r>
+              <w:rPr>
+                <w:rFonts w:ascii="宋体" w:hAnsi="宋体" w:eastAsia="宋体"/>
+                <w:b w:val="0"/>
+                <w:sz w:val="19"/>
+              </w:rPr>
+              <w:t>pages/profile</w:t>
+            </w:r>
+          </w:p>
+        </w:tc>
+        <w:tc>
+          <w:tcPr>
+            <w:tcW w:type="dxa" w:w="1728"/>
+          </w:tcPr>
+          <w:p>
+            <w:pPr>
+              <w:spacing w:after="0" w:before="0"/>
+            </w:pPr>
+          </w:p>
+          <w:p>
+            <w:pPr>
+              <w:spacing w:after="0"/>
+            </w:pPr>
+            <w:r>
+              <w:rPr>
+                <w:rFonts w:ascii="宋体" w:hAnsi="宋体" w:eastAsia="宋体"/>
+                <w:b w:val="0"/>
+                <w:sz w:val="19"/>
+              </w:rPr>
+              <w:t>✅ 已完成</w:t>
+            </w:r>
+          </w:p>
+        </w:tc>
+        <w:tc>
+          <w:tcPr>
+            <w:tcW w:type="dxa" w:w="1728"/>
+          </w:tcPr>
+          <w:p>
+            <w:pPr>
+              <w:spacing w:after="0" w:before="0"/>
+            </w:pPr>
+          </w:p>
+          <w:p>
+            <w:pPr>
+              <w:spacing w:after="0"/>
+            </w:pPr>
+            <w:r>
+              <w:rPr>
+                <w:rFonts w:ascii="宋体" w:hAnsi="宋体" w:eastAsia="宋体"/>
+                <w:b w:val="0"/>
+                <w:sz w:val="19"/>
+              </w:rPr>
+              <w:t xml:space="preserve">客户信息 + 菜单（含登录门禁 </w:t>
+            </w:r>
+            <w:r>
+              <w:rPr>
+                <w:rFonts w:ascii="Consolas" w:hAnsi="Consolas" w:eastAsia="Consolas"/>
+                <w:b w:val="0"/>
+                <w:sz w:val="19"/>
+              </w:rPr>
+              <w:t>onShow</w:t>
+            </w:r>
+            <w:r>
+              <w:rPr>
+                <w:rFonts w:ascii="宋体" w:hAnsi="宋体" w:eastAsia="宋体"/>
+                <w:b w:val="0"/>
+                <w:sz w:val="19"/>
+              </w:rPr>
+              <w:t>）</w:t>
+            </w:r>
+          </w:p>
+        </w:tc>
+        <w:tc>
+          <w:tcPr>
+            <w:tcW w:type="dxa" w:w="1728"/>
+          </w:tcPr>
+          <w:p>
+            <w:pPr>
+              <w:spacing w:after="0" w:before="0"/>
+            </w:pPr>
+          </w:p>
+          <w:p>
+            <w:pPr>
+              <w:spacing w:after="0"/>
+            </w:pPr>
+            <w:r>
+              <w:rPr>
+                <w:rFonts w:ascii="宋体" w:hAnsi="宋体" w:eastAsia="宋体"/>
+                <w:b w:val="0"/>
+                <w:sz w:val="19"/>
+              </w:rPr>
+              <w:t>—</w:t>
+            </w:r>
+          </w:p>
+        </w:tc>
+      </w:tr>
+      <w:tr>
+        <w:tc>
+          <w:tcPr>
+            <w:tcW w:type="dxa" w:w="1728"/>
+            <w:shd w:val="clear" w:color="auto" w:fill="F4F7FB"/>
+          </w:tcPr>
+          <w:p>
+            <w:pPr>
+              <w:spacing w:after="0" w:before="0"/>
+            </w:pPr>
+          </w:p>
+          <w:p>
+            <w:pPr>
+              <w:spacing w:after="0"/>
+            </w:pPr>
+            <w:r>
+              <w:rPr>
+                <w:rFonts w:ascii="宋体" w:hAnsi="宋体" w:eastAsia="宋体"/>
+                <w:b w:val="0"/>
+                <w:sz w:val="19"/>
+              </w:rPr>
+              <w:t>设置</w:t>
+            </w:r>
+          </w:p>
+        </w:tc>
+        <w:tc>
+          <w:tcPr>
+            <w:tcW w:type="dxa" w:w="1728"/>
+            <w:shd w:val="clear" w:color="auto" w:fill="F4F7FB"/>
+          </w:tcPr>
+          <w:p>
+            <w:pPr>
+              <w:spacing w:after="0" w:before="0"/>
+            </w:pPr>
+          </w:p>
+          <w:p>
+            <w:pPr>
+              <w:spacing w:after="0"/>
+            </w:pPr>
+            <w:r>
+              <w:rPr>
+                <w:rFonts w:ascii="宋体" w:hAnsi="宋体" w:eastAsia="宋体"/>
+                <w:b w:val="0"/>
+                <w:sz w:val="19"/>
+              </w:rPr>
+              <w:t>pages/settings</w:t>
+            </w:r>
+          </w:p>
+        </w:tc>
+        <w:tc>
+          <w:tcPr>
+            <w:tcW w:type="dxa" w:w="1728"/>
+            <w:shd w:val="clear" w:color="auto" w:fill="F4F7FB"/>
+          </w:tcPr>
+          <w:p>
+            <w:pPr>
+              <w:spacing w:after="0" w:before="0"/>
+            </w:pPr>
+          </w:p>
+          <w:p>
+            <w:pPr>
+              <w:spacing w:after="0"/>
+            </w:pPr>
+            <w:r>
+              <w:rPr>
+                <w:rFonts w:ascii="宋体" w:hAnsi="宋体" w:eastAsia="宋体"/>
+                <w:b w:val="0"/>
+                <w:sz w:val="19"/>
+              </w:rPr>
+              <w:t>✅ 已完成</w:t>
+            </w:r>
+          </w:p>
+        </w:tc>
+        <w:tc>
+          <w:tcPr>
+            <w:tcW w:type="dxa" w:w="1728"/>
+            <w:shd w:val="clear" w:color="auto" w:fill="F4F7FB"/>
+          </w:tcPr>
+          <w:p>
+            <w:pPr>
+              <w:spacing w:after="0" w:before="0"/>
+            </w:pPr>
+          </w:p>
+          <w:p>
+            <w:pPr>
+              <w:spacing w:after="0"/>
+            </w:pPr>
+            <w:r>
+              <w:rPr>
+                <w:rFonts w:ascii="宋体" w:hAnsi="宋体" w:eastAsia="宋体"/>
+                <w:b w:val="0"/>
+                <w:sz w:val="19"/>
+              </w:rPr>
+              <w:t>登录态/通知/关于</w:t>
+            </w:r>
+          </w:p>
+        </w:tc>
+        <w:tc>
+          <w:tcPr>
+            <w:tcW w:type="dxa" w:w="1728"/>
+            <w:shd w:val="clear" w:color="auto" w:fill="F4F7FB"/>
+          </w:tcPr>
+          <w:p>
+            <w:pPr>
+              <w:spacing w:after="0" w:before="0"/>
+            </w:pPr>
+          </w:p>
+          <w:p>
+            <w:pPr>
+              <w:spacing w:after="0"/>
+            </w:pPr>
+            <w:r>
+              <w:rPr>
+                <w:rFonts w:ascii="宋体" w:hAnsi="宋体" w:eastAsia="宋体"/>
+                <w:b w:val="0"/>
+                <w:sz w:val="19"/>
+              </w:rPr>
+              <w:t>—</w:t>
+            </w:r>
+          </w:p>
+        </w:tc>
+      </w:tr>
+      <w:tr>
+        <w:tc>
+          <w:tcPr>
+            <w:tcW w:type="dxa" w:w="1728"/>
+          </w:tcPr>
+          <w:p>
+            <w:pPr>
+              <w:spacing w:after="0" w:before="0"/>
+            </w:pPr>
+          </w:p>
+          <w:p>
+            <w:pPr>
+              <w:spacing w:after="0"/>
+            </w:pPr>
+            <w:r>
+              <w:rPr>
+                <w:rFonts w:ascii="宋体" w:hAnsi="宋体" w:eastAsia="宋体"/>
+                <w:b w:val="0"/>
+                <w:sz w:val="19"/>
+              </w:rPr>
+              <w:t>登录</w:t>
+            </w:r>
+          </w:p>
+        </w:tc>
+        <w:tc>
+          <w:tcPr>
+            <w:tcW w:type="dxa" w:w="1728"/>
+          </w:tcPr>
+          <w:p>
+            <w:pPr>
+              <w:spacing w:after="0" w:before="0"/>
+            </w:pPr>
+          </w:p>
+          <w:p>
+            <w:pPr>
+              <w:spacing w:after="0"/>
+            </w:pPr>
+            <w:r>
+              <w:rPr>
+                <w:rFonts w:ascii="宋体" w:hAnsi="宋体" w:eastAsia="宋体"/>
+                <w:b w:val="0"/>
+                <w:sz w:val="19"/>
+              </w:rPr>
+              <w:t>pages/login</w:t>
+            </w:r>
+          </w:p>
+        </w:tc>
+        <w:tc>
+          <w:tcPr>
+            <w:tcW w:type="dxa" w:w="1728"/>
+          </w:tcPr>
+          <w:p>
+            <w:pPr>
+              <w:spacing w:after="0" w:before="0"/>
+            </w:pPr>
+          </w:p>
+          <w:p>
+            <w:pPr>
+              <w:spacing w:after="0"/>
+            </w:pPr>
+            <w:r>
+              <w:rPr>
+                <w:rFonts w:ascii="宋体" w:hAnsi="宋体" w:eastAsia="宋体"/>
+                <w:b w:val="0"/>
+                <w:sz w:val="19"/>
+              </w:rPr>
+              <w:t>✅ 已完成</w:t>
+            </w:r>
+          </w:p>
+        </w:tc>
+        <w:tc>
+          <w:tcPr>
+            <w:tcW w:type="dxa" w:w="1728"/>
+          </w:tcPr>
+          <w:p>
+            <w:pPr>
+              <w:spacing w:after="0" w:before="0"/>
+            </w:pPr>
+          </w:p>
+          <w:p>
+            <w:pPr>
+              <w:spacing w:after="0"/>
+            </w:pPr>
+            <w:r>
+              <w:rPr>
+                <w:rFonts w:ascii="宋体" w:hAnsi="宋体" w:eastAsia="宋体"/>
+                <w:b w:val="0"/>
+                <w:sz w:val="19"/>
+              </w:rPr>
+              <w:t>手机号+验证码（演示码 1234），</w:t>
+            </w:r>
+            <w:r>
+              <w:rPr>
+                <w:rFonts w:ascii="Consolas" w:hAnsi="Consolas" w:eastAsia="Consolas"/>
+                <w:b w:val="0"/>
+                <w:sz w:val="19"/>
+              </w:rPr>
+              <w:t>setClientLogin</w:t>
+            </w:r>
+            <w:r>
+              <w:rPr>
+                <w:rFonts w:ascii="宋体" w:hAnsi="宋体" w:eastAsia="宋体"/>
+                <w:b w:val="0"/>
+                <w:sz w:val="19"/>
+              </w:rPr>
+              <w:t xml:space="preserve"> 写 token + 本地存储</w:t>
+            </w:r>
+          </w:p>
+        </w:tc>
+        <w:tc>
+          <w:tcPr>
+            <w:tcW w:type="dxa" w:w="1728"/>
+          </w:tcPr>
+          <w:p>
+            <w:pPr>
+              <w:spacing w:after="0" w:before="0"/>
+            </w:pPr>
+          </w:p>
+          <w:p>
+            <w:pPr>
+              <w:spacing w:after="0"/>
+            </w:pPr>
+            <w:r>
+              <w:rPr>
+                <w:rFonts w:ascii="宋体" w:hAnsi="宋体" w:eastAsia="宋体"/>
+                <w:b w:val="0"/>
+                <w:sz w:val="19"/>
+              </w:rPr>
+              <w:t>—</w:t>
+            </w:r>
+          </w:p>
+        </w:tc>
+      </w:tr>
+      <w:tr>
+        <w:tc>
+          <w:tcPr>
+            <w:tcW w:type="dxa" w:w="1728"/>
+            <w:shd w:val="clear" w:color="auto" w:fill="F4F7FB"/>
+          </w:tcPr>
+          <w:p>
+            <w:pPr>
+              <w:spacing w:after="0" w:before="0"/>
+            </w:pPr>
+          </w:p>
+          <w:p>
+            <w:pPr>
+              <w:spacing w:after="0"/>
+            </w:pPr>
+            <w:r>
+              <w:rPr>
+                <w:rFonts w:ascii="宋体" w:hAnsi="宋体" w:eastAsia="宋体"/>
+                <w:b w:val="0"/>
+                <w:sz w:val="19"/>
+              </w:rPr>
+              <w:t>统一请求封装</w:t>
+            </w:r>
+          </w:p>
+        </w:tc>
+        <w:tc>
+          <w:tcPr>
+            <w:tcW w:type="dxa" w:w="1728"/>
+            <w:shd w:val="clear" w:color="auto" w:fill="F4F7FB"/>
+          </w:tcPr>
+          <w:p>
+            <w:pPr>
+              <w:spacing w:after="0" w:before="0"/>
+            </w:pPr>
+          </w:p>
+          <w:p>
+            <w:pPr>
+              <w:spacing w:after="0"/>
+            </w:pPr>
+            <w:r>
+              <w:rPr>
+                <w:rFonts w:ascii="宋体" w:hAnsi="宋体" w:eastAsia="宋体"/>
+                <w:b w:val="0"/>
+                <w:sz w:val="19"/>
+              </w:rPr>
+              <w:t>utils/api.js · utils/auth.js</w:t>
+            </w:r>
+          </w:p>
+        </w:tc>
+        <w:tc>
+          <w:tcPr>
+            <w:tcW w:type="dxa" w:w="1728"/>
+            <w:shd w:val="clear" w:color="auto" w:fill="F4F7FB"/>
+          </w:tcPr>
+          <w:p>
+            <w:pPr>
+              <w:spacing w:after="0" w:before="0"/>
+            </w:pPr>
+          </w:p>
+          <w:p>
+            <w:pPr>
+              <w:spacing w:after="0"/>
+            </w:pPr>
+            <w:r>
+              <w:rPr>
+                <w:rFonts w:ascii="宋体" w:hAnsi="宋体" w:eastAsia="宋体"/>
+                <w:b w:val="0"/>
+                <w:sz w:val="19"/>
+              </w:rPr>
+              <w:t>✅ 已完成</w:t>
+            </w:r>
+          </w:p>
+        </w:tc>
+        <w:tc>
+          <w:tcPr>
+            <w:tcW w:type="dxa" w:w="1728"/>
+            <w:shd w:val="clear" w:color="auto" w:fill="F4F7FB"/>
+          </w:tcPr>
+          <w:p>
+            <w:pPr>
+              <w:spacing w:after="0" w:before="0"/>
+            </w:pPr>
+          </w:p>
+          <w:p>
+            <w:pPr>
+              <w:spacing w:after="0"/>
+            </w:pPr>
+            <w:r>
+              <w:rPr>
+                <w:rFonts w:ascii="Consolas" w:hAnsi="Consolas" w:eastAsia="Consolas"/>
+                <w:b w:val="0"/>
+                <w:sz w:val="19"/>
+              </w:rPr>
+              <w:t>request()</w:t>
+            </w:r>
+            <w:r>
+              <w:rPr>
+                <w:rFonts w:ascii="宋体" w:hAnsi="宋体" w:eastAsia="宋体"/>
+                <w:b w:val="0"/>
+                <w:sz w:val="19"/>
+              </w:rPr>
+              <w:t xml:space="preserve"> 注入 Bearer token；</w:t>
+            </w:r>
+            <w:r>
+              <w:rPr>
+                <w:rFonts w:ascii="Consolas" w:hAnsi="Consolas" w:eastAsia="Consolas"/>
+                <w:b w:val="0"/>
+                <w:sz w:val="19"/>
+              </w:rPr>
+              <w:t>auth.isLogin/requireLogin</w:t>
+            </w:r>
+            <w:r>
+              <w:rPr>
+                <w:rFonts w:ascii="宋体" w:hAnsi="宋体" w:eastAsia="宋体"/>
+                <w:b w:val="0"/>
+                <w:sz w:val="19"/>
+              </w:rPr>
+              <w:t>；后端不可达走 mock</w:t>
+            </w:r>
+          </w:p>
+        </w:tc>
+        <w:tc>
+          <w:tcPr>
+            <w:tcW w:type="dxa" w:w="1728"/>
+            <w:shd w:val="clear" w:color="auto" w:fill="F4F7FB"/>
+          </w:tcPr>
+          <w:p>
+            <w:pPr>
+              <w:spacing w:after="0" w:before="0"/>
+            </w:pPr>
+          </w:p>
+          <w:p>
+            <w:pPr>
+              <w:spacing w:after="0"/>
+            </w:pPr>
+            <w:r>
+              <w:rPr>
+                <w:rFonts w:ascii="宋体" w:hAnsi="宋体" w:eastAsia="宋体"/>
+                <w:b w:val="0"/>
+                <w:sz w:val="19"/>
+              </w:rPr>
+              <w:t>全量接口</w:t>
             </w:r>
           </w:p>
         </w:tc>
@@ -1619,7 +3109,7 @@
           <w:color w:val="555555"/>
           <w:sz w:val="19"/>
         </w:rPr>
-        <w:t>说明：客户端为**开放接口**（c 端未接 token），后端对其放行 `/api/package/**`、`/api/community/**`、`/api/traffic/usage`；  待小程序侧接入登录态后，把 `app.security.protect-client-api` 置为 `true` 即可一并强制鉴权。</w:t>
+        <w:t>说明：客户端为**开放接口**（c 端未强制 token），后端对其放行 `/api/package/**`、`/api/community/**`、`/api/traffic/usage`；  `request()` 已统一注入本地 token，待小程序侧登录态正式接入后，把 `app.security.protect-client-api` 置为 `true` 即可一并强制鉴权。</w:t>
       </w:r>
     </w:p>
     <w:p>
@@ -1641,7 +3131,7 @@
           <w:color w:val="1F4E79"/>
           <w:sz w:val="30"/>
         </w:rPr>
-        <w:t>2. 安装师傅端小程序（微信原生）</w:t>
+        <w:t>2. 安装师傅端小程序（微信原生）· `broadband-worker`</w:t>
       </w:r>
     </w:p>
     <w:p>
@@ -1657,7 +3147,7 @@
           <w:color w:val="555555"/>
           <w:sz w:val="19"/>
         </w:rPr>
-        <w:t>设计稿规划师傅端约 8 页；当前**未单独建页**，作为后续阶段。</w:t>
+        <w:t>**v1.3 新建独立小程序**（橙 `#ea580c`），设计稿规划 **8 页**，**已全部落页**（含登录态）。  与客户端为两个独立工程（设计稿即按两个小程序规划），经同一后端 `:8082` 取数。</w:t>
       </w:r>
     </w:p>
     <w:tbl>
@@ -1668,14 +3158,16 @@
         <w:tblLook w:firstColumn="1" w:firstRow="1" w:lastColumn="0" w:lastRow="0" w:noHBand="0" w:noVBand="1" w:val="04A0"/>
       </w:tblPr>
       <w:tblGrid>
-        <w:gridCol w:w="2880"/>
-        <w:gridCol w:w="2880"/>
-        <w:gridCol w:w="2880"/>
+        <w:gridCol w:w="1728"/>
+        <w:gridCol w:w="1728"/>
+        <w:gridCol w:w="1728"/>
+        <w:gridCol w:w="1728"/>
+        <w:gridCol w:w="1728"/>
       </w:tblGrid>
       <w:tr>
         <w:tc>
           <w:tcPr>
-            <w:tcW w:type="dxa" w:w="2880"/>
+            <w:tcW w:type="dxa" w:w="1728"/>
             <w:shd w:val="clear" w:color="auto" w:fill="1F4E79"/>
           </w:tcPr>
           <w:p>
@@ -1695,7 +3187,7 @@
         </w:tc>
         <w:tc>
           <w:tcPr>
-            <w:tcW w:type="dxa" w:w="2880"/>
+            <w:tcW w:type="dxa" w:w="1728"/>
             <w:shd w:val="clear" w:color="auto" w:fill="1F4E79"/>
           </w:tcPr>
           <w:p>
@@ -1709,13 +3201,13 @@
                 <w:color w:val="FFFFFF"/>
                 <w:sz w:val="19"/>
               </w:rPr>
-              <w:t>状态</w:t>
-            </w:r>
-          </w:p>
-        </w:tc>
-        <w:tc>
-          <w:tcPr>
-            <w:tcW w:type="dxa" w:w="2880"/>
+              <w:t>页面</w:t>
+            </w:r>
+          </w:p>
+        </w:tc>
+        <w:tc>
+          <w:tcPr>
+            <w:tcW w:type="dxa" w:w="1728"/>
             <w:shd w:val="clear" w:color="auto" w:fill="1F4E79"/>
           </w:tcPr>
           <w:p>
@@ -1729,7 +3221,47 @@
                 <w:color w:val="FFFFFF"/>
                 <w:sz w:val="19"/>
               </w:rPr>
+              <w:t>状态</w:t>
+            </w:r>
+          </w:p>
+        </w:tc>
+        <w:tc>
+          <w:tcPr>
+            <w:tcW w:type="dxa" w:w="1728"/>
+            <w:shd w:val="clear" w:color="auto" w:fill="1F4E79"/>
+          </w:tcPr>
+          <w:p>
+            <w:pPr>
+              <w:spacing w:after="0" w:before="0"/>
+            </w:pPr>
+            <w:r>
+              <w:rPr>
+                <w:rFonts w:ascii="微软雅黑" w:hAnsi="微软雅黑" w:eastAsia="微软雅黑"/>
+                <w:b/>
+                <w:color w:val="FFFFFF"/>
+                <w:sz w:val="19"/>
+              </w:rPr>
               <w:t>说明</w:t>
+            </w:r>
+          </w:p>
+        </w:tc>
+        <w:tc>
+          <w:tcPr>
+            <w:tcW w:type="dxa" w:w="1728"/>
+            <w:shd w:val="clear" w:color="auto" w:fill="1F4E79"/>
+          </w:tcPr>
+          <w:p>
+            <w:pPr>
+              <w:spacing w:after="0" w:before="0"/>
+            </w:pPr>
+            <w:r>
+              <w:rPr>
+                <w:rFonts w:ascii="微软雅黑" w:hAnsi="微软雅黑" w:eastAsia="微软雅黑"/>
+                <w:b/>
+                <w:color w:val="FFFFFF"/>
+                <w:sz w:val="19"/>
+              </w:rPr>
+              <w:t>关联后端</w:t>
             </w:r>
           </w:p>
         </w:tc>
@@ -1737,70 +3269,931 @@
       <w:tr>
         <w:tc>
           <w:tcPr>
-            <w:tcW w:type="dxa" w:w="2880"/>
-          </w:tcPr>
-          <w:p>
-            <w:pPr>
-              <w:spacing w:after="0" w:before="0"/>
-            </w:pPr>
-          </w:p>
-          <w:p>
-            <w:pPr>
-              <w:spacing w:after="0"/>
-            </w:pPr>
-            <w:r>
-              <w:rPr>
-                <w:rFonts w:ascii="宋体" w:hAnsi="宋体" w:eastAsia="宋体"/>
-                <w:b w:val="0"/>
-                <w:sz w:val="19"/>
-              </w:rPr>
-              <w:t>我的工单 / 排班与容量 / 工单路线 / 完工确认 / 测速报告 / 星级评价</w:t>
-            </w:r>
-          </w:p>
-        </w:tc>
-        <w:tc>
-          <w:tcPr>
-            <w:tcW w:type="dxa" w:w="2880"/>
-          </w:tcPr>
-          <w:p>
-            <w:pPr>
-              <w:spacing w:after="0" w:before="0"/>
-            </w:pPr>
-          </w:p>
-          <w:p>
-            <w:pPr>
-              <w:spacing w:after="0"/>
-            </w:pPr>
-            <w:r>
-              <w:rPr>
-                <w:rFonts w:ascii="宋体" w:hAnsi="宋体" w:eastAsia="宋体"/>
-                <w:b w:val="0"/>
-                <w:sz w:val="19"/>
-              </w:rPr>
-              <w:t>⬜ 规划中</w:t>
-            </w:r>
-          </w:p>
-        </w:tc>
-        <w:tc>
-          <w:tcPr>
-            <w:tcW w:type="dxa" w:w="2880"/>
-          </w:tcPr>
-          <w:p>
-            <w:pPr>
-              <w:spacing w:after="0" w:before="0"/>
-            </w:pPr>
-          </w:p>
-          <w:p>
-            <w:pPr>
-              <w:spacing w:after="0"/>
-            </w:pPr>
-            <w:r>
-              <w:rPr>
-                <w:rFonts w:ascii="宋体" w:hAnsi="宋体" w:eastAsia="宋体"/>
-                <w:b w:val="0"/>
-                <w:sz w:val="19"/>
-              </w:rPr>
-              <w:t xml:space="preserve">设计稿线框已出（v1.6/v1.8），后端 </w:t>
+            <w:tcW w:type="dxa" w:w="1728"/>
+          </w:tcPr>
+          <w:p>
+            <w:pPr>
+              <w:spacing w:after="0" w:before="0"/>
+            </w:pPr>
+          </w:p>
+          <w:p>
+            <w:pPr>
+              <w:spacing w:after="0"/>
+            </w:pPr>
+            <w:r>
+              <w:rPr>
+                <w:rFonts w:ascii="宋体" w:hAnsi="宋体" w:eastAsia="宋体"/>
+                <w:b w:val="0"/>
+                <w:sz w:val="19"/>
+              </w:rPr>
+              <w:t>师傅首页</w:t>
+            </w:r>
+          </w:p>
+        </w:tc>
+        <w:tc>
+          <w:tcPr>
+            <w:tcW w:type="dxa" w:w="1728"/>
+          </w:tcPr>
+          <w:p>
+            <w:pPr>
+              <w:spacing w:after="0" w:before="0"/>
+            </w:pPr>
+          </w:p>
+          <w:p>
+            <w:pPr>
+              <w:spacing w:after="0"/>
+            </w:pPr>
+            <w:r>
+              <w:rPr>
+                <w:rFonts w:ascii="宋体" w:hAnsi="宋体" w:eastAsia="宋体"/>
+                <w:b w:val="0"/>
+                <w:sz w:val="19"/>
+              </w:rPr>
+              <w:t>pages/index</w:t>
+            </w:r>
+          </w:p>
+        </w:tc>
+        <w:tc>
+          <w:tcPr>
+            <w:tcW w:type="dxa" w:w="1728"/>
+          </w:tcPr>
+          <w:p>
+            <w:pPr>
+              <w:spacing w:after="0" w:before="0"/>
+            </w:pPr>
+          </w:p>
+          <w:p>
+            <w:pPr>
+              <w:spacing w:after="0"/>
+            </w:pPr>
+            <w:r>
+              <w:rPr>
+                <w:rFonts w:ascii="宋体" w:hAnsi="宋体" w:eastAsia="宋体"/>
+                <w:b w:val="0"/>
+                <w:sz w:val="19"/>
+              </w:rPr>
+              <w:t>✅ 已完成</w:t>
+            </w:r>
+          </w:p>
+        </w:tc>
+        <w:tc>
+          <w:tcPr>
+            <w:tcW w:type="dxa" w:w="1728"/>
+          </w:tcPr>
+          <w:p>
+            <w:pPr>
+              <w:spacing w:after="0" w:before="0"/>
+            </w:pPr>
+          </w:p>
+          <w:p>
+            <w:pPr>
+              <w:spacing w:after="0"/>
+            </w:pPr>
+            <w:r>
+              <w:rPr>
+                <w:rFonts w:ascii="宋体" w:hAnsi="宋体" w:eastAsia="宋体"/>
+                <w:b w:val="0"/>
+                <w:sz w:val="19"/>
+              </w:rPr>
+              <w:t>今日工单概览 + 容量/排班快捷入口</w:t>
+            </w:r>
+          </w:p>
+        </w:tc>
+        <w:tc>
+          <w:tcPr>
+            <w:tcW w:type="dxa" w:w="1728"/>
+          </w:tcPr>
+          <w:p>
+            <w:pPr>
+              <w:spacing w:after="0" w:before="0"/>
+            </w:pPr>
+          </w:p>
+          <w:p>
+            <w:pPr>
+              <w:spacing w:after="0"/>
+            </w:pPr>
+            <w:r>
+              <w:rPr>
+                <w:rFonts w:ascii="宋体" w:hAnsi="宋体" w:eastAsia="宋体"/>
+                <w:b w:val="0"/>
+                <w:sz w:val="19"/>
+              </w:rPr>
+              <w:t>GET /admin/work-orders</w:t>
+            </w:r>
+          </w:p>
+        </w:tc>
+      </w:tr>
+      <w:tr>
+        <w:tc>
+          <w:tcPr>
+            <w:tcW w:type="dxa" w:w="1728"/>
+            <w:shd w:val="clear" w:color="auto" w:fill="F4F7FB"/>
+          </w:tcPr>
+          <w:p>
+            <w:pPr>
+              <w:spacing w:after="0" w:before="0"/>
+            </w:pPr>
+          </w:p>
+          <w:p>
+            <w:pPr>
+              <w:spacing w:after="0"/>
+            </w:pPr>
+            <w:r>
+              <w:rPr>
+                <w:rFonts w:ascii="宋体" w:hAnsi="宋体" w:eastAsia="宋体"/>
+                <w:b w:val="0"/>
+                <w:sz w:val="19"/>
+              </w:rPr>
+              <w:t>我的工单</w:t>
+            </w:r>
+          </w:p>
+        </w:tc>
+        <w:tc>
+          <w:tcPr>
+            <w:tcW w:type="dxa" w:w="1728"/>
+            <w:shd w:val="clear" w:color="auto" w:fill="F4F7FB"/>
+          </w:tcPr>
+          <w:p>
+            <w:pPr>
+              <w:spacing w:after="0" w:before="0"/>
+            </w:pPr>
+          </w:p>
+          <w:p>
+            <w:pPr>
+              <w:spacing w:after="0"/>
+            </w:pPr>
+            <w:r>
+              <w:rPr>
+                <w:rFonts w:ascii="宋体" w:hAnsi="宋体" w:eastAsia="宋体"/>
+                <w:b w:val="0"/>
+                <w:sz w:val="19"/>
+              </w:rPr>
+              <w:t>pages/order · pages/order-detail</w:t>
+            </w:r>
+          </w:p>
+        </w:tc>
+        <w:tc>
+          <w:tcPr>
+            <w:tcW w:type="dxa" w:w="1728"/>
+            <w:shd w:val="clear" w:color="auto" w:fill="F4F7FB"/>
+          </w:tcPr>
+          <w:p>
+            <w:pPr>
+              <w:spacing w:after="0" w:before="0"/>
+            </w:pPr>
+          </w:p>
+          <w:p>
+            <w:pPr>
+              <w:spacing w:after="0"/>
+            </w:pPr>
+            <w:r>
+              <w:rPr>
+                <w:rFonts w:ascii="宋体" w:hAnsi="宋体" w:eastAsia="宋体"/>
+                <w:b w:val="0"/>
+                <w:sz w:val="19"/>
+              </w:rPr>
+              <w:t>✅ 已完成</w:t>
+            </w:r>
+          </w:p>
+        </w:tc>
+        <w:tc>
+          <w:tcPr>
+            <w:tcW w:type="dxa" w:w="1728"/>
+            <w:shd w:val="clear" w:color="auto" w:fill="F4F7FB"/>
+          </w:tcPr>
+          <w:p>
+            <w:pPr>
+              <w:spacing w:after="0" w:before="0"/>
+            </w:pPr>
+          </w:p>
+          <w:p>
+            <w:pPr>
+              <w:spacing w:after="0"/>
+            </w:pPr>
+            <w:r>
+              <w:rPr>
+                <w:rFonts w:ascii="宋体" w:hAnsi="宋体" w:eastAsia="宋体"/>
+                <w:b w:val="0"/>
+                <w:sz w:val="19"/>
+              </w:rPr>
+              <w:t>工单列表（待接/进行中/已完成）+ 详情</w:t>
+            </w:r>
+          </w:p>
+        </w:tc>
+        <w:tc>
+          <w:tcPr>
+            <w:tcW w:type="dxa" w:w="1728"/>
+            <w:shd w:val="clear" w:color="auto" w:fill="F4F7FB"/>
+          </w:tcPr>
+          <w:p>
+            <w:pPr>
+              <w:spacing w:after="0" w:before="0"/>
+            </w:pPr>
+          </w:p>
+          <w:p>
+            <w:pPr>
+              <w:spacing w:after="0"/>
+            </w:pPr>
+            <w:r>
+              <w:rPr>
+                <w:rFonts w:ascii="宋体" w:hAnsi="宋体" w:eastAsia="宋体"/>
+                <w:b w:val="0"/>
+                <w:sz w:val="19"/>
+              </w:rPr>
+              <w:t>GET /admin/work-orders · GET /{id}</w:t>
+            </w:r>
+          </w:p>
+        </w:tc>
+      </w:tr>
+      <w:tr>
+        <w:tc>
+          <w:tcPr>
+            <w:tcW w:type="dxa" w:w="1728"/>
+          </w:tcPr>
+          <w:p>
+            <w:pPr>
+              <w:spacing w:after="0" w:before="0"/>
+            </w:pPr>
+          </w:p>
+          <w:p>
+            <w:pPr>
+              <w:spacing w:after="0"/>
+            </w:pPr>
+            <w:r>
+              <w:rPr>
+                <w:rFonts w:ascii="宋体" w:hAnsi="宋体" w:eastAsia="宋体"/>
+                <w:b w:val="0"/>
+                <w:sz w:val="19"/>
+              </w:rPr>
+              <w:t>完工确认</w:t>
+            </w:r>
+          </w:p>
+        </w:tc>
+        <w:tc>
+          <w:tcPr>
+            <w:tcW w:type="dxa" w:w="1728"/>
+          </w:tcPr>
+          <w:p>
+            <w:pPr>
+              <w:spacing w:after="0" w:before="0"/>
+            </w:pPr>
+          </w:p>
+          <w:p>
+            <w:pPr>
+              <w:spacing w:after="0"/>
+            </w:pPr>
+            <w:r>
+              <w:rPr>
+                <w:rFonts w:ascii="宋体" w:hAnsi="宋体" w:eastAsia="宋体"/>
+                <w:b w:val="0"/>
+                <w:sz w:val="19"/>
+              </w:rPr>
+              <w:t>pages/confirm</w:t>
+            </w:r>
+          </w:p>
+        </w:tc>
+        <w:tc>
+          <w:tcPr>
+            <w:tcW w:type="dxa" w:w="1728"/>
+          </w:tcPr>
+          <w:p>
+            <w:pPr>
+              <w:spacing w:after="0" w:before="0"/>
+            </w:pPr>
+          </w:p>
+          <w:p>
+            <w:pPr>
+              <w:spacing w:after="0"/>
+            </w:pPr>
+            <w:r>
+              <w:rPr>
+                <w:rFonts w:ascii="宋体" w:hAnsi="宋体" w:eastAsia="宋体"/>
+                <w:b w:val="0"/>
+                <w:sz w:val="19"/>
+              </w:rPr>
+              <w:t>✅ 已完成</w:t>
+            </w:r>
+          </w:p>
+        </w:tc>
+        <w:tc>
+          <w:tcPr>
+            <w:tcW w:type="dxa" w:w="1728"/>
+          </w:tcPr>
+          <w:p>
+            <w:pPr>
+              <w:spacing w:after="0" w:before="0"/>
+            </w:pPr>
+          </w:p>
+          <w:p>
+            <w:pPr>
+              <w:spacing w:after="0"/>
+            </w:pPr>
+            <w:r>
+              <w:rPr>
+                <w:rFonts w:ascii="宋体" w:hAnsi="宋体" w:eastAsia="宋体"/>
+                <w:b w:val="0"/>
+                <w:sz w:val="19"/>
+              </w:rPr>
+              <w:t>完工拍照/测速结果上传 + 提交</w:t>
+            </w:r>
+          </w:p>
+        </w:tc>
+        <w:tc>
+          <w:tcPr>
+            <w:tcW w:type="dxa" w:w="1728"/>
+          </w:tcPr>
+          <w:p>
+            <w:pPr>
+              <w:spacing w:after="0" w:before="0"/>
+            </w:pPr>
+          </w:p>
+          <w:p>
+            <w:pPr>
+              <w:spacing w:after="0"/>
+            </w:pPr>
+            <w:r>
+              <w:rPr>
+                <w:rFonts w:ascii="宋体" w:hAnsi="宋体" w:eastAsia="宋体"/>
+                <w:b w:val="0"/>
+                <w:sz w:val="19"/>
+              </w:rPr>
+              <w:t>POST /admin/work-orders（状态）</w:t>
+            </w:r>
+          </w:p>
+        </w:tc>
+      </w:tr>
+      <w:tr>
+        <w:tc>
+          <w:tcPr>
+            <w:tcW w:type="dxa" w:w="1728"/>
+            <w:shd w:val="clear" w:color="auto" w:fill="F4F7FB"/>
+          </w:tcPr>
+          <w:p>
+            <w:pPr>
+              <w:spacing w:after="0" w:before="0"/>
+            </w:pPr>
+          </w:p>
+          <w:p>
+            <w:pPr>
+              <w:spacing w:after="0"/>
+            </w:pPr>
+            <w:r>
+              <w:rPr>
+                <w:rFonts w:ascii="宋体" w:hAnsi="宋体" w:eastAsia="宋体"/>
+                <w:b w:val="0"/>
+                <w:sz w:val="19"/>
+              </w:rPr>
+              <w:t>排班与容量</w:t>
+            </w:r>
+          </w:p>
+        </w:tc>
+        <w:tc>
+          <w:tcPr>
+            <w:tcW w:type="dxa" w:w="1728"/>
+            <w:shd w:val="clear" w:color="auto" w:fill="F4F7FB"/>
+          </w:tcPr>
+          <w:p>
+            <w:pPr>
+              <w:spacing w:after="0" w:before="0"/>
+            </w:pPr>
+          </w:p>
+          <w:p>
+            <w:pPr>
+              <w:spacing w:after="0"/>
+            </w:pPr>
+            <w:r>
+              <w:rPr>
+                <w:rFonts w:ascii="宋体" w:hAnsi="宋体" w:eastAsia="宋体"/>
+                <w:b w:val="0"/>
+                <w:sz w:val="19"/>
+              </w:rPr>
+              <w:t>pages/capacity</w:t>
+            </w:r>
+          </w:p>
+        </w:tc>
+        <w:tc>
+          <w:tcPr>
+            <w:tcW w:type="dxa" w:w="1728"/>
+            <w:shd w:val="clear" w:color="auto" w:fill="F4F7FB"/>
+          </w:tcPr>
+          <w:p>
+            <w:pPr>
+              <w:spacing w:after="0" w:before="0"/>
+            </w:pPr>
+          </w:p>
+          <w:p>
+            <w:pPr>
+              <w:spacing w:after="0"/>
+            </w:pPr>
+            <w:r>
+              <w:rPr>
+                <w:rFonts w:ascii="宋体" w:hAnsi="宋体" w:eastAsia="宋体"/>
+                <w:b w:val="0"/>
+                <w:sz w:val="19"/>
+              </w:rPr>
+              <w:t>✅ 已完成</w:t>
+            </w:r>
+          </w:p>
+        </w:tc>
+        <w:tc>
+          <w:tcPr>
+            <w:tcW w:type="dxa" w:w="1728"/>
+            <w:shd w:val="clear" w:color="auto" w:fill="F4F7FB"/>
+          </w:tcPr>
+          <w:p>
+            <w:pPr>
+              <w:spacing w:after="0" w:before="0"/>
+            </w:pPr>
+          </w:p>
+          <w:p>
+            <w:pPr>
+              <w:spacing w:after="0"/>
+            </w:pPr>
+            <w:r>
+              <w:rPr>
+                <w:rFonts w:ascii="宋体" w:hAnsi="宋体" w:eastAsia="宋体"/>
+                <w:b w:val="0"/>
+                <w:sz w:val="19"/>
+              </w:rPr>
+              <w:t>时段容量热力 + 个人容量配置</w:t>
+            </w:r>
+          </w:p>
+        </w:tc>
+        <w:tc>
+          <w:tcPr>
+            <w:tcW w:type="dxa" w:w="1728"/>
+            <w:shd w:val="clear" w:color="auto" w:fill="F4F7FB"/>
+          </w:tcPr>
+          <w:p>
+            <w:pPr>
+              <w:spacing w:after="0" w:before="0"/>
+            </w:pPr>
+          </w:p>
+          <w:p>
+            <w:pPr>
+              <w:spacing w:after="0"/>
+            </w:pPr>
+            <w:r>
+              <w:rPr>
+                <w:rFonts w:ascii="宋体" w:hAnsi="宋体" w:eastAsia="宋体"/>
+                <w:b w:val="0"/>
+                <w:sz w:val="19"/>
+              </w:rPr>
+              <w:t>GET /api/dispatch/capacity · GET /admin/workers</w:t>
+            </w:r>
+          </w:p>
+        </w:tc>
+      </w:tr>
+      <w:tr>
+        <w:tc>
+          <w:tcPr>
+            <w:tcW w:type="dxa" w:w="1728"/>
+          </w:tcPr>
+          <w:p>
+            <w:pPr>
+              <w:spacing w:after="0" w:before="0"/>
+            </w:pPr>
+          </w:p>
+          <w:p>
+            <w:pPr>
+              <w:spacing w:after="0"/>
+            </w:pPr>
+            <w:r>
+              <w:rPr>
+                <w:rFonts w:ascii="宋体" w:hAnsi="宋体" w:eastAsia="宋体"/>
+                <w:b w:val="0"/>
+                <w:sz w:val="19"/>
+              </w:rPr>
+              <w:t>工单路线</w:t>
+            </w:r>
+          </w:p>
+        </w:tc>
+        <w:tc>
+          <w:tcPr>
+            <w:tcW w:type="dxa" w:w="1728"/>
+          </w:tcPr>
+          <w:p>
+            <w:pPr>
+              <w:spacing w:after="0" w:before="0"/>
+            </w:pPr>
+          </w:p>
+          <w:p>
+            <w:pPr>
+              <w:spacing w:after="0"/>
+            </w:pPr>
+            <w:r>
+              <w:rPr>
+                <w:rFonts w:ascii="宋体" w:hAnsi="宋体" w:eastAsia="宋体"/>
+                <w:b w:val="0"/>
+                <w:sz w:val="19"/>
+              </w:rPr>
+              <w:t>pages/schedule</w:t>
+            </w:r>
+          </w:p>
+        </w:tc>
+        <w:tc>
+          <w:tcPr>
+            <w:tcW w:type="dxa" w:w="1728"/>
+          </w:tcPr>
+          <w:p>
+            <w:pPr>
+              <w:spacing w:after="0" w:before="0"/>
+            </w:pPr>
+          </w:p>
+          <w:p>
+            <w:pPr>
+              <w:spacing w:after="0"/>
+            </w:pPr>
+            <w:r>
+              <w:rPr>
+                <w:rFonts w:ascii="宋体" w:hAnsi="宋体" w:eastAsia="宋体"/>
+                <w:b w:val="0"/>
+                <w:sz w:val="19"/>
+              </w:rPr>
+              <w:t>✅ 已完成</w:t>
+            </w:r>
+          </w:p>
+        </w:tc>
+        <w:tc>
+          <w:tcPr>
+            <w:tcW w:type="dxa" w:w="1728"/>
+          </w:tcPr>
+          <w:p>
+            <w:pPr>
+              <w:spacing w:after="0" w:before="0"/>
+            </w:pPr>
+          </w:p>
+          <w:p>
+            <w:pPr>
+              <w:spacing w:after="0"/>
+            </w:pPr>
+            <w:r>
+              <w:rPr>
+                <w:rFonts w:ascii="宋体" w:hAnsi="宋体" w:eastAsia="宋体"/>
+                <w:b w:val="0"/>
+                <w:sz w:val="19"/>
+              </w:rPr>
+              <w:t>当日工单路线/顺序规划（相邻优先）</w:t>
+            </w:r>
+          </w:p>
+        </w:tc>
+        <w:tc>
+          <w:tcPr>
+            <w:tcW w:type="dxa" w:w="1728"/>
+          </w:tcPr>
+          <w:p>
+            <w:pPr>
+              <w:spacing w:after="0" w:before="0"/>
+            </w:pPr>
+          </w:p>
+          <w:p>
+            <w:pPr>
+              <w:spacing w:after="0"/>
+            </w:pPr>
+            <w:r>
+              <w:rPr>
+                <w:rFonts w:ascii="宋体" w:hAnsi="宋体" w:eastAsia="宋体"/>
+                <w:b w:val="0"/>
+                <w:sz w:val="19"/>
+              </w:rPr>
+              <w:t>—（前端排程展示）</w:t>
+            </w:r>
+          </w:p>
+        </w:tc>
+      </w:tr>
+      <w:tr>
+        <w:tc>
+          <w:tcPr>
+            <w:tcW w:type="dxa" w:w="1728"/>
+            <w:shd w:val="clear" w:color="auto" w:fill="F4F7FB"/>
+          </w:tcPr>
+          <w:p>
+            <w:pPr>
+              <w:spacing w:after="0" w:before="0"/>
+            </w:pPr>
+          </w:p>
+          <w:p>
+            <w:pPr>
+              <w:spacing w:after="0"/>
+            </w:pPr>
+            <w:r>
+              <w:rPr>
+                <w:rFonts w:ascii="宋体" w:hAnsi="宋体" w:eastAsia="宋体"/>
+                <w:b w:val="0"/>
+                <w:sz w:val="19"/>
+              </w:rPr>
+              <w:t>测速报告</w:t>
+            </w:r>
+          </w:p>
+        </w:tc>
+        <w:tc>
+          <w:tcPr>
+            <w:tcW w:type="dxa" w:w="1728"/>
+            <w:shd w:val="clear" w:color="auto" w:fill="F4F7FB"/>
+          </w:tcPr>
+          <w:p>
+            <w:pPr>
+              <w:spacing w:after="0" w:before="0"/>
+            </w:pPr>
+          </w:p>
+          <w:p>
+            <w:pPr>
+              <w:spacing w:after="0"/>
+            </w:pPr>
+            <w:r>
+              <w:rPr>
+                <w:rFonts w:ascii="宋体" w:hAnsi="宋体" w:eastAsia="宋体"/>
+                <w:b w:val="0"/>
+                <w:sz w:val="19"/>
+              </w:rPr>
+              <w:t>pages/confirm（测速段）· pages/order-detail</w:t>
+            </w:r>
+          </w:p>
+        </w:tc>
+        <w:tc>
+          <w:tcPr>
+            <w:tcW w:type="dxa" w:w="1728"/>
+            <w:shd w:val="clear" w:color="auto" w:fill="F4F7FB"/>
+          </w:tcPr>
+          <w:p>
+            <w:pPr>
+              <w:spacing w:after="0" w:before="0"/>
+            </w:pPr>
+          </w:p>
+          <w:p>
+            <w:pPr>
+              <w:spacing w:after="0"/>
+            </w:pPr>
+            <w:r>
+              <w:rPr>
+                <w:rFonts w:ascii="宋体" w:hAnsi="宋体" w:eastAsia="宋体"/>
+                <w:b w:val="0"/>
+                <w:sz w:val="19"/>
+              </w:rPr>
+              <w:t>✅ 已完成</w:t>
+            </w:r>
+          </w:p>
+        </w:tc>
+        <w:tc>
+          <w:tcPr>
+            <w:tcW w:type="dxa" w:w="1728"/>
+            <w:shd w:val="clear" w:color="auto" w:fill="F4F7FB"/>
+          </w:tcPr>
+          <w:p>
+            <w:pPr>
+              <w:spacing w:after="0" w:before="0"/>
+            </w:pPr>
+          </w:p>
+          <w:p>
+            <w:pPr>
+              <w:spacing w:after="0"/>
+            </w:pPr>
+            <w:r>
+              <w:rPr>
+                <w:rFonts w:ascii="宋体" w:hAnsi="宋体" w:eastAsia="宋体"/>
+                <w:b w:val="0"/>
+                <w:sz w:val="19"/>
+              </w:rPr>
+              <w:t>装机测速结果录入（达标判定参考 SLA 引擎）</w:t>
+            </w:r>
+          </w:p>
+        </w:tc>
+        <w:tc>
+          <w:tcPr>
+            <w:tcW w:type="dxa" w:w="1728"/>
+            <w:shd w:val="clear" w:color="auto" w:fill="F4F7FB"/>
+          </w:tcPr>
+          <w:p>
+            <w:pPr>
+              <w:spacing w:after="0" w:before="0"/>
+            </w:pPr>
+          </w:p>
+          <w:p>
+            <w:pPr>
+              <w:spacing w:after="0"/>
+            </w:pPr>
+            <w:r>
+              <w:rPr>
+                <w:rFonts w:ascii="宋体" w:hAnsi="宋体" w:eastAsia="宋体"/>
+                <w:b w:val="0"/>
+                <w:sz w:val="19"/>
+              </w:rPr>
+              <w:t>POST /api/sla/evaluate</w:t>
+            </w:r>
+          </w:p>
+        </w:tc>
+      </w:tr>
+      <w:tr>
+        <w:tc>
+          <w:tcPr>
+            <w:tcW w:type="dxa" w:w="1728"/>
+          </w:tcPr>
+          <w:p>
+            <w:pPr>
+              <w:spacing w:after="0" w:before="0"/>
+            </w:pPr>
+          </w:p>
+          <w:p>
+            <w:pPr>
+              <w:spacing w:after="0"/>
+            </w:pPr>
+            <w:r>
+              <w:rPr>
+                <w:rFonts w:ascii="宋体" w:hAnsi="宋体" w:eastAsia="宋体"/>
+                <w:b w:val="0"/>
+                <w:sz w:val="19"/>
+              </w:rPr>
+              <w:t>星级评价</w:t>
+            </w:r>
+          </w:p>
+        </w:tc>
+        <w:tc>
+          <w:tcPr>
+            <w:tcW w:type="dxa" w:w="1728"/>
+          </w:tcPr>
+          <w:p>
+            <w:pPr>
+              <w:spacing w:after="0" w:before="0"/>
+            </w:pPr>
+          </w:p>
+          <w:p>
+            <w:pPr>
+              <w:spacing w:after="0"/>
+            </w:pPr>
+            <w:r>
+              <w:rPr>
+                <w:rFonts w:ascii="宋体" w:hAnsi="宋体" w:eastAsia="宋体"/>
+                <w:b w:val="0"/>
+                <w:sz w:val="19"/>
+              </w:rPr>
+              <w:t>pages/order-detail（评价段）</w:t>
+            </w:r>
+          </w:p>
+        </w:tc>
+        <w:tc>
+          <w:tcPr>
+            <w:tcW w:type="dxa" w:w="1728"/>
+          </w:tcPr>
+          <w:p>
+            <w:pPr>
+              <w:spacing w:after="0" w:before="0"/>
+            </w:pPr>
+          </w:p>
+          <w:p>
+            <w:pPr>
+              <w:spacing w:after="0"/>
+            </w:pPr>
+            <w:r>
+              <w:rPr>
+                <w:rFonts w:ascii="宋体" w:hAnsi="宋体" w:eastAsia="宋体"/>
+                <w:b w:val="0"/>
+                <w:sz w:val="19"/>
+              </w:rPr>
+              <w:t>✅ 已完成</w:t>
+            </w:r>
+          </w:p>
+        </w:tc>
+        <w:tc>
+          <w:tcPr>
+            <w:tcW w:type="dxa" w:w="1728"/>
+          </w:tcPr>
+          <w:p>
+            <w:pPr>
+              <w:spacing w:after="0" w:before="0"/>
+            </w:pPr>
+          </w:p>
+          <w:p>
+            <w:pPr>
+              <w:spacing w:after="0"/>
+            </w:pPr>
+            <w:r>
+              <w:rPr>
+                <w:rFonts w:ascii="宋体" w:hAnsi="宋体" w:eastAsia="宋体"/>
+                <w:b w:val="0"/>
+                <w:sz w:val="19"/>
+              </w:rPr>
+              <w:t>查看客户评价/星级</w:t>
+            </w:r>
+          </w:p>
+        </w:tc>
+        <w:tc>
+          <w:tcPr>
+            <w:tcW w:type="dxa" w:w="1728"/>
+          </w:tcPr>
+          <w:p>
+            <w:pPr>
+              <w:spacing w:after="0" w:before="0"/>
+            </w:pPr>
+          </w:p>
+          <w:p>
+            <w:pPr>
+              <w:spacing w:after="0"/>
+            </w:pPr>
+            <w:r>
+              <w:rPr>
+                <w:rFonts w:ascii="宋体" w:hAnsi="宋体" w:eastAsia="宋体"/>
+                <w:b w:val="0"/>
+                <w:sz w:val="19"/>
+              </w:rPr>
+              <w:t>GET /admin/reviews</w:t>
+            </w:r>
+          </w:p>
+        </w:tc>
+      </w:tr>
+      <w:tr>
+        <w:tc>
+          <w:tcPr>
+            <w:tcW w:type="dxa" w:w="1728"/>
+            <w:shd w:val="clear" w:color="auto" w:fill="F4F7FB"/>
+          </w:tcPr>
+          <w:p>
+            <w:pPr>
+              <w:spacing w:after="0" w:before="0"/>
+            </w:pPr>
+          </w:p>
+          <w:p>
+            <w:pPr>
+              <w:spacing w:after="0"/>
+            </w:pPr>
+            <w:r>
+              <w:rPr>
+                <w:rFonts w:ascii="宋体" w:hAnsi="宋体" w:eastAsia="宋体"/>
+                <w:b w:val="0"/>
+                <w:sz w:val="19"/>
+              </w:rPr>
+              <w:t>个人中心</w:t>
+            </w:r>
+          </w:p>
+        </w:tc>
+        <w:tc>
+          <w:tcPr>
+            <w:tcW w:type="dxa" w:w="1728"/>
+            <w:shd w:val="clear" w:color="auto" w:fill="F4F7FB"/>
+          </w:tcPr>
+          <w:p>
+            <w:pPr>
+              <w:spacing w:after="0" w:before="0"/>
+            </w:pPr>
+          </w:p>
+          <w:p>
+            <w:pPr>
+              <w:spacing w:after="0"/>
+            </w:pPr>
+            <w:r>
+              <w:rPr>
+                <w:rFonts w:ascii="宋体" w:hAnsi="宋体" w:eastAsia="宋体"/>
+                <w:b w:val="0"/>
+                <w:sz w:val="19"/>
+              </w:rPr>
+              <w:t>pages/profile</w:t>
+            </w:r>
+          </w:p>
+        </w:tc>
+        <w:tc>
+          <w:tcPr>
+            <w:tcW w:type="dxa" w:w="1728"/>
+            <w:shd w:val="clear" w:color="auto" w:fill="F4F7FB"/>
+          </w:tcPr>
+          <w:p>
+            <w:pPr>
+              <w:spacing w:after="0" w:before="0"/>
+            </w:pPr>
+          </w:p>
+          <w:p>
+            <w:pPr>
+              <w:spacing w:after="0"/>
+            </w:pPr>
+            <w:r>
+              <w:rPr>
+                <w:rFonts w:ascii="宋体" w:hAnsi="宋体" w:eastAsia="宋体"/>
+                <w:b w:val="0"/>
+                <w:sz w:val="19"/>
+              </w:rPr>
+              <w:t>✅ 已完成</w:t>
+            </w:r>
+          </w:p>
+        </w:tc>
+        <w:tc>
+          <w:tcPr>
+            <w:tcW w:type="dxa" w:w="1728"/>
+            <w:shd w:val="clear" w:color="auto" w:fill="F4F7FB"/>
+          </w:tcPr>
+          <w:p>
+            <w:pPr>
+              <w:spacing w:after="0" w:before="0"/>
+            </w:pPr>
+          </w:p>
+          <w:p>
+            <w:pPr>
+              <w:spacing w:after="0"/>
+            </w:pPr>
+            <w:r>
+              <w:rPr>
+                <w:rFonts w:ascii="宋体" w:hAnsi="宋体" w:eastAsia="宋体"/>
+                <w:b w:val="0"/>
+                <w:sz w:val="19"/>
+              </w:rPr>
+              <w:t xml:space="preserve">师傅信息 + 统计 + 登录门禁 </w:t>
             </w:r>
             <w:r>
               <w:rPr>
@@ -1808,15 +4201,125 @@
                 <w:b w:val="0"/>
                 <w:sz w:val="19"/>
               </w:rPr>
-              <w:t>dispatch</w:t>
-            </w:r>
-            <w:r>
-              <w:rPr>
-                <w:rFonts w:ascii="宋体" w:hAnsi="宋体" w:eastAsia="宋体"/>
-                <w:b w:val="0"/>
-                <w:sz w:val="19"/>
-              </w:rPr>
-              <w:t xml:space="preserve"> 容量数据与 </w:t>
+              <w:t>onShow</w:t>
+            </w:r>
+          </w:p>
+        </w:tc>
+        <w:tc>
+          <w:tcPr>
+            <w:tcW w:type="dxa" w:w="1728"/>
+            <w:shd w:val="clear" w:color="auto" w:fill="F4F7FB"/>
+          </w:tcPr>
+          <w:p>
+            <w:pPr>
+              <w:spacing w:after="0" w:before="0"/>
+            </w:pPr>
+          </w:p>
+          <w:p>
+            <w:pPr>
+              <w:spacing w:after="0"/>
+            </w:pPr>
+            <w:r>
+              <w:rPr>
+                <w:rFonts w:ascii="宋体" w:hAnsi="宋体" w:eastAsia="宋体"/>
+                <w:b w:val="0"/>
+                <w:sz w:val="19"/>
+              </w:rPr>
+              <w:t>—</w:t>
+            </w:r>
+          </w:p>
+        </w:tc>
+      </w:tr>
+      <w:tr>
+        <w:tc>
+          <w:tcPr>
+            <w:tcW w:type="dxa" w:w="1728"/>
+          </w:tcPr>
+          <w:p>
+            <w:pPr>
+              <w:spacing w:after="0" w:before="0"/>
+            </w:pPr>
+          </w:p>
+          <w:p>
+            <w:pPr>
+              <w:spacing w:after="0"/>
+            </w:pPr>
+            <w:r>
+              <w:rPr>
+                <w:rFonts w:ascii="宋体" w:hAnsi="宋体" w:eastAsia="宋体"/>
+                <w:b w:val="0"/>
+                <w:sz w:val="19"/>
+              </w:rPr>
+              <w:t>登录</w:t>
+            </w:r>
+          </w:p>
+        </w:tc>
+        <w:tc>
+          <w:tcPr>
+            <w:tcW w:type="dxa" w:w="1728"/>
+          </w:tcPr>
+          <w:p>
+            <w:pPr>
+              <w:spacing w:after="0" w:before="0"/>
+            </w:pPr>
+          </w:p>
+          <w:p>
+            <w:pPr>
+              <w:spacing w:after="0"/>
+            </w:pPr>
+            <w:r>
+              <w:rPr>
+                <w:rFonts w:ascii="宋体" w:hAnsi="宋体" w:eastAsia="宋体"/>
+                <w:b w:val="0"/>
+                <w:sz w:val="19"/>
+              </w:rPr>
+              <w:t>pages/login</w:t>
+            </w:r>
+          </w:p>
+        </w:tc>
+        <w:tc>
+          <w:tcPr>
+            <w:tcW w:type="dxa" w:w="1728"/>
+          </w:tcPr>
+          <w:p>
+            <w:pPr>
+              <w:spacing w:after="0" w:before="0"/>
+            </w:pPr>
+          </w:p>
+          <w:p>
+            <w:pPr>
+              <w:spacing w:after="0"/>
+            </w:pPr>
+            <w:r>
+              <w:rPr>
+                <w:rFonts w:ascii="宋体" w:hAnsi="宋体" w:eastAsia="宋体"/>
+                <w:b w:val="0"/>
+                <w:sz w:val="19"/>
+              </w:rPr>
+              <w:t>✅ 已完成</w:t>
+            </w:r>
+          </w:p>
+        </w:tc>
+        <w:tc>
+          <w:tcPr>
+            <w:tcW w:type="dxa" w:w="1728"/>
+          </w:tcPr>
+          <w:p>
+            <w:pPr>
+              <w:spacing w:after="0" w:before="0"/>
+            </w:pPr>
+          </w:p>
+          <w:p>
+            <w:pPr>
+              <w:spacing w:after="0"/>
+            </w:pPr>
+            <w:r>
+              <w:rPr>
+                <w:rFonts w:ascii="宋体" w:hAnsi="宋体" w:eastAsia="宋体"/>
+                <w:b w:val="0"/>
+                <w:sz w:val="19"/>
+              </w:rPr>
+              <w:t>手机号+验证码（演示码 1234），</w:t>
             </w:r>
             <w:r>
               <w:rPr>
@@ -1824,15 +4327,176 @@
                 <w:b w:val="0"/>
                 <w:sz w:val="19"/>
               </w:rPr>
-              <w:t>worker_capacity</w:t>
-            </w:r>
-            <w:r>
-              <w:rPr>
-                <w:rFonts w:ascii="宋体" w:hAnsi="宋体" w:eastAsia="宋体"/>
-                <w:b w:val="0"/>
-                <w:sz w:val="19"/>
-              </w:rPr>
-              <w:t xml:space="preserve"> 表已就绪，可直接对接</w:t>
+              <w:t>setWorkerLogin</w:t>
+            </w:r>
+            <w:r>
+              <w:rPr>
+                <w:rFonts w:ascii="宋体" w:hAnsi="宋体" w:eastAsia="宋体"/>
+                <w:b w:val="0"/>
+                <w:sz w:val="19"/>
+              </w:rPr>
+              <w:t xml:space="preserve"> 写 token + 本地存储</w:t>
+            </w:r>
+          </w:p>
+        </w:tc>
+        <w:tc>
+          <w:tcPr>
+            <w:tcW w:type="dxa" w:w="1728"/>
+          </w:tcPr>
+          <w:p>
+            <w:pPr>
+              <w:spacing w:after="0" w:before="0"/>
+            </w:pPr>
+          </w:p>
+          <w:p>
+            <w:pPr>
+              <w:spacing w:after="0"/>
+            </w:pPr>
+            <w:r>
+              <w:rPr>
+                <w:rFonts w:ascii="宋体" w:hAnsi="宋体" w:eastAsia="宋体"/>
+                <w:b w:val="0"/>
+                <w:sz w:val="19"/>
+              </w:rPr>
+              <w:t>—</w:t>
+            </w:r>
+          </w:p>
+        </w:tc>
+      </w:tr>
+      <w:tr>
+        <w:tc>
+          <w:tcPr>
+            <w:tcW w:type="dxa" w:w="1728"/>
+            <w:shd w:val="clear" w:color="auto" w:fill="F4F7FB"/>
+          </w:tcPr>
+          <w:p>
+            <w:pPr>
+              <w:spacing w:after="0" w:before="0"/>
+            </w:pPr>
+          </w:p>
+          <w:p>
+            <w:pPr>
+              <w:spacing w:after="0"/>
+            </w:pPr>
+            <w:r>
+              <w:rPr>
+                <w:rFonts w:ascii="宋体" w:hAnsi="宋体" w:eastAsia="宋体"/>
+                <w:b w:val="0"/>
+                <w:sz w:val="19"/>
+              </w:rPr>
+              <w:t>统一请求封装</w:t>
+            </w:r>
+          </w:p>
+        </w:tc>
+        <w:tc>
+          <w:tcPr>
+            <w:tcW w:type="dxa" w:w="1728"/>
+            <w:shd w:val="clear" w:color="auto" w:fill="F4F7FB"/>
+          </w:tcPr>
+          <w:p>
+            <w:pPr>
+              <w:spacing w:after="0" w:before="0"/>
+            </w:pPr>
+          </w:p>
+          <w:p>
+            <w:pPr>
+              <w:spacing w:after="0"/>
+            </w:pPr>
+            <w:r>
+              <w:rPr>
+                <w:rFonts w:ascii="宋体" w:hAnsi="宋体" w:eastAsia="宋体"/>
+                <w:b w:val="0"/>
+                <w:sz w:val="19"/>
+              </w:rPr>
+              <w:t>utils/api.js · utils/auth.js</w:t>
+            </w:r>
+          </w:p>
+        </w:tc>
+        <w:tc>
+          <w:tcPr>
+            <w:tcW w:type="dxa" w:w="1728"/>
+            <w:shd w:val="clear" w:color="auto" w:fill="F4F7FB"/>
+          </w:tcPr>
+          <w:p>
+            <w:pPr>
+              <w:spacing w:after="0" w:before="0"/>
+            </w:pPr>
+          </w:p>
+          <w:p>
+            <w:pPr>
+              <w:spacing w:after="0"/>
+            </w:pPr>
+            <w:r>
+              <w:rPr>
+                <w:rFonts w:ascii="宋体" w:hAnsi="宋体" w:eastAsia="宋体"/>
+                <w:b w:val="0"/>
+                <w:sz w:val="19"/>
+              </w:rPr>
+              <w:t>✅ 已完成</w:t>
+            </w:r>
+          </w:p>
+        </w:tc>
+        <w:tc>
+          <w:tcPr>
+            <w:tcW w:type="dxa" w:w="1728"/>
+            <w:shd w:val="clear" w:color="auto" w:fill="F4F7FB"/>
+          </w:tcPr>
+          <w:p>
+            <w:pPr>
+              <w:spacing w:after="0" w:before="0"/>
+            </w:pPr>
+          </w:p>
+          <w:p>
+            <w:pPr>
+              <w:spacing w:after="0"/>
+            </w:pPr>
+            <w:r>
+              <w:rPr>
+                <w:rFonts w:ascii="Consolas" w:hAnsi="Consolas" w:eastAsia="Consolas"/>
+                <w:b w:val="0"/>
+                <w:sz w:val="19"/>
+              </w:rPr>
+              <w:t>request()</w:t>
+            </w:r>
+            <w:r>
+              <w:rPr>
+                <w:rFonts w:ascii="宋体" w:hAnsi="宋体" w:eastAsia="宋体"/>
+                <w:b w:val="0"/>
+                <w:sz w:val="19"/>
+              </w:rPr>
+              <w:t xml:space="preserve"> 注入 Bearer；</w:t>
+            </w:r>
+            <w:r>
+              <w:rPr>
+                <w:rFonts w:ascii="Consolas" w:hAnsi="Consolas" w:eastAsia="Consolas"/>
+                <w:b w:val="0"/>
+                <w:sz w:val="19"/>
+              </w:rPr>
+              <w:t>auth.isLogin/requireLogin</w:t>
+            </w:r>
+          </w:p>
+        </w:tc>
+        <w:tc>
+          <w:tcPr>
+            <w:tcW w:type="dxa" w:w="1728"/>
+            <w:shd w:val="clear" w:color="auto" w:fill="F4F7FB"/>
+          </w:tcPr>
+          <w:p>
+            <w:pPr>
+              <w:spacing w:after="0" w:before="0"/>
+            </w:pPr>
+          </w:p>
+          <w:p>
+            <w:pPr>
+              <w:spacing w:after="0"/>
+            </w:pPr>
+            <w:r>
+              <w:rPr>
+                <w:rFonts w:ascii="宋体" w:hAnsi="宋体" w:eastAsia="宋体"/>
+                <w:b w:val="0"/>
+                <w:sz w:val="19"/>
+              </w:rPr>
+              <w:t>全量接口</w:t>
             </w:r>
           </w:p>
         </w:tc>
@@ -8354,7 +11018,7 @@
                 <w:b w:val="0"/>
                 <w:sz w:val="19"/>
               </w:rPr>
-              <w:t>7</w:t>
+              <w:t>20（含登录页）</w:t>
             </w:r>
           </w:p>
         </w:tc>
@@ -8378,7 +11042,7 @@
                 <w:b w:val="0"/>
                 <w:sz w:val="19"/>
               </w:rPr>
-              <w:t>~13</w:t>
+              <w:t>0（设计稿 20 页全覆盖）</w:t>
             </w:r>
           </w:p>
         </w:tc>
@@ -8402,7 +11066,7 @@
                 <w:b w:val="0"/>
                 <w:sz w:val="19"/>
               </w:rPr>
-              <w:t>35%</w:t>
+              <w:t>100%（M7 达成）</w:t>
             </w:r>
           </w:p>
         </w:tc>
@@ -8450,7 +11114,7 @@
                 <w:b w:val="0"/>
                 <w:sz w:val="19"/>
               </w:rPr>
-              <w:t>0</w:t>
+              <w:t>8（含登录页）</w:t>
             </w:r>
           </w:p>
         </w:tc>
@@ -8473,7 +11137,7 @@
                 <w:b w:val="0"/>
                 <w:sz w:val="19"/>
               </w:rPr>
-              <w:t>8</w:t>
+              <w:t>0（设计稿 8 页全覆盖）</w:t>
             </w:r>
           </w:p>
         </w:tc>
@@ -8496,7 +11160,7 @@
                 <w:b w:val="0"/>
                 <w:sz w:val="19"/>
               </w:rPr>
-              <w:t>0%</w:t>
+              <w:t>100%（M7 达成）</w:t>
             </w:r>
           </w:p>
         </w:tc>
@@ -8520,7 +11184,7 @@
           <w:color w:val="555555"/>
           <w:sz w:val="19"/>
         </w:rPr>
-        <w:t>说明：后端「算法 + 接口 + 持久化 + 鉴权」与 PC 后台已全链路打通；  端到端链路为 **web-admin(Vue3) → Vite/Nginx → Spring Boot(:8082) → MySQL**，已用 curl 经 Vite 代理实测。  剩余缺口集中在**小程序侧页面**（客户端 13 页 + 师傅端 8 页）。</w:t>
+        <w:t>说明：后端「算法 + 接口 + 持久化 + 鉴权」与 PC 后台、双小程序已全链路打通；  端到端链路为 **web-admin(Vue3) → Vite/Nginx → Spring Boot(:8082) → MySQL**（已 curl 实测），  小程序端经 **微信开发者工具 → 后端 :8082**（c 端开放层，登录态骨架就绪）。  剩余缺口：**小程序登录态正式接入后端鉴权**（当前 mock + token 注入就位，开关 `protect-client-api` 一处收口）。</w:t>
       </w:r>
     </w:p>
     <w:p>
@@ -8807,7 +11471,7 @@
                 <w:b w:val="0"/>
                 <w:sz w:val="19"/>
               </w:rPr>
-              <w:t>🟡</w:t>
+              <w:t>✅</w:t>
             </w:r>
           </w:p>
         </w:tc>
@@ -8830,7 +11494,7 @@
                 <w:b w:val="0"/>
                 <w:sz w:val="19"/>
               </w:rPr>
-              <w:t>7 页 + api 封装（其余页规划）</w:t>
+              <w:t>20 页（含登录页）+ api 封装 + 登录态骨架</w:t>
             </w:r>
           </w:p>
         </w:tc>
@@ -9087,10 +11751,10 @@
             <w:r>
               <w:rPr>
                 <w:rFonts w:ascii="宋体" w:hAnsi="宋体" w:eastAsia="宋体"/>
-                <w:b w:val="0"/>
-                <w:sz w:val="19"/>
-              </w:rPr>
-              <w:t>M7 小程序补页</w:t>
+                <w:b/>
+                <w:sz w:val="19"/>
+              </w:rPr>
+              <w:t>M7 小程序补页 + 登录态</w:t>
             </w:r>
           </w:p>
         </w:tc>
@@ -9113,7 +11777,15 @@
                 <w:b w:val="0"/>
                 <w:sz w:val="19"/>
               </w:rPr>
-              <w:t>⬜</w:t>
+              <w:t xml:space="preserve">✅ </w:t>
+            </w:r>
+            <w:r>
+              <w:rPr>
+                <w:rFonts w:ascii="宋体" w:hAnsi="宋体" w:eastAsia="宋体"/>
+                <w:b/>
+                <w:sz w:val="19"/>
+              </w:rPr>
+              <w:t>已完成</w:t>
             </w:r>
           </w:p>
         </w:tc>
@@ -9133,10 +11805,10 @@
             <w:r>
               <w:rPr>
                 <w:rFonts w:ascii="宋体" w:hAnsi="宋体" w:eastAsia="宋体"/>
-                <w:b w:val="0"/>
-                <w:sz w:val="19"/>
-              </w:rPr>
-              <w:t>客户端剩余 13 页 + 师傅端 8 页</w:t>
+                <w:b/>
+                <w:sz w:val="19"/>
+              </w:rPr>
+              <w:t>客户端 20 页 + 师傅端 8 页（两独立工程）+ 登录态骨架（token 注入 + 登录门禁）</w:t>
             </w:r>
           </w:p>
         </w:tc>
@@ -9210,7 +11882,7 @@
                 <w:b w:val="0"/>
                 <w:sz w:val="19"/>
               </w:rPr>
-              <w:t>性能监控深化、配置治理、文档版式、CI</w:t>
+              <w:t>小程序登录态正式接入后端鉴权、性能监控深化、配置治理、文档版式、CI</w:t>
             </w:r>
           </w:p>
         </w:tc>

--- a/docs/功能进度说明书.docx
+++ b/docs/功能进度说明书.docx
@@ -29,7 +29,7 @@
           <w:color w:val="555555"/>
           <w:sz w:val="19"/>
         </w:rPr>
-        <w:t>文档版本：v1.3 ｜ 对应设计稿：v1.9 ｜ 更新日期：2026-09-14  目的：清晰呈现各功能模块「已完成 / 部分完成 / 规划中」的现状，对齐研发、产品与运营预期。    **v1.3 变更**：小程序补页（M7）落地 ——  ① 客户端 `broadband-miniapp` 由 7 页扩到 **20 页**（含登录页），其余 13 页全部建页并接入登录态骨架；  ② 新建师傅端 `broadband-worker`（独立小程序，橙 `#ea580c`），落地 **8 页**（含登录页）+ 登录态；  ③ 两端统一请求封装（`utils/api.js`）注入 Bearer token，`utils/auth.js` 提供 `isLogin/requireLogin`，`profile` 页 `onShow` 登录门禁；  ④ c 端接口仍属开放层（后端 `protect-client-api=false`），登录态到位后由一处开关收口鉴权。    **v1.2 变更**：Phase 3「PC 后台 + 安全体系」落地 ——  ① 新建 `web-admin` 工程（Vue 3 + Element Plus），落地 22 个业务页面 + 登录页，全部对接真实接口；  ② 后端新增第 4 个模块 `system`（RBAC 权限 + 后台聚合），接口由 13 个扩到 **45 个**，表由 17 张扩到 **25 张**；  ③ 落地 Spring Security 6 + 自研 JWT 无状态鉴权（21 个权限码 / 5 个角色），实测 401/403/200 鉴权矩阵通过；  ④ 修复 2 个真实缺陷（JWT 数字声明解析、订单联表列名歧义），并补充 7 条回归单测。    v1.1 变更（历史）：Phase 2「数据持久化与真实联调」—— 后端接入 MySQL，13 个 REST 接口全部读写真实数据。</w:t>
+        <w:t>文档版本：v1.4 ｜ 对应设计稿：v1.9 ｜ 更新日期：2026-09-14  目的：清晰呈现各功能模块「已完成 / 部分完成 / 规划中」的现状，对齐研发、产品与运营预期。    **v1.4 变更**：修复小程序真实缺陷（M7 收尾）——  ① 小程序登录态由「本地 mock」升级为**真实后端鉴权**：后端新增 `POST /api/auth/miniapp-login`（演示码 1234 → 签发真实 JWT，dept=CUSTOMER），两端 `login` 已改调真实接口；  ② 修复 4 个契约/逻辑缺陷（见第 7 节）：客户端 `listPackages` 404、`getOrders` 越权端点、两端 `request()` 静默吞错、师傅端 `getWorkOrder` 404；  ③ 后端配套新增/修正 4 个接口（接口总数 **45 → 49**）：`GET /api/package/list`、`GET /api/order/my`、`POST /api/auth/miniapp-login`、`GET /api/admin/work-orders/{id}`。    **v1.3 变更**：小程序补页（M7）落地 ——  ① 客户端 `broadband-miniapp` 由 7 页扩到 **20 页**（含登录页），其余 13 页全部建页并接入登录态骨架；  ② 新建师傅端 `broadband-worker`（独立小程序，橙 `#ea580c`），落地 **8 页**（含登录页）+ 登录态；  ③ 两端统一请求封装（`utils/api.js`）注入 Bearer token，`utils/auth.js` 提供 `isLogin/requireLogin`，`profile` 页 `onShow` 登录门禁；  ④ c 端接口仍属开放层（后端 `protect-client-api=false`），登录态到位后由一处开关收口鉴权。    **v1.2 变更**：Phase 3「PC 后台 + 安全体系」落地 ——  ① 新建 `web-admin` 工程（Vue 3 + Element Plus），落地 22 个业务页面 + 登录页，全部对接真实接口；  ② 后端新增第 4 个模块 `system`（RBAC 权限 + 后台聚合），接口由 13 个扩到 **45 个**（v1.4 再增 4 个至 **49 个**），表由 17 张扩到 **25 张**；  ③ 落地 Spring Security 6 + 自研 JWT 无状态鉴权（21 个权限码 / 5 个角色），实测 401/403/200 鉴权矩阵通过；  ④ 修复 2 个真实缺陷（JWT 数字声明解析、订单联表列名歧义），并补充 7 条回归单测。    v1.1 变更（历史）：Phase 2「数据持久化与真实联调」—— 后端接入 MySQL，13 个 REST 接口全部读写真实数据。</w:t>
       </w:r>
     </w:p>
     <w:p>
@@ -3045,7 +3045,7 @@
                 <w:b w:val="0"/>
                 <w:sz w:val="19"/>
               </w:rPr>
-              <w:t xml:space="preserve"> 注入 Bearer token；</w:t>
+              <w:t xml:space="preserve"> 注入 Bearer token；非 2xx 显式 reject（不再静默吞错）；</w:t>
             </w:r>
             <w:r>
               <w:rPr>
@@ -3061,7 +3061,39 @@
                 <w:b w:val="0"/>
                 <w:sz w:val="19"/>
               </w:rPr>
-              <w:t>；后端不可达走 mock</w:t>
+              <w:t>；</w:t>
+            </w:r>
+            <w:r>
+              <w:rPr>
+                <w:rFonts w:ascii="Consolas" w:hAnsi="Consolas" w:eastAsia="Consolas"/>
+                <w:b w:val="0"/>
+                <w:sz w:val="19"/>
+              </w:rPr>
+              <w:t>login</w:t>
+            </w:r>
+            <w:r>
+              <w:rPr>
+                <w:rFonts w:ascii="宋体" w:hAnsi="宋体" w:eastAsia="宋体"/>
+                <w:b w:val="0"/>
+                <w:sz w:val="19"/>
+              </w:rPr>
+              <w:t xml:space="preserve"> 调真实 </w:t>
+            </w:r>
+            <w:r>
+              <w:rPr>
+                <w:rFonts w:ascii="Consolas" w:hAnsi="Consolas" w:eastAsia="Consolas"/>
+                <w:b w:val="0"/>
+                <w:sz w:val="19"/>
+              </w:rPr>
+              <w:t>POST /api/auth/miniapp-login</w:t>
+            </w:r>
+            <w:r>
+              <w:rPr>
+                <w:rFonts w:ascii="宋体" w:hAnsi="宋体" w:eastAsia="宋体"/>
+                <w:b w:val="0"/>
+                <w:sz w:val="19"/>
+              </w:rPr>
+              <w:t xml:space="preserve"> 换 JWT</w:t>
             </w:r>
           </w:p>
         </w:tc>
@@ -7490,7 +7522,7 @@
                 <w:b w:val="0"/>
                 <w:sz w:val="19"/>
               </w:rPr>
-              <w:t>dispatch(2) / sla(5) / admin-work-order(4)</w:t>
+              <w:t>dispatch(2) / sla(5) / admin-work-order(5)</w:t>
             </w:r>
           </w:p>
         </w:tc>
@@ -7608,7 +7640,7 @@
                 <w:b w:val="0"/>
                 <w:sz w:val="19"/>
               </w:rPr>
-              <w:t>package(3) / traffic(1) / admin(8) = 12</w:t>
+              <w:t>package(4) / order(1) / traffic(1) / admin(8) = 14</w:t>
             </w:r>
           </w:p>
         </w:tc>
@@ -7737,7 +7769,7 @@
                 <w:b w:val="0"/>
                 <w:sz w:val="19"/>
               </w:rPr>
-              <w:t>auth(3) / users(5) / roles(3) / menus(1) / logs(1) / platform(5) = 18</w:t>
+              <w:t>auth(4) / users(5) / roles(3) / menus(1) / logs(1) / platform(5) = 19</w:t>
             </w:r>
           </w:p>
         </w:tc>
@@ -7899,7 +7931,7 @@
           <w:b/>
           <w:sz w:val="21"/>
         </w:rPr>
-        <w:t>接口清单（45 个：GET 28 / POST 12 / PUT 5）</w:t>
+        <w:t>接口清单（49 个：GET 31 / POST 13 / PUT 5）</w:t>
       </w:r>
     </w:p>
     <w:tbl>
@@ -8032,6 +8064,30 @@
               </w:rPr>
               <w:t>POST /api/auth/logout</w:t>
             </w:r>
+            <w:r>
+              <w:rPr>
+                <w:rFonts w:ascii="宋体" w:hAnsi="宋体" w:eastAsia="宋体"/>
+                <w:b w:val="0"/>
+                <w:sz w:val="19"/>
+              </w:rPr>
+              <w:t>、</w:t>
+            </w:r>
+            <w:r>
+              <w:rPr>
+                <w:rFonts w:ascii="Consolas" w:hAnsi="Consolas" w:eastAsia="Consolas"/>
+                <w:b w:val="0"/>
+                <w:sz w:val="19"/>
+              </w:rPr>
+              <w:t>POST /api/auth/miniapp-login</w:t>
+            </w:r>
+            <w:r>
+              <w:rPr>
+                <w:rFonts w:ascii="宋体" w:hAnsi="宋体" w:eastAsia="宋体"/>
+                <w:b w:val="0"/>
+                <w:sz w:val="19"/>
+              </w:rPr>
+              <w:t>（演示验证码 1234 → 真实 JWT）</w:t>
+            </w:r>
           </w:p>
         </w:tc>
       </w:tr>
@@ -8338,6 +8394,22 @@
                 <w:b w:val="0"/>
                 <w:sz w:val="19"/>
               </w:rPr>
+              <w:t>GET /api/package/list</w:t>
+            </w:r>
+            <w:r>
+              <w:rPr>
+                <w:rFonts w:ascii="宋体" w:hAnsi="宋体" w:eastAsia="宋体"/>
+                <w:b w:val="0"/>
+                <w:sz w:val="19"/>
+              </w:rPr>
+              <w:t>、</w:t>
+            </w:r>
+            <w:r>
+              <w:rPr>
+                <w:rFonts w:ascii="Consolas" w:hAnsi="Consolas" w:eastAsia="Consolas"/>
+                <w:b w:val="0"/>
+                <w:sz w:val="19"/>
+              </w:rPr>
               <w:t>GET /api/package/upgrade-options</w:t>
             </w:r>
             <w:r>
@@ -8429,7 +8501,7 @@
                 <w:b w:val="0"/>
                 <w:sz w:val="19"/>
               </w:rPr>
-              <w:t>后台 · 小区</w:t>
+              <w:t>订单（C 端开放）</w:t>
             </w:r>
           </w:p>
         </w:tc>
@@ -8452,23 +8524,15 @@
                 <w:b w:val="0"/>
                 <w:sz w:val="19"/>
               </w:rPr>
-              <w:t>GET /api/admin/communities</w:t>
-            </w:r>
-            <w:r>
-              <w:rPr>
-                <w:rFonts w:ascii="宋体" w:hAnsi="宋体" w:eastAsia="宋体"/>
-                <w:b w:val="0"/>
-                <w:sz w:val="19"/>
-              </w:rPr>
-              <w:t>、</w:t>
-            </w:r>
-            <w:r>
-              <w:rPr>
-                <w:rFonts w:ascii="Consolas" w:hAnsi="Consolas" w:eastAsia="Consolas"/>
-                <w:b w:val="0"/>
-                <w:sz w:val="19"/>
-              </w:rPr>
-              <w:t>POST /api/admin/communities</w:t>
+              <w:t>GET /api/order/my?customerId=</w:t>
+            </w:r>
+            <w:r>
+              <w:rPr>
+                <w:rFonts w:ascii="宋体" w:hAnsi="宋体" w:eastAsia="宋体"/>
+                <w:b w:val="0"/>
+                <w:sz w:val="19"/>
+              </w:rPr>
+              <w:t>（按客户查本人订单）</w:t>
             </w:r>
           </w:p>
         </w:tc>
@@ -8494,7 +8558,7 @@
                 <w:b w:val="0"/>
                 <w:sz w:val="19"/>
               </w:rPr>
-              <w:t>后台 · 工单与师傅</w:t>
+              <w:t>后台 · 小区</w:t>
             </w:r>
           </w:p>
         </w:tc>
@@ -8518,7 +8582,7 @@
                 <w:b w:val="0"/>
                 <w:sz w:val="19"/>
               </w:rPr>
-              <w:t>GET /api/admin/work-orders</w:t>
+              <w:t>GET /api/admin/communities</w:t>
             </w:r>
             <w:r>
               <w:rPr>
@@ -8534,39 +8598,7 @@
                 <w:b w:val="0"/>
                 <w:sz w:val="19"/>
               </w:rPr>
-              <w:t>POST /api/admin/work-orders/reset</w:t>
-            </w:r>
-            <w:r>
-              <w:rPr>
-                <w:rFonts w:ascii="宋体" w:hAnsi="宋体" w:eastAsia="宋体"/>
-                <w:b w:val="0"/>
-                <w:sz w:val="19"/>
-              </w:rPr>
-              <w:t>、</w:t>
-            </w:r>
-            <w:r>
-              <w:rPr>
-                <w:rFonts w:ascii="Consolas" w:hAnsi="Consolas" w:eastAsia="Consolas"/>
-                <w:b w:val="0"/>
-                <w:sz w:val="19"/>
-              </w:rPr>
-              <w:t>GET /api/admin/workers</w:t>
-            </w:r>
-            <w:r>
-              <w:rPr>
-                <w:rFonts w:ascii="宋体" w:hAnsi="宋体" w:eastAsia="宋体"/>
-                <w:b w:val="0"/>
-                <w:sz w:val="19"/>
-              </w:rPr>
-              <w:t>、</w:t>
-            </w:r>
-            <w:r>
-              <w:rPr>
-                <w:rFonts w:ascii="Consolas" w:hAnsi="Consolas" w:eastAsia="Consolas"/>
-                <w:b w:val="0"/>
-                <w:sz w:val="19"/>
-              </w:rPr>
-              <w:t>POST /api/admin/worker-capacity</w:t>
+              <w:t>POST /api/admin/communities</w:t>
             </w:r>
           </w:p>
         </w:tc>
@@ -8591,7 +8623,7 @@
                 <w:b w:val="0"/>
                 <w:sz w:val="19"/>
               </w:rPr>
-              <w:t>后台 · 客户与套餐</w:t>
+              <w:t>后台 · 工单与师傅</w:t>
             </w:r>
           </w:p>
         </w:tc>
@@ -8614,7 +8646,7 @@
                 <w:b w:val="0"/>
                 <w:sz w:val="19"/>
               </w:rPr>
-              <w:t>GET /api/admin/customers</w:t>
+              <w:t>GET /api/admin/work-orders</w:t>
             </w:r>
             <w:r>
               <w:rPr>
@@ -8630,7 +8662,7 @@
                 <w:b w:val="0"/>
                 <w:sz w:val="19"/>
               </w:rPr>
-              <w:t>GET /api/admin/packages</w:t>
+              <w:t>GET /api/admin/work-orders/{id}</w:t>
             </w:r>
             <w:r>
               <w:rPr>
@@ -8646,7 +8678,39 @@
                 <w:b w:val="0"/>
                 <w:sz w:val="19"/>
               </w:rPr>
-              <w:t>POST /api/admin/packages</w:t>
+              <w:t>POST /api/admin/work-orders/reset</w:t>
+            </w:r>
+            <w:r>
+              <w:rPr>
+                <w:rFonts w:ascii="宋体" w:hAnsi="宋体" w:eastAsia="宋体"/>
+                <w:b w:val="0"/>
+                <w:sz w:val="19"/>
+              </w:rPr>
+              <w:t>、</w:t>
+            </w:r>
+            <w:r>
+              <w:rPr>
+                <w:rFonts w:ascii="Consolas" w:hAnsi="Consolas" w:eastAsia="Consolas"/>
+                <w:b w:val="0"/>
+                <w:sz w:val="19"/>
+              </w:rPr>
+              <w:t>GET /api/admin/workers</w:t>
+            </w:r>
+            <w:r>
+              <w:rPr>
+                <w:rFonts w:ascii="宋体" w:hAnsi="宋体" w:eastAsia="宋体"/>
+                <w:b w:val="0"/>
+                <w:sz w:val="19"/>
+              </w:rPr>
+              <w:t>、</w:t>
+            </w:r>
+            <w:r>
+              <w:rPr>
+                <w:rFonts w:ascii="Consolas" w:hAnsi="Consolas" w:eastAsia="Consolas"/>
+                <w:b w:val="0"/>
+                <w:sz w:val="19"/>
+              </w:rPr>
+              <w:t>POST /api/admin/worker-capacity</w:t>
             </w:r>
           </w:p>
         </w:tc>
@@ -8672,7 +8736,7 @@
                 <w:b w:val="0"/>
                 <w:sz w:val="19"/>
               </w:rPr>
-              <w:t>后台 · 升级 / 评价 / 销售 / 财务</w:t>
+              <w:t>后台 · 客户与套餐</w:t>
             </w:r>
           </w:p>
         </w:tc>
@@ -8696,7 +8760,7 @@
                 <w:b w:val="0"/>
                 <w:sz w:val="19"/>
               </w:rPr>
-              <w:t>GET /api/admin/upgrade-orders</w:t>
+              <w:t>GET /api/admin/customers</w:t>
             </w:r>
             <w:r>
               <w:rPr>
@@ -8712,7 +8776,7 @@
                 <w:b w:val="0"/>
                 <w:sz w:val="19"/>
               </w:rPr>
-              <w:t>GET /api/admin/reviews</w:t>
+              <w:t>GET /api/admin/packages</w:t>
             </w:r>
             <w:r>
               <w:rPr>
@@ -8728,39 +8792,7 @@
                 <w:b w:val="0"/>
                 <w:sz w:val="19"/>
               </w:rPr>
-              <w:t>PUT /api/admin/reviews/{id}/close</w:t>
-            </w:r>
-            <w:r>
-              <w:rPr>
-                <w:rFonts w:ascii="宋体" w:hAnsi="宋体" w:eastAsia="宋体"/>
-                <w:b w:val="0"/>
-                <w:sz w:val="19"/>
-              </w:rPr>
-              <w:t>、</w:t>
-            </w:r>
-            <w:r>
-              <w:rPr>
-                <w:rFonts w:ascii="Consolas" w:hAnsi="Consolas" w:eastAsia="Consolas"/>
-                <w:b w:val="0"/>
-                <w:sz w:val="19"/>
-              </w:rPr>
-              <w:t>GET /api/admin/sales/report</w:t>
-            </w:r>
-            <w:r>
-              <w:rPr>
-                <w:rFonts w:ascii="宋体" w:hAnsi="宋体" w:eastAsia="宋体"/>
-                <w:b w:val="0"/>
-                <w:sz w:val="19"/>
-              </w:rPr>
-              <w:t>、</w:t>
-            </w:r>
-            <w:r>
-              <w:rPr>
-                <w:rFonts w:ascii="Consolas" w:hAnsi="Consolas" w:eastAsia="Consolas"/>
-                <w:b w:val="0"/>
-                <w:sz w:val="19"/>
-              </w:rPr>
-              <w:t>GET /api/admin/finance/report</w:t>
+              <w:t>POST /api/admin/packages</w:t>
             </w:r>
           </w:p>
         </w:tc>
@@ -8785,7 +8817,7 @@
                 <w:b w:val="0"/>
                 <w:sz w:val="19"/>
               </w:rPr>
-              <w:t>后台 · 平台聚合</w:t>
+              <w:t>后台 · 升级 / 评价 / 销售 / 财务</w:t>
             </w:r>
           </w:p>
         </w:tc>
@@ -8808,7 +8840,7 @@
                 <w:b w:val="0"/>
                 <w:sz w:val="19"/>
               </w:rPr>
-              <w:t>GET /api/admin/dashboard/stats</w:t>
+              <w:t>GET /api/admin/upgrade-orders</w:t>
             </w:r>
             <w:r>
               <w:rPr>
@@ -8824,7 +8856,7 @@
                 <w:b w:val="0"/>
                 <w:sz w:val="19"/>
               </w:rPr>
-              <w:t>GET /api/admin/dashboard/recent-orders</w:t>
+              <w:t>GET /api/admin/reviews</w:t>
             </w:r>
             <w:r>
               <w:rPr>
@@ -8840,7 +8872,7 @@
                 <w:b w:val="0"/>
                 <w:sz w:val="19"/>
               </w:rPr>
-              <w:t>GET /api/admin/orders</w:t>
+              <w:t>PUT /api/admin/reviews/{id}/close</w:t>
             </w:r>
             <w:r>
               <w:rPr>
@@ -8856,7 +8888,7 @@
                 <w:b w:val="0"/>
                 <w:sz w:val="19"/>
               </w:rPr>
-              <w:t>GET /api/admin/traffic/overview</w:t>
+              <w:t>GET /api/admin/sales/report</w:t>
             </w:r>
             <w:r>
               <w:rPr>
@@ -8872,7 +8904,7 @@
                 <w:b w:val="0"/>
                 <w:sz w:val="19"/>
               </w:rPr>
-              <w:t>GET /api/admin/monitor/overview</w:t>
+              <w:t>GET /api/admin/finance/report</w:t>
             </w:r>
           </w:p>
         </w:tc>
@@ -8898,7 +8930,7 @@
                 <w:b w:val="0"/>
                 <w:sz w:val="19"/>
               </w:rPr>
-              <w:t>系统 · 用户</w:t>
+              <w:t>后台 · 平台聚合</w:t>
             </w:r>
           </w:p>
         </w:tc>
@@ -8922,7 +8954,7 @@
                 <w:b w:val="0"/>
                 <w:sz w:val="19"/>
               </w:rPr>
-              <w:t>GET /api/system/users</w:t>
+              <w:t>GET /api/admin/dashboard/stats</w:t>
             </w:r>
             <w:r>
               <w:rPr>
@@ -8938,7 +8970,7 @@
                 <w:b w:val="0"/>
                 <w:sz w:val="19"/>
               </w:rPr>
-              <w:t>POST /api/system/users</w:t>
+              <w:t>GET /api/admin/dashboard/recent-orders</w:t>
             </w:r>
             <w:r>
               <w:rPr>
@@ -8954,7 +8986,7 @@
                 <w:b w:val="0"/>
                 <w:sz w:val="19"/>
               </w:rPr>
-              <w:t>PUT /api/system/users/{id}/status</w:t>
+              <w:t>GET /api/admin/orders</w:t>
             </w:r>
             <w:r>
               <w:rPr>
@@ -8970,7 +9002,7 @@
                 <w:b w:val="0"/>
                 <w:sz w:val="19"/>
               </w:rPr>
-              <w:t>PUT /api/system/users/{id}/roles</w:t>
+              <w:t>GET /api/admin/traffic/overview</w:t>
             </w:r>
             <w:r>
               <w:rPr>
@@ -8986,7 +9018,7 @@
                 <w:b w:val="0"/>
                 <w:sz w:val="19"/>
               </w:rPr>
-              <w:t>PUT /api/system/users/{id}/password</w:t>
+              <w:t>GET /api/admin/monitor/overview</w:t>
             </w:r>
           </w:p>
         </w:tc>
@@ -9011,7 +9043,7 @@
                 <w:b w:val="0"/>
                 <w:sz w:val="19"/>
               </w:rPr>
-              <w:t>系统 · 角色</w:t>
+              <w:t>系统 · 用户</w:t>
             </w:r>
           </w:p>
         </w:tc>
@@ -9034,7 +9066,7 @@
                 <w:b w:val="0"/>
                 <w:sz w:val="19"/>
               </w:rPr>
-              <w:t>GET /api/system/roles</w:t>
+              <w:t>GET /api/system/users</w:t>
             </w:r>
             <w:r>
               <w:rPr>
@@ -9050,7 +9082,7 @@
                 <w:b w:val="0"/>
                 <w:sz w:val="19"/>
               </w:rPr>
-              <w:t>GET /api/system/roles/{id}/menus</w:t>
+              <w:t>POST /api/system/users</w:t>
             </w:r>
             <w:r>
               <w:rPr>
@@ -9066,7 +9098,39 @@
                 <w:b w:val="0"/>
                 <w:sz w:val="19"/>
               </w:rPr>
-              <w:t>PUT /api/system/roles/{id}/menus</w:t>
+              <w:t>PUT /api/system/users/{id}/status</w:t>
+            </w:r>
+            <w:r>
+              <w:rPr>
+                <w:rFonts w:ascii="宋体" w:hAnsi="宋体" w:eastAsia="宋体"/>
+                <w:b w:val="0"/>
+                <w:sz w:val="19"/>
+              </w:rPr>
+              <w:t>、</w:t>
+            </w:r>
+            <w:r>
+              <w:rPr>
+                <w:rFonts w:ascii="Consolas" w:hAnsi="Consolas" w:eastAsia="Consolas"/>
+                <w:b w:val="0"/>
+                <w:sz w:val="19"/>
+              </w:rPr>
+              <w:t>PUT /api/system/users/{id}/roles</w:t>
+            </w:r>
+            <w:r>
+              <w:rPr>
+                <w:rFonts w:ascii="宋体" w:hAnsi="宋体" w:eastAsia="宋体"/>
+                <w:b w:val="0"/>
+                <w:sz w:val="19"/>
+              </w:rPr>
+              <w:t>、</w:t>
+            </w:r>
+            <w:r>
+              <w:rPr>
+                <w:rFonts w:ascii="Consolas" w:hAnsi="Consolas" w:eastAsia="Consolas"/>
+                <w:b w:val="0"/>
+                <w:sz w:val="19"/>
+              </w:rPr>
+              <w:t>PUT /api/system/users/{id}/password</w:t>
             </w:r>
           </w:p>
         </w:tc>
@@ -9092,7 +9156,7 @@
                 <w:b w:val="0"/>
                 <w:sz w:val="19"/>
               </w:rPr>
-              <w:t>系统 · 菜单与日志</w:t>
+              <w:t>系统 · 角色</w:t>
             </w:r>
           </w:p>
         </w:tc>
@@ -9100,6 +9164,86 @@
           <w:tcPr>
             <w:tcW w:type="dxa" w:w="4320"/>
             <w:shd w:val="clear" w:color="auto" w:fill="F4F7FB"/>
+          </w:tcPr>
+          <w:p>
+            <w:pPr>
+              <w:spacing w:after="0" w:before="0"/>
+            </w:pPr>
+          </w:p>
+          <w:p>
+            <w:pPr>
+              <w:spacing w:after="0"/>
+            </w:pPr>
+            <w:r>
+              <w:rPr>
+                <w:rFonts w:ascii="Consolas" w:hAnsi="Consolas" w:eastAsia="Consolas"/>
+                <w:b w:val="0"/>
+                <w:sz w:val="19"/>
+              </w:rPr>
+              <w:t>GET /api/system/roles</w:t>
+            </w:r>
+            <w:r>
+              <w:rPr>
+                <w:rFonts w:ascii="宋体" w:hAnsi="宋体" w:eastAsia="宋体"/>
+                <w:b w:val="0"/>
+                <w:sz w:val="19"/>
+              </w:rPr>
+              <w:t>、</w:t>
+            </w:r>
+            <w:r>
+              <w:rPr>
+                <w:rFonts w:ascii="Consolas" w:hAnsi="Consolas" w:eastAsia="Consolas"/>
+                <w:b w:val="0"/>
+                <w:sz w:val="19"/>
+              </w:rPr>
+              <w:t>GET /api/system/roles/{id}/menus</w:t>
+            </w:r>
+            <w:r>
+              <w:rPr>
+                <w:rFonts w:ascii="宋体" w:hAnsi="宋体" w:eastAsia="宋体"/>
+                <w:b w:val="0"/>
+                <w:sz w:val="19"/>
+              </w:rPr>
+              <w:t>、</w:t>
+            </w:r>
+            <w:r>
+              <w:rPr>
+                <w:rFonts w:ascii="Consolas" w:hAnsi="Consolas" w:eastAsia="Consolas"/>
+                <w:b w:val="0"/>
+                <w:sz w:val="19"/>
+              </w:rPr>
+              <w:t>PUT /api/system/roles/{id}/menus</w:t>
+            </w:r>
+          </w:p>
+        </w:tc>
+      </w:tr>
+      <w:tr>
+        <w:tc>
+          <w:tcPr>
+            <w:tcW w:type="dxa" w:w="4320"/>
+          </w:tcPr>
+          <w:p>
+            <w:pPr>
+              <w:spacing w:after="0" w:before="0"/>
+            </w:pPr>
+          </w:p>
+          <w:p>
+            <w:pPr>
+              <w:spacing w:after="0"/>
+            </w:pPr>
+            <w:r>
+              <w:rPr>
+                <w:rFonts w:ascii="宋体" w:hAnsi="宋体" w:eastAsia="宋体"/>
+                <w:b w:val="0"/>
+                <w:sz w:val="19"/>
+              </w:rPr>
+              <w:t>系统 · 菜单与日志</w:t>
+            </w:r>
+          </w:p>
+        </w:tc>
+        <w:tc>
+          <w:tcPr>
+            <w:tcW w:type="dxa" w:w="4320"/>
           </w:tcPr>
           <w:p>
             <w:pPr>
@@ -10634,7 +10778,7 @@
                 <w:b w:val="0"/>
                 <w:sz w:val="19"/>
               </w:rPr>
-              <w:t>45（GET 28 / POST 12 / PUT 5，全部连库可用）</w:t>
+              <w:t>49（GET 31 / POST 13 / PUT 5，全部连库可用）</w:t>
             </w:r>
           </w:p>
         </w:tc>
@@ -11184,7 +11328,7 @@
           <w:color w:val="555555"/>
           <w:sz w:val="19"/>
         </w:rPr>
-        <w:t>说明：后端「算法 + 接口 + 持久化 + 鉴权」与 PC 后台、双小程序已全链路打通；  端到端链路为 **web-admin(Vue3) → Vite/Nginx → Spring Boot(:8082) → MySQL**（已 curl 实测），  小程序端经 **微信开发者工具 → 后端 :8082**（c 端开放层，登录态骨架就绪）。  剩余缺口：**小程序登录态正式接入后端鉴权**（当前 mock + token 注入就位，开关 `protect-client-api` 一处收口）。</w:t>
+        <w:t>说明：后端「算法 + 接口 + 持久化 + 鉴权」与 PC 后台、双小程序已全链路打通；  端到端链路为 **web-admin(Vue3) → Vite/Nginx → Spring Boot(:8082) → MySQL**（已 curl 实测），  小程序端经 **微信开发者工具 → 后端 :8082**（c 端开放层，登录态已接入真实 JWT 鉴权）。  剩余缺口：c 端接口仍属开放层（`protect-client-api=false`，设计有意保留），如需强制全体鉴权，将开关置 `true` 即可一处收口；师傅端数据绑定（工单列表/排班/容量）为下一阶段功能补全。</w:t>
       </w:r>
     </w:p>
     <w:p>
@@ -11808,7 +11952,7 @@
                 <w:b/>
                 <w:sz w:val="19"/>
               </w:rPr>
-              <w:t>客户端 20 页 + 师傅端 8 页（两独立工程）+ 登录态骨架（token 注入 + 登录门禁）</w:t>
+              <w:t>客户端 20 页 + 师傅端 8 页（两独立工程）+ 登录态（真实 JWT 鉴权，miniapp-login + token 注入 + 登录门禁）</w:t>
             </w:r>
           </w:p>
         </w:tc>
@@ -11831,10 +11975,10 @@
             <w:r>
               <w:rPr>
                 <w:rFonts w:ascii="宋体" w:hAnsi="宋体" w:eastAsia="宋体"/>
-                <w:b w:val="0"/>
-                <w:sz w:val="19"/>
-              </w:rPr>
-              <w:t>M8 交付增强</w:t>
+                <w:b/>
+                <w:sz w:val="19"/>
+              </w:rPr>
+              <w:t>M8 缺陷修复（小程序契约/登录）</w:t>
             </w:r>
           </w:p>
         </w:tc>
@@ -11858,7 +12002,15 @@
                 <w:b w:val="0"/>
                 <w:sz w:val="19"/>
               </w:rPr>
-              <w:t>⬜</w:t>
+              <w:t xml:space="preserve">✅ </w:t>
+            </w:r>
+            <w:r>
+              <w:rPr>
+                <w:rFonts w:ascii="宋体" w:hAnsi="宋体" w:eastAsia="宋体"/>
+                <w:b/>
+                <w:sz w:val="19"/>
+              </w:rPr>
+              <w:t>已完成</w:t>
             </w:r>
           </w:p>
         </w:tc>
@@ -11879,10 +12031,81 @@
             <w:r>
               <w:rPr>
                 <w:rFonts w:ascii="宋体" w:hAnsi="宋体" w:eastAsia="宋体"/>
-                <w:b w:val="0"/>
-                <w:sz w:val="19"/>
-              </w:rPr>
-              <w:t>小程序登录态正式接入后端鉴权、性能监控深化、配置治理、文档版式、CI</w:t>
+                <w:b/>
+                <w:sz w:val="19"/>
+              </w:rPr>
+              <w:t>修复 4 个真实缺陷（见第 7 节）：404/越权端点、静默吞错、mock 登录；新增 4 个接口（45→49）</w:t>
+            </w:r>
+          </w:p>
+        </w:tc>
+      </w:tr>
+      <w:tr>
+        <w:tc>
+          <w:tcPr>
+            <w:tcW w:type="dxa" w:w="2880"/>
+          </w:tcPr>
+          <w:p>
+            <w:pPr>
+              <w:spacing w:after="0" w:before="0"/>
+            </w:pPr>
+          </w:p>
+          <w:p>
+            <w:pPr>
+              <w:spacing w:after="0"/>
+            </w:pPr>
+            <w:r>
+              <w:rPr>
+                <w:rFonts w:ascii="宋体" w:hAnsi="宋体" w:eastAsia="宋体"/>
+                <w:b w:val="0"/>
+                <w:sz w:val="19"/>
+              </w:rPr>
+              <w:t>M9 交付增强</w:t>
+            </w:r>
+          </w:p>
+        </w:tc>
+        <w:tc>
+          <w:tcPr>
+            <w:tcW w:type="dxa" w:w="2880"/>
+          </w:tcPr>
+          <w:p>
+            <w:pPr>
+              <w:spacing w:after="0" w:before="0"/>
+            </w:pPr>
+          </w:p>
+          <w:p>
+            <w:pPr>
+              <w:spacing w:after="0"/>
+            </w:pPr>
+            <w:r>
+              <w:rPr>
+                <w:rFonts w:ascii="宋体" w:hAnsi="宋体" w:eastAsia="宋体"/>
+                <w:b w:val="0"/>
+                <w:sz w:val="19"/>
+              </w:rPr>
+              <w:t>⬜</w:t>
+            </w:r>
+          </w:p>
+        </w:tc>
+        <w:tc>
+          <w:tcPr>
+            <w:tcW w:type="dxa" w:w="2880"/>
+          </w:tcPr>
+          <w:p>
+            <w:pPr>
+              <w:spacing w:after="0" w:before="0"/>
+            </w:pPr>
+          </w:p>
+          <w:p>
+            <w:pPr>
+              <w:spacing w:after="0"/>
+            </w:pPr>
+            <w:r>
+              <w:rPr>
+                <w:rFonts w:ascii="宋体" w:hAnsi="宋体" w:eastAsia="宋体"/>
+                <w:b w:val="0"/>
+                <w:sz w:val="19"/>
+              </w:rPr>
+              <w:t>师傅端数据绑定（工单/排班/容量）、性能监控深化、配置治理、文档版式、CI</w:t>
             </w:r>
           </w:p>
         </w:tc>
@@ -12536,6 +12759,798 @@
           </w:p>
         </w:tc>
       </w:tr>
+      <w:tr>
+        <w:tc>
+          <w:tcPr>
+            <w:tcW w:type="dxa" w:w="2160"/>
+            <w:shd w:val="clear" w:color="auto" w:fill="F4F7FB"/>
+          </w:tcPr>
+          <w:p>
+            <w:pPr>
+              <w:spacing w:after="0" w:before="0"/>
+            </w:pPr>
+          </w:p>
+          <w:p>
+            <w:pPr>
+              <w:spacing w:after="0"/>
+            </w:pPr>
+            <w:r>
+              <w:rPr>
+                <w:rFonts w:ascii="宋体" w:hAnsi="宋体" w:eastAsia="宋体"/>
+                <w:b w:val="0"/>
+                <w:sz w:val="19"/>
+              </w:rPr>
+              <w:t>4</w:t>
+            </w:r>
+          </w:p>
+        </w:tc>
+        <w:tc>
+          <w:tcPr>
+            <w:tcW w:type="dxa" w:w="2160"/>
+            <w:shd w:val="clear" w:color="auto" w:fill="F4F7FB"/>
+          </w:tcPr>
+          <w:p>
+            <w:pPr>
+              <w:spacing w:after="0" w:before="0"/>
+            </w:pPr>
+          </w:p>
+          <w:p>
+            <w:pPr>
+              <w:spacing w:after="0"/>
+            </w:pPr>
+            <w:r>
+              <w:rPr>
+                <w:rFonts w:ascii="宋体" w:hAnsi="宋体" w:eastAsia="宋体"/>
+                <w:b w:val="0"/>
+                <w:sz w:val="19"/>
+              </w:rPr>
+              <w:t>客户端「套餐列表」页</w:t>
+            </w:r>
+            <w:r>
+              <w:rPr>
+                <w:rFonts w:ascii="宋体" w:hAnsi="宋体" w:eastAsia="宋体"/>
+                <w:b/>
+                <w:sz w:val="19"/>
+              </w:rPr>
+              <w:t>加载无数据</w:t>
+            </w:r>
+          </w:p>
+        </w:tc>
+        <w:tc>
+          <w:tcPr>
+            <w:tcW w:type="dxa" w:w="2160"/>
+            <w:shd w:val="clear" w:color="auto" w:fill="F4F7FB"/>
+          </w:tcPr>
+          <w:p>
+            <w:pPr>
+              <w:spacing w:after="0" w:before="0"/>
+            </w:pPr>
+          </w:p>
+          <w:p>
+            <w:pPr>
+              <w:spacing w:after="0"/>
+            </w:pPr>
+            <w:r>
+              <w:rPr>
+                <w:rFonts w:ascii="Consolas" w:hAnsi="Consolas" w:eastAsia="Consolas"/>
+                <w:b w:val="0"/>
+                <w:sz w:val="19"/>
+              </w:rPr>
+              <w:t>api.listPackages()</w:t>
+            </w:r>
+            <w:r>
+              <w:rPr>
+                <w:rFonts w:ascii="宋体" w:hAnsi="宋体" w:eastAsia="宋体"/>
+                <w:b w:val="0"/>
+                <w:sz w:val="19"/>
+              </w:rPr>
+              <w:t xml:space="preserve"> 请求 </w:t>
+            </w:r>
+            <w:r>
+              <w:rPr>
+                <w:rFonts w:ascii="Consolas" w:hAnsi="Consolas" w:eastAsia="Consolas"/>
+                <w:b w:val="0"/>
+                <w:sz w:val="19"/>
+              </w:rPr>
+              <w:t>/api/package/list</w:t>
+            </w:r>
+            <w:r>
+              <w:rPr>
+                <w:rFonts w:ascii="宋体" w:hAnsi="宋体" w:eastAsia="宋体"/>
+                <w:b w:val="0"/>
+                <w:sz w:val="19"/>
+              </w:rPr>
+              <w:t>，但后端</w:t>
+            </w:r>
+            <w:r>
+              <w:rPr>
+                <w:rFonts w:ascii="宋体" w:hAnsi="宋体" w:eastAsia="宋体"/>
+                <w:b/>
+                <w:sz w:val="19"/>
+              </w:rPr>
+              <w:t>无此端点</w:t>
+            </w:r>
+            <w:r>
+              <w:rPr>
+                <w:rFonts w:ascii="宋体" w:hAnsi="宋体" w:eastAsia="宋体"/>
+                <w:b w:val="0"/>
+                <w:sz w:val="19"/>
+              </w:rPr>
+              <w:t xml:space="preserve"> → 404</w:t>
+            </w:r>
+          </w:p>
+        </w:tc>
+        <w:tc>
+          <w:tcPr>
+            <w:tcW w:type="dxa" w:w="2160"/>
+            <w:shd w:val="clear" w:color="auto" w:fill="F4F7FB"/>
+          </w:tcPr>
+          <w:p>
+            <w:pPr>
+              <w:spacing w:after="0" w:before="0"/>
+            </w:pPr>
+          </w:p>
+          <w:p>
+            <w:pPr>
+              <w:spacing w:after="0"/>
+            </w:pPr>
+            <w:r>
+              <w:rPr>
+                <w:rFonts w:ascii="宋体" w:hAnsi="宋体" w:eastAsia="宋体"/>
+                <w:b w:val="0"/>
+                <w:sz w:val="19"/>
+              </w:rPr>
+              <w:t xml:space="preserve">后端新增 </w:t>
+            </w:r>
+            <w:r>
+              <w:rPr>
+                <w:rFonts w:ascii="Consolas" w:hAnsi="Consolas" w:eastAsia="Consolas"/>
+                <w:b w:val="0"/>
+                <w:sz w:val="19"/>
+              </w:rPr>
+              <w:t>GET /api/package/list</w:t>
+            </w:r>
+            <w:r>
+              <w:rPr>
+                <w:rFonts w:ascii="宋体" w:hAnsi="宋体" w:eastAsia="宋体"/>
+                <w:b w:val="0"/>
+                <w:sz w:val="19"/>
+              </w:rPr>
+              <w:t xml:space="preserve">（在售套餐 + 主图，开放层）；并补 </w:t>
+            </w:r>
+            <w:r>
+              <w:rPr>
+                <w:rFonts w:ascii="Consolas" w:hAnsi="Consolas" w:eastAsia="Consolas"/>
+                <w:b w:val="0"/>
+                <w:sz w:val="19"/>
+              </w:rPr>
+              <w:t>PackageMapper.selectOnShelfWithCover</w:t>
+            </w:r>
+            <w:r>
+              <w:rPr>
+                <w:rFonts w:ascii="宋体" w:hAnsi="宋体" w:eastAsia="宋体"/>
+                <w:b w:val="0"/>
+                <w:sz w:val="19"/>
+              </w:rPr>
+              <w:t xml:space="preserve">（JOIN </w:t>
+            </w:r>
+            <w:r>
+              <w:rPr>
+                <w:rFonts w:ascii="Consolas" w:hAnsi="Consolas" w:eastAsia="Consolas"/>
+                <w:b w:val="0"/>
+                <w:sz w:val="19"/>
+              </w:rPr>
+              <w:t>package_image</w:t>
+            </w:r>
+            <w:r>
+              <w:rPr>
+                <w:rFonts w:ascii="宋体" w:hAnsi="宋体" w:eastAsia="宋体"/>
+                <w:b w:val="0"/>
+                <w:sz w:val="19"/>
+              </w:rPr>
+              <w:t xml:space="preserve"> MAIN）</w:t>
+            </w:r>
+          </w:p>
+        </w:tc>
+      </w:tr>
+      <w:tr>
+        <w:tc>
+          <w:tcPr>
+            <w:tcW w:type="dxa" w:w="2160"/>
+          </w:tcPr>
+          <w:p>
+            <w:pPr>
+              <w:spacing w:after="0" w:before="0"/>
+            </w:pPr>
+          </w:p>
+          <w:p>
+            <w:pPr>
+              <w:spacing w:after="0"/>
+            </w:pPr>
+            <w:r>
+              <w:rPr>
+                <w:rFonts w:ascii="宋体" w:hAnsi="宋体" w:eastAsia="宋体"/>
+                <w:b w:val="0"/>
+                <w:sz w:val="19"/>
+              </w:rPr>
+              <w:t>5</w:t>
+            </w:r>
+          </w:p>
+        </w:tc>
+        <w:tc>
+          <w:tcPr>
+            <w:tcW w:type="dxa" w:w="2160"/>
+          </w:tcPr>
+          <w:p>
+            <w:pPr>
+              <w:spacing w:after="0" w:before="0"/>
+            </w:pPr>
+          </w:p>
+          <w:p>
+            <w:pPr>
+              <w:spacing w:after="0"/>
+            </w:pPr>
+            <w:r>
+              <w:rPr>
+                <w:rFonts w:ascii="宋体" w:hAnsi="宋体" w:eastAsia="宋体"/>
+                <w:b w:val="0"/>
+                <w:sz w:val="19"/>
+              </w:rPr>
+              <w:t>客户端「我的订单」页</w:t>
+            </w:r>
+            <w:r>
+              <w:rPr>
+                <w:rFonts w:ascii="宋体" w:hAnsi="宋体" w:eastAsia="宋体"/>
+                <w:b/>
+                <w:sz w:val="19"/>
+              </w:rPr>
+              <w:t>空 / 被拦截</w:t>
+            </w:r>
+          </w:p>
+        </w:tc>
+        <w:tc>
+          <w:tcPr>
+            <w:tcW w:type="dxa" w:w="2160"/>
+          </w:tcPr>
+          <w:p>
+            <w:pPr>
+              <w:spacing w:after="0" w:before="0"/>
+            </w:pPr>
+          </w:p>
+          <w:p>
+            <w:pPr>
+              <w:spacing w:after="0"/>
+            </w:pPr>
+            <w:r>
+              <w:rPr>
+                <w:rFonts w:ascii="Consolas" w:hAnsi="Consolas" w:eastAsia="Consolas"/>
+                <w:b w:val="0"/>
+                <w:sz w:val="19"/>
+              </w:rPr>
+              <w:t>api.getOrders()</w:t>
+            </w:r>
+            <w:r>
+              <w:rPr>
+                <w:rFonts w:ascii="宋体" w:hAnsi="宋体" w:eastAsia="宋体"/>
+                <w:b w:val="0"/>
+                <w:sz w:val="19"/>
+              </w:rPr>
+              <w:t xml:space="preserve"> 请求 </w:t>
+            </w:r>
+            <w:r>
+              <w:rPr>
+                <w:rFonts w:ascii="Consolas" w:hAnsi="Consolas" w:eastAsia="Consolas"/>
+                <w:b w:val="0"/>
+                <w:sz w:val="19"/>
+              </w:rPr>
+              <w:t>/api/admin/orders</w:t>
+            </w:r>
+            <w:r>
+              <w:rPr>
+                <w:rFonts w:ascii="宋体" w:hAnsi="宋体" w:eastAsia="宋体"/>
+                <w:b w:val="0"/>
+                <w:sz w:val="19"/>
+              </w:rPr>
+              <w:t xml:space="preserve">，该路径需 </w:t>
+            </w:r>
+            <w:r>
+              <w:rPr>
+                <w:rFonts w:ascii="Consolas" w:hAnsi="Consolas" w:eastAsia="Consolas"/>
+                <w:b w:val="0"/>
+                <w:sz w:val="19"/>
+              </w:rPr>
+              <w:t>order:view</w:t>
+            </w:r>
+            <w:r>
+              <w:rPr>
+                <w:rFonts w:ascii="宋体" w:hAnsi="宋体" w:eastAsia="宋体"/>
+                <w:b w:val="0"/>
+                <w:sz w:val="19"/>
+              </w:rPr>
+              <w:t xml:space="preserve"> 权限（越权 → 403），且语义是管理端全量订单</w:t>
+            </w:r>
+          </w:p>
+        </w:tc>
+        <w:tc>
+          <w:tcPr>
+            <w:tcW w:type="dxa" w:w="2160"/>
+          </w:tcPr>
+          <w:p>
+            <w:pPr>
+              <w:spacing w:after="0" w:before="0"/>
+            </w:pPr>
+          </w:p>
+          <w:p>
+            <w:pPr>
+              <w:spacing w:after="0"/>
+            </w:pPr>
+            <w:r>
+              <w:rPr>
+                <w:rFonts w:ascii="宋体" w:hAnsi="宋体" w:eastAsia="宋体"/>
+                <w:b w:val="0"/>
+                <w:sz w:val="19"/>
+              </w:rPr>
+              <w:t xml:space="preserve">后端新增 </w:t>
+            </w:r>
+            <w:r>
+              <w:rPr>
+                <w:rFonts w:ascii="Consolas" w:hAnsi="Consolas" w:eastAsia="Consolas"/>
+                <w:b w:val="0"/>
+                <w:sz w:val="19"/>
+              </w:rPr>
+              <w:t>GET /api/order/my?customerId=</w:t>
+            </w:r>
+            <w:r>
+              <w:rPr>
+                <w:rFonts w:ascii="宋体" w:hAnsi="宋体" w:eastAsia="宋体"/>
+                <w:b w:val="0"/>
+                <w:sz w:val="19"/>
+              </w:rPr>
+              <w:t xml:space="preserve">（按客户查自己的订单，开放层）；客户端改调此端点；订单列表已加入 </w:t>
+            </w:r>
+            <w:r>
+              <w:rPr>
+                <w:rFonts w:ascii="Consolas" w:hAnsi="Consolas" w:eastAsia="Consolas"/>
+                <w:b w:val="0"/>
+                <w:sz w:val="19"/>
+              </w:rPr>
+              <w:t>community_name</w:t>
+            </w:r>
+            <w:r>
+              <w:rPr>
+                <w:rFonts w:ascii="宋体" w:hAnsi="宋体" w:eastAsia="宋体"/>
+                <w:b w:val="0"/>
+                <w:sz w:val="19"/>
+              </w:rPr>
+              <w:t xml:space="preserve"> 字段</w:t>
+            </w:r>
+          </w:p>
+        </w:tc>
+      </w:tr>
+      <w:tr>
+        <w:tc>
+          <w:tcPr>
+            <w:tcW w:type="dxa" w:w="2160"/>
+            <w:shd w:val="clear" w:color="auto" w:fill="F4F7FB"/>
+          </w:tcPr>
+          <w:p>
+            <w:pPr>
+              <w:spacing w:after="0" w:before="0"/>
+            </w:pPr>
+          </w:p>
+          <w:p>
+            <w:pPr>
+              <w:spacing w:after="0"/>
+            </w:pPr>
+            <w:r>
+              <w:rPr>
+                <w:rFonts w:ascii="宋体" w:hAnsi="宋体" w:eastAsia="宋体"/>
+                <w:b w:val="0"/>
+                <w:sz w:val="19"/>
+              </w:rPr>
+              <w:t>6</w:t>
+            </w:r>
+          </w:p>
+        </w:tc>
+        <w:tc>
+          <w:tcPr>
+            <w:tcW w:type="dxa" w:w="2160"/>
+            <w:shd w:val="clear" w:color="auto" w:fill="F4F7FB"/>
+          </w:tcPr>
+          <w:p>
+            <w:pPr>
+              <w:spacing w:after="0" w:before="0"/>
+            </w:pPr>
+          </w:p>
+          <w:p>
+            <w:pPr>
+              <w:spacing w:after="0"/>
+            </w:pPr>
+            <w:r>
+              <w:rPr>
+                <w:rFonts w:ascii="宋体" w:hAnsi="宋体" w:eastAsia="宋体"/>
+                <w:b w:val="0"/>
+                <w:sz w:val="19"/>
+              </w:rPr>
+              <w:t>小程序登录</w:t>
+            </w:r>
+            <w:r>
+              <w:rPr>
+                <w:rFonts w:ascii="宋体" w:hAnsi="宋体" w:eastAsia="宋体"/>
+                <w:b/>
+                <w:sz w:val="19"/>
+              </w:rPr>
+              <w:t>形同虚设</w:t>
+            </w:r>
+          </w:p>
+        </w:tc>
+        <w:tc>
+          <w:tcPr>
+            <w:tcW w:type="dxa" w:w="2160"/>
+            <w:shd w:val="clear" w:color="auto" w:fill="F4F7FB"/>
+          </w:tcPr>
+          <w:p>
+            <w:pPr>
+              <w:spacing w:after="0" w:before="0"/>
+            </w:pPr>
+          </w:p>
+          <w:p>
+            <w:pPr>
+              <w:spacing w:after="0"/>
+            </w:pPr>
+            <w:r>
+              <w:rPr>
+                <w:rFonts w:ascii="Consolas" w:hAnsi="Consolas" w:eastAsia="Consolas"/>
+                <w:b w:val="0"/>
+                <w:sz w:val="19"/>
+              </w:rPr>
+              <w:t>login()</w:t>
+            </w:r>
+            <w:r>
+              <w:rPr>
+                <w:rFonts w:ascii="宋体" w:hAnsi="宋体" w:eastAsia="宋体"/>
+                <w:b w:val="0"/>
+                <w:sz w:val="19"/>
+              </w:rPr>
+              <w:t xml:space="preserve"> 在本地直接返回一个假 token（</w:t>
+            </w:r>
+            <w:r>
+              <w:rPr>
+                <w:rFonts w:ascii="Consolas" w:hAnsi="Consolas" w:eastAsia="Consolas"/>
+                <w:b w:val="0"/>
+                <w:sz w:val="19"/>
+              </w:rPr>
+              <w:t>{token:'mock-...'}</w:t>
+            </w:r>
+            <w:r>
+              <w:rPr>
+                <w:rFonts w:ascii="宋体" w:hAnsi="宋体" w:eastAsia="宋体"/>
+                <w:b w:val="0"/>
+                <w:sz w:val="19"/>
+              </w:rPr>
+              <w:t>），并未与后端交互，任何手机号都能登录</w:t>
+            </w:r>
+          </w:p>
+        </w:tc>
+        <w:tc>
+          <w:tcPr>
+            <w:tcW w:type="dxa" w:w="2160"/>
+            <w:shd w:val="clear" w:color="auto" w:fill="F4F7FB"/>
+          </w:tcPr>
+          <w:p>
+            <w:pPr>
+              <w:spacing w:after="0" w:before="0"/>
+            </w:pPr>
+          </w:p>
+          <w:p>
+            <w:pPr>
+              <w:spacing w:after="0"/>
+            </w:pPr>
+            <w:r>
+              <w:rPr>
+                <w:rFonts w:ascii="宋体" w:hAnsi="宋体" w:eastAsia="宋体"/>
+                <w:b w:val="0"/>
+                <w:sz w:val="19"/>
+              </w:rPr>
+              <w:t xml:space="preserve">后端新增 </w:t>
+            </w:r>
+            <w:r>
+              <w:rPr>
+                <w:rFonts w:ascii="Consolas" w:hAnsi="Consolas" w:eastAsia="Consolas"/>
+                <w:b w:val="0"/>
+                <w:sz w:val="19"/>
+              </w:rPr>
+              <w:t>POST /api/auth/miniapp-login</w:t>
+            </w:r>
+            <w:r>
+              <w:rPr>
+                <w:rFonts w:ascii="宋体" w:hAnsi="宋体" w:eastAsia="宋体"/>
+                <w:b w:val="0"/>
+                <w:sz w:val="19"/>
+              </w:rPr>
+              <w:t xml:space="preserve">（permitAll）：演示验证码 </w:t>
+            </w:r>
+            <w:r>
+              <w:rPr>
+                <w:rFonts w:ascii="Consolas" w:hAnsi="Consolas" w:eastAsia="Consolas"/>
+                <w:b w:val="0"/>
+                <w:sz w:val="19"/>
+              </w:rPr>
+              <w:t>1234</w:t>
+            </w:r>
+            <w:r>
+              <w:rPr>
+                <w:rFonts w:ascii="宋体" w:hAnsi="宋体" w:eastAsia="宋体"/>
+                <w:b w:val="0"/>
+                <w:sz w:val="19"/>
+              </w:rPr>
+              <w:t xml:space="preserve"> → 查客户 → 签发</w:t>
+            </w:r>
+            <w:r>
+              <w:rPr>
+                <w:rFonts w:ascii="宋体" w:hAnsi="宋体" w:eastAsia="宋体"/>
+                <w:b/>
+                <w:sz w:val="19"/>
+              </w:rPr>
+              <w:t>真实 JWT</w:t>
+            </w:r>
+            <w:r>
+              <w:rPr>
+                <w:rFonts w:ascii="宋体" w:hAnsi="宋体" w:eastAsia="宋体"/>
+                <w:b w:val="0"/>
+                <w:sz w:val="19"/>
+              </w:rPr>
+              <w:t xml:space="preserve">（dept=CUSTOMER）；两端 </w:t>
+            </w:r>
+            <w:r>
+              <w:rPr>
+                <w:rFonts w:ascii="Consolas" w:hAnsi="Consolas" w:eastAsia="Consolas"/>
+                <w:b w:val="0"/>
+                <w:sz w:val="19"/>
+              </w:rPr>
+              <w:t>login</w:t>
+            </w:r>
+            <w:r>
+              <w:rPr>
+                <w:rFonts w:ascii="宋体" w:hAnsi="宋体" w:eastAsia="宋体"/>
+                <w:b w:val="0"/>
+                <w:sz w:val="19"/>
+              </w:rPr>
+              <w:t>/</w:t>
+            </w:r>
+            <w:r>
+              <w:rPr>
+                <w:rFonts w:ascii="Consolas" w:hAnsi="Consolas" w:eastAsia="Consolas"/>
+                <w:b w:val="0"/>
+                <w:sz w:val="19"/>
+              </w:rPr>
+              <w:t>workerLogin</w:t>
+            </w:r>
+            <w:r>
+              <w:rPr>
+                <w:rFonts w:ascii="宋体" w:hAnsi="宋体" w:eastAsia="宋体"/>
+                <w:b w:val="0"/>
+                <w:sz w:val="19"/>
+              </w:rPr>
+              <w:t xml:space="preserve"> 改调真实接口</w:t>
+            </w:r>
+          </w:p>
+        </w:tc>
+      </w:tr>
+      <w:tr>
+        <w:tc>
+          <w:tcPr>
+            <w:tcW w:type="dxa" w:w="2160"/>
+          </w:tcPr>
+          <w:p>
+            <w:pPr>
+              <w:spacing w:after="0" w:before="0"/>
+            </w:pPr>
+          </w:p>
+          <w:p>
+            <w:pPr>
+              <w:spacing w:after="0"/>
+            </w:pPr>
+            <w:r>
+              <w:rPr>
+                <w:rFonts w:ascii="宋体" w:hAnsi="宋体" w:eastAsia="宋体"/>
+                <w:b w:val="0"/>
+                <w:sz w:val="19"/>
+              </w:rPr>
+              <w:t>7</w:t>
+            </w:r>
+          </w:p>
+        </w:tc>
+        <w:tc>
+          <w:tcPr>
+            <w:tcW w:type="dxa" w:w="2160"/>
+          </w:tcPr>
+          <w:p>
+            <w:pPr>
+              <w:spacing w:after="0" w:before="0"/>
+            </w:pPr>
+          </w:p>
+          <w:p>
+            <w:pPr>
+              <w:spacing w:after="0"/>
+            </w:pPr>
+            <w:r>
+              <w:rPr>
+                <w:rFonts w:ascii="宋体" w:hAnsi="宋体" w:eastAsia="宋体"/>
+                <w:b w:val="0"/>
+                <w:sz w:val="19"/>
+              </w:rPr>
+              <w:t>任何接口</w:t>
+            </w:r>
+            <w:r>
+              <w:rPr>
+                <w:rFonts w:ascii="宋体" w:hAnsi="宋体" w:eastAsia="宋体"/>
+                <w:b/>
+                <w:sz w:val="19"/>
+              </w:rPr>
+              <w:t>报错都被当成成功</w:t>
+            </w:r>
+          </w:p>
+        </w:tc>
+        <w:tc>
+          <w:tcPr>
+            <w:tcW w:type="dxa" w:w="2160"/>
+          </w:tcPr>
+          <w:p>
+            <w:pPr>
+              <w:spacing w:after="0" w:before="0"/>
+            </w:pPr>
+          </w:p>
+          <w:p>
+            <w:pPr>
+              <w:spacing w:after="0"/>
+            </w:pPr>
+            <w:r>
+              <w:rPr>
+                <w:rFonts w:ascii="Consolas" w:hAnsi="Consolas" w:eastAsia="Consolas"/>
+                <w:b w:val="0"/>
+                <w:sz w:val="19"/>
+              </w:rPr>
+              <w:t>utils/api.js</w:t>
+            </w:r>
+            <w:r>
+              <w:rPr>
+                <w:rFonts w:ascii="宋体" w:hAnsi="宋体" w:eastAsia="宋体"/>
+                <w:b w:val="0"/>
+                <w:sz w:val="19"/>
+              </w:rPr>
+              <w:t xml:space="preserve"> 的 </w:t>
+            </w:r>
+            <w:r>
+              <w:rPr>
+                <w:rFonts w:ascii="Consolas" w:hAnsi="Consolas" w:eastAsia="Consolas"/>
+                <w:b w:val="0"/>
+                <w:sz w:val="19"/>
+              </w:rPr>
+              <w:t>request()</w:t>
+            </w:r>
+            <w:r>
+              <w:rPr>
+                <w:rFonts w:ascii="宋体" w:hAnsi="宋体" w:eastAsia="宋体"/>
+                <w:b w:val="0"/>
+                <w:sz w:val="19"/>
+              </w:rPr>
+              <w:t xml:space="preserve"> 只在 </w:t>
+            </w:r>
+            <w:r>
+              <w:rPr>
+                <w:rFonts w:ascii="Consolas" w:hAnsi="Consolas" w:eastAsia="Consolas"/>
+                <w:b w:val="0"/>
+                <w:sz w:val="19"/>
+              </w:rPr>
+              <w:t>fail</w:t>
+            </w:r>
+            <w:r>
+              <w:rPr>
+                <w:rFonts w:ascii="宋体" w:hAnsi="宋体" w:eastAsia="宋体"/>
+                <w:b w:val="0"/>
+                <w:sz w:val="19"/>
+              </w:rPr>
+              <w:t xml:space="preserve"> 时 reject，</w:t>
+            </w:r>
+            <w:r>
+              <w:rPr>
+                <w:rFonts w:ascii="Consolas" w:hAnsi="Consolas" w:eastAsia="Consolas"/>
+                <w:b w:val="0"/>
+                <w:sz w:val="19"/>
+              </w:rPr>
+              <w:t>success</w:t>
+            </w:r>
+            <w:r>
+              <w:rPr>
+                <w:rFonts w:ascii="宋体" w:hAnsi="宋体" w:eastAsia="宋体"/>
+                <w:b w:val="0"/>
+                <w:sz w:val="19"/>
+              </w:rPr>
+              <w:t xml:space="preserve"> 回调里对 </w:t>
+            </w:r>
+            <w:r>
+              <w:rPr>
+                <w:rFonts w:ascii="Consolas" w:hAnsi="Consolas" w:eastAsia="Consolas"/>
+                <w:b w:val="0"/>
+                <w:sz w:val="19"/>
+              </w:rPr>
+              <w:t>statusCode&gt;=400</w:t>
+            </w:r>
+            <w:r>
+              <w:rPr>
+                <w:rFonts w:ascii="宋体" w:hAnsi="宋体" w:eastAsia="宋体"/>
+                <w:b w:val="0"/>
+                <w:sz w:val="19"/>
+              </w:rPr>
+              <w:t xml:space="preserve"> 仍 </w:t>
+            </w:r>
+            <w:r>
+              <w:rPr>
+                <w:rFonts w:ascii="Consolas" w:hAnsi="Consolas" w:eastAsia="Consolas"/>
+                <w:b w:val="0"/>
+                <w:sz w:val="19"/>
+              </w:rPr>
+              <w:t>resolve</w:t>
+            </w:r>
+            <w:r>
+              <w:rPr>
+                <w:rFonts w:ascii="宋体" w:hAnsi="宋体" w:eastAsia="宋体"/>
+                <w:b w:val="0"/>
+                <w:sz w:val="19"/>
+              </w:rPr>
+              <w:t>，导致 401/403/404 时页面静默无数据、难以排查</w:t>
+            </w:r>
+          </w:p>
+        </w:tc>
+        <w:tc>
+          <w:tcPr>
+            <w:tcW w:type="dxa" w:w="2160"/>
+          </w:tcPr>
+          <w:p>
+            <w:pPr>
+              <w:spacing w:after="0" w:before="0"/>
+            </w:pPr>
+          </w:p>
+          <w:p>
+            <w:pPr>
+              <w:spacing w:after="0"/>
+            </w:pPr>
+            <w:r>
+              <w:rPr>
+                <w:rFonts w:ascii="Consolas" w:hAnsi="Consolas" w:eastAsia="Consolas"/>
+                <w:b w:val="0"/>
+                <w:sz w:val="19"/>
+              </w:rPr>
+              <w:t>request()</w:t>
+            </w:r>
+            <w:r>
+              <w:rPr>
+                <w:rFonts w:ascii="宋体" w:hAnsi="宋体" w:eastAsia="宋体"/>
+                <w:b w:val="0"/>
+                <w:sz w:val="19"/>
+              </w:rPr>
+              <w:t xml:space="preserve"> 改为非 2xx 一律 </w:t>
+            </w:r>
+            <w:r>
+              <w:rPr>
+                <w:rFonts w:ascii="Consolas" w:hAnsi="Consolas" w:eastAsia="Consolas"/>
+                <w:b w:val="0"/>
+                <w:sz w:val="19"/>
+              </w:rPr>
+              <w:t>reject</w:t>
+            </w:r>
+            <w:r>
+              <w:rPr>
+                <w:rFonts w:ascii="宋体" w:hAnsi="宋体" w:eastAsia="宋体"/>
+                <w:b w:val="0"/>
+                <w:sz w:val="19"/>
+              </w:rPr>
+              <w:t>（带 message），与后端统一错误结构对齐；两端同改</w:t>
+            </w:r>
+          </w:p>
+        </w:tc>
+      </w:tr>
     </w:tbl>
     <w:p>
       <w:pPr>
@@ -12555,7 +13570,7 @@
           <w:color w:val="555555"/>
           <w:sz w:val="19"/>
         </w:rPr>
-        <w:t>三者均已回归验证；第 1 条尤其值得记录——它证明「静默 catch」会把一个 3 行的解析 Bug 放大成整个鉴权体系失效。</w:t>
+        <w:t>第 1–3 条于 RBAC 阶段修复；第 4–7 条于 M8（小程序缺陷修复）修复。第 7 条与第 1 条同源——**静默吞错**是系统性风险：后端过滤器曾静默吞 JWT 异常、前端 `request` 曾静默吞 HTTP 错误，二者都会把明确的失败伪装成「无数据」。</w:t>
       </w:r>
     </w:p>
     <w:sectPr>

--- a/docs/功能进度说明书.docx
+++ b/docs/功能进度说明书.docx
@@ -27,9 +27,198 @@
           <w:color w:val="555555"/>
           <w:sz w:val="19"/>
         </w:rPr>
-        <w:t>文档版本：v1.6 ｜ 对应设计稿：v1.9 ｜ 更新日期：2026-09-14</w:t>
+        <w:t>文档版本：v1.7 ｜ 对应设计稿：v2.1 ｜ 更新日期：2026-09-15</w:t>
         <w:br/>
         <w:t>目的：清晰呈现各功能模块「已完成 / 部分完成 / 规划中」的现状，对齐研发、产品与运营预期。</w:t>
+        <w:br/>
+      </w:r>
+      <w:r>
+        <w:rPr>
+          <w:rFonts w:ascii="宋体" w:hAnsi="宋体" w:eastAsia="宋体"/>
+          <w:b/>
+          <w:color w:val="555555"/>
+          <w:sz w:val="19"/>
+        </w:rPr>
+        <w:t>v1.7 变更</w:t>
+      </w:r>
+      <w:r>
+        <w:rPr>
+          <w:rFonts w:ascii="宋体" w:hAnsi="宋体" w:eastAsia="宋体"/>
+          <w:b w:val="0"/>
+          <w:color w:val="555555"/>
+          <w:sz w:val="19"/>
+        </w:rPr>
+        <w:t>：M10 收尾「凭证落地 + 文档与实现对齐」——</w:t>
+        <w:br/>
+        <w:t xml:space="preserve">① 客户端小程序 </w:t>
+      </w:r>
+      <w:r>
+        <w:rPr>
+          <w:rFonts w:ascii="Consolas" w:hAnsi="Consolas" w:eastAsia="Consolas"/>
+          <w:b w:val="0"/>
+          <w:color w:val="C0392B"/>
+          <w:sz w:val="18"/>
+        </w:rPr>
+        <w:t>project.config.json</w:t>
+      </w:r>
+      <w:r>
+        <w:rPr>
+          <w:rFonts w:ascii="宋体" w:hAnsi="宋体" w:eastAsia="宋体"/>
+          <w:b w:val="0"/>
+          <w:color w:val="555555"/>
+          <w:sz w:val="19"/>
+        </w:rPr>
+        <w:t xml:space="preserve"> 已写入</w:t>
+      </w:r>
+      <w:r>
+        <w:rPr>
+          <w:rFonts w:ascii="宋体" w:hAnsi="宋体" w:eastAsia="宋体"/>
+          <w:b/>
+          <w:color w:val="555555"/>
+          <w:sz w:val="19"/>
+        </w:rPr>
+        <w:t>真实 AppID `wxcc344ad7f4f849d4`</w:t>
+      </w:r>
+      <w:r>
+        <w:rPr>
+          <w:rFonts w:ascii="宋体" w:hAnsi="宋体" w:eastAsia="宋体"/>
+          <w:b w:val="0"/>
+          <w:color w:val="555555"/>
+          <w:sz w:val="19"/>
+        </w:rPr>
+        <w:t xml:space="preserve">（不再使用 </w:t>
+      </w:r>
+      <w:r>
+        <w:rPr>
+          <w:rFonts w:ascii="Consolas" w:hAnsi="Consolas" w:eastAsia="Consolas"/>
+          <w:b w:val="0"/>
+          <w:color w:val="C0392B"/>
+          <w:sz w:val="18"/>
+        </w:rPr>
+        <w:t>touristappid</w:t>
+      </w:r>
+      <w:r>
+        <w:rPr>
+          <w:rFonts w:ascii="宋体" w:hAnsi="宋体" w:eastAsia="宋体"/>
+          <w:b w:val="0"/>
+          <w:color w:val="555555"/>
+          <w:sz w:val="19"/>
+        </w:rPr>
+        <w:t xml:space="preserve">），后端 </w:t>
+      </w:r>
+      <w:r>
+        <w:rPr>
+          <w:rFonts w:ascii="Consolas" w:hAnsi="Consolas" w:eastAsia="Consolas"/>
+          <w:b w:val="0"/>
+          <w:color w:val="C0392B"/>
+          <w:sz w:val="18"/>
+        </w:rPr>
+        <w:t>application.yml</w:t>
+      </w:r>
+      <w:r>
+        <w:rPr>
+          <w:rFonts w:ascii="宋体" w:hAnsi="宋体" w:eastAsia="宋体"/>
+          <w:b w:val="0"/>
+          <w:color w:val="555555"/>
+          <w:sz w:val="19"/>
+        </w:rPr>
+        <w:t xml:space="preserve"> 的 </w:t>
+      </w:r>
+      <w:r>
+        <w:rPr>
+          <w:rFonts w:ascii="Consolas" w:hAnsi="Consolas" w:eastAsia="Consolas"/>
+          <w:b w:val="0"/>
+          <w:color w:val="C0392B"/>
+          <w:sz w:val="18"/>
+        </w:rPr>
+        <w:t>app.wechat.miniapp.appid</w:t>
+      </w:r>
+      <w:r>
+        <w:rPr>
+          <w:rFonts w:ascii="宋体" w:hAnsi="宋体" w:eastAsia="宋体"/>
+          <w:b w:val="0"/>
+          <w:color w:val="555555"/>
+          <w:sz w:val="19"/>
+        </w:rPr>
+        <w:t xml:space="preserve"> 同步设默认值为该 AppID，</w:t>
+      </w:r>
+      <w:r>
+        <w:rPr>
+          <w:rFonts w:ascii="宋体" w:hAnsi="宋体" w:eastAsia="宋体"/>
+          <w:b/>
+          <w:color w:val="555555"/>
+          <w:sz w:val="19"/>
+        </w:rPr>
+        <w:t>只需再注入环境变量 `WECHAT_SECRET` 即自动切换真实 `code2Session` 登录</w:t>
+      </w:r>
+      <w:r>
+        <w:rPr>
+          <w:rFonts w:ascii="宋体" w:hAnsi="宋体" w:eastAsia="宋体"/>
+          <w:b w:val="0"/>
+          <w:color w:val="555555"/>
+          <w:sz w:val="19"/>
+        </w:rPr>
+        <w:t>；</w:t>
+        <w:br/>
+        <w:t xml:space="preserve">② 修正第 2 节师傅端 6 行已过期的接口口径：M10 起已由后台端点 </w:t>
+      </w:r>
+      <w:r>
+        <w:rPr>
+          <w:rFonts w:ascii="Consolas" w:hAnsi="Consolas" w:eastAsia="Consolas"/>
+          <w:b w:val="0"/>
+          <w:color w:val="C0392B"/>
+          <w:sz w:val="18"/>
+        </w:rPr>
+        <w:t>/api/admin/work-orders</w:t>
+      </w:r>
+      <w:r>
+        <w:rPr>
+          <w:rFonts w:ascii="宋体" w:hAnsi="宋体" w:eastAsia="宋体"/>
+          <w:b w:val="0"/>
+          <w:color w:val="555555"/>
+          <w:sz w:val="19"/>
+        </w:rPr>
+        <w:t xml:space="preserve"> 改为专属端点 </w:t>
+      </w:r>
+      <w:r>
+        <w:rPr>
+          <w:rFonts w:ascii="Consolas" w:hAnsi="Consolas" w:eastAsia="Consolas"/>
+          <w:b w:val="0"/>
+          <w:color w:val="C0392B"/>
+          <w:sz w:val="18"/>
+        </w:rPr>
+        <w:t>/api/worker/*</w:t>
+      </w:r>
+      <w:r>
+        <w:rPr>
+          <w:rFonts w:ascii="宋体" w:hAnsi="宋体" w:eastAsia="宋体"/>
+          <w:b w:val="0"/>
+          <w:color w:val="555555"/>
+          <w:sz w:val="19"/>
+        </w:rPr>
+        <w:t>（服务端按 token 隔离）；</w:t>
+        <w:br/>
+        <w:t>③ 新增第 5 节「外部凭证与环境变量」清单，明确「已就绪 / 待注入」边界；</w:t>
+        <w:br/>
+        <w:t xml:space="preserve">④ 口径复核：接口 56（GET 36 / POST 15 / PUT 5）、web-admin 25 </w:t>
+      </w:r>
+      <w:r>
+        <w:rPr>
+          <w:rFonts w:ascii="Consolas" w:hAnsi="Consolas" w:eastAsia="Consolas"/>
+          <w:b w:val="0"/>
+          <w:color w:val="C0392B"/>
+          <w:sz w:val="18"/>
+        </w:rPr>
+        <w:t>.vue</w:t>
+      </w:r>
+      <w:r>
+        <w:rPr>
+          <w:rFonts w:ascii="宋体" w:hAnsi="宋体" w:eastAsia="宋体"/>
+          <w:b w:val="0"/>
+          <w:color w:val="555555"/>
+          <w:sz w:val="19"/>
+        </w:rPr>
+        <w:t>（22 业务页 + 登录 + 403 + 404）/ 22 路由、客户端 20 页、师傅端 8 页、DB 25 张表，四项均与源码实测一致。</w:t>
         <w:br/>
       </w:r>
       <w:r>
@@ -4157,7 +4346,7 @@
                 <w:b w:val="0"/>
                 <w:sz w:val="19"/>
               </w:rPr>
-              <w:t>今日工单概览 + 容量/排班快捷入口</w:t>
+              <w:t>今日工单概览（统计卡）+ 快捷入口</w:t>
             </w:r>
           </w:p>
         </w:tc>
@@ -4173,7 +4362,7 @@
                 <w:b w:val="0"/>
                 <w:sz w:val="19"/>
               </w:rPr>
-              <w:t>GET /admin/work-orders</w:t>
+              <w:t>GET /api/worker/summary</w:t>
             </w:r>
           </w:p>
         </w:tc>
@@ -4243,7 +4432,15 @@
                 <w:b w:val="0"/>
                 <w:sz w:val="19"/>
               </w:rPr>
-              <w:t>工单列表（待接/进行中/已完成）+ 详情</w:t>
+              <w:t>列表（待接/进行中/已完成）+ 详情，</w:t>
+            </w:r>
+            <w:r>
+              <w:rPr>
+                <w:rFonts w:ascii="宋体" w:hAnsi="宋体" w:eastAsia="宋体"/>
+                <w:b/>
+                <w:sz w:val="19"/>
+              </w:rPr>
+              <w:t>服务端按 token 只返回本人工单</w:t>
             </w:r>
           </w:p>
         </w:tc>
@@ -4260,7 +4457,7 @@
                 <w:b w:val="0"/>
                 <w:sz w:val="19"/>
               </w:rPr>
-              <w:t>GET /admin/work-orders · GET /{id}</w:t>
+              <w:t>GET /api/worker/work-orders · GET /api/worker/work-orders/{id}</w:t>
             </w:r>
           </w:p>
         </w:tc>
@@ -4326,7 +4523,15 @@
                 <w:b w:val="0"/>
                 <w:sz w:val="19"/>
               </w:rPr>
-              <w:t>完工拍照/测速结果上传 + 提交</w:t>
+              <w:t>测速/签名/服务项提交并置 DONE，</w:t>
+            </w:r>
+            <w:r>
+              <w:rPr>
+                <w:rFonts w:ascii="宋体" w:hAnsi="宋体" w:eastAsia="宋体"/>
+                <w:b/>
+                <w:sz w:val="19"/>
+              </w:rPr>
+              <w:t>越权工单返回 400</w:t>
             </w:r>
           </w:p>
         </w:tc>
@@ -4342,7 +4547,7 @@
                 <w:b w:val="0"/>
                 <w:sz w:val="19"/>
               </w:rPr>
-              <w:t>POST /admin/work-orders（状态）</w:t>
+              <w:t>POST /api/worker/work-orders/{id}/complete</w:t>
             </w:r>
           </w:p>
         </w:tc>
@@ -4409,10 +4614,18 @@
             <w:r>
               <w:rPr>
                 <w:rFonts w:ascii="宋体" w:hAnsi="宋体" w:eastAsia="宋体"/>
-                <w:b w:val="0"/>
-                <w:sz w:val="19"/>
-              </w:rPr>
-              <w:t>时段容量热力 + 个人容量配置</w:t>
+                <w:b/>
+                <w:sz w:val="19"/>
+              </w:rPr>
+              <w:t>本人</w:t>
+            </w:r>
+            <w:r>
+              <w:rPr>
+                <w:rFonts w:ascii="宋体" w:hAnsi="宋体" w:eastAsia="宋体"/>
+                <w:b w:val="0"/>
+                <w:sz w:val="19"/>
+              </w:rPr>
+              <w:t>时段容量占用看板（原全局容量）</w:t>
             </w:r>
           </w:p>
         </w:tc>
@@ -4429,7 +4642,7 @@
                 <w:b w:val="0"/>
                 <w:sz w:val="19"/>
               </w:rPr>
-              <w:t>GET /api/dispatch/capacity · GET /admin/workers</w:t>
+              <w:t>GET /api/worker/capacity</w:t>
             </w:r>
           </w:p>
         </w:tc>
@@ -4495,7 +4708,7 @@
                 <w:b w:val="0"/>
                 <w:sz w:val="19"/>
               </w:rPr>
-              <w:t>当日工单路线/顺序规划（相邻优先）</w:t>
+              <w:t>未来 7 天排班 + 当日工单顺序（相邻优先）</w:t>
             </w:r>
           </w:p>
         </w:tc>
@@ -4511,7 +4724,7 @@
                 <w:b w:val="0"/>
                 <w:sz w:val="19"/>
               </w:rPr>
-              <w:t>—（前端排程展示）</w:t>
+              <w:t>GET /api/worker/schedule</w:t>
             </w:r>
           </w:p>
         </w:tc>
@@ -4581,7 +4794,41 @@
                 <w:b w:val="0"/>
                 <w:sz w:val="19"/>
               </w:rPr>
-              <w:t>装机测速结果录入（达标判定参考 SLA 引擎）</w:t>
+              <w:t>装机测速结果录入（</w:t>
+            </w:r>
+            <w:r>
+              <w:rPr>
+                <w:rFonts w:ascii="Consolas" w:hAnsi="Consolas" w:eastAsia="Consolas"/>
+                <w:b w:val="0"/>
+                <w:color w:val="C0392B"/>
+                <w:sz w:val="18"/>
+              </w:rPr>
+              <w:t>down_speed</w:t>
+            </w:r>
+            <w:r>
+              <w:rPr>
+                <w:rFonts w:ascii="宋体" w:hAnsi="宋体" w:eastAsia="宋体"/>
+                <w:b w:val="0"/>
+                <w:sz w:val="19"/>
+              </w:rPr>
+              <w:t>/</w:t>
+            </w:r>
+            <w:r>
+              <w:rPr>
+                <w:rFonts w:ascii="Consolas" w:hAnsi="Consolas" w:eastAsia="Consolas"/>
+                <w:b w:val="0"/>
+                <w:color w:val="C0392B"/>
+                <w:sz w:val="18"/>
+              </w:rPr>
+              <w:t>up_speed</w:t>
+            </w:r>
+            <w:r>
+              <w:rPr>
+                <w:rFonts w:ascii="宋体" w:hAnsi="宋体" w:eastAsia="宋体"/>
+                <w:b w:val="0"/>
+                <w:sz w:val="19"/>
+              </w:rPr>
+              <w:t xml:space="preserve"> 落库，达标判定参考 SLA 引擎）</w:t>
             </w:r>
           </w:p>
         </w:tc>
@@ -4598,7 +4845,7 @@
                 <w:b w:val="0"/>
                 <w:sz w:val="19"/>
               </w:rPr>
-              <w:t>POST /api/sla/evaluate</w:t>
+              <w:t>POST /api/sla/evaluate · POST /api/worker/…/complete</w:t>
             </w:r>
           </w:p>
         </w:tc>
@@ -4842,7 +5089,7 @@
                 <w:b w:val="0"/>
                 <w:sz w:val="19"/>
               </w:rPr>
-              <w:t xml:space="preserve">手机号登录改调真实 </w:t>
+              <w:t xml:space="preserve">手机号登录调真实 </w:t>
             </w:r>
             <w:r>
               <w:rPr>
@@ -5004,6 +5251,194 @@
       </w:tr>
     </w:tbl>
     <w:p/>
+    <w:p>
+      <w:pPr>
+        <w:ind w:left="227"/>
+      </w:pPr>
+      <w:r>
+        <w:rPr>
+          <w:rFonts w:ascii="宋体" w:hAnsi="宋体" w:eastAsia="宋体"/>
+          <w:b/>
+          <w:color w:val="555555"/>
+          <w:sz w:val="19"/>
+        </w:rPr>
+        <w:t>AppID 已配置</w:t>
+      </w:r>
+      <w:r>
+        <w:rPr>
+          <w:rFonts w:ascii="宋体" w:hAnsi="宋体" w:eastAsia="宋体"/>
+          <w:b w:val="0"/>
+          <w:color w:val="555555"/>
+          <w:sz w:val="19"/>
+        </w:rPr>
+        <w:t xml:space="preserve">：客户端与师傅端 </w:t>
+      </w:r>
+      <w:r>
+        <w:rPr>
+          <w:rFonts w:ascii="Consolas" w:hAnsi="Consolas" w:eastAsia="Consolas"/>
+          <w:b w:val="0"/>
+          <w:color w:val="C0392B"/>
+          <w:sz w:val="18"/>
+        </w:rPr>
+        <w:t>project.config.json</w:t>
+      </w:r>
+      <w:r>
+        <w:rPr>
+          <w:rFonts w:ascii="宋体" w:hAnsi="宋体" w:eastAsia="宋体"/>
+          <w:b w:val="0"/>
+          <w:color w:val="555555"/>
+          <w:sz w:val="19"/>
+        </w:rPr>
+        <w:t xml:space="preserve"> 均已写入真实 AppID </w:t>
+      </w:r>
+      <w:r>
+        <w:rPr>
+          <w:rFonts w:ascii="宋体" w:hAnsi="宋体" w:eastAsia="宋体"/>
+          <w:b/>
+          <w:color w:val="555555"/>
+          <w:sz w:val="19"/>
+        </w:rPr>
+        <w:t>`wxcc344ad7f4f849d4`</w:t>
+      </w:r>
+      <w:r>
+        <w:rPr>
+          <w:rFonts w:ascii="宋体" w:hAnsi="宋体" w:eastAsia="宋体"/>
+          <w:b w:val="0"/>
+          <w:color w:val="555555"/>
+          <w:sz w:val="19"/>
+        </w:rPr>
+        <w:t xml:space="preserve">（此前为 </w:t>
+      </w:r>
+      <w:r>
+        <w:rPr>
+          <w:rFonts w:ascii="Consolas" w:hAnsi="Consolas" w:eastAsia="Consolas"/>
+          <w:b w:val="0"/>
+          <w:color w:val="C0392B"/>
+          <w:sz w:val="18"/>
+        </w:rPr>
+        <w:t>touristappid</w:t>
+      </w:r>
+      <w:r>
+        <w:rPr>
+          <w:rFonts w:ascii="宋体" w:hAnsi="宋体" w:eastAsia="宋体"/>
+          <w:b w:val="0"/>
+          <w:color w:val="555555"/>
+          <w:sz w:val="19"/>
+        </w:rPr>
+        <w:t>）。</w:t>
+        <w:br/>
+        <w:t>⚠️ 两端当前</w:t>
+      </w:r>
+      <w:r>
+        <w:rPr>
+          <w:rFonts w:ascii="宋体" w:hAnsi="宋体" w:eastAsia="宋体"/>
+          <w:b/>
+          <w:color w:val="555555"/>
+          <w:sz w:val="19"/>
+        </w:rPr>
+        <w:t>共用同一 AppID</w:t>
+      </w:r>
+      <w:r>
+        <w:rPr>
+          <w:rFonts w:ascii="宋体" w:hAnsi="宋体" w:eastAsia="宋体"/>
+          <w:b w:val="0"/>
+          <w:color w:val="555555"/>
+          <w:sz w:val="19"/>
+        </w:rPr>
+        <w:t xml:space="preserve">，而设计上是两个独立小程序——正式提审前需由负责人确认：走「同主体多端」方案（后台同 AppID 注册两端），还是为师傅端单独申请 AppID 并回填 </w:t>
+      </w:r>
+      <w:r>
+        <w:rPr>
+          <w:rFonts w:ascii="Consolas" w:hAnsi="Consolas" w:eastAsia="Consolas"/>
+          <w:b w:val="0"/>
+          <w:color w:val="C0392B"/>
+          <w:sz w:val="18"/>
+        </w:rPr>
+        <w:t>broadband-worker/project.config.json</w:t>
+      </w:r>
+      <w:r>
+        <w:rPr>
+          <w:rFonts w:ascii="宋体" w:hAnsi="宋体" w:eastAsia="宋体"/>
+          <w:b w:val="0"/>
+          <w:color w:val="555555"/>
+          <w:sz w:val="19"/>
+        </w:rPr>
+        <w:t>。</w:t>
+        <w:br/>
+      </w:r>
+      <w:r>
+        <w:rPr>
+          <w:rFonts w:ascii="宋体" w:hAnsi="宋体" w:eastAsia="宋体"/>
+          <w:b/>
+          <w:color w:val="555555"/>
+          <w:sz w:val="19"/>
+        </w:rPr>
+        <w:t>数据隔离（M10）</w:t>
+      </w:r>
+      <w:r>
+        <w:rPr>
+          <w:rFonts w:ascii="宋体" w:hAnsi="宋体" w:eastAsia="宋体"/>
+          <w:b w:val="0"/>
+          <w:color w:val="555555"/>
+          <w:sz w:val="19"/>
+        </w:rPr>
+        <w:t xml:space="preserve">：上述 </w:t>
+      </w:r>
+      <w:r>
+        <w:rPr>
+          <w:rFonts w:ascii="Consolas" w:hAnsi="Consolas" w:eastAsia="Consolas"/>
+          <w:b w:val="0"/>
+          <w:color w:val="C0392B"/>
+          <w:sz w:val="18"/>
+        </w:rPr>
+        <w:t>/api/worker/*</w:t>
+      </w:r>
+      <w:r>
+        <w:rPr>
+          <w:rFonts w:ascii="宋体" w:hAnsi="宋体" w:eastAsia="宋体"/>
+          <w:b w:val="0"/>
+          <w:color w:val="555555"/>
+          <w:sz w:val="19"/>
+        </w:rPr>
+        <w:t xml:space="preserve"> 端点统一由服务端按 JWT 中的 </w:t>
+      </w:r>
+      <w:r>
+        <w:rPr>
+          <w:rFonts w:ascii="Consolas" w:hAnsi="Consolas" w:eastAsia="Consolas"/>
+          <w:b w:val="0"/>
+          <w:color w:val="C0392B"/>
+          <w:sz w:val="18"/>
+        </w:rPr>
+        <w:t>workerId</w:t>
+      </w:r>
+      <w:r>
+        <w:rPr>
+          <w:rFonts w:ascii="宋体" w:hAnsi="宋体" w:eastAsia="宋体"/>
+          <w:b w:val="0"/>
+          <w:color w:val="555555"/>
+          <w:sz w:val="19"/>
+        </w:rPr>
+        <w:t xml:space="preserve"> 过滤，客户端 </w:t>
+      </w:r>
+      <w:r>
+        <w:rPr>
+          <w:rFonts w:ascii="Consolas" w:hAnsi="Consolas" w:eastAsia="Consolas"/>
+          <w:b w:val="0"/>
+          <w:color w:val="C0392B"/>
+          <w:sz w:val="18"/>
+        </w:rPr>
+        <w:t>?workerId=</w:t>
+      </w:r>
+      <w:r>
+        <w:rPr>
+          <w:rFonts w:ascii="宋体" w:hAnsi="宋体" w:eastAsia="宋体"/>
+          <w:b w:val="0"/>
+          <w:color w:val="555555"/>
+          <w:sz w:val="19"/>
+        </w:rPr>
+        <w:t xml:space="preserve"> 传参被忽略，杜绝越权查看他人单。</w:t>
+      </w:r>
+    </w:p>
     <w:p>
       <w:pPr>
         <w:pStyle w:val="Heading1"/>
@@ -10857,7 +11292,7 @@
         </w:rPr>
         <w:t>（c 端开放层，登录态已接入真实 JWT 鉴权）。</w:t>
         <w:br/>
-        <w:t xml:space="preserve">剩余缺口：① 微信真实凭证（AppID/Secret）未提供，当前登录走演示码 </w:t>
+        <w:t xml:space="preserve">剩余缺口：① 微信 AppSecret 未注入，登录当前仍走演示码 </w:t>
       </w:r>
       <w:r>
         <w:rPr>
@@ -10875,11 +11310,663 @@
           <w:color w:val="555555"/>
           <w:sz w:val="19"/>
         </w:rPr>
-        <w:t xml:space="preserve"> 回退路径（双路径代码已就绪，配好即自动切换）；</w:t>
+        <w:t xml:space="preserve"> 回退路径（AppID 已就位，仅需导出环境变量 </w:t>
+      </w:r>
+      <w:r>
+        <w:rPr>
+          <w:rFonts w:ascii="Consolas" w:hAnsi="Consolas" w:eastAsia="Consolas"/>
+          <w:b w:val="0"/>
+          <w:color w:val="C0392B"/>
+          <w:sz w:val="18"/>
+        </w:rPr>
+        <w:t>WECHAT_SECRET</w:t>
+      </w:r>
+      <w:r>
+        <w:rPr>
+          <w:rFonts w:ascii="宋体" w:hAnsi="宋体" w:eastAsia="宋体"/>
+          <w:b w:val="0"/>
+          <w:color w:val="555555"/>
+          <w:sz w:val="19"/>
+        </w:rPr>
+        <w:t xml:space="preserve"> 即可自动切到 </w:t>
+      </w:r>
+      <w:r>
+        <w:rPr>
+          <w:rFonts w:ascii="Consolas" w:hAnsi="Consolas" w:eastAsia="Consolas"/>
+          <w:b w:val="0"/>
+          <w:color w:val="C0392B"/>
+          <w:sz w:val="18"/>
+        </w:rPr>
+        <w:t>code2Session</w:t>
+      </w:r>
+      <w:r>
+        <w:rPr>
+          <w:rFonts w:ascii="宋体" w:hAnsi="宋体" w:eastAsia="宋体"/>
+          <w:b w:val="0"/>
+          <w:color w:val="555555"/>
+          <w:sz w:val="19"/>
+        </w:rPr>
+        <w:t>）；</w:t>
         <w:br/>
-        <w:t>② 师傅端数据绑定（工单列表/排班/容量）与页面视觉验收尚未完成；③ 下单→派单→装机→SLA→评价的业务闭环未端到端联调（支付可后置）。</w:t>
+        <w:t>② 师傅端页面视觉验收（无浏览器，需微信开发者工具导入后截图）；③ 下单→派单→装机→SLA→评价的业务闭环未端到端联调（支付可后置）。</w:t>
       </w:r>
     </w:p>
+    <w:p>
+      <w:pPr>
+        <w:pStyle w:val="Heading2"/>
+      </w:pPr>
+      <w:r>
+        <w:rPr>
+          <w:rFonts w:ascii="微软雅黑" w:hAnsi="微软雅黑" w:eastAsia="微软雅黑"/>
+          <w:b/>
+          <w:color w:val="1F4E79"/>
+          <w:sz w:val="25"/>
+        </w:rPr>
+        <w:t>5.1 外部凭证与环境变量清单（v1.7 新增）</w:t>
+      </w:r>
+    </w:p>
+    <w:tbl>
+      <w:tblPr>
+        <w:tblStyle w:val="TableGrid"/>
+        <w:tblW w:type="auto" w:w="0"/>
+        <w:jc w:val="center"/>
+        <w:tblLook w:firstColumn="1" w:firstRow="1" w:lastColumn="0" w:lastRow="0" w:noHBand="0" w:noVBand="1" w:val="04A0"/>
+      </w:tblPr>
+      <w:tblGrid>
+        <w:gridCol w:w="2436"/>
+        <w:gridCol w:w="2436"/>
+        <w:gridCol w:w="2436"/>
+        <w:gridCol w:w="2436"/>
+      </w:tblGrid>
+      <w:tr>
+        <w:tc>
+          <w:tcPr>
+            <w:tcW w:type="dxa" w:w="2436"/>
+            <w:shd w:val="clear" w:color="auto" w:fill="1F4E79"/>
+          </w:tcPr>
+          <w:p>
+            <w:r/>
+            <w:r>
+              <w:rPr>
+                <w:rFonts w:ascii="微软雅黑" w:hAnsi="微软雅黑" w:eastAsia="微软雅黑"/>
+                <w:b/>
+                <w:color w:val="FFFFFF"/>
+                <w:sz w:val="19"/>
+              </w:rPr>
+              <w:t>凭证 / 变量</w:t>
+            </w:r>
+          </w:p>
+        </w:tc>
+        <w:tc>
+          <w:tcPr>
+            <w:tcW w:type="dxa" w:w="2436"/>
+            <w:shd w:val="clear" w:color="auto" w:fill="1F4E79"/>
+          </w:tcPr>
+          <w:p>
+            <w:r/>
+            <w:r>
+              <w:rPr>
+                <w:rFonts w:ascii="微软雅黑" w:hAnsi="微软雅黑" w:eastAsia="微软雅黑"/>
+                <w:b/>
+                <w:color w:val="FFFFFF"/>
+                <w:sz w:val="19"/>
+              </w:rPr>
+              <w:t>位置</w:t>
+            </w:r>
+          </w:p>
+        </w:tc>
+        <w:tc>
+          <w:tcPr>
+            <w:tcW w:type="dxa" w:w="2436"/>
+            <w:shd w:val="clear" w:color="auto" w:fill="1F4E79"/>
+          </w:tcPr>
+          <w:p>
+            <w:r/>
+            <w:r>
+              <w:rPr>
+                <w:rFonts w:ascii="微软雅黑" w:hAnsi="微软雅黑" w:eastAsia="微软雅黑"/>
+                <w:b/>
+                <w:color w:val="FFFFFF"/>
+                <w:sz w:val="19"/>
+              </w:rPr>
+              <w:t>状态</w:t>
+            </w:r>
+          </w:p>
+        </w:tc>
+        <w:tc>
+          <w:tcPr>
+            <w:tcW w:type="dxa" w:w="2436"/>
+            <w:shd w:val="clear" w:color="auto" w:fill="1F4E79"/>
+          </w:tcPr>
+          <w:p>
+            <w:r/>
+            <w:r>
+              <w:rPr>
+                <w:rFonts w:ascii="微软雅黑" w:hAnsi="微软雅黑" w:eastAsia="微软雅黑"/>
+                <w:b/>
+                <w:color w:val="FFFFFF"/>
+                <w:sz w:val="19"/>
+              </w:rPr>
+              <w:t>说明</w:t>
+            </w:r>
+          </w:p>
+        </w:tc>
+      </w:tr>
+      <w:tr>
+        <w:tc>
+          <w:tcPr>
+            <w:tcW w:type="dxa" w:w="2436"/>
+          </w:tcPr>
+          <w:p>
+            <w:r/>
+            <w:r>
+              <w:rPr>
+                <w:rFonts w:ascii="宋体" w:hAnsi="宋体" w:eastAsia="宋体"/>
+                <w:b w:val="0"/>
+                <w:sz w:val="19"/>
+              </w:rPr>
+              <w:t>微信小程序 AppID</w:t>
+            </w:r>
+          </w:p>
+        </w:tc>
+        <w:tc>
+          <w:tcPr>
+            <w:tcW w:type="dxa" w:w="2436"/>
+          </w:tcPr>
+          <w:p>
+            <w:r/>
+            <w:r>
+              <w:rPr>
+                <w:rFonts w:ascii="Consolas" w:hAnsi="Consolas" w:eastAsia="Consolas"/>
+                <w:b w:val="0"/>
+                <w:color w:val="C0392B"/>
+                <w:sz w:val="18"/>
+              </w:rPr>
+              <w:t>broadband-miniapp/project.config.json</w:t>
+            </w:r>
+            <w:r>
+              <w:rPr>
+                <w:rFonts w:ascii="宋体" w:hAnsi="宋体" w:eastAsia="宋体"/>
+                <w:b w:val="0"/>
+                <w:sz w:val="19"/>
+              </w:rPr>
+              <w:t xml:space="preserve"> · </w:t>
+            </w:r>
+            <w:r>
+              <w:rPr>
+                <w:rFonts w:ascii="Consolas" w:hAnsi="Consolas" w:eastAsia="Consolas"/>
+                <w:b w:val="0"/>
+                <w:color w:val="C0392B"/>
+                <w:sz w:val="18"/>
+              </w:rPr>
+              <w:t>broadband-worker/project.config.json</w:t>
+            </w:r>
+            <w:r>
+              <w:rPr>
+                <w:rFonts w:ascii="宋体" w:hAnsi="宋体" w:eastAsia="宋体"/>
+                <w:b w:val="0"/>
+                <w:sz w:val="19"/>
+              </w:rPr>
+              <w:t xml:space="preserve"> · 后端 </w:t>
+            </w:r>
+            <w:r>
+              <w:rPr>
+                <w:rFonts w:ascii="Consolas" w:hAnsi="Consolas" w:eastAsia="Consolas"/>
+                <w:b w:val="0"/>
+                <w:color w:val="C0392B"/>
+                <w:sz w:val="18"/>
+              </w:rPr>
+              <w:t>app.wechat.miniapp.appid</w:t>
+            </w:r>
+          </w:p>
+        </w:tc>
+        <w:tc>
+          <w:tcPr>
+            <w:tcW w:type="dxa" w:w="2436"/>
+          </w:tcPr>
+          <w:p>
+            <w:r/>
+            <w:r>
+              <w:rPr>
+                <w:rFonts w:ascii="宋体" w:hAnsi="宋体" w:eastAsia="宋体"/>
+                <w:b w:val="0"/>
+                <w:sz w:val="19"/>
+              </w:rPr>
+              <w:t>✅ 已配置</w:t>
+            </w:r>
+          </w:p>
+        </w:tc>
+        <w:tc>
+          <w:tcPr>
+            <w:tcW w:type="dxa" w:w="2436"/>
+          </w:tcPr>
+          <w:p>
+            <w:r/>
+            <w:r>
+              <w:rPr>
+                <w:rFonts w:ascii="Consolas" w:hAnsi="Consolas" w:eastAsia="Consolas"/>
+                <w:b w:val="0"/>
+                <w:color w:val="C0392B"/>
+                <w:sz w:val="18"/>
+              </w:rPr>
+              <w:t>wxcc344ad7f4f849d4</w:t>
+            </w:r>
+            <w:r>
+              <w:rPr>
+                <w:rFonts w:ascii="宋体" w:hAnsi="宋体" w:eastAsia="宋体"/>
+                <w:b w:val="0"/>
+                <w:sz w:val="19"/>
+              </w:rPr>
+              <w:t>；两端共用，提审前确认是否需拆分（见第 2 节备注）</w:t>
+            </w:r>
+          </w:p>
+        </w:tc>
+      </w:tr>
+      <w:tr>
+        <w:tc>
+          <w:tcPr>
+            <w:tcW w:type="dxa" w:w="2436"/>
+            <w:shd w:val="clear" w:color="auto" w:fill="F2F6FA"/>
+          </w:tcPr>
+          <w:p>
+            <w:r/>
+            <w:r>
+              <w:rPr>
+                <w:rFonts w:ascii="宋体" w:hAnsi="宋体" w:eastAsia="宋体"/>
+                <w:b w:val="0"/>
+                <w:sz w:val="19"/>
+              </w:rPr>
+              <w:t>微信小程序 AppSecret</w:t>
+            </w:r>
+          </w:p>
+        </w:tc>
+        <w:tc>
+          <w:tcPr>
+            <w:tcW w:type="dxa" w:w="2436"/>
+            <w:shd w:val="clear" w:color="auto" w:fill="F2F6FA"/>
+          </w:tcPr>
+          <w:p>
+            <w:r/>
+            <w:r>
+              <w:rPr>
+                <w:rFonts w:ascii="宋体" w:hAnsi="宋体" w:eastAsia="宋体"/>
+                <w:b w:val="0"/>
+                <w:sz w:val="19"/>
+              </w:rPr>
+              <w:t xml:space="preserve">环境变量 </w:t>
+            </w:r>
+            <w:r>
+              <w:rPr>
+                <w:rFonts w:ascii="Consolas" w:hAnsi="Consolas" w:eastAsia="Consolas"/>
+                <w:b w:val="0"/>
+                <w:color w:val="C0392B"/>
+                <w:sz w:val="18"/>
+              </w:rPr>
+              <w:t>WECHAT_SECRET</w:t>
+            </w:r>
+          </w:p>
+        </w:tc>
+        <w:tc>
+          <w:tcPr>
+            <w:tcW w:type="dxa" w:w="2436"/>
+            <w:shd w:val="clear" w:color="auto" w:fill="F2F6FA"/>
+          </w:tcPr>
+          <w:p>
+            <w:r/>
+            <w:r>
+              <w:rPr>
+                <w:rFonts w:ascii="宋体" w:hAnsi="宋体" w:eastAsia="宋体"/>
+                <w:b w:val="0"/>
+                <w:sz w:val="19"/>
+              </w:rPr>
+              <w:t>⬜ 待提供</w:t>
+            </w:r>
+          </w:p>
+        </w:tc>
+        <w:tc>
+          <w:tcPr>
+            <w:tcW w:type="dxa" w:w="2436"/>
+            <w:shd w:val="clear" w:color="auto" w:fill="F2F6FA"/>
+          </w:tcPr>
+          <w:p>
+            <w:r/>
+            <w:r>
+              <w:rPr>
+                <w:rFonts w:ascii="宋体" w:hAnsi="宋体" w:eastAsia="宋体"/>
+                <w:b/>
+                <w:sz w:val="19"/>
+              </w:rPr>
+              <w:t>缺失即自动回退演示码 1234</w:t>
+            </w:r>
+            <w:r>
+              <w:rPr>
+                <w:rFonts w:ascii="宋体" w:hAnsi="宋体" w:eastAsia="宋体"/>
+                <w:b w:val="0"/>
+                <w:sz w:val="19"/>
+              </w:rPr>
+              <w:t xml:space="preserve">；注入后前端无需改代码，后端自动走 </w:t>
+            </w:r>
+            <w:r>
+              <w:rPr>
+                <w:rFonts w:ascii="Consolas" w:hAnsi="Consolas" w:eastAsia="Consolas"/>
+                <w:b w:val="0"/>
+                <w:color w:val="C0392B"/>
+                <w:sz w:val="18"/>
+              </w:rPr>
+              <w:t>code2Session</w:t>
+            </w:r>
+          </w:p>
+        </w:tc>
+      </w:tr>
+      <w:tr>
+        <w:tc>
+          <w:tcPr>
+            <w:tcW w:type="dxa" w:w="2436"/>
+          </w:tcPr>
+          <w:p>
+            <w:r/>
+            <w:r>
+              <w:rPr>
+                <w:rFonts w:ascii="宋体" w:hAnsi="宋体" w:eastAsia="宋体"/>
+                <w:b w:val="0"/>
+                <w:sz w:val="19"/>
+              </w:rPr>
+              <w:t>JWT 密钥</w:t>
+            </w:r>
+          </w:p>
+        </w:tc>
+        <w:tc>
+          <w:tcPr>
+            <w:tcW w:type="dxa" w:w="2436"/>
+          </w:tcPr>
+          <w:p>
+            <w:r/>
+            <w:r>
+              <w:rPr>
+                <w:rFonts w:ascii="Consolas" w:hAnsi="Consolas" w:eastAsia="Consolas"/>
+                <w:b w:val="0"/>
+                <w:color w:val="C0392B"/>
+                <w:sz w:val="18"/>
+              </w:rPr>
+              <w:t>app.jwt.secret</w:t>
+            </w:r>
+            <w:r>
+              <w:rPr>
+                <w:rFonts w:ascii="宋体" w:hAnsi="宋体" w:eastAsia="宋体"/>
+                <w:b w:val="0"/>
+                <w:sz w:val="19"/>
+              </w:rPr>
+              <w:t>（建议环境变量覆盖）</w:t>
+            </w:r>
+          </w:p>
+        </w:tc>
+        <w:tc>
+          <w:tcPr>
+            <w:tcW w:type="dxa" w:w="2436"/>
+          </w:tcPr>
+          <w:p>
+            <w:r/>
+            <w:r>
+              <w:rPr>
+                <w:rFonts w:ascii="宋体" w:hAnsi="宋体" w:eastAsia="宋体"/>
+                <w:b w:val="0"/>
+                <w:sz w:val="19"/>
+              </w:rPr>
+              <w:t>✅ 已配置（默认）</w:t>
+            </w:r>
+          </w:p>
+        </w:tc>
+        <w:tc>
+          <w:tcPr>
+            <w:tcW w:type="dxa" w:w="2436"/>
+          </w:tcPr>
+          <w:p>
+            <w:r/>
+            <w:r>
+              <w:rPr>
+                <w:rFonts w:ascii="宋体" w:hAnsi="宋体" w:eastAsia="宋体"/>
+                <w:b w:val="0"/>
+                <w:sz w:val="19"/>
+              </w:rPr>
+              <w:t>生产环境必须覆盖默认值并首次登录后改密</w:t>
+            </w:r>
+          </w:p>
+        </w:tc>
+      </w:tr>
+      <w:tr>
+        <w:tc>
+          <w:tcPr>
+            <w:tcW w:type="dxa" w:w="2436"/>
+            <w:shd w:val="clear" w:color="auto" w:fill="F2F6FA"/>
+          </w:tcPr>
+          <w:p>
+            <w:r/>
+            <w:r>
+              <w:rPr>
+                <w:rFonts w:ascii="宋体" w:hAnsi="宋体" w:eastAsia="宋体"/>
+                <w:b w:val="0"/>
+                <w:sz w:val="19"/>
+              </w:rPr>
+              <w:t>MySQL 连接</w:t>
+            </w:r>
+          </w:p>
+        </w:tc>
+        <w:tc>
+          <w:tcPr>
+            <w:tcW w:type="dxa" w:w="2436"/>
+            <w:shd w:val="clear" w:color="auto" w:fill="F2F6FA"/>
+          </w:tcPr>
+          <w:p>
+            <w:r/>
+            <w:r>
+              <w:rPr>
+                <w:rFonts w:ascii="Consolas" w:hAnsi="Consolas" w:eastAsia="Consolas"/>
+                <w:b w:val="0"/>
+                <w:color w:val="C0392B"/>
+                <w:sz w:val="18"/>
+              </w:rPr>
+              <w:t>DB_HOST</w:t>
+            </w:r>
+            <w:r>
+              <w:rPr>
+                <w:rFonts w:ascii="宋体" w:hAnsi="宋体" w:eastAsia="宋体"/>
+                <w:b w:val="0"/>
+                <w:sz w:val="19"/>
+              </w:rPr>
+              <w:t xml:space="preserve"> / </w:t>
+            </w:r>
+            <w:r>
+              <w:rPr>
+                <w:rFonts w:ascii="Consolas" w:hAnsi="Consolas" w:eastAsia="Consolas"/>
+                <w:b w:val="0"/>
+                <w:color w:val="C0392B"/>
+                <w:sz w:val="18"/>
+              </w:rPr>
+              <w:t>DB_PORT</w:t>
+            </w:r>
+            <w:r>
+              <w:rPr>
+                <w:rFonts w:ascii="宋体" w:hAnsi="宋体" w:eastAsia="宋体"/>
+                <w:b w:val="0"/>
+                <w:sz w:val="19"/>
+              </w:rPr>
+              <w:t xml:space="preserve"> / </w:t>
+            </w:r>
+            <w:r>
+              <w:rPr>
+                <w:rFonts w:ascii="Consolas" w:hAnsi="Consolas" w:eastAsia="Consolas"/>
+                <w:b w:val="0"/>
+                <w:color w:val="C0392B"/>
+                <w:sz w:val="18"/>
+              </w:rPr>
+              <w:t>DB_NAME</w:t>
+            </w:r>
+            <w:r>
+              <w:rPr>
+                <w:rFonts w:ascii="宋体" w:hAnsi="宋体" w:eastAsia="宋体"/>
+                <w:b w:val="0"/>
+                <w:sz w:val="19"/>
+              </w:rPr>
+              <w:t xml:space="preserve"> / </w:t>
+            </w:r>
+            <w:r>
+              <w:rPr>
+                <w:rFonts w:ascii="Consolas" w:hAnsi="Consolas" w:eastAsia="Consolas"/>
+                <w:b w:val="0"/>
+                <w:color w:val="C0392B"/>
+                <w:sz w:val="18"/>
+              </w:rPr>
+              <w:t>DB_USERNAME</w:t>
+            </w:r>
+            <w:r>
+              <w:rPr>
+                <w:rFonts w:ascii="宋体" w:hAnsi="宋体" w:eastAsia="宋体"/>
+                <w:b w:val="0"/>
+                <w:sz w:val="19"/>
+              </w:rPr>
+              <w:t xml:space="preserve"> / </w:t>
+            </w:r>
+            <w:r>
+              <w:rPr>
+                <w:rFonts w:ascii="Consolas" w:hAnsi="Consolas" w:eastAsia="Consolas"/>
+                <w:b w:val="0"/>
+                <w:color w:val="C0392B"/>
+                <w:sz w:val="18"/>
+              </w:rPr>
+              <w:t>DB_PASSWORD</w:t>
+            </w:r>
+          </w:p>
+        </w:tc>
+        <w:tc>
+          <w:tcPr>
+            <w:tcW w:type="dxa" w:w="2436"/>
+            <w:shd w:val="clear" w:color="auto" w:fill="F2F6FA"/>
+          </w:tcPr>
+          <w:p>
+            <w:r/>
+            <w:r>
+              <w:rPr>
+                <w:rFonts w:ascii="宋体" w:hAnsi="宋体" w:eastAsia="宋体"/>
+                <w:b w:val="0"/>
+                <w:sz w:val="19"/>
+              </w:rPr>
+              <w:t>✅ 本地已通</w:t>
+            </w:r>
+          </w:p>
+        </w:tc>
+        <w:tc>
+          <w:tcPr>
+            <w:tcW w:type="dxa" w:w="2436"/>
+            <w:shd w:val="clear" w:color="auto" w:fill="F2F6FA"/>
+          </w:tcPr>
+          <w:p>
+            <w:r/>
+            <w:r>
+              <w:rPr>
+                <w:rFonts w:ascii="宋体" w:hAnsi="宋体" w:eastAsia="宋体"/>
+                <w:b w:val="0"/>
+                <w:sz w:val="19"/>
+              </w:rPr>
+              <w:t>生产库凭据走环境变量，不入库</w:t>
+            </w:r>
+          </w:p>
+        </w:tc>
+      </w:tr>
+      <w:tr>
+        <w:tc>
+          <w:tcPr>
+            <w:tcW w:type="dxa" w:w="2436"/>
+          </w:tcPr>
+          <w:p>
+            <w:r/>
+            <w:r>
+              <w:rPr>
+                <w:rFonts w:ascii="宋体" w:hAnsi="宋体" w:eastAsia="宋体"/>
+                <w:b w:val="0"/>
+                <w:sz w:val="19"/>
+              </w:rPr>
+              <w:t>客户端鉴权开关</w:t>
+            </w:r>
+          </w:p>
+        </w:tc>
+        <w:tc>
+          <w:tcPr>
+            <w:tcW w:type="dxa" w:w="2436"/>
+          </w:tcPr>
+          <w:p>
+            <w:r/>
+            <w:r>
+              <w:rPr>
+                <w:rFonts w:ascii="Consolas" w:hAnsi="Consolas" w:eastAsia="Consolas"/>
+                <w:b w:val="0"/>
+                <w:color w:val="C0392B"/>
+                <w:sz w:val="18"/>
+              </w:rPr>
+              <w:t>app.security.protect-client-api</w:t>
+            </w:r>
+          </w:p>
+        </w:tc>
+        <w:tc>
+          <w:tcPr>
+            <w:tcW w:type="dxa" w:w="2436"/>
+          </w:tcPr>
+          <w:p>
+            <w:r/>
+            <w:r>
+              <w:rPr>
+                <w:rFonts w:ascii="宋体" w:hAnsi="宋体" w:eastAsia="宋体"/>
+                <w:b w:val="0"/>
+                <w:sz w:val="19"/>
+              </w:rPr>
+              <w:t xml:space="preserve">✅ </w:t>
+            </w:r>
+            <w:r>
+              <w:rPr>
+                <w:rFonts w:ascii="Consolas" w:hAnsi="Consolas" w:eastAsia="Consolas"/>
+                <w:b w:val="0"/>
+                <w:color w:val="C0392B"/>
+                <w:sz w:val="18"/>
+              </w:rPr>
+              <w:t>true</w:t>
+            </w:r>
+          </w:p>
+        </w:tc>
+        <w:tc>
+          <w:tcPr>
+            <w:tcW w:type="dxa" w:w="2436"/>
+          </w:tcPr>
+          <w:p>
+            <w:r/>
+            <w:r>
+              <w:rPr>
+                <w:rFonts w:ascii="宋体" w:hAnsi="宋体" w:eastAsia="宋体"/>
+                <w:b w:val="0"/>
+                <w:sz w:val="19"/>
+              </w:rPr>
+              <w:t xml:space="preserve">v1.5 起 C 端接口强制鉴权；如需临时开放置 </w:t>
+            </w:r>
+            <w:r>
+              <w:rPr>
+                <w:rFonts w:ascii="Consolas" w:hAnsi="Consolas" w:eastAsia="Consolas"/>
+                <w:b w:val="0"/>
+                <w:color w:val="C0392B"/>
+                <w:sz w:val="18"/>
+              </w:rPr>
+              <w:t>false</w:t>
+            </w:r>
+            <w:r>
+              <w:rPr>
+                <w:rFonts w:ascii="宋体" w:hAnsi="宋体" w:eastAsia="宋体"/>
+                <w:b w:val="0"/>
+                <w:sz w:val="19"/>
+              </w:rPr>
+              <w:t xml:space="preserve"> 即可</w:t>
+            </w:r>
+          </w:p>
+        </w:tc>
+      </w:tr>
+    </w:tbl>
+    <w:p/>
     <w:p>
       <w:pPr>
         <w:pStyle w:val="Heading1"/>

--- a/docs/功能进度说明书.docx
+++ b/docs/功能进度说明书.docx
@@ -27,7 +27,7 @@
           <w:color w:val="555555"/>
           <w:sz w:val="19"/>
         </w:rPr>
-        <w:t>文档版本：v1.7 ｜ 对应设计稿：v2.1 ｜ 更新日期：2026-09-15</w:t>
+        <w:t>文档版本：v1.10 ｜ 对应设计稿：v2.1 ｜ 更新日期：2026-09-15</w:t>
         <w:br/>
         <w:t>目的：清晰呈现各功能模块「已完成 / 部分完成 / 规划中」的现状，对齐研发、产品与运营预期。</w:t>
         <w:br/>
@@ -219,6 +219,843 @@
           <w:sz w:val="19"/>
         </w:rPr>
         <w:t>（22 业务页 + 登录 + 403 + 404）/ 22 路由、客户端 20 页、师傅端 8 页、DB 25 张表，四项均与源码实测一致。</w:t>
+        <w:br/>
+      </w:r>
+      <w:r>
+        <w:rPr>
+          <w:rFonts w:ascii="宋体" w:hAnsi="宋体" w:eastAsia="宋体"/>
+          <w:b/>
+          <w:color w:val="555555"/>
+          <w:sz w:val="19"/>
+        </w:rPr>
+        <w:t>v1.8 变更</w:t>
+      </w:r>
+      <w:r>
+        <w:rPr>
+          <w:rFonts w:ascii="宋体" w:hAnsi="宋体" w:eastAsia="宋体"/>
+          <w:b w:val="0"/>
+          <w:color w:val="555555"/>
+          <w:sz w:val="19"/>
+        </w:rPr>
+        <w:t>：M11「业务闭环联调」——</w:t>
+        <w:br/>
+        <w:t xml:space="preserve">① 打通全链路 </w:t>
+      </w:r>
+      <w:r>
+        <w:rPr>
+          <w:rFonts w:ascii="宋体" w:hAnsi="宋体" w:eastAsia="宋体"/>
+          <w:b/>
+          <w:color w:val="555555"/>
+          <w:sz w:val="19"/>
+        </w:rPr>
+        <w:t>下单 → 支付 → 派单 → 装机 → SLA 赔付 → 评价</w:t>
+      </w:r>
+      <w:r>
+        <w:rPr>
+          <w:rFonts w:ascii="宋体" w:hAnsi="宋体" w:eastAsia="宋体"/>
+          <w:b w:val="0"/>
+          <w:color w:val="555555"/>
+          <w:sz w:val="19"/>
+        </w:rPr>
+        <w:t>：</w:t>
+      </w:r>
+      <w:r>
+        <w:rPr>
+          <w:rFonts w:ascii="Consolas" w:hAnsi="Consolas" w:eastAsia="Consolas"/>
+          <w:b w:val="0"/>
+          <w:color w:val="C0392B"/>
+          <w:sz w:val="18"/>
+        </w:rPr>
+        <w:t>ClientOrderController</w:t>
+      </w:r>
+      <w:r>
+        <w:rPr>
+          <w:rFonts w:ascii="宋体" w:hAnsi="宋体" w:eastAsia="宋体"/>
+          <w:b w:val="0"/>
+          <w:color w:val="555555"/>
+          <w:sz w:val="19"/>
+        </w:rPr>
+        <w:t xml:space="preserve"> 新增 </w:t>
+      </w:r>
+      <w:r>
+        <w:rPr>
+          <w:rFonts w:ascii="Consolas" w:hAnsi="Consolas" w:eastAsia="Consolas"/>
+          <w:b w:val="0"/>
+          <w:color w:val="C0392B"/>
+          <w:sz w:val="18"/>
+        </w:rPr>
+        <w:t>POST /api/order/create</w:t>
+      </w:r>
+      <w:r>
+        <w:rPr>
+          <w:rFonts w:ascii="宋体" w:hAnsi="宋体" w:eastAsia="宋体"/>
+          <w:b w:val="0"/>
+          <w:color w:val="555555"/>
+          <w:sz w:val="19"/>
+        </w:rPr>
+        <w:t>、</w:t>
+      </w:r>
+      <w:r>
+        <w:rPr>
+          <w:rFonts w:ascii="Consolas" w:hAnsi="Consolas" w:eastAsia="Consolas"/>
+          <w:b w:val="0"/>
+          <w:color w:val="C0392B"/>
+          <w:sz w:val="18"/>
+        </w:rPr>
+        <w:t>POST /api/order/pay</w:t>
+      </w:r>
+      <w:r>
+        <w:rPr>
+          <w:rFonts w:ascii="宋体" w:hAnsi="宋体" w:eastAsia="宋体"/>
+          <w:b w:val="0"/>
+          <w:color w:val="555555"/>
+          <w:sz w:val="19"/>
+        </w:rPr>
+        <w:t>（支付成功即生成关联安装工单）、</w:t>
+      </w:r>
+      <w:r>
+        <w:rPr>
+          <w:rFonts w:ascii="Consolas" w:hAnsi="Consolas" w:eastAsia="Consolas"/>
+          <w:b w:val="0"/>
+          <w:color w:val="C0392B"/>
+          <w:sz w:val="18"/>
+        </w:rPr>
+        <w:t>GET /api/order/tracking</w:t>
+      </w:r>
+      <w:r>
+        <w:rPr>
+          <w:rFonts w:ascii="宋体" w:hAnsi="宋体" w:eastAsia="宋体"/>
+          <w:b w:val="0"/>
+          <w:color w:val="555555"/>
+          <w:sz w:val="19"/>
+        </w:rPr>
+        <w:t>；</w:t>
+      </w:r>
+      <w:r>
+        <w:rPr>
+          <w:rFonts w:ascii="Consolas" w:hAnsi="Consolas" w:eastAsia="Consolas"/>
+          <w:b w:val="0"/>
+          <w:color w:val="C0392B"/>
+          <w:sz w:val="18"/>
+        </w:rPr>
+        <w:t>WorkerController</w:t>
+      </w:r>
+      <w:r>
+        <w:rPr>
+          <w:rFonts w:ascii="宋体" w:hAnsi="宋体" w:eastAsia="宋体"/>
+          <w:b w:val="0"/>
+          <w:color w:val="555555"/>
+          <w:sz w:val="19"/>
+        </w:rPr>
+        <w:t xml:space="preserve"> 新增 </w:t>
+      </w:r>
+      <w:r>
+        <w:rPr>
+          <w:rFonts w:ascii="Consolas" w:hAnsi="Consolas" w:eastAsia="Consolas"/>
+          <w:b w:val="0"/>
+          <w:color w:val="C0392B"/>
+          <w:sz w:val="18"/>
+        </w:rPr>
+        <w:t>POST /api/worker/work-orders/{id}/start</w:t>
+      </w:r>
+      <w:r>
+        <w:rPr>
+          <w:rFonts w:ascii="宋体" w:hAnsi="宋体" w:eastAsia="宋体"/>
+          <w:b w:val="0"/>
+          <w:color w:val="555555"/>
+          <w:sz w:val="19"/>
+        </w:rPr>
+        <w:t>（ASSIGNED→INSTALLING），</w:t>
+      </w:r>
+      <w:r>
+        <w:rPr>
+          <w:rFonts w:ascii="Consolas" w:hAnsi="Consolas" w:eastAsia="Consolas"/>
+          <w:b w:val="0"/>
+          <w:color w:val="C0392B"/>
+          <w:sz w:val="18"/>
+        </w:rPr>
+        <w:t>complete</w:t>
+      </w:r>
+      <w:r>
+        <w:rPr>
+          <w:rFonts w:ascii="宋体" w:hAnsi="宋体" w:eastAsia="宋体"/>
+          <w:b w:val="0"/>
+          <w:color w:val="555555"/>
+          <w:sz w:val="19"/>
+        </w:rPr>
+        <w:t xml:space="preserve"> 完工</w:t>
+      </w:r>
+      <w:r>
+        <w:rPr>
+          <w:rFonts w:ascii="宋体" w:hAnsi="宋体" w:eastAsia="宋体"/>
+          <w:b/>
+          <w:color w:val="555555"/>
+          <w:sz w:val="19"/>
+        </w:rPr>
+        <w:t>自动触发 SLA 评估（时限类+速率类双记录）并同步业务订单 DONE</w:t>
+      </w:r>
+      <w:r>
+        <w:rPr>
+          <w:rFonts w:ascii="宋体" w:hAnsi="宋体" w:eastAsia="宋体"/>
+          <w:b w:val="0"/>
+          <w:color w:val="555555"/>
+          <w:sz w:val="19"/>
+        </w:rPr>
+        <w:t xml:space="preserve">；新增 </w:t>
+      </w:r>
+      <w:r>
+        <w:rPr>
+          <w:rFonts w:ascii="Consolas" w:hAnsi="Consolas" w:eastAsia="Consolas"/>
+          <w:b w:val="0"/>
+          <w:color w:val="C0392B"/>
+          <w:sz w:val="18"/>
+        </w:rPr>
+        <w:t>ReviewController</w:t>
+      </w:r>
+      <w:r>
+        <w:rPr>
+          <w:rFonts w:ascii="宋体" w:hAnsi="宋体" w:eastAsia="宋体"/>
+          <w:b w:val="0"/>
+          <w:color w:val="555555"/>
+          <w:sz w:val="19"/>
+        </w:rPr>
+        <w:t>（</w:t>
+      </w:r>
+      <w:r>
+        <w:rPr>
+          <w:rFonts w:ascii="Consolas" w:hAnsi="Consolas" w:eastAsia="Consolas"/>
+          <w:b w:val="0"/>
+          <w:color w:val="C0392B"/>
+          <w:sz w:val="18"/>
+        </w:rPr>
+        <w:t>POST /api/review/create</w:t>
+      </w:r>
+      <w:r>
+        <w:rPr>
+          <w:rFonts w:ascii="宋体" w:hAnsi="宋体" w:eastAsia="宋体"/>
+          <w:b w:val="0"/>
+          <w:color w:val="555555"/>
+          <w:sz w:val="19"/>
+        </w:rPr>
+        <w:t>、</w:t>
+      </w:r>
+      <w:r>
+        <w:rPr>
+          <w:rFonts w:ascii="Consolas" w:hAnsi="Consolas" w:eastAsia="Consolas"/>
+          <w:b w:val="0"/>
+          <w:color w:val="C0392B"/>
+          <w:sz w:val="18"/>
+        </w:rPr>
+        <w:t>GET /api/review/my</w:t>
+      </w:r>
+      <w:r>
+        <w:rPr>
+          <w:rFonts w:ascii="宋体" w:hAnsi="宋体" w:eastAsia="宋体"/>
+          <w:b w:val="0"/>
+          <w:color w:val="555555"/>
+          <w:sz w:val="19"/>
+        </w:rPr>
+        <w:t>）；</w:t>
+        <w:br/>
+        <w:t xml:space="preserve">② 新增 </w:t>
+      </w:r>
+      <w:r>
+        <w:rPr>
+          <w:rFonts w:ascii="Consolas" w:hAnsi="Consolas" w:eastAsia="Consolas"/>
+          <w:b w:val="0"/>
+          <w:color w:val="C0392B"/>
+          <w:sz w:val="18"/>
+        </w:rPr>
+        <w:t>PayService</w:t>
+      </w:r>
+      <w:r>
+        <w:rPr>
+          <w:rFonts w:ascii="宋体" w:hAnsi="宋体" w:eastAsia="宋体"/>
+          <w:b w:val="0"/>
+          <w:color w:val="555555"/>
+          <w:sz w:val="19"/>
+        </w:rPr>
+        <w:t xml:space="preserve"> 支付 seam（</w:t>
+      </w:r>
+      <w:r>
+        <w:rPr>
+          <w:rFonts w:ascii="Consolas" w:hAnsi="Consolas" w:eastAsia="Consolas"/>
+          <w:b w:val="0"/>
+          <w:color w:val="C0392B"/>
+          <w:sz w:val="18"/>
+        </w:rPr>
+        <w:t>MockWeChatPayServiceImpl</w:t>
+      </w:r>
+      <w:r>
+        <w:rPr>
+          <w:rFonts w:ascii="宋体" w:hAnsi="宋体" w:eastAsia="宋体"/>
+          <w:b w:val="0"/>
+          <w:color w:val="555555"/>
+          <w:sz w:val="19"/>
+        </w:rPr>
+        <w:t xml:space="preserve"> 模拟微信支付，生产替换为真实微信支付 SDK 即可，订单侧零改动）；</w:t>
+      </w:r>
+      <w:r>
+        <w:rPr>
+          <w:rFonts w:ascii="Consolas" w:hAnsi="Consolas" w:eastAsia="Consolas"/>
+          <w:b w:val="0"/>
+          <w:color w:val="C0392B"/>
+          <w:sz w:val="18"/>
+        </w:rPr>
+        <w:t>work_order</w:t>
+      </w:r>
+      <w:r>
+        <w:rPr>
+          <w:rFonts w:ascii="宋体" w:hAnsi="宋体" w:eastAsia="宋体"/>
+          <w:b w:val="0"/>
+          <w:color w:val="555555"/>
+          <w:sz w:val="19"/>
+        </w:rPr>
+        <w:t xml:space="preserve"> 增 </w:t>
+      </w:r>
+      <w:r>
+        <w:rPr>
+          <w:rFonts w:ascii="Consolas" w:hAnsi="Consolas" w:eastAsia="Consolas"/>
+          <w:b w:val="0"/>
+          <w:color w:val="C0392B"/>
+          <w:sz w:val="18"/>
+        </w:rPr>
+        <w:t>biz_order_id</w:t>
+      </w:r>
+      <w:r>
+        <w:rPr>
+          <w:rFonts w:ascii="宋体" w:hAnsi="宋体" w:eastAsia="宋体"/>
+          <w:b w:val="0"/>
+          <w:color w:val="555555"/>
+          <w:sz w:val="19"/>
+        </w:rPr>
+        <w:t xml:space="preserve"> 关联列（含运行库幂等 ALTER）；</w:t>
+        <w:br/>
+        <w:t xml:space="preserve">③ 接口总数 </w:t>
+      </w:r>
+      <w:r>
+        <w:rPr>
+          <w:rFonts w:ascii="宋体" w:hAnsi="宋体" w:eastAsia="宋体"/>
+          <w:b/>
+          <w:color w:val="555555"/>
+          <w:sz w:val="19"/>
+        </w:rPr>
+        <w:t>56 → 62</w:t>
+      </w:r>
+      <w:r>
+        <w:rPr>
+          <w:rFonts w:ascii="宋体" w:hAnsi="宋体" w:eastAsia="宋体"/>
+          <w:b w:val="0"/>
+          <w:color w:val="555555"/>
+          <w:sz w:val="19"/>
+        </w:rPr>
+        <w:t>（GET 38 / POST 19 / PUT 5）；</w:t>
+      </w:r>
+      <w:r>
+        <w:rPr>
+          <w:rFonts w:ascii="Consolas" w:hAnsi="Consolas" w:eastAsia="Consolas"/>
+          <w:b w:val="0"/>
+          <w:color w:val="C0392B"/>
+          <w:sz w:val="18"/>
+        </w:rPr>
+        <w:t>scripts/loop_test.py</w:t>
+      </w:r>
+      <w:r>
+        <w:rPr>
+          <w:rFonts w:ascii="宋体" w:hAnsi="宋体" w:eastAsia="宋体"/>
+          <w:b w:val="0"/>
+          <w:color w:val="555555"/>
+          <w:sz w:val="19"/>
+        </w:rPr>
+        <w:t xml:space="preserve"> 端到端联调 </w:t>
+      </w:r>
+      <w:r>
+        <w:rPr>
+          <w:rFonts w:ascii="宋体" w:hAnsi="宋体" w:eastAsia="宋体"/>
+          <w:b/>
+          <w:color w:val="555555"/>
+          <w:sz w:val="19"/>
+        </w:rPr>
+        <w:t>36 项断言全绿</w:t>
+      </w:r>
+      <w:r>
+        <w:rPr>
+          <w:rFonts w:ascii="宋体" w:hAnsi="宋体" w:eastAsia="宋体"/>
+          <w:b w:val="0"/>
+          <w:color w:val="555555"/>
+          <w:sz w:val="19"/>
+        </w:rPr>
+        <w:t>（A 正常双达标 / B 速率不达标现金赔付 / C 超时慢必赔 vouchers）；</w:t>
+      </w:r>
+      <w:r>
+        <w:rPr>
+          <w:rFonts w:ascii="Consolas" w:hAnsi="Consolas" w:eastAsia="Consolas"/>
+          <w:b w:val="0"/>
+          <w:color w:val="C0392B"/>
+          <w:sz w:val="18"/>
+        </w:rPr>
+        <w:t>SecurityConfig</w:t>
+      </w:r>
+      <w:r>
+        <w:rPr>
+          <w:rFonts w:ascii="宋体" w:hAnsi="宋体" w:eastAsia="宋体"/>
+          <w:b w:val="0"/>
+          <w:color w:val="555555"/>
+          <w:sz w:val="19"/>
+        </w:rPr>
+        <w:t xml:space="preserve"> 新增 5 个 C 端开放接口。</w:t>
+        <w:br/>
+      </w:r>
+      <w:r>
+        <w:rPr>
+          <w:rFonts w:ascii="宋体" w:hAnsi="宋体" w:eastAsia="宋体"/>
+          <w:b/>
+          <w:color w:val="555555"/>
+          <w:sz w:val="19"/>
+        </w:rPr>
+        <w:t>v1.9 变更</w:t>
+      </w:r>
+      <w:r>
+        <w:rPr>
+          <w:rFonts w:ascii="宋体" w:hAnsi="宋体" w:eastAsia="宋体"/>
+          <w:b w:val="0"/>
+          <w:color w:val="555555"/>
+          <w:sz w:val="19"/>
+        </w:rPr>
+        <w:t>：三端 UI 优化（小程序双端）——</w:t>
+        <w:br/>
+        <w:t xml:space="preserve">① 统一设计系统 v2.0：两端 </w:t>
+      </w:r>
+      <w:r>
+        <w:rPr>
+          <w:rFonts w:ascii="Consolas" w:hAnsi="Consolas" w:eastAsia="Consolas"/>
+          <w:b w:val="0"/>
+          <w:color w:val="C0392B"/>
+          <w:sz w:val="18"/>
+        </w:rPr>
+        <w:t>app.wxss</w:t>
+      </w:r>
+      <w:r>
+        <w:rPr>
+          <w:rFonts w:ascii="宋体" w:hAnsi="宋体" w:eastAsia="宋体"/>
+          <w:b w:val="0"/>
+          <w:color w:val="555555"/>
+          <w:sz w:val="19"/>
+        </w:rPr>
+        <w:t xml:space="preserve"> 升级为 token 体系（主色梯度 / 中性色 / 圆角 / 阴影 / 语义状态色），与 web-admin </w:t>
+      </w:r>
+      <w:r>
+        <w:rPr>
+          <w:rFonts w:ascii="Consolas" w:hAnsi="Consolas" w:eastAsia="Consolas"/>
+          <w:b w:val="0"/>
+          <w:color w:val="C0392B"/>
+          <w:sz w:val="18"/>
+        </w:rPr>
+        <w:t>--bd-*</w:t>
+      </w:r>
+      <w:r>
+        <w:rPr>
+          <w:rFonts w:ascii="宋体" w:hAnsi="宋体" w:eastAsia="宋体"/>
+          <w:b w:val="0"/>
+          <w:color w:val="555555"/>
+          <w:sz w:val="19"/>
+        </w:rPr>
+        <w:t xml:space="preserve"> 命名对齐；新增全局通用组件类（空态 </w:t>
+      </w:r>
+      <w:r>
+        <w:rPr>
+          <w:rFonts w:ascii="Consolas" w:hAnsi="Consolas" w:eastAsia="Consolas"/>
+          <w:b w:val="0"/>
+          <w:color w:val="C0392B"/>
+          <w:sz w:val="18"/>
+        </w:rPr>
+        <w:t>empty</w:t>
+      </w:r>
+      <w:r>
+        <w:rPr>
+          <w:rFonts w:ascii="宋体" w:hAnsi="宋体" w:eastAsia="宋体"/>
+          <w:b w:val="0"/>
+          <w:color w:val="555555"/>
+          <w:sz w:val="19"/>
+        </w:rPr>
+        <w:t xml:space="preserve">、骨架屏 </w:t>
+      </w:r>
+      <w:r>
+        <w:rPr>
+          <w:rFonts w:ascii="Consolas" w:hAnsi="Consolas" w:eastAsia="Consolas"/>
+          <w:b w:val="0"/>
+          <w:color w:val="C0392B"/>
+          <w:sz w:val="18"/>
+        </w:rPr>
+        <w:t>sk*</w:t>
+      </w:r>
+      <w:r>
+        <w:rPr>
+          <w:rFonts w:ascii="宋体" w:hAnsi="宋体" w:eastAsia="宋体"/>
+          <w:b w:val="0"/>
+          <w:color w:val="555555"/>
+          <w:sz w:val="19"/>
+        </w:rPr>
+        <w:t xml:space="preserve">、加载 </w:t>
+      </w:r>
+      <w:r>
+        <w:rPr>
+          <w:rFonts w:ascii="Consolas" w:hAnsi="Consolas" w:eastAsia="Consolas"/>
+          <w:b w:val="0"/>
+          <w:color w:val="C0392B"/>
+          <w:sz w:val="18"/>
+        </w:rPr>
+        <w:t>loading</w:t>
+      </w:r>
+      <w:r>
+        <w:rPr>
+          <w:rFonts w:ascii="宋体" w:hAnsi="宋体" w:eastAsia="宋体"/>
+          <w:b w:val="0"/>
+          <w:color w:val="555555"/>
+          <w:sz w:val="19"/>
+        </w:rPr>
+        <w:t xml:space="preserve">、状态标签 </w:t>
+      </w:r>
+      <w:r>
+        <w:rPr>
+          <w:rFonts w:ascii="Consolas" w:hAnsi="Consolas" w:eastAsia="Consolas"/>
+          <w:b w:val="0"/>
+          <w:color w:val="C0392B"/>
+          <w:sz w:val="18"/>
+        </w:rPr>
+        <w:t>tag-*</w:t>
+      </w:r>
+      <w:r>
+        <w:rPr>
+          <w:rFonts w:ascii="宋体" w:hAnsi="宋体" w:eastAsia="宋体"/>
+          <w:b w:val="0"/>
+          <w:color w:val="555555"/>
+          <w:sz w:val="19"/>
+        </w:rPr>
+        <w:t xml:space="preserve">、列表项 </w:t>
+      </w:r>
+      <w:r>
+        <w:rPr>
+          <w:rFonts w:ascii="Consolas" w:hAnsi="Consolas" w:eastAsia="Consolas"/>
+          <w:b w:val="0"/>
+          <w:color w:val="C0392B"/>
+          <w:sz w:val="18"/>
+        </w:rPr>
+        <w:t>cell</w:t>
+      </w:r>
+      <w:r>
+        <w:rPr>
+          <w:rFonts w:ascii="宋体" w:hAnsi="宋体" w:eastAsia="宋体"/>
+          <w:b w:val="0"/>
+          <w:color w:val="555555"/>
+          <w:sz w:val="19"/>
+        </w:rPr>
+        <w:t xml:space="preserve">、分段控件 </w:t>
+      </w:r>
+      <w:r>
+        <w:rPr>
+          <w:rFonts w:ascii="Consolas" w:hAnsi="Consolas" w:eastAsia="Consolas"/>
+          <w:b w:val="0"/>
+          <w:color w:val="C0392B"/>
+          <w:sz w:val="18"/>
+        </w:rPr>
+        <w:t>seg</w:t>
+      </w:r>
+      <w:r>
+        <w:rPr>
+          <w:rFonts w:ascii="宋体" w:hAnsi="宋体" w:eastAsia="宋体"/>
+          <w:b w:val="0"/>
+          <w:color w:val="555555"/>
+          <w:sz w:val="19"/>
+        </w:rPr>
+        <w:t xml:space="preserve">、悬浮按钮 </w:t>
+      </w:r>
+      <w:r>
+        <w:rPr>
+          <w:rFonts w:ascii="Consolas" w:hAnsi="Consolas" w:eastAsia="Consolas"/>
+          <w:b w:val="0"/>
+          <w:color w:val="C0392B"/>
+          <w:sz w:val="18"/>
+        </w:rPr>
+        <w:t>fab</w:t>
+      </w:r>
+      <w:r>
+        <w:rPr>
+          <w:rFonts w:ascii="宋体" w:hAnsi="宋体" w:eastAsia="宋体"/>
+          <w:b w:val="0"/>
+          <w:color w:val="555555"/>
+          <w:sz w:val="19"/>
+        </w:rPr>
+        <w:t xml:space="preserve">、底部操作条 </w:t>
+      </w:r>
+      <w:r>
+        <w:rPr>
+          <w:rFonts w:ascii="Consolas" w:hAnsi="Consolas" w:eastAsia="Consolas"/>
+          <w:b w:val="0"/>
+          <w:color w:val="C0392B"/>
+          <w:sz w:val="18"/>
+        </w:rPr>
+        <w:t>action-bar</w:t>
+      </w:r>
+      <w:r>
+        <w:rPr>
+          <w:rFonts w:ascii="宋体" w:hAnsi="宋体" w:eastAsia="宋体"/>
+          <w:b w:val="0"/>
+          <w:color w:val="555555"/>
+          <w:sz w:val="19"/>
+        </w:rPr>
+        <w:t xml:space="preserve">、微交互 </w:t>
+      </w:r>
+      <w:r>
+        <w:rPr>
+          <w:rFonts w:ascii="Consolas" w:hAnsi="Consolas" w:eastAsia="Consolas"/>
+          <w:b w:val="0"/>
+          <w:color w:val="C0392B"/>
+          <w:sz w:val="18"/>
+        </w:rPr>
+        <w:t>:active</w:t>
+      </w:r>
+      <w:r>
+        <w:rPr>
+          <w:rFonts w:ascii="宋体" w:hAnsi="宋体" w:eastAsia="宋体"/>
+          <w:b w:val="0"/>
+          <w:color w:val="555555"/>
+          <w:sz w:val="19"/>
+        </w:rPr>
+        <w:t>）；</w:t>
+        <w:br/>
+        <w:t>② 客户端 11 个骨架页重写并接入缺失态（首页 / 订单列表 / 我的 / 设置 / 自助 / 智慧家庭 / 续费提速 / 移机 / 评价 / 登录 / 套餐广场）：结构化卡片层次、语义状态色、骨架屏与空态；</w:t>
+        <w:br/>
+        <w:t>③ 师傅端 8 页全量重写（原几乎全为骨架页）：首页统计 + 今日工单、工单任务（分段筛选）、工单详情、完工确认、容量看板、我的排班、个人中心、登录；橙色主题、语义状态色、空态与骨架屏；</w:t>
+        <w:br/>
+        <w:t>④ web-admin（PC 后台）UI 精致化</w:t>
+      </w:r>
+      <w:r>
+        <w:rPr>
+          <w:rFonts w:ascii="宋体" w:hAnsi="宋体" w:eastAsia="宋体"/>
+          <w:b/>
+          <w:color w:val="555555"/>
+          <w:sz w:val="19"/>
+        </w:rPr>
+        <w:t>延至第二批</w:t>
+      </w:r>
+      <w:r>
+        <w:rPr>
+          <w:rFonts w:ascii="宋体" w:hAnsi="宋体" w:eastAsia="宋体"/>
+          <w:b w:val="0"/>
+          <w:color w:val="555555"/>
+          <w:sz w:val="19"/>
+        </w:rPr>
+        <w:t>，本轮仅小程序双端；两端静态校验（类引用完整性 + 标签闭合）全绿，无旧丰满页回归。</w:t>
+        <w:br/>
+      </w:r>
+      <w:r>
+        <w:rPr>
+          <w:rFonts w:ascii="宋体" w:hAnsi="宋体" w:eastAsia="宋体"/>
+          <w:b/>
+          <w:color w:val="555555"/>
+          <w:sz w:val="19"/>
+        </w:rPr>
+        <w:t>v1.10 变更（本次）</w:t>
+      </w:r>
+      <w:r>
+        <w:rPr>
+          <w:rFonts w:ascii="宋体" w:hAnsi="宋体" w:eastAsia="宋体"/>
+          <w:b w:val="0"/>
+          <w:color w:val="555555"/>
+          <w:sz w:val="19"/>
+        </w:rPr>
+        <w:t>：M14「三端 UI 优化」第二批 —— web-admin（PC 后台）精致化收官：</w:t>
+        <w:br/>
+        <w:t xml:space="preserve">① 统一状态标签体系：新增 </w:t>
+      </w:r>
+      <w:r>
+        <w:rPr>
+          <w:rFonts w:ascii="Consolas" w:hAnsi="Consolas" w:eastAsia="Consolas"/>
+          <w:b w:val="0"/>
+          <w:color w:val="C0392B"/>
+          <w:sz w:val="18"/>
+        </w:rPr>
+        <w:t>src/utils/status.js</w:t>
+      </w:r>
+      <w:r>
+        <w:rPr>
+          <w:rFonts w:ascii="宋体" w:hAnsi="宋体" w:eastAsia="宋体"/>
+          <w:b w:val="0"/>
+          <w:color w:val="555555"/>
+          <w:sz w:val="19"/>
+        </w:rPr>
+        <w:t xml:space="preserve"> 业务状态→语义映射（订单/评价/套餐升级/SLA/客户全口径，中文标签与英文 code 归一），</w:t>
+      </w:r>
+      <w:r>
+        <w:rPr>
+          <w:rFonts w:ascii="Consolas" w:hAnsi="Consolas" w:eastAsia="Consolas"/>
+          <w:b w:val="0"/>
+          <w:color w:val="C0392B"/>
+          <w:sz w:val="18"/>
+        </w:rPr>
+        <w:t>StatusTag.vue</w:t>
+      </w:r>
+      <w:r>
+        <w:rPr>
+          <w:rFonts w:ascii="宋体" w:hAnsi="宋体" w:eastAsia="宋体"/>
+          <w:b w:val="0"/>
+          <w:color w:val="555555"/>
+          <w:sz w:val="19"/>
+        </w:rPr>
+        <w:t xml:space="preserve"> 封装 el-tag（含前置语义状态点）；全局注册后替换 dashboard / order / review / package-upgrade 共 4 处散落的 </w:t>
+      </w:r>
+      <w:r>
+        <w:rPr>
+          <w:rFonts w:ascii="Consolas" w:hAnsi="Consolas" w:eastAsia="Consolas"/>
+          <w:b w:val="0"/>
+          <w:color w:val="C0392B"/>
+          <w:sz w:val="18"/>
+        </w:rPr>
+        <w:t>statusType</w:t>
+      </w:r>
+      <w:r>
+        <w:rPr>
+          <w:rFonts w:ascii="宋体" w:hAnsi="宋体" w:eastAsia="宋体"/>
+          <w:b w:val="0"/>
+          <w:color w:val="555555"/>
+          <w:sz w:val="19"/>
+        </w:rPr>
+        <w:t xml:space="preserve"> 实现，消除语义不一致；</w:t>
+        <w:br/>
+        <w:t xml:space="preserve">② 精致空态组件 </w:t>
+      </w:r>
+      <w:r>
+        <w:rPr>
+          <w:rFonts w:ascii="Consolas" w:hAnsi="Consolas" w:eastAsia="Consolas"/>
+          <w:b w:val="0"/>
+          <w:color w:val="C0392B"/>
+          <w:sz w:val="18"/>
+        </w:rPr>
+        <w:t>EmptyState.vue</w:t>
+      </w:r>
+      <w:r>
+        <w:rPr>
+          <w:rFonts w:ascii="宋体" w:hAnsi="宋体" w:eastAsia="宋体"/>
+          <w:b w:val="0"/>
+          <w:color w:val="555555"/>
+          <w:sz w:val="19"/>
+        </w:rPr>
+        <w:t xml:space="preserve">（图标 + 标题 + 描述 + 可选操作）全局注册，替换 26 处纯文本 </w:t>
+      </w:r>
+      <w:r>
+        <w:rPr>
+          <w:rFonts w:ascii="Consolas" w:hAnsi="Consolas" w:eastAsia="Consolas"/>
+          <w:b w:val="0"/>
+          <w:color w:val="C0392B"/>
+          <w:sz w:val="18"/>
+        </w:rPr>
+        <w:t>#empty</w:t>
+      </w:r>
+      <w:r>
+        <w:rPr>
+          <w:rFonts w:ascii="宋体" w:hAnsi="宋体" w:eastAsia="宋体"/>
+          <w:b w:val="0"/>
+          <w:color w:val="555555"/>
+          <w:sz w:val="19"/>
+        </w:rPr>
+        <w:t>（覆盖 traffic / order / monitor / sales / workorder×4 / system×4 / review / finance×2 / sla×2 / community / package×2 / customer / dashboard），保留原引导文案；</w:t>
+        <w:br/>
+        <w:t xml:space="preserve">③ 仪表盘首屏加载态升级为骨架屏（stat-grid / 图表卡 / 指标卡脉冲占位，含 </w:t>
+      </w:r>
+      <w:r>
+        <w:rPr>
+          <w:rFonts w:ascii="Consolas" w:hAnsi="Consolas" w:eastAsia="Consolas"/>
+          <w:b w:val="0"/>
+          <w:color w:val="C0392B"/>
+          <w:sz w:val="18"/>
+        </w:rPr>
+        <w:t>prefers-reduced-motion</w:t>
+      </w:r>
+      <w:r>
+        <w:rPr>
+          <w:rFonts w:ascii="宋体" w:hAnsi="宋体" w:eastAsia="宋体"/>
+          <w:b w:val="0"/>
+          <w:color w:val="555555"/>
+          <w:sz w:val="19"/>
+        </w:rPr>
+        <w:t xml:space="preserve"> 降级）；</w:t>
+      </w:r>
+      <w:r>
+        <w:rPr>
+          <w:rFonts w:ascii="Consolas" w:hAnsi="Consolas" w:eastAsia="Consolas"/>
+          <w:b w:val="0"/>
+          <w:color w:val="C0392B"/>
+          <w:sz w:val="18"/>
+        </w:rPr>
+        <w:t>ChartBox</w:t>
+      </w:r>
+      <w:r>
+        <w:rPr>
+          <w:rFonts w:ascii="宋体" w:hAnsi="宋体" w:eastAsia="宋体"/>
+          <w:b w:val="0"/>
+          <w:color w:val="555555"/>
+          <w:sz w:val="19"/>
+        </w:rPr>
+        <w:t xml:space="preserve"> 数据为空时优雅展示图表空态而非空白坐标轴；</w:t>
+        <w:br/>
+        <w:t>④ 全局视觉打磨（</w:t>
+      </w:r>
+      <w:r>
+        <w:rPr>
+          <w:rFonts w:ascii="Consolas" w:hAnsi="Consolas" w:eastAsia="Consolas"/>
+          <w:b w:val="0"/>
+          <w:color w:val="C0392B"/>
+          <w:sz w:val="18"/>
+        </w:rPr>
+        <w:t>index.css</w:t>
+      </w:r>
+      <w:r>
+        <w:rPr>
+          <w:rFonts w:ascii="宋体" w:hAnsi="宋体" w:eastAsia="宋体"/>
+          <w:b w:val="0"/>
+          <w:color w:val="555555"/>
+          <w:sz w:val="19"/>
+        </w:rPr>
+        <w:t xml:space="preserve">）：表格行 hover 高亮、标签圆角统一、按钮 </w:t>
+      </w:r>
+      <w:r>
+        <w:rPr>
+          <w:rFonts w:ascii="Consolas" w:hAnsi="Consolas" w:eastAsia="Consolas"/>
+          <w:b w:val="0"/>
+          <w:color w:val="C0392B"/>
+          <w:sz w:val="18"/>
+        </w:rPr>
+        <w:t>:active</w:t>
+      </w:r>
+      <w:r>
+        <w:rPr>
+          <w:rFonts w:ascii="宋体" w:hAnsi="宋体" w:eastAsia="宋体"/>
+          <w:b w:val="0"/>
+          <w:color w:val="555555"/>
+          <w:sz w:val="19"/>
+        </w:rPr>
+        <w:t xml:space="preserve"> 微下沉、指标卡 / 卡片悬浮微抬升、焦点可见性、输入 / 选择聚焦态呼应主题色、分页主题色对齐，与小程序设计系统 v2.0 同源；</w:t>
+        <w:br/>
+        <w:t xml:space="preserve">⑤ </w:t>
+      </w:r>
+      <w:r>
+        <w:rPr>
+          <w:rFonts w:ascii="Consolas" w:hAnsi="Consolas" w:eastAsia="Consolas"/>
+          <w:b w:val="0"/>
+          <w:color w:val="C0392B"/>
+          <w:sz w:val="18"/>
+        </w:rPr>
+        <w:t>npm run build</w:t>
+      </w:r>
+      <w:r>
+        <w:rPr>
+          <w:rFonts w:ascii="宋体" w:hAnsi="宋体" w:eastAsia="宋体"/>
+          <w:b w:val="0"/>
+          <w:color w:val="555555"/>
+          <w:sz w:val="19"/>
+        </w:rPr>
+        <w:t xml:space="preserve"> 生产构建通过（2400+ 模块转换，零代码错误），产物正常产出。</w:t>
         <w:br/>
       </w:r>
       <w:r>
@@ -8129,7 +8966,7 @@
           <w:b/>
           <w:sz w:val="21"/>
         </w:rPr>
-        <w:t>接口清单（56 个：GET 36 / POST 15 / PUT 5）</w:t>
+        <w:t>接口清单（62 个：GET 38 / POST 19 / PUT 5）</w:t>
       </w:r>
     </w:p>
     <w:tbl>
@@ -10860,7 +11697,7 @@
                 <w:b w:val="0"/>
                 <w:sz w:val="19"/>
               </w:rPr>
-              <w:t>56（GET 36 / POST 15 / PUT 5，全部连库可用）</w:t>
+              <w:t>62（GET 38 / POST 19 / PUT 5，全部连库可用）</w:t>
             </w:r>
           </w:p>
         </w:tc>
@@ -11348,7 +12185,7 @@
         </w:rPr>
         <w:t>）；</w:t>
         <w:br/>
-        <w:t>② 师傅端页面视觉验收（无浏览器，需微信开发者工具导入后截图）；③ 下单→派单→装机→SLA→评价的业务闭环未端到端联调（支付可后置）。</w:t>
+        <w:t>② 师傅端页面视觉验收（无浏览器，需微信开发者工具导入后截图）；③ 真实微信支付（PayService 已留 seam，接 SDK 即可，当前为模拟支付）。</w:t>
       </w:r>
     </w:p>
     <w:p>
@@ -12094,7 +12931,7 @@
                 <w:b w:val="0"/>
                 <w:sz w:val="19"/>
               </w:rPr>
-              <w:t>broadband-design/index.html v1.9</w:t>
+              <w:t>broadband-design/index.html v2.1</w:t>
             </w:r>
           </w:p>
         </w:tc>
@@ -12710,7 +13547,15 @@
                 <w:b w:val="0"/>
                 <w:sz w:val="19"/>
               </w:rPr>
-              <w:t>⬜</w:t>
+              <w:t xml:space="preserve">✅ </w:t>
+            </w:r>
+            <w:r>
+              <w:rPr>
+                <w:rFonts w:ascii="宋体" w:hAnsi="宋体" w:eastAsia="宋体"/>
+                <w:b/>
+                <w:sz w:val="19"/>
+              </w:rPr>
+              <w:t>已完成</w:t>
             </w:r>
           </w:p>
         </w:tc>
@@ -12724,10 +13569,35 @@
             <w:r>
               <w:rPr>
                 <w:rFonts w:ascii="宋体" w:hAnsi="宋体" w:eastAsia="宋体"/>
-                <w:b w:val="0"/>
-                <w:sz w:val="19"/>
-              </w:rPr>
-              <w:t>下单 → 派单 → 装机 → SLA 赔付 → 评价 端到端（支付可后置）</w:t>
+                <w:b/>
+                <w:sz w:val="19"/>
+              </w:rPr>
+              <w:t>打通下单→支付→派单→装机→SLA赔付→评价全链路</w:t>
+            </w:r>
+            <w:r>
+              <w:rPr>
+                <w:rFonts w:ascii="宋体" w:hAnsi="宋体" w:eastAsia="宋体"/>
+                <w:b w:val="0"/>
+                <w:sz w:val="19"/>
+              </w:rPr>
+              <w:t>；新增 PayService 支付 seam（可换真实微信支付）、订单/支付/追踪/评价接口、师傅开工接口、完工自动 SLA 评估；接口 56→62；</w:t>
+            </w:r>
+            <w:r>
+              <w:rPr>
+                <w:rFonts w:ascii="Consolas" w:hAnsi="Consolas" w:eastAsia="Consolas"/>
+                <w:b w:val="0"/>
+                <w:color w:val="C0392B"/>
+                <w:sz w:val="18"/>
+              </w:rPr>
+              <w:t>scripts/loop_test.py</w:t>
+            </w:r>
+            <w:r>
+              <w:rPr>
+                <w:rFonts w:ascii="宋体" w:hAnsi="宋体" w:eastAsia="宋体"/>
+                <w:b w:val="0"/>
+                <w:sz w:val="19"/>
+              </w:rPr>
+              <w:t xml:space="preserve"> 端到端 36 项断言全绿</w:t>
             </w:r>
           </w:p>
         </w:tc>
@@ -12831,6 +13701,345 @@
                 <w:sz w:val="19"/>
               </w:rPr>
               <w:t>流水线 + 生产 Nginx 部署 + 文档终版 + 复盘</w:t>
+            </w:r>
+          </w:p>
+        </w:tc>
+      </w:tr>
+      <w:tr>
+        <w:tc>
+          <w:tcPr>
+            <w:tcW w:type="dxa" w:w="3249"/>
+          </w:tcPr>
+          <w:p>
+            <w:r/>
+            <w:r>
+              <w:rPr>
+                <w:rFonts w:ascii="宋体" w:hAnsi="宋体" w:eastAsia="宋体"/>
+                <w:b w:val="0"/>
+                <w:sz w:val="19"/>
+              </w:rPr>
+              <w:t>M14 三端 UI 优化（小程序双端 + web-admin）</w:t>
+            </w:r>
+          </w:p>
+        </w:tc>
+        <w:tc>
+          <w:tcPr>
+            <w:tcW w:type="dxa" w:w="3249"/>
+          </w:tcPr>
+          <w:p>
+            <w:r/>
+            <w:r>
+              <w:rPr>
+                <w:rFonts w:ascii="宋体" w:hAnsi="宋体" w:eastAsia="宋体"/>
+                <w:b w:val="0"/>
+                <w:sz w:val="19"/>
+              </w:rPr>
+              <w:t>✅ 已完成</w:t>
+            </w:r>
+          </w:p>
+        </w:tc>
+        <w:tc>
+          <w:tcPr>
+            <w:tcW w:type="dxa" w:w="3249"/>
+          </w:tcPr>
+          <w:p>
+            <w:r/>
+            <w:r>
+              <w:rPr>
+                <w:rFonts w:ascii="宋体" w:hAnsi="宋体" w:eastAsia="宋体"/>
+                <w:b w:val="0"/>
+                <w:sz w:val="19"/>
+              </w:rPr>
+              <w:t xml:space="preserve">客户端/师傅端 </w:t>
+            </w:r>
+            <w:r>
+              <w:rPr>
+                <w:rFonts w:ascii="Consolas" w:hAnsi="Consolas" w:eastAsia="Consolas"/>
+                <w:b w:val="0"/>
+                <w:color w:val="C0392B"/>
+                <w:sz w:val="18"/>
+              </w:rPr>
+              <w:t>app.wxss</w:t>
+            </w:r>
+            <w:r>
+              <w:rPr>
+                <w:rFonts w:ascii="宋体" w:hAnsi="宋体" w:eastAsia="宋体"/>
+                <w:b w:val="0"/>
+                <w:sz w:val="19"/>
+              </w:rPr>
+              <w:t xml:space="preserve"> 升级设计系统 v2.0（token 体系 + 全局通用组件类：空态 </w:t>
+            </w:r>
+            <w:r>
+              <w:rPr>
+                <w:rFonts w:ascii="Consolas" w:hAnsi="Consolas" w:eastAsia="Consolas"/>
+                <w:b w:val="0"/>
+                <w:color w:val="C0392B"/>
+                <w:sz w:val="18"/>
+              </w:rPr>
+              <w:t>empty</w:t>
+            </w:r>
+            <w:r>
+              <w:rPr>
+                <w:rFonts w:ascii="宋体" w:hAnsi="宋体" w:eastAsia="宋体"/>
+                <w:b w:val="0"/>
+                <w:sz w:val="19"/>
+              </w:rPr>
+              <w:t xml:space="preserve"> / 骨架屏 </w:t>
+            </w:r>
+            <w:r>
+              <w:rPr>
+                <w:rFonts w:ascii="Consolas" w:hAnsi="Consolas" w:eastAsia="Consolas"/>
+                <w:b w:val="0"/>
+                <w:color w:val="C0392B"/>
+                <w:sz w:val="18"/>
+              </w:rPr>
+              <w:t>sk*</w:t>
+            </w:r>
+            <w:r>
+              <w:rPr>
+                <w:rFonts w:ascii="宋体" w:hAnsi="宋体" w:eastAsia="宋体"/>
+                <w:b w:val="0"/>
+                <w:sz w:val="19"/>
+              </w:rPr>
+              <w:t xml:space="preserve"> / 加载 </w:t>
+            </w:r>
+            <w:r>
+              <w:rPr>
+                <w:rFonts w:ascii="Consolas" w:hAnsi="Consolas" w:eastAsia="Consolas"/>
+                <w:b w:val="0"/>
+                <w:color w:val="C0392B"/>
+                <w:sz w:val="18"/>
+              </w:rPr>
+              <w:t>loading</w:t>
+            </w:r>
+            <w:r>
+              <w:rPr>
+                <w:rFonts w:ascii="宋体" w:hAnsi="宋体" w:eastAsia="宋体"/>
+                <w:b w:val="0"/>
+                <w:sz w:val="19"/>
+              </w:rPr>
+              <w:t xml:space="preserve"> / 状态标签 </w:t>
+            </w:r>
+            <w:r>
+              <w:rPr>
+                <w:rFonts w:ascii="Consolas" w:hAnsi="Consolas" w:eastAsia="Consolas"/>
+                <w:b w:val="0"/>
+                <w:color w:val="C0392B"/>
+                <w:sz w:val="18"/>
+              </w:rPr>
+              <w:t>tag-*</w:t>
+            </w:r>
+            <w:r>
+              <w:rPr>
+                <w:rFonts w:ascii="宋体" w:hAnsi="宋体" w:eastAsia="宋体"/>
+                <w:b w:val="0"/>
+                <w:sz w:val="19"/>
+              </w:rPr>
+              <w:t xml:space="preserve"> / 列表项 </w:t>
+            </w:r>
+            <w:r>
+              <w:rPr>
+                <w:rFonts w:ascii="Consolas" w:hAnsi="Consolas" w:eastAsia="Consolas"/>
+                <w:b w:val="0"/>
+                <w:color w:val="C0392B"/>
+                <w:sz w:val="18"/>
+              </w:rPr>
+              <w:t>cell</w:t>
+            </w:r>
+            <w:r>
+              <w:rPr>
+                <w:rFonts w:ascii="宋体" w:hAnsi="宋体" w:eastAsia="宋体"/>
+                <w:b w:val="0"/>
+                <w:sz w:val="19"/>
+              </w:rPr>
+              <w:t xml:space="preserve"> / 分段控件 </w:t>
+            </w:r>
+            <w:r>
+              <w:rPr>
+                <w:rFonts w:ascii="Consolas" w:hAnsi="Consolas" w:eastAsia="Consolas"/>
+                <w:b w:val="0"/>
+                <w:color w:val="C0392B"/>
+                <w:sz w:val="18"/>
+              </w:rPr>
+              <w:t>seg</w:t>
+            </w:r>
+            <w:r>
+              <w:rPr>
+                <w:rFonts w:ascii="宋体" w:hAnsi="宋体" w:eastAsia="宋体"/>
+                <w:b w:val="0"/>
+                <w:sz w:val="19"/>
+              </w:rPr>
+              <w:t xml:space="preserve"> / 悬浮按钮 </w:t>
+            </w:r>
+            <w:r>
+              <w:rPr>
+                <w:rFonts w:ascii="Consolas" w:hAnsi="Consolas" w:eastAsia="Consolas"/>
+                <w:b w:val="0"/>
+                <w:color w:val="C0392B"/>
+                <w:sz w:val="18"/>
+              </w:rPr>
+              <w:t>fab</w:t>
+            </w:r>
+            <w:r>
+              <w:rPr>
+                <w:rFonts w:ascii="宋体" w:hAnsi="宋体" w:eastAsia="宋体"/>
+                <w:b w:val="0"/>
+                <w:sz w:val="19"/>
+              </w:rPr>
+              <w:t xml:space="preserve"> / 底部操作条 </w:t>
+            </w:r>
+            <w:r>
+              <w:rPr>
+                <w:rFonts w:ascii="Consolas" w:hAnsi="Consolas" w:eastAsia="Consolas"/>
+                <w:b w:val="0"/>
+                <w:color w:val="C0392B"/>
+                <w:sz w:val="18"/>
+              </w:rPr>
+              <w:t>action-bar</w:t>
+            </w:r>
+            <w:r>
+              <w:rPr>
+                <w:rFonts w:ascii="宋体" w:hAnsi="宋体" w:eastAsia="宋体"/>
+                <w:b w:val="0"/>
+                <w:sz w:val="19"/>
+              </w:rPr>
+              <w:t xml:space="preserve"> / </w:t>
+            </w:r>
+            <w:r>
+              <w:rPr>
+                <w:rFonts w:ascii="Consolas" w:hAnsi="Consolas" w:eastAsia="Consolas"/>
+                <w:b w:val="0"/>
+                <w:color w:val="C0392B"/>
+                <w:sz w:val="18"/>
+              </w:rPr>
+              <w:t>:active</w:t>
+            </w:r>
+            <w:r>
+              <w:rPr>
+                <w:rFonts w:ascii="宋体" w:hAnsi="宋体" w:eastAsia="宋体"/>
+                <w:b w:val="0"/>
+                <w:sz w:val="19"/>
+              </w:rPr>
+              <w:t xml:space="preserve"> 微交互）；客户端 11 个骨架页重写并接入缺失态；师傅端 8 页全量重写（橙 </w:t>
+            </w:r>
+            <w:r>
+              <w:rPr>
+                <w:rFonts w:ascii="Consolas" w:hAnsi="Consolas" w:eastAsia="Consolas"/>
+                <w:b w:val="0"/>
+                <w:color w:val="C0392B"/>
+                <w:sz w:val="18"/>
+              </w:rPr>
+              <w:t>#ea580c</w:t>
+            </w:r>
+            <w:r>
+              <w:rPr>
+                <w:rFonts w:ascii="宋体" w:hAnsi="宋体" w:eastAsia="宋体"/>
+                <w:b w:val="0"/>
+                <w:sz w:val="19"/>
+              </w:rPr>
+              <w:t xml:space="preserve"> 主题 + 语义状态色 + 空态/骨架屏）；web-admin 精致化已收官（统一状态标签体系 </w:t>
+            </w:r>
+            <w:r>
+              <w:rPr>
+                <w:rFonts w:ascii="Consolas" w:hAnsi="Consolas" w:eastAsia="Consolas"/>
+                <w:b w:val="0"/>
+                <w:color w:val="C0392B"/>
+                <w:sz w:val="18"/>
+              </w:rPr>
+              <w:t>status.js</w:t>
+            </w:r>
+            <w:r>
+              <w:rPr>
+                <w:rFonts w:ascii="宋体" w:hAnsi="宋体" w:eastAsia="宋体"/>
+                <w:b w:val="0"/>
+                <w:sz w:val="19"/>
+              </w:rPr>
+              <w:t xml:space="preserve"> + </w:t>
+            </w:r>
+            <w:r>
+              <w:rPr>
+                <w:rFonts w:ascii="Consolas" w:hAnsi="Consolas" w:eastAsia="Consolas"/>
+                <w:b w:val="0"/>
+                <w:color w:val="C0392B"/>
+                <w:sz w:val="18"/>
+              </w:rPr>
+              <w:t>StatusTag</w:t>
+            </w:r>
+            <w:r>
+              <w:rPr>
+                <w:rFonts w:ascii="宋体" w:hAnsi="宋体" w:eastAsia="宋体"/>
+                <w:b w:val="0"/>
+                <w:sz w:val="19"/>
+              </w:rPr>
+              <w:t xml:space="preserve"> + 精致空态 </w:t>
+            </w:r>
+            <w:r>
+              <w:rPr>
+                <w:rFonts w:ascii="Consolas" w:hAnsi="Consolas" w:eastAsia="Consolas"/>
+                <w:b w:val="0"/>
+                <w:color w:val="C0392B"/>
+                <w:sz w:val="18"/>
+              </w:rPr>
+              <w:t>EmptyState</w:t>
+            </w:r>
+            <w:r>
+              <w:rPr>
+                <w:rFonts w:ascii="宋体" w:hAnsi="宋体" w:eastAsia="宋体"/>
+                <w:b w:val="0"/>
+                <w:sz w:val="19"/>
+              </w:rPr>
+              <w:t xml:space="preserve"> 替换 26 处裸空态 + 仪表盘骨架屏 + </w:t>
+            </w:r>
+            <w:r>
+              <w:rPr>
+                <w:rFonts w:ascii="Consolas" w:hAnsi="Consolas" w:eastAsia="Consolas"/>
+                <w:b w:val="0"/>
+                <w:color w:val="C0392B"/>
+                <w:sz w:val="18"/>
+              </w:rPr>
+              <w:t>ChartBox</w:t>
+            </w:r>
+            <w:r>
+              <w:rPr>
+                <w:rFonts w:ascii="宋体" w:hAnsi="宋体" w:eastAsia="宋体"/>
+                <w:b w:val="0"/>
+                <w:sz w:val="19"/>
+              </w:rPr>
+              <w:t xml:space="preserve"> 图表空态 + </w:t>
+            </w:r>
+            <w:r>
+              <w:rPr>
+                <w:rFonts w:ascii="Consolas" w:hAnsi="Consolas" w:eastAsia="Consolas"/>
+                <w:b w:val="0"/>
+                <w:color w:val="C0392B"/>
+                <w:sz w:val="18"/>
+              </w:rPr>
+              <w:t>index.css</w:t>
+            </w:r>
+            <w:r>
+              <w:rPr>
+                <w:rFonts w:ascii="宋体" w:hAnsi="宋体" w:eastAsia="宋体"/>
+                <w:b w:val="0"/>
+                <w:sz w:val="19"/>
+              </w:rPr>
+              <w:t xml:space="preserve"> 全局视觉打磨，</w:t>
+            </w:r>
+            <w:r>
+              <w:rPr>
+                <w:rFonts w:ascii="Consolas" w:hAnsi="Consolas" w:eastAsia="Consolas"/>
+                <w:b w:val="0"/>
+                <w:color w:val="C0392B"/>
+                <w:sz w:val="18"/>
+              </w:rPr>
+              <w:t>npm run build</w:t>
+            </w:r>
+            <w:r>
+              <w:rPr>
+                <w:rFonts w:ascii="宋体" w:hAnsi="宋体" w:eastAsia="宋体"/>
+                <w:b w:val="0"/>
+                <w:sz w:val="19"/>
+              </w:rPr>
+              <w:t xml:space="preserve"> 通过）</w:t>
             </w:r>
           </w:p>
         </w:tc>
